--- a/SEACMS_UI_TestCases.docx
+++ b/SEACMS_UI_TestCases.docx
@@ -2040,41 +2040,7 @@
               <w:bottom w:val="single" w:color="CCCCCC" w:sz="1"/>
               <w:right w:val="single" w:color="CCCCCC" w:sz="1"/>
             </w:tcBorders>
-            <w:shd w:fill="1B3A6B" w:val="clear"/>
-            <w:tcMar>
-              <w:top w:type="dxa" w:w="60"/>
-              <w:left w:type="dxa" w:w="100"/>
-              <w:bottom w:type="dxa" w:w="60"/>
-              <w:right w:type="dxa" w:w="100"/>
-            </w:tcMar>
-          </w:tcPr>
-          <w:p>
-            <w:pPr>
-              <w:jc w:val="left"/>
-            </w:pPr>
-            <w:r>
-              <w:rPr>
-                <w:rFonts w:ascii="Arial" w:cs="Arial" w:eastAsia="Arial" w:hAnsi="Arial"/>
-                <w:b/>
-                <w:bCs/>
-                <w:color w:val="FFFFFF"/>
-                <w:sz w:val="18"/>
-                <w:szCs w:val="18"/>
-              </w:rPr>
-              <w:t xml:space="preserve">TOTAL</w:t>
-            </w:r>
-          </w:p>
-        </w:tc>
-        <w:tc>
-          <w:tcPr>
-            <w:tcW w:type="dxa" w:w="1800"/>
-            <w:tcBorders>
-              <w:top w:val="single" w:color="CCCCCC" w:sz="1"/>
-              <w:left w:val="single" w:color="CCCCCC" w:sz="1"/>
-              <w:bottom w:val="single" w:color="CCCCCC" w:sz="1"/>
-              <w:right w:val="single" w:color="CCCCCC" w:sz="1"/>
-            </w:tcBorders>
-            <w:shd w:fill="1B3A6B" w:val="clear"/>
+            <w:shd w:fill="FFFFFF" w:val="clear"/>
             <w:tcMar>
               <w:top w:type="dxa" w:w="60"/>
               <w:left w:type="dxa" w:w="100"/>
@@ -2091,6 +2057,212 @@
                 <w:rFonts w:ascii="Arial" w:cs="Arial" w:eastAsia="Arial" w:hAnsi="Arial"/>
                 <w:b w:val="false"/>
                 <w:bCs w:val="false"/>
+                <w:color w:val="006D7E"/>
+                <w:sz w:val="18"/>
+                <w:szCs w:val="18"/>
+              </w:rPr>
+              <w:t xml:space="preserve">Test Register  (EE TLSS / Admin / Read-only)</w:t>
+            </w:r>
+          </w:p>
+        </w:tc>
+        <w:tc>
+          <w:tcPr>
+            <w:tcW w:type="dxa" w:w="1800"/>
+            <w:tcBorders>
+              <w:top w:val="single" w:color="CCCCCC" w:sz="1"/>
+              <w:left w:val="single" w:color="CCCCCC" w:sz="1"/>
+              <w:bottom w:val="single" w:color="CCCCCC" w:sz="1"/>
+              <w:right w:val="single" w:color="CCCCCC" w:sz="1"/>
+            </w:tcBorders>
+            <w:shd w:fill="FFFFFF" w:val="clear"/>
+            <w:tcMar>
+              <w:top w:type="dxa" w:w="60"/>
+              <w:left w:type="dxa" w:w="100"/>
+              <w:bottom w:type="dxa" w:w="60"/>
+              <w:right w:type="dxa" w:w="100"/>
+            </w:tcMar>
+          </w:tcPr>
+          <w:p>
+            <w:pPr>
+              <w:jc w:val="center"/>
+            </w:pPr>
+            <w:r>
+              <w:rPr>
+                <w:rFonts w:ascii="Arial" w:cs="Arial" w:eastAsia="Arial" w:hAnsi="Arial"/>
+                <w:b w:val="false"/>
+                <w:bCs w:val="false"/>
+                <w:color w:val="006D7E"/>
+                <w:sz w:val="18"/>
+                <w:szCs w:val="18"/>
+              </w:rPr>
+              <w:t xml:space="preserve">TC-111 – TC-135</w:t>
+            </w:r>
+          </w:p>
+        </w:tc>
+        <w:tc>
+          <w:tcPr>
+            <w:tcW w:type="dxa" w:w="1300"/>
+            <w:tcBorders>
+              <w:top w:val="single" w:color="CCCCCC" w:sz="1"/>
+              <w:left w:val="single" w:color="CCCCCC" w:sz="1"/>
+              <w:bottom w:val="single" w:color="CCCCCC" w:sz="1"/>
+              <w:right w:val="single" w:color="CCCCCC" w:sz="1"/>
+            </w:tcBorders>
+            <w:shd w:fill="FFFFFF" w:val="clear"/>
+            <w:tcMar>
+              <w:top w:type="dxa" w:w="60"/>
+              <w:left w:type="dxa" w:w="100"/>
+              <w:bottom w:type="dxa" w:w="60"/>
+              <w:right w:type="dxa" w:w="100"/>
+            </w:tcMar>
+          </w:tcPr>
+          <w:p>
+            <w:pPr>
+              <w:jc w:val="center"/>
+            </w:pPr>
+            <w:r>
+              <w:rPr>
+                <w:rFonts w:ascii="Arial" w:cs="Arial" w:eastAsia="Arial" w:hAnsi="Arial"/>
+                <w:b w:val="false"/>
+                <w:bCs w:val="false"/>
+                <w:color w:val="006D7E"/>
+                <w:sz w:val="18"/>
+                <w:szCs w:val="18"/>
+              </w:rPr>
+              <w:t xml:space="preserve">25</w:t>
+            </w:r>
+          </w:p>
+        </w:tc>
+        <w:tc>
+          <w:tcPr>
+            <w:tcW w:type="dxa" w:w="1200"/>
+            <w:tcBorders>
+              <w:top w:val="single" w:color="CCCCCC" w:sz="1"/>
+              <w:left w:val="single" w:color="CCCCCC" w:sz="1"/>
+              <w:bottom w:val="single" w:color="CCCCCC" w:sz="1"/>
+              <w:right w:val="single" w:color="CCCCCC" w:sz="1"/>
+            </w:tcBorders>
+            <w:shd w:fill="FFFFFF" w:val="clear"/>
+            <w:tcMar>
+              <w:top w:type="dxa" w:w="60"/>
+              <w:left w:type="dxa" w:w="100"/>
+              <w:bottom w:type="dxa" w:w="60"/>
+              <w:right w:type="dxa" w:w="100"/>
+            </w:tcMar>
+          </w:tcPr>
+          <w:p>
+            <w:pPr>
+              <w:jc w:val="center"/>
+            </w:pPr>
+            <w:r>
+              <w:rPr>
+                <w:rFonts w:ascii="Arial" w:cs="Arial" w:eastAsia="Arial" w:hAnsi="Arial"/>
+                <w:b w:val="false"/>
+                <w:bCs w:val="false"/>
+                <w:color w:val="006D7E"/>
+                <w:sz w:val="18"/>
+                <w:szCs w:val="18"/>
+              </w:rPr>
+              <w:t xml:space="preserve">18</w:t>
+            </w:r>
+          </w:p>
+        </w:tc>
+        <w:tc>
+          <w:tcPr>
+            <w:tcW w:type="dxa" w:w="1200"/>
+            <w:tcBorders>
+              <w:top w:val="single" w:color="CCCCCC" w:sz="1"/>
+              <w:left w:val="single" w:color="CCCCCC" w:sz="1"/>
+              <w:bottom w:val="single" w:color="CCCCCC" w:sz="1"/>
+              <w:right w:val="single" w:color="CCCCCC" w:sz="1"/>
+            </w:tcBorders>
+            <w:shd w:fill="FFFFFF" w:val="clear"/>
+            <w:tcMar>
+              <w:top w:type="dxa" w:w="60"/>
+              <w:left w:type="dxa" w:w="100"/>
+              <w:bottom w:type="dxa" w:w="60"/>
+              <w:right w:type="dxa" w:w="100"/>
+            </w:tcMar>
+          </w:tcPr>
+          <w:p>
+            <w:pPr>
+              <w:jc w:val="center"/>
+            </w:pPr>
+            <w:r>
+              <w:rPr>
+                <w:rFonts w:ascii="Arial" w:cs="Arial" w:eastAsia="Arial" w:hAnsi="Arial"/>
+                <w:b w:val="false"/>
+                <w:bCs w:val="false"/>
+                <w:color w:val="006D7E"/>
+                <w:sz w:val="18"/>
+                <w:szCs w:val="18"/>
+              </w:rPr>
+              <w:t xml:space="preserve">7</w:t>
+            </w:r>
+          </w:p>
+        </w:tc>
+      </w:tr>
+      <w:tr>
+        <w:tc>
+          <w:tcPr>
+            <w:tcW w:type="dxa" w:w="3000"/>
+            <w:tcBorders>
+              <w:top w:val="single" w:color="CCCCCC" w:sz="1"/>
+              <w:left w:val="single" w:color="CCCCCC" w:sz="1"/>
+              <w:bottom w:val="single" w:color="CCCCCC" w:sz="1"/>
+              <w:right w:val="single" w:color="CCCCCC" w:sz="1"/>
+            </w:tcBorders>
+            <w:shd w:fill="1B3A6B" w:val="clear"/>
+            <w:tcMar>
+              <w:top w:type="dxa" w:w="60"/>
+              <w:left w:type="dxa" w:w="100"/>
+              <w:bottom w:type="dxa" w:w="60"/>
+              <w:right w:type="dxa" w:w="100"/>
+            </w:tcMar>
+          </w:tcPr>
+          <w:p>
+            <w:pPr>
+              <w:jc w:val="left"/>
+            </w:pPr>
+            <w:r>
+              <w:rPr>
+                <w:rFonts w:ascii="Arial" w:cs="Arial" w:eastAsia="Arial" w:hAnsi="Arial"/>
+                <w:b/>
+                <w:bCs/>
+                <w:color w:val="FFFFFF"/>
+                <w:sz w:val="18"/>
+                <w:szCs w:val="18"/>
+              </w:rPr>
+              <w:t xml:space="preserve">TOTAL</w:t>
+            </w:r>
+          </w:p>
+        </w:tc>
+        <w:tc>
+          <w:tcPr>
+            <w:tcW w:type="dxa" w:w="1800"/>
+            <w:tcBorders>
+              <w:top w:val="single" w:color="CCCCCC" w:sz="1"/>
+              <w:left w:val="single" w:color="CCCCCC" w:sz="1"/>
+              <w:bottom w:val="single" w:color="CCCCCC" w:sz="1"/>
+              <w:right w:val="single" w:color="CCCCCC" w:sz="1"/>
+            </w:tcBorders>
+            <w:shd w:fill="1B3A6B" w:val="clear"/>
+            <w:tcMar>
+              <w:top w:type="dxa" w:w="60"/>
+              <w:left w:type="dxa" w:w="100"/>
+              <w:bottom w:type="dxa" w:w="60"/>
+              <w:right w:type="dxa" w:w="100"/>
+            </w:tcMar>
+          </w:tcPr>
+          <w:p>
+            <w:pPr>
+              <w:jc w:val="left"/>
+            </w:pPr>
+            <w:r>
+              <w:rPr>
+                <w:rFonts w:ascii="Arial" w:cs="Arial" w:eastAsia="Arial" w:hAnsi="Arial"/>
+                <w:b w:val="false"/>
+                <w:bCs w:val="false"/>
                 <w:color w:val="444444"/>
                 <w:sz w:val="18"/>
                 <w:szCs w:val="18"/>
@@ -2129,7 +2301,7 @@
                 <w:sz w:val="18"/>
                 <w:szCs w:val="18"/>
               </w:rPr>
-              <w:t xml:space="preserve">110</w:t>
+              <w:t xml:space="preserve">135</w:t>
             </w:r>
           </w:p>
         </w:tc>
@@ -2163,7 +2335,7 @@
                 <w:sz w:val="18"/>
                 <w:szCs w:val="18"/>
               </w:rPr>
-              <w:t xml:space="preserve">67</w:t>
+              <w:t xml:space="preserve">85</w:t>
             </w:r>
           </w:p>
         </w:tc>
@@ -2197,7 +2369,7 @@
                 <w:sz w:val="18"/>
                 <w:szCs w:val="18"/>
               </w:rPr>
-              <w:t xml:space="preserve">43</w:t>
+              <w:t xml:space="preserve">50</w:t>
             </w:r>
           </w:p>
         </w:tc>
@@ -28912,6 +29084,6850 @@
       <w:r>
         <w:t xml:space="preserve"/>
       </w:r>
+    </w:p>
+    <w:p>
+      <w:pPr>
+        <w:pStyle w:val="Heading1"/>
+        <w:pageBreakBefore/>
+        <w:spacing w:after="100" w:before="200"/>
+      </w:pPr>
+      <w:r>
+        <w:rPr>
+          <w:rFonts w:ascii="Arial" w:cs="Arial" w:eastAsia="Arial" w:hAnsi="Arial"/>
+          <w:b/>
+          <w:bCs/>
+          <w:color w:val="1B3A6B"/>
+          <w:sz w:val="32"/>
+          <w:szCs w:val="32"/>
+        </w:rPr>
+        <w:t xml:space="preserve">11. Test Register</w:t>
+      </w:r>
+    </w:p>
+    <w:p>
+      <w:pPr>
+        <w:spacing w:after="80" w:before="80"/>
+      </w:pPr>
+      <w:r>
+        <w:rPr>
+          <w:rFonts w:ascii="Arial" w:cs="Arial" w:eastAsia="Arial" w:hAnsi="Arial"/>
+          <w:color w:val="444444"/>
+          <w:sz w:val="18"/>
+          <w:szCs w:val="18"/>
+        </w:rPr>
+        <w:t xml:space="preserve">Role: EE TLSS (write), Department Head (write), Admin (write); all org users (read).</w:t>
+      </w:r>
+    </w:p>
+    <w:p>
+      <w:pPr>
+        <w:spacing w:after="80" w:before="80"/>
+      </w:pPr>
+      <w:r>
+        <w:rPr>
+          <w:rFonts w:ascii="Arial" w:cs="Arial" w:eastAsia="Arial" w:hAnsi="Arial"/>
+          <w:color w:val="444444"/>
+          <w:sz w:val="18"/>
+          <w:szCs w:val="18"/>
+        </w:rPr>
+        <w:t xml:space="preserve">Navigate to: Navigation Drawer &gt; Test Register  OR  EE TLSS Dashboard &gt; Quick Actions &gt; Test Register tile.</w:t>
+      </w:r>
+    </w:p>
+    <w:p>
+      <w:pPr>
+        <w:spacing w:after="60" w:before="60"/>
+      </w:pPr>
+    </w:p>
+    <w:tbl>
+      <w:tblPr>
+        <w:tblW w:type="dxa" w:w="8800"/>
+        <w:tblBorders>
+          <w:top w:val="single" w:color="1B3A6B" w:sz="4"/>
+          <w:left w:val="single" w:color="1B3A6B" w:sz="4"/>
+          <w:bottom w:val="single" w:color="1B3A6B" w:sz="4"/>
+          <w:right w:val="single" w:color="1B3A6B" w:sz="4"/>
+          <w:insideH w:val="single" w:color="CCCCCC" w:sz="1"/>
+          <w:insideV w:val="single" w:color="CCCCCC" w:sz="1"/>
+        </w:tblBorders>
+      </w:tblPr>
+      <w:tblGrid>
+        <w:gridCol w:w="900"/>
+        <w:gridCol w:w="1400"/>
+        <w:gridCol w:w="2800"/>
+        <w:gridCol w:w="2800"/>
+        <w:gridCol w:w="900"/>
+      </w:tblGrid>
+      <w:tr>
+        <w:trPr>
+          <w:tblHeader/>
+        </w:trPr>
+        <w:tc>
+          <w:tcPr>
+            <w:tcW w:type="dxa" w:w="900"/>
+            <w:shd w:fill="1B3A6B" w:val="clear"/>
+            <w:tcMar>
+              <w:top w:type="dxa" w:w="60"/>
+              <w:left w:type="dxa" w:w="100"/>
+              <w:bottom w:type="dxa" w:w="60"/>
+              <w:right w:type="dxa" w:w="100"/>
+            </w:tcMar>
+          </w:tcPr>
+          <w:p>
+            <w:pPr>
+              <w:jc w:val="center"/>
+            </w:pPr>
+            <w:r>
+              <w:rPr>
+                <w:rFonts w:ascii="Arial" w:cs="Arial" w:eastAsia="Arial" w:hAnsi="Arial"/>
+                <w:b/>
+                <w:bCs/>
+                <w:color w:val="FFFFFF"/>
+                <w:sz w:val="18"/>
+                <w:szCs w:val="18"/>
+              </w:rPr>
+              <w:t xml:space="preserve">TC #</w:t>
+            </w:r>
+          </w:p>
+        </w:tc>
+        <w:tc>
+          <w:tcPr>
+            <w:tcW w:type="dxa" w:w="1400"/>
+            <w:shd w:fill="1B3A6B" w:val="clear"/>
+            <w:tcMar>
+              <w:top w:type="dxa" w:w="60"/>
+              <w:left w:type="dxa" w:w="100"/>
+              <w:bottom w:type="dxa" w:w="60"/>
+              <w:right w:type="dxa" w:w="100"/>
+            </w:tcMar>
+          </w:tcPr>
+          <w:p>
+            <w:pPr>
+              <w:jc w:val="left"/>
+            </w:pPr>
+            <w:r>
+              <w:rPr>
+                <w:rFonts w:ascii="Arial" w:cs="Arial" w:eastAsia="Arial" w:hAnsi="Arial"/>
+                <w:b/>
+                <w:bCs/>
+                <w:color w:val="FFFFFF"/>
+                <w:sz w:val="18"/>
+                <w:szCs w:val="18"/>
+              </w:rPr>
+              <w:t xml:space="preserve">Module</w:t>
+            </w:r>
+          </w:p>
+        </w:tc>
+        <w:tc>
+          <w:tcPr>
+            <w:tcW w:type="dxa" w:w="2800"/>
+            <w:shd w:fill="1B3A6B" w:val="clear"/>
+            <w:tcMar>
+              <w:top w:type="dxa" w:w="60"/>
+              <w:left w:type="dxa" w:w="100"/>
+              <w:bottom w:type="dxa" w:w="60"/>
+              <w:right w:type="dxa" w:w="100"/>
+            </w:tcMar>
+          </w:tcPr>
+          <w:p>
+            <w:pPr>
+              <w:jc w:val="left"/>
+            </w:pPr>
+            <w:r>
+              <w:rPr>
+                <w:rFonts w:ascii="Arial" w:cs="Arial" w:eastAsia="Arial" w:hAnsi="Arial"/>
+                <w:b/>
+                <w:bCs/>
+                <w:color w:val="FFFFFF"/>
+                <w:sz w:val="18"/>
+                <w:szCs w:val="18"/>
+              </w:rPr>
+              <w:t xml:space="preserve">Test Steps</w:t>
+            </w:r>
+          </w:p>
+        </w:tc>
+        <w:tc>
+          <w:tcPr>
+            <w:tcW w:type="dxa" w:w="2800"/>
+            <w:shd w:fill="1B3A6B" w:val="clear"/>
+            <w:tcMar>
+              <w:top w:type="dxa" w:w="60"/>
+              <w:left w:type="dxa" w:w="100"/>
+              <w:bottom w:type="dxa" w:w="60"/>
+              <w:right w:type="dxa" w:w="100"/>
+            </w:tcMar>
+          </w:tcPr>
+          <w:p>
+            <w:pPr>
+              <w:jc w:val="left"/>
+            </w:pPr>
+            <w:r>
+              <w:rPr>
+                <w:rFonts w:ascii="Arial" w:cs="Arial" w:eastAsia="Arial" w:hAnsi="Arial"/>
+                <w:b/>
+                <w:bCs/>
+                <w:color w:val="FFFFFF"/>
+                <w:sz w:val="18"/>
+                <w:szCs w:val="18"/>
+              </w:rPr>
+              <w:t xml:space="preserve">Expected Result</w:t>
+            </w:r>
+          </w:p>
+        </w:tc>
+        <w:tc>
+          <w:tcPr>
+            <w:tcW w:type="dxa" w:w="900"/>
+            <w:shd w:fill="1B3A6B" w:val="clear"/>
+            <w:tcMar>
+              <w:top w:type="dxa" w:w="60"/>
+              <w:left w:type="dxa" w:w="100"/>
+              <w:bottom w:type="dxa" w:w="60"/>
+              <w:right w:type="dxa" w:w="100"/>
+            </w:tcMar>
+          </w:tcPr>
+          <w:p>
+            <w:pPr>
+              <w:jc w:val="center"/>
+            </w:pPr>
+            <w:r>
+              <w:rPr>
+                <w:rFonts w:ascii="Arial" w:cs="Arial" w:eastAsia="Arial" w:hAnsi="Arial"/>
+                <w:b/>
+                <w:bCs/>
+                <w:color w:val="FFFFFF"/>
+                <w:sz w:val="18"/>
+                <w:szCs w:val="18"/>
+              </w:rPr>
+              <w:t xml:space="preserve">Status</w:t>
+            </w:r>
+          </w:p>
+        </w:tc>
+      </w:tr>
+      <w:tr>
+        <w:tc>
+          <w:tcPr>
+            <w:tcW w:type="dxa" w:w="900"/>
+            <w:tcBorders>
+              <w:top w:val="single" w:color="CCCCCC" w:sz="1"/>
+              <w:left w:val="single" w:color="CCCCCC" w:sz="1"/>
+              <w:bottom w:val="single" w:color="CCCCCC" w:sz="1"/>
+              <w:right w:val="single" w:color="CCCCCC" w:sz="1"/>
+            </w:tcBorders>
+            <w:shd w:fill="E8E8E8" w:val="clear"/>
+            <w:tcMar>
+              <w:top w:type="dxa" w:w="60"/>
+              <w:left w:type="dxa" w:w="100"/>
+              <w:bottom w:type="dxa" w:w="60"/>
+              <w:right w:type="dxa" w:w="100"/>
+            </w:tcMar>
+          </w:tcPr>
+          <w:p>
+            <w:pPr>
+              <w:jc w:val="center"/>
+            </w:pPr>
+            <w:r>
+              <w:rPr>
+                <w:rFonts w:ascii="Arial" w:cs="Arial" w:eastAsia="Arial" w:hAnsi="Arial"/>
+                <w:b/>
+                <w:bCs/>
+                <w:color w:val="1B3A6B"/>
+                <w:sz w:val="18"/>
+                <w:szCs w:val="18"/>
+              </w:rPr>
+              <w:t xml:space="preserve">TC-111</w:t>
+            </w:r>
+          </w:p>
+        </w:tc>
+        <w:tc>
+          <w:tcPr>
+            <w:tcW w:type="dxa" w:w="1400"/>
+            <w:tcBorders>
+              <w:top w:val="single" w:color="CCCCCC" w:sz="1"/>
+              <w:left w:val="single" w:color="CCCCCC" w:sz="1"/>
+              <w:bottom w:val="single" w:color="CCCCCC" w:sz="1"/>
+              <w:right w:val="single" w:color="CCCCCC" w:sz="1"/>
+            </w:tcBorders>
+            <w:shd w:fill="E8E8E8" w:val="clear"/>
+            <w:tcMar>
+              <w:top w:type="dxa" w:w="60"/>
+              <w:left w:type="dxa" w:w="100"/>
+              <w:bottom w:type="dxa" w:w="60"/>
+              <w:right w:type="dxa" w:w="100"/>
+            </w:tcMar>
+          </w:tcPr>
+          <w:p>
+            <w:pPr>
+              <w:jc w:val="left"/>
+            </w:pPr>
+            <w:r>
+              <w:rPr>
+                <w:rFonts w:ascii="Arial" w:cs="Arial" w:eastAsia="Arial" w:hAnsi="Arial"/>
+                <w:b/>
+                <w:bCs/>
+                <w:color w:val="1B3A6B"/>
+                <w:sz w:val="18"/>
+                <w:szCs w:val="18"/>
+              </w:rPr>
+              <w:t xml:space="preserve">View Catalogue</w:t>
+            </w:r>
+          </w:p>
+        </w:tc>
+        <w:tc>
+          <w:tcPr>
+            <w:tcW w:type="dxa" w:w="2800"/>
+            <w:tcBorders>
+              <w:top w:val="single" w:color="CCCCCC" w:sz="1"/>
+              <w:left w:val="single" w:color="CCCCCC" w:sz="1"/>
+              <w:bottom w:val="single" w:color="CCCCCC" w:sz="1"/>
+              <w:right w:val="single" w:color="CCCCCC" w:sz="1"/>
+            </w:tcBorders>
+            <w:tcMar>
+              <w:top w:type="dxa" w:w="60"/>
+              <w:left w:type="dxa" w:w="100"/>
+              <w:bottom w:type="dxa" w:w="60"/>
+              <w:right w:type="dxa" w:w="100"/>
+            </w:tcMar>
+          </w:tcPr>
+          <w:p>
+            <w:pPr>
+              <w:pStyle w:val="ListParagraph"/>
+              <w:numPr>
+                <w:ilvl w:val="0"/>
+                <w:numId w:val="2"/>
+              </w:numPr>
+              <w:spacing w:after="30" w:before="0"/>
+            </w:pPr>
+            <w:r>
+              <w:rPr>
+                <w:rFonts w:ascii="Arial" w:cs="Arial" w:eastAsia="Arial" w:hAnsi="Arial"/>
+                <w:color w:val="444444"/>
+                <w:sz w:val="18"/>
+                <w:szCs w:val="18"/>
+              </w:rPr>
+              <w:t xml:space="preserve">Login as EE TLSS</w:t>
+            </w:r>
+          </w:p>
+          <w:p>
+            <w:pPr>
+              <w:pStyle w:val="ListParagraph"/>
+              <w:numPr>
+                <w:ilvl w:val="0"/>
+                <w:numId w:val="2"/>
+              </w:numPr>
+              <w:spacing w:after="30" w:before="0"/>
+            </w:pPr>
+            <w:r>
+              <w:rPr>
+                <w:rFonts w:ascii="Arial" w:cs="Arial" w:eastAsia="Arial" w:hAnsi="Arial"/>
+                <w:color w:val="444444"/>
+                <w:sz w:val="18"/>
+                <w:szCs w:val="18"/>
+              </w:rPr>
+              <w:t xml:space="preserve">Open Navigation Drawer</w:t>
+            </w:r>
+          </w:p>
+          <w:p>
+            <w:pPr>
+              <w:pStyle w:val="ListParagraph"/>
+              <w:numPr>
+                <w:ilvl w:val="0"/>
+                <w:numId w:val="2"/>
+              </w:numPr>
+              <w:spacing w:after="30" w:before="0"/>
+            </w:pPr>
+            <w:r>
+              <w:rPr>
+                <w:rFonts w:ascii="Arial" w:cs="Arial" w:eastAsia="Arial" w:hAnsi="Arial"/>
+                <w:color w:val="444444"/>
+                <w:sz w:val="18"/>
+                <w:szCs w:val="18"/>
+              </w:rPr>
+              <w:t xml:space="preserve">Tap Test Register</w:t>
+            </w:r>
+          </w:p>
+          <w:p>
+            <w:pPr>
+              <w:pStyle w:val="ListParagraph"/>
+              <w:numPr>
+                <w:ilvl w:val="0"/>
+                <w:numId w:val="2"/>
+              </w:numPr>
+              <w:spacing w:after="30" w:before="0"/>
+            </w:pPr>
+            <w:r>
+              <w:rPr>
+                <w:rFonts w:ascii="Arial" w:cs="Arial" w:eastAsia="Arial" w:hAnsi="Arial"/>
+                <w:color w:val="444444"/>
+                <w:sz w:val="18"/>
+                <w:szCs w:val="18"/>
+              </w:rPr>
+              <w:t xml:space="preserve">Verify Catalogue tab is active</w:t>
+            </w:r>
+          </w:p>
+        </w:tc>
+        <w:tc>
+          <w:tcPr>
+            <w:tcW w:type="dxa" w:w="2800"/>
+            <w:tcBorders>
+              <w:top w:val="single" w:color="CCCCCC" w:sz="1"/>
+              <w:left w:val="single" w:color="CCCCCC" w:sz="1"/>
+              <w:bottom w:val="single" w:color="CCCCCC" w:sz="1"/>
+              <w:right w:val="single" w:color="CCCCCC" w:sz="1"/>
+            </w:tcBorders>
+            <w:tcMar>
+              <w:top w:type="dxa" w:w="60"/>
+              <w:left w:type="dxa" w:w="100"/>
+              <w:bottom w:type="dxa" w:w="60"/>
+              <w:right w:type="dxa" w:w="100"/>
+            </w:tcMar>
+          </w:tcPr>
+          <w:p>
+            <w:pPr>
+              <w:pStyle w:val="ListParagraph"/>
+              <w:numPr>
+                <w:ilvl w:val="0"/>
+                <w:numId w:val="2"/>
+              </w:numPr>
+              <w:spacing w:after="30" w:before="0"/>
+            </w:pPr>
+            <w:r>
+              <w:rPr>
+                <w:rFonts w:ascii="Arial" w:cs="Arial" w:eastAsia="Arial" w:hAnsi="Arial"/>
+                <w:color w:val="444444"/>
+                <w:sz w:val="18"/>
+                <w:szCs w:val="18"/>
+              </w:rPr>
+              <w:t xml:space="preserve">Test Register page opens</w:t>
+            </w:r>
+          </w:p>
+          <w:p>
+            <w:pPr>
+              <w:pStyle w:val="ListParagraph"/>
+              <w:numPr>
+                <w:ilvl w:val="0"/>
+                <w:numId w:val="2"/>
+              </w:numPr>
+              <w:spacing w:after="30" w:before="0"/>
+            </w:pPr>
+            <w:r>
+              <w:rPr>
+                <w:rFonts w:ascii="Arial" w:cs="Arial" w:eastAsia="Arial" w:hAnsi="Arial"/>
+                <w:color w:val="444444"/>
+                <w:sz w:val="18"/>
+                <w:szCs w:val="18"/>
+              </w:rPr>
+              <w:t xml:space="preserve">Catalogue tab shows template cards grouped by equipment type</w:t>
+            </w:r>
+          </w:p>
+          <w:p>
+            <w:pPr>
+              <w:pStyle w:val="ListParagraph"/>
+              <w:numPr>
+                <w:ilvl w:val="0"/>
+                <w:numId w:val="2"/>
+              </w:numPr>
+              <w:spacing w:after="30" w:before="0"/>
+            </w:pPr>
+            <w:r>
+              <w:rPr>
+                <w:rFonts w:ascii="Arial" w:cs="Arial" w:eastAsia="Arial" w:hAnsi="Arial"/>
+                <w:color w:val="444444"/>
+                <w:sz w:val="18"/>
+                <w:szCs w:val="18"/>
+              </w:rPr>
+              <w:t xml:space="preserve">Summary bar shows total / active / inactive counts</w:t>
+            </w:r>
+          </w:p>
+        </w:tc>
+        <w:tc>
+          <w:tcPr>
+            <w:tcW w:type="dxa" w:w="900"/>
+            <w:tcBorders>
+              <w:top w:val="single" w:color="CCCCCC" w:sz="1"/>
+              <w:left w:val="single" w:color="CCCCCC" w:sz="1"/>
+              <w:bottom w:val="single" w:color="CCCCCC" w:sz="1"/>
+              <w:right w:val="single" w:color="CCCCCC" w:sz="1"/>
+            </w:tcBorders>
+            <w:shd w:fill="E8F5E9" w:val="clear"/>
+            <w:tcMar>
+              <w:top w:type="dxa" w:w="60"/>
+              <w:left w:type="dxa" w:w="100"/>
+              <w:bottom w:type="dxa" w:w="60"/>
+              <w:right w:type="dxa" w:w="100"/>
+            </w:tcMar>
+          </w:tcPr>
+          <w:p>
+            <w:pPr>
+              <w:jc w:val="center"/>
+            </w:pPr>
+            <w:r>
+              <w:rPr>
+                <w:rFonts w:ascii="Arial" w:cs="Arial" w:eastAsia="Arial" w:hAnsi="Arial"/>
+                <w:b/>
+                <w:bCs/>
+                <w:color w:val="1A7340"/>
+                <w:sz w:val="18"/>
+                <w:szCs w:val="18"/>
+              </w:rPr>
+              <w:t xml:space="preserve">PASS</w:t>
+            </w:r>
+          </w:p>
+        </w:tc>
+      </w:tr>
+      <w:tr>
+        <w:tc>
+          <w:tcPr>
+            <w:tcW w:type="dxa" w:w="900"/>
+            <w:tcBorders>
+              <w:top w:val="single" w:color="CCCCCC" w:sz="1"/>
+              <w:left w:val="single" w:color="CCCCCC" w:sz="1"/>
+              <w:bottom w:val="single" w:color="CCCCCC" w:sz="1"/>
+              <w:right w:val="single" w:color="CCCCCC" w:sz="1"/>
+            </w:tcBorders>
+            <w:shd w:fill="E8E8E8" w:val="clear"/>
+            <w:tcMar>
+              <w:top w:type="dxa" w:w="60"/>
+              <w:left w:type="dxa" w:w="100"/>
+              <w:bottom w:type="dxa" w:w="60"/>
+              <w:right w:type="dxa" w:w="100"/>
+            </w:tcMar>
+          </w:tcPr>
+          <w:p>
+            <w:pPr>
+              <w:jc w:val="center"/>
+            </w:pPr>
+            <w:r>
+              <w:rPr>
+                <w:rFonts w:ascii="Arial" w:cs="Arial" w:eastAsia="Arial" w:hAnsi="Arial"/>
+                <w:b/>
+                <w:bCs/>
+                <w:color w:val="1B3A6B"/>
+                <w:sz w:val="18"/>
+                <w:szCs w:val="18"/>
+              </w:rPr>
+              <w:t xml:space="preserve">TC-112</w:t>
+            </w:r>
+          </w:p>
+        </w:tc>
+        <w:tc>
+          <w:tcPr>
+            <w:tcW w:type="dxa" w:w="1400"/>
+            <w:tcBorders>
+              <w:top w:val="single" w:color="CCCCCC" w:sz="1"/>
+              <w:left w:val="single" w:color="CCCCCC" w:sz="1"/>
+              <w:bottom w:val="single" w:color="CCCCCC" w:sz="1"/>
+              <w:right w:val="single" w:color="CCCCCC" w:sz="1"/>
+            </w:tcBorders>
+            <w:shd w:fill="E8E8E8" w:val="clear"/>
+            <w:tcMar>
+              <w:top w:type="dxa" w:w="60"/>
+              <w:left w:type="dxa" w:w="100"/>
+              <w:bottom w:type="dxa" w:w="60"/>
+              <w:right w:type="dxa" w:w="100"/>
+            </w:tcMar>
+          </w:tcPr>
+          <w:p>
+            <w:pPr>
+              <w:jc w:val="left"/>
+            </w:pPr>
+            <w:r>
+              <w:rPr>
+                <w:rFonts w:ascii="Arial" w:cs="Arial" w:eastAsia="Arial" w:hAnsi="Arial"/>
+                <w:b/>
+                <w:bCs/>
+                <w:color w:val="1B3A6B"/>
+                <w:sz w:val="18"/>
+                <w:szCs w:val="18"/>
+              </w:rPr>
+              <w:t xml:space="preserve">Read-only access (Originator)</w:t>
+            </w:r>
+          </w:p>
+        </w:tc>
+        <w:tc>
+          <w:tcPr>
+            <w:tcW w:type="dxa" w:w="2800"/>
+            <w:tcBorders>
+              <w:top w:val="single" w:color="CCCCCC" w:sz="1"/>
+              <w:left w:val="single" w:color="CCCCCC" w:sz="1"/>
+              <w:bottom w:val="single" w:color="CCCCCC" w:sz="1"/>
+              <w:right w:val="single" w:color="CCCCCC" w:sz="1"/>
+            </w:tcBorders>
+            <w:tcMar>
+              <w:top w:type="dxa" w:w="60"/>
+              <w:left w:type="dxa" w:w="100"/>
+              <w:bottom w:type="dxa" w:w="60"/>
+              <w:right w:type="dxa" w:w="100"/>
+            </w:tcMar>
+          </w:tcPr>
+          <w:p>
+            <w:pPr>
+              <w:pStyle w:val="ListParagraph"/>
+              <w:numPr>
+                <w:ilvl w:val="0"/>
+                <w:numId w:val="2"/>
+              </w:numPr>
+              <w:spacing w:after="30" w:before="0"/>
+            </w:pPr>
+            <w:r>
+              <w:rPr>
+                <w:rFonts w:ascii="Arial" w:cs="Arial" w:eastAsia="Arial" w:hAnsi="Arial"/>
+                <w:color w:val="444444"/>
+                <w:sz w:val="18"/>
+                <w:szCs w:val="18"/>
+              </w:rPr>
+              <w:t xml:space="preserve">Login as Originator</w:t>
+            </w:r>
+          </w:p>
+          <w:p>
+            <w:pPr>
+              <w:pStyle w:val="ListParagraph"/>
+              <w:numPr>
+                <w:ilvl w:val="0"/>
+                <w:numId w:val="2"/>
+              </w:numPr>
+              <w:spacing w:after="30" w:before="0"/>
+            </w:pPr>
+            <w:r>
+              <w:rPr>
+                <w:rFonts w:ascii="Arial" w:cs="Arial" w:eastAsia="Arial" w:hAnsi="Arial"/>
+                <w:color w:val="444444"/>
+                <w:sz w:val="18"/>
+                <w:szCs w:val="18"/>
+              </w:rPr>
+              <w:t xml:space="preserve">Navigate to /test-register</w:t>
+            </w:r>
+          </w:p>
+          <w:p>
+            <w:pPr>
+              <w:pStyle w:val="ListParagraph"/>
+              <w:numPr>
+                <w:ilvl w:val="0"/>
+                <w:numId w:val="2"/>
+              </w:numPr>
+              <w:spacing w:after="30" w:before="0"/>
+            </w:pPr>
+            <w:r>
+              <w:rPr>
+                <w:rFonts w:ascii="Arial" w:cs="Arial" w:eastAsia="Arial" w:hAnsi="Arial"/>
+                <w:color w:val="444444"/>
+                <w:sz w:val="18"/>
+                <w:szCs w:val="18"/>
+              </w:rPr>
+              <w:t xml:space="preserve">Inspect cards for action buttons</w:t>
+            </w:r>
+          </w:p>
+        </w:tc>
+        <w:tc>
+          <w:tcPr>
+            <w:tcW w:type="dxa" w:w="2800"/>
+            <w:tcBorders>
+              <w:top w:val="single" w:color="CCCCCC" w:sz="1"/>
+              <w:left w:val="single" w:color="CCCCCC" w:sz="1"/>
+              <w:bottom w:val="single" w:color="CCCCCC" w:sz="1"/>
+              <w:right w:val="single" w:color="CCCCCC" w:sz="1"/>
+            </w:tcBorders>
+            <w:tcMar>
+              <w:top w:type="dxa" w:w="60"/>
+              <w:left w:type="dxa" w:w="100"/>
+              <w:bottom w:type="dxa" w:w="60"/>
+              <w:right w:type="dxa" w:w="100"/>
+            </w:tcMar>
+          </w:tcPr>
+          <w:p>
+            <w:pPr>
+              <w:pStyle w:val="ListParagraph"/>
+              <w:numPr>
+                <w:ilvl w:val="0"/>
+                <w:numId w:val="2"/>
+              </w:numPr>
+              <w:spacing w:after="30" w:before="0"/>
+            </w:pPr>
+            <w:r>
+              <w:rPr>
+                <w:rFonts w:ascii="Arial" w:cs="Arial" w:eastAsia="Arial" w:hAnsi="Arial"/>
+                <w:color w:val="444444"/>
+                <w:sz w:val="18"/>
+                <w:szCs w:val="18"/>
+              </w:rPr>
+              <w:t xml:space="preserve">Templates are visible and grouped by type</w:t>
+            </w:r>
+          </w:p>
+          <w:p>
+            <w:pPr>
+              <w:pStyle w:val="ListParagraph"/>
+              <w:numPr>
+                <w:ilvl w:val="0"/>
+                <w:numId w:val="2"/>
+              </w:numPr>
+              <w:spacing w:after="30" w:before="0"/>
+            </w:pPr>
+            <w:r>
+              <w:rPr>
+                <w:rFonts w:ascii="Arial" w:cs="Arial" w:eastAsia="Arial" w:hAnsi="Arial"/>
+                <w:color w:val="444444"/>
+                <w:sz w:val="18"/>
+                <w:szCs w:val="18"/>
+              </w:rPr>
+              <w:t xml:space="preserve">No + Add Template FAB is visible</w:t>
+            </w:r>
+          </w:p>
+          <w:p>
+            <w:pPr>
+              <w:pStyle w:val="ListParagraph"/>
+              <w:numPr>
+                <w:ilvl w:val="0"/>
+                <w:numId w:val="2"/>
+              </w:numPr>
+              <w:spacing w:after="30" w:before="0"/>
+            </w:pPr>
+            <w:r>
+              <w:rPr>
+                <w:rFonts w:ascii="Arial" w:cs="Arial" w:eastAsia="Arial" w:hAnsi="Arial"/>
+                <w:color w:val="444444"/>
+                <w:sz w:val="18"/>
+                <w:szCs w:val="18"/>
+              </w:rPr>
+              <w:t xml:space="preserve">No Edit or Deactivate buttons appear on cards</w:t>
+            </w:r>
+          </w:p>
+        </w:tc>
+        <w:tc>
+          <w:tcPr>
+            <w:tcW w:type="dxa" w:w="900"/>
+            <w:tcBorders>
+              <w:top w:val="single" w:color="CCCCCC" w:sz="1"/>
+              <w:left w:val="single" w:color="CCCCCC" w:sz="1"/>
+              <w:bottom w:val="single" w:color="CCCCCC" w:sz="1"/>
+              <w:right w:val="single" w:color="CCCCCC" w:sz="1"/>
+            </w:tcBorders>
+            <w:shd w:fill="E8F5E9" w:val="clear"/>
+            <w:tcMar>
+              <w:top w:type="dxa" w:w="60"/>
+              <w:left w:type="dxa" w:w="100"/>
+              <w:bottom w:type="dxa" w:w="60"/>
+              <w:right w:type="dxa" w:w="100"/>
+            </w:tcMar>
+          </w:tcPr>
+          <w:p>
+            <w:pPr>
+              <w:jc w:val="center"/>
+            </w:pPr>
+            <w:r>
+              <w:rPr>
+                <w:rFonts w:ascii="Arial" w:cs="Arial" w:eastAsia="Arial" w:hAnsi="Arial"/>
+                <w:b/>
+                <w:bCs/>
+                <w:color w:val="1A7340"/>
+                <w:sz w:val="18"/>
+                <w:szCs w:val="18"/>
+              </w:rPr>
+              <w:t xml:space="preserve">PASS</w:t>
+            </w:r>
+          </w:p>
+        </w:tc>
+      </w:tr>
+      <w:tr>
+        <w:tc>
+          <w:tcPr>
+            <w:tcW w:type="dxa" w:w="900"/>
+            <w:tcBorders>
+              <w:top w:val="single" w:color="CCCCCC" w:sz="1"/>
+              <w:left w:val="single" w:color="CCCCCC" w:sz="1"/>
+              <w:bottom w:val="single" w:color="CCCCCC" w:sz="1"/>
+              <w:right w:val="single" w:color="CCCCCC" w:sz="1"/>
+            </w:tcBorders>
+            <w:shd w:fill="E8E8E8" w:val="clear"/>
+            <w:tcMar>
+              <w:top w:type="dxa" w:w="60"/>
+              <w:left w:type="dxa" w:w="100"/>
+              <w:bottom w:type="dxa" w:w="60"/>
+              <w:right w:type="dxa" w:w="100"/>
+            </w:tcMar>
+          </w:tcPr>
+          <w:p>
+            <w:pPr>
+              <w:jc w:val="center"/>
+            </w:pPr>
+            <w:r>
+              <w:rPr>
+                <w:rFonts w:ascii="Arial" w:cs="Arial" w:eastAsia="Arial" w:hAnsi="Arial"/>
+                <w:b/>
+                <w:bCs/>
+                <w:color w:val="1B3A6B"/>
+                <w:sz w:val="18"/>
+                <w:szCs w:val="18"/>
+              </w:rPr>
+              <w:t xml:space="preserve">TC-113</w:t>
+            </w:r>
+          </w:p>
+        </w:tc>
+        <w:tc>
+          <w:tcPr>
+            <w:tcW w:type="dxa" w:w="1400"/>
+            <w:tcBorders>
+              <w:top w:val="single" w:color="CCCCCC" w:sz="1"/>
+              <w:left w:val="single" w:color="CCCCCC" w:sz="1"/>
+              <w:bottom w:val="single" w:color="CCCCCC" w:sz="1"/>
+              <w:right w:val="single" w:color="CCCCCC" w:sz="1"/>
+            </w:tcBorders>
+            <w:shd w:fill="E8E8E8" w:val="clear"/>
+            <w:tcMar>
+              <w:top w:type="dxa" w:w="60"/>
+              <w:left w:type="dxa" w:w="100"/>
+              <w:bottom w:type="dxa" w:w="60"/>
+              <w:right w:type="dxa" w:w="100"/>
+            </w:tcMar>
+          </w:tcPr>
+          <w:p>
+            <w:pPr>
+              <w:jc w:val="left"/>
+            </w:pPr>
+            <w:r>
+              <w:rPr>
+                <w:rFonts w:ascii="Arial" w:cs="Arial" w:eastAsia="Arial" w:hAnsi="Arial"/>
+                <w:b/>
+                <w:bCs/>
+                <w:color w:val="1B3A6B"/>
+                <w:sz w:val="18"/>
+                <w:szCs w:val="18"/>
+              </w:rPr>
+              <w:t xml:space="preserve">Filter by Equipment Type</w:t>
+            </w:r>
+          </w:p>
+        </w:tc>
+        <w:tc>
+          <w:tcPr>
+            <w:tcW w:type="dxa" w:w="2800"/>
+            <w:tcBorders>
+              <w:top w:val="single" w:color="CCCCCC" w:sz="1"/>
+              <w:left w:val="single" w:color="CCCCCC" w:sz="1"/>
+              <w:bottom w:val="single" w:color="CCCCCC" w:sz="1"/>
+              <w:right w:val="single" w:color="CCCCCC" w:sz="1"/>
+            </w:tcBorders>
+            <w:tcMar>
+              <w:top w:type="dxa" w:w="60"/>
+              <w:left w:type="dxa" w:w="100"/>
+              <w:bottom w:type="dxa" w:w="60"/>
+              <w:right w:type="dxa" w:w="100"/>
+            </w:tcMar>
+          </w:tcPr>
+          <w:p>
+            <w:pPr>
+              <w:pStyle w:val="ListParagraph"/>
+              <w:numPr>
+                <w:ilvl w:val="0"/>
+                <w:numId w:val="2"/>
+              </w:numPr>
+              <w:spacing w:after="30" w:before="0"/>
+            </w:pPr>
+            <w:r>
+              <w:rPr>
+                <w:rFonts w:ascii="Arial" w:cs="Arial" w:eastAsia="Arial" w:hAnsi="Arial"/>
+                <w:color w:val="444444"/>
+                <w:sz w:val="18"/>
+                <w:szCs w:val="18"/>
+              </w:rPr>
+              <w:t xml:space="preserve">Login as EE TLSS</w:t>
+            </w:r>
+          </w:p>
+          <w:p>
+            <w:pPr>
+              <w:pStyle w:val="ListParagraph"/>
+              <w:numPr>
+                <w:ilvl w:val="0"/>
+                <w:numId w:val="2"/>
+              </w:numPr>
+              <w:spacing w:after="30" w:before="0"/>
+            </w:pPr>
+            <w:r>
+              <w:rPr>
+                <w:rFonts w:ascii="Arial" w:cs="Arial" w:eastAsia="Arial" w:hAnsi="Arial"/>
+                <w:color w:val="444444"/>
+                <w:sz w:val="18"/>
+                <w:szCs w:val="18"/>
+              </w:rPr>
+              <w:t xml:space="preserve">Open Test Register</w:t>
+            </w:r>
+          </w:p>
+          <w:p>
+            <w:pPr>
+              <w:pStyle w:val="ListParagraph"/>
+              <w:numPr>
+                <w:ilvl w:val="0"/>
+                <w:numId w:val="2"/>
+              </w:numPr>
+              <w:spacing w:after="30" w:before="0"/>
+            </w:pPr>
+            <w:r>
+              <w:rPr>
+                <w:rFonts w:ascii="Arial" w:cs="Arial" w:eastAsia="Arial" w:hAnsi="Arial"/>
+                <w:color w:val="444444"/>
+                <w:sz w:val="18"/>
+                <w:szCs w:val="18"/>
+              </w:rPr>
+              <w:t xml:space="preserve">Select 'Power Transformer' from All Equipment Types drop-down</w:t>
+            </w:r>
+          </w:p>
+        </w:tc>
+        <w:tc>
+          <w:tcPr>
+            <w:tcW w:type="dxa" w:w="2800"/>
+            <w:tcBorders>
+              <w:top w:val="single" w:color="CCCCCC" w:sz="1"/>
+              <w:left w:val="single" w:color="CCCCCC" w:sz="1"/>
+              <w:bottom w:val="single" w:color="CCCCCC" w:sz="1"/>
+              <w:right w:val="single" w:color="CCCCCC" w:sz="1"/>
+            </w:tcBorders>
+            <w:tcMar>
+              <w:top w:type="dxa" w:w="60"/>
+              <w:left w:type="dxa" w:w="100"/>
+              <w:bottom w:type="dxa" w:w="60"/>
+              <w:right w:type="dxa" w:w="100"/>
+            </w:tcMar>
+          </w:tcPr>
+          <w:p>
+            <w:pPr>
+              <w:pStyle w:val="ListParagraph"/>
+              <w:numPr>
+                <w:ilvl w:val="0"/>
+                <w:numId w:val="2"/>
+              </w:numPr>
+              <w:spacing w:after="30" w:before="0"/>
+            </w:pPr>
+            <w:r>
+              <w:rPr>
+                <w:rFonts w:ascii="Arial" w:cs="Arial" w:eastAsia="Arial" w:hAnsi="Arial"/>
+                <w:color w:val="444444"/>
+                <w:sz w:val="18"/>
+                <w:szCs w:val="18"/>
+              </w:rPr>
+              <w:t xml:space="preserve">Only Power Transformer templates are displayed</w:t>
+            </w:r>
+          </w:p>
+          <w:p>
+            <w:pPr>
+              <w:pStyle w:val="ListParagraph"/>
+              <w:numPr>
+                <w:ilvl w:val="0"/>
+                <w:numId w:val="2"/>
+              </w:numPr>
+              <w:spacing w:after="30" w:before="0"/>
+            </w:pPr>
+            <w:r>
+              <w:rPr>
+                <w:rFonts w:ascii="Arial" w:cs="Arial" w:eastAsia="Arial" w:hAnsi="Arial"/>
+                <w:color w:val="444444"/>
+                <w:sz w:val="18"/>
+                <w:szCs w:val="18"/>
+              </w:rPr>
+              <w:t xml:space="preserve">Other equipment type groups disappear</w:t>
+            </w:r>
+          </w:p>
+          <w:p>
+            <w:pPr>
+              <w:pStyle w:val="ListParagraph"/>
+              <w:numPr>
+                <w:ilvl w:val="0"/>
+                <w:numId w:val="2"/>
+              </w:numPr>
+              <w:spacing w:after="30" w:before="0"/>
+            </w:pPr>
+            <w:r>
+              <w:rPr>
+                <w:rFonts w:ascii="Arial" w:cs="Arial" w:eastAsia="Arial" w:hAnsi="Arial"/>
+                <w:color w:val="444444"/>
+                <w:sz w:val="18"/>
+                <w:szCs w:val="18"/>
+              </w:rPr>
+              <w:t xml:space="preserve">Summary bar count updates to filtered count</w:t>
+            </w:r>
+          </w:p>
+        </w:tc>
+        <w:tc>
+          <w:tcPr>
+            <w:tcW w:type="dxa" w:w="900"/>
+            <w:tcBorders>
+              <w:top w:val="single" w:color="CCCCCC" w:sz="1"/>
+              <w:left w:val="single" w:color="CCCCCC" w:sz="1"/>
+              <w:bottom w:val="single" w:color="CCCCCC" w:sz="1"/>
+              <w:right w:val="single" w:color="CCCCCC" w:sz="1"/>
+            </w:tcBorders>
+            <w:shd w:fill="E8F5E9" w:val="clear"/>
+            <w:tcMar>
+              <w:top w:type="dxa" w:w="60"/>
+              <w:left w:type="dxa" w:w="100"/>
+              <w:bottom w:type="dxa" w:w="60"/>
+              <w:right w:type="dxa" w:w="100"/>
+            </w:tcMar>
+          </w:tcPr>
+          <w:p>
+            <w:pPr>
+              <w:jc w:val="center"/>
+            </w:pPr>
+            <w:r>
+              <w:rPr>
+                <w:rFonts w:ascii="Arial" w:cs="Arial" w:eastAsia="Arial" w:hAnsi="Arial"/>
+                <w:b/>
+                <w:bCs/>
+                <w:color w:val="1A7340"/>
+                <w:sz w:val="18"/>
+                <w:szCs w:val="18"/>
+              </w:rPr>
+              <w:t xml:space="preserve">PASS</w:t>
+            </w:r>
+          </w:p>
+        </w:tc>
+      </w:tr>
+      <w:tr>
+        <w:tc>
+          <w:tcPr>
+            <w:tcW w:type="dxa" w:w="900"/>
+            <w:tcBorders>
+              <w:top w:val="single" w:color="CCCCCC" w:sz="1"/>
+              <w:left w:val="single" w:color="CCCCCC" w:sz="1"/>
+              <w:bottom w:val="single" w:color="CCCCCC" w:sz="1"/>
+              <w:right w:val="single" w:color="CCCCCC" w:sz="1"/>
+            </w:tcBorders>
+            <w:shd w:fill="E8E8E8" w:val="clear"/>
+            <w:tcMar>
+              <w:top w:type="dxa" w:w="60"/>
+              <w:left w:type="dxa" w:w="100"/>
+              <w:bottom w:type="dxa" w:w="60"/>
+              <w:right w:type="dxa" w:w="100"/>
+            </w:tcMar>
+          </w:tcPr>
+          <w:p>
+            <w:pPr>
+              <w:jc w:val="center"/>
+            </w:pPr>
+            <w:r>
+              <w:rPr>
+                <w:rFonts w:ascii="Arial" w:cs="Arial" w:eastAsia="Arial" w:hAnsi="Arial"/>
+                <w:b/>
+                <w:bCs/>
+                <w:color w:val="1B3A6B"/>
+                <w:sz w:val="18"/>
+                <w:szCs w:val="18"/>
+              </w:rPr>
+              <w:t xml:space="preserve">TC-114</w:t>
+            </w:r>
+          </w:p>
+        </w:tc>
+        <w:tc>
+          <w:tcPr>
+            <w:tcW w:type="dxa" w:w="1400"/>
+            <w:tcBorders>
+              <w:top w:val="single" w:color="CCCCCC" w:sz="1"/>
+              <w:left w:val="single" w:color="CCCCCC" w:sz="1"/>
+              <w:bottom w:val="single" w:color="CCCCCC" w:sz="1"/>
+              <w:right w:val="single" w:color="CCCCCC" w:sz="1"/>
+            </w:tcBorders>
+            <w:shd w:fill="E8E8E8" w:val="clear"/>
+            <w:tcMar>
+              <w:top w:type="dxa" w:w="60"/>
+              <w:left w:type="dxa" w:w="100"/>
+              <w:bottom w:type="dxa" w:w="60"/>
+              <w:right w:type="dxa" w:w="100"/>
+            </w:tcMar>
+          </w:tcPr>
+          <w:p>
+            <w:pPr>
+              <w:jc w:val="left"/>
+            </w:pPr>
+            <w:r>
+              <w:rPr>
+                <w:rFonts w:ascii="Arial" w:cs="Arial" w:eastAsia="Arial" w:hAnsi="Arial"/>
+                <w:b/>
+                <w:bCs/>
+                <w:color w:val="1B3A6B"/>
+                <w:sz w:val="18"/>
+                <w:szCs w:val="18"/>
+              </w:rPr>
+              <w:t xml:space="preserve">Search by title keyword</w:t>
+            </w:r>
+          </w:p>
+        </w:tc>
+        <w:tc>
+          <w:tcPr>
+            <w:tcW w:type="dxa" w:w="2800"/>
+            <w:tcBorders>
+              <w:top w:val="single" w:color="CCCCCC" w:sz="1"/>
+              <w:left w:val="single" w:color="CCCCCC" w:sz="1"/>
+              <w:bottom w:val="single" w:color="CCCCCC" w:sz="1"/>
+              <w:right w:val="single" w:color="CCCCCC" w:sz="1"/>
+            </w:tcBorders>
+            <w:tcMar>
+              <w:top w:type="dxa" w:w="60"/>
+              <w:left w:type="dxa" w:w="100"/>
+              <w:bottom w:type="dxa" w:w="60"/>
+              <w:right w:type="dxa" w:w="100"/>
+            </w:tcMar>
+          </w:tcPr>
+          <w:p>
+            <w:pPr>
+              <w:pStyle w:val="ListParagraph"/>
+              <w:numPr>
+                <w:ilvl w:val="0"/>
+                <w:numId w:val="2"/>
+              </w:numPr>
+              <w:spacing w:after="30" w:before="0"/>
+            </w:pPr>
+            <w:r>
+              <w:rPr>
+                <w:rFonts w:ascii="Arial" w:cs="Arial" w:eastAsia="Arial" w:hAnsi="Arial"/>
+                <w:color w:val="444444"/>
+                <w:sz w:val="18"/>
+                <w:szCs w:val="18"/>
+              </w:rPr>
+              <w:t xml:space="preserve">Login as EE TLSS</w:t>
+            </w:r>
+          </w:p>
+          <w:p>
+            <w:pPr>
+              <w:pStyle w:val="ListParagraph"/>
+              <w:numPr>
+                <w:ilvl w:val="0"/>
+                <w:numId w:val="2"/>
+              </w:numPr>
+              <w:spacing w:after="30" w:before="0"/>
+            </w:pPr>
+            <w:r>
+              <w:rPr>
+                <w:rFonts w:ascii="Arial" w:cs="Arial" w:eastAsia="Arial" w:hAnsi="Arial"/>
+                <w:color w:val="444444"/>
+                <w:sz w:val="18"/>
+                <w:szCs w:val="18"/>
+              </w:rPr>
+              <w:t xml:space="preserve">Open Test Register</w:t>
+            </w:r>
+          </w:p>
+          <w:p>
+            <w:pPr>
+              <w:pStyle w:val="ListParagraph"/>
+              <w:numPr>
+                <w:ilvl w:val="0"/>
+                <w:numId w:val="2"/>
+              </w:numPr>
+              <w:spacing w:after="30" w:before="0"/>
+            </w:pPr>
+            <w:r>
+              <w:rPr>
+                <w:rFonts w:ascii="Arial" w:cs="Arial" w:eastAsia="Arial" w:hAnsi="Arial"/>
+                <w:color w:val="444444"/>
+                <w:sz w:val="18"/>
+                <w:szCs w:val="18"/>
+              </w:rPr>
+              <w:t xml:space="preserve">Type 'DGA' in the search bar</w:t>
+            </w:r>
+          </w:p>
+        </w:tc>
+        <w:tc>
+          <w:tcPr>
+            <w:tcW w:type="dxa" w:w="2800"/>
+            <w:tcBorders>
+              <w:top w:val="single" w:color="CCCCCC" w:sz="1"/>
+              <w:left w:val="single" w:color="CCCCCC" w:sz="1"/>
+              <w:bottom w:val="single" w:color="CCCCCC" w:sz="1"/>
+              <w:right w:val="single" w:color="CCCCCC" w:sz="1"/>
+            </w:tcBorders>
+            <w:tcMar>
+              <w:top w:type="dxa" w:w="60"/>
+              <w:left w:type="dxa" w:w="100"/>
+              <w:bottom w:type="dxa" w:w="60"/>
+              <w:right w:type="dxa" w:w="100"/>
+            </w:tcMar>
+          </w:tcPr>
+          <w:p>
+            <w:pPr>
+              <w:pStyle w:val="ListParagraph"/>
+              <w:numPr>
+                <w:ilvl w:val="0"/>
+                <w:numId w:val="2"/>
+              </w:numPr>
+              <w:spacing w:after="30" w:before="0"/>
+            </w:pPr>
+            <w:r>
+              <w:rPr>
+                <w:rFonts w:ascii="Arial" w:cs="Arial" w:eastAsia="Arial" w:hAnsi="Arial"/>
+                <w:color w:val="444444"/>
+                <w:sz w:val="18"/>
+                <w:szCs w:val="18"/>
+              </w:rPr>
+              <w:t xml:space="preserve">Only templates whose title contains 'DGA' are shown</w:t>
+            </w:r>
+          </w:p>
+          <w:p>
+            <w:pPr>
+              <w:pStyle w:val="ListParagraph"/>
+              <w:numPr>
+                <w:ilvl w:val="0"/>
+                <w:numId w:val="2"/>
+              </w:numPr>
+              <w:spacing w:after="30" w:before="0"/>
+            </w:pPr>
+            <w:r>
+              <w:rPr>
+                <w:rFonts w:ascii="Arial" w:cs="Arial" w:eastAsia="Arial" w:hAnsi="Arial"/>
+                <w:color w:val="444444"/>
+                <w:sz w:val="18"/>
+                <w:szCs w:val="18"/>
+              </w:rPr>
+              <w:t xml:space="preserve">Cards from all equipment types that match are included</w:t>
+            </w:r>
+          </w:p>
+        </w:tc>
+        <w:tc>
+          <w:tcPr>
+            <w:tcW w:type="dxa" w:w="900"/>
+            <w:tcBorders>
+              <w:top w:val="single" w:color="CCCCCC" w:sz="1"/>
+              <w:left w:val="single" w:color="CCCCCC" w:sz="1"/>
+              <w:bottom w:val="single" w:color="CCCCCC" w:sz="1"/>
+              <w:right w:val="single" w:color="CCCCCC" w:sz="1"/>
+            </w:tcBorders>
+            <w:shd w:fill="E8F5E9" w:val="clear"/>
+            <w:tcMar>
+              <w:top w:type="dxa" w:w="60"/>
+              <w:left w:type="dxa" w:w="100"/>
+              <w:bottom w:type="dxa" w:w="60"/>
+              <w:right w:type="dxa" w:w="100"/>
+            </w:tcMar>
+          </w:tcPr>
+          <w:p>
+            <w:pPr>
+              <w:jc w:val="center"/>
+            </w:pPr>
+            <w:r>
+              <w:rPr>
+                <w:rFonts w:ascii="Arial" w:cs="Arial" w:eastAsia="Arial" w:hAnsi="Arial"/>
+                <w:b/>
+                <w:bCs/>
+                <w:color w:val="1A7340"/>
+                <w:sz w:val="18"/>
+                <w:szCs w:val="18"/>
+              </w:rPr>
+              <w:t xml:space="preserve">PASS</w:t>
+            </w:r>
+          </w:p>
+        </w:tc>
+      </w:tr>
+      <w:tr>
+        <w:tc>
+          <w:tcPr>
+            <w:tcW w:type="dxa" w:w="900"/>
+            <w:tcBorders>
+              <w:top w:val="single" w:color="CCCCCC" w:sz="1"/>
+              <w:left w:val="single" w:color="CCCCCC" w:sz="1"/>
+              <w:bottom w:val="single" w:color="CCCCCC" w:sz="1"/>
+              <w:right w:val="single" w:color="CCCCCC" w:sz="1"/>
+            </w:tcBorders>
+            <w:shd w:fill="E8E8E8" w:val="clear"/>
+            <w:tcMar>
+              <w:top w:type="dxa" w:w="60"/>
+              <w:left w:type="dxa" w:w="100"/>
+              <w:bottom w:type="dxa" w:w="60"/>
+              <w:right w:type="dxa" w:w="100"/>
+            </w:tcMar>
+          </w:tcPr>
+          <w:p>
+            <w:pPr>
+              <w:jc w:val="center"/>
+            </w:pPr>
+            <w:r>
+              <w:rPr>
+                <w:rFonts w:ascii="Arial" w:cs="Arial" w:eastAsia="Arial" w:hAnsi="Arial"/>
+                <w:b/>
+                <w:bCs/>
+                <w:color w:val="1B3A6B"/>
+                <w:sz w:val="18"/>
+                <w:szCs w:val="18"/>
+              </w:rPr>
+              <w:t xml:space="preserve">TC-115</w:t>
+            </w:r>
+          </w:p>
+        </w:tc>
+        <w:tc>
+          <w:tcPr>
+            <w:tcW w:type="dxa" w:w="1400"/>
+            <w:tcBorders>
+              <w:top w:val="single" w:color="CCCCCC" w:sz="1"/>
+              <w:left w:val="single" w:color="CCCCCC" w:sz="1"/>
+              <w:bottom w:val="single" w:color="CCCCCC" w:sz="1"/>
+              <w:right w:val="single" w:color="CCCCCC" w:sz="1"/>
+            </w:tcBorders>
+            <w:shd w:fill="E8E8E8" w:val="clear"/>
+            <w:tcMar>
+              <w:top w:type="dxa" w:w="60"/>
+              <w:left w:type="dxa" w:w="100"/>
+              <w:bottom w:type="dxa" w:w="60"/>
+              <w:right w:type="dxa" w:w="100"/>
+            </w:tcMar>
+          </w:tcPr>
+          <w:p>
+            <w:pPr>
+              <w:jc w:val="left"/>
+            </w:pPr>
+            <w:r>
+              <w:rPr>
+                <w:rFonts w:ascii="Arial" w:cs="Arial" w:eastAsia="Arial" w:hAnsi="Arial"/>
+                <w:b/>
+                <w:bCs/>
+                <w:color w:val="1B3A6B"/>
+                <w:sz w:val="18"/>
+                <w:szCs w:val="18"/>
+              </w:rPr>
+              <w:t xml:space="preserve">Create template (mandatory fields only)</w:t>
+            </w:r>
+          </w:p>
+        </w:tc>
+        <w:tc>
+          <w:tcPr>
+            <w:tcW w:type="dxa" w:w="2800"/>
+            <w:tcBorders>
+              <w:top w:val="single" w:color="CCCCCC" w:sz="1"/>
+              <w:left w:val="single" w:color="CCCCCC" w:sz="1"/>
+              <w:bottom w:val="single" w:color="CCCCCC" w:sz="1"/>
+              <w:right w:val="single" w:color="CCCCCC" w:sz="1"/>
+            </w:tcBorders>
+            <w:tcMar>
+              <w:top w:type="dxa" w:w="60"/>
+              <w:left w:type="dxa" w:w="100"/>
+              <w:bottom w:type="dxa" w:w="60"/>
+              <w:right w:type="dxa" w:w="100"/>
+            </w:tcMar>
+          </w:tcPr>
+          <w:p>
+            <w:pPr>
+              <w:pStyle w:val="ListParagraph"/>
+              <w:numPr>
+                <w:ilvl w:val="0"/>
+                <w:numId w:val="2"/>
+              </w:numPr>
+              <w:spacing w:after="30" w:before="0"/>
+            </w:pPr>
+            <w:r>
+              <w:rPr>
+                <w:rFonts w:ascii="Arial" w:cs="Arial" w:eastAsia="Arial" w:hAnsi="Arial"/>
+                <w:color w:val="444444"/>
+                <w:sz w:val="18"/>
+                <w:szCs w:val="18"/>
+              </w:rPr>
+              <w:t xml:space="preserve">Login as EE TLSS</w:t>
+            </w:r>
+          </w:p>
+          <w:p>
+            <w:pPr>
+              <w:pStyle w:val="ListParagraph"/>
+              <w:numPr>
+                <w:ilvl w:val="0"/>
+                <w:numId w:val="2"/>
+              </w:numPr>
+              <w:spacing w:after="30" w:before="0"/>
+            </w:pPr>
+            <w:r>
+              <w:rPr>
+                <w:rFonts w:ascii="Arial" w:cs="Arial" w:eastAsia="Arial" w:hAnsi="Arial"/>
+                <w:color w:val="444444"/>
+                <w:sz w:val="18"/>
+                <w:szCs w:val="18"/>
+              </w:rPr>
+              <w:t xml:space="preserve">Tap + Add Template</w:t>
+            </w:r>
+          </w:p>
+          <w:p>
+            <w:pPr>
+              <w:pStyle w:val="ListParagraph"/>
+              <w:numPr>
+                <w:ilvl w:val="0"/>
+                <w:numId w:val="2"/>
+              </w:numPr>
+              <w:spacing w:after="30" w:before="0"/>
+            </w:pPr>
+            <w:r>
+              <w:rPr>
+                <w:rFonts w:ascii="Arial" w:cs="Arial" w:eastAsia="Arial" w:hAnsi="Arial"/>
+                <w:color w:val="444444"/>
+                <w:sz w:val="18"/>
+                <w:szCs w:val="18"/>
+              </w:rPr>
+              <w:t xml:space="preserve">Select Equipment Type = 'Circuit Breaker'</w:t>
+            </w:r>
+          </w:p>
+          <w:p>
+            <w:pPr>
+              <w:pStyle w:val="ListParagraph"/>
+              <w:numPr>
+                <w:ilvl w:val="0"/>
+                <w:numId w:val="2"/>
+              </w:numPr>
+              <w:spacing w:after="30" w:before="0"/>
+            </w:pPr>
+            <w:r>
+              <w:rPr>
+                <w:rFonts w:ascii="Arial" w:cs="Arial" w:eastAsia="Arial" w:hAnsi="Arial"/>
+                <w:color w:val="444444"/>
+                <w:sz w:val="18"/>
+                <w:szCs w:val="18"/>
+              </w:rPr>
+              <w:t xml:space="preserve">Enter Title = 'Oil Dielectric Test'</w:t>
+            </w:r>
+          </w:p>
+          <w:p>
+            <w:pPr>
+              <w:pStyle w:val="ListParagraph"/>
+              <w:numPr>
+                <w:ilvl w:val="0"/>
+                <w:numId w:val="2"/>
+              </w:numPr>
+              <w:spacing w:after="30" w:before="0"/>
+            </w:pPr>
+            <w:r>
+              <w:rPr>
+                <w:rFonts w:ascii="Arial" w:cs="Arial" w:eastAsia="Arial" w:hAnsi="Arial"/>
+                <w:color w:val="444444"/>
+                <w:sz w:val="18"/>
+                <w:szCs w:val="18"/>
+              </w:rPr>
+              <w:t xml:space="preserve">Select Frequency = 'Annual'</w:t>
+            </w:r>
+          </w:p>
+          <w:p>
+            <w:pPr>
+              <w:pStyle w:val="ListParagraph"/>
+              <w:numPr>
+                <w:ilvl w:val="0"/>
+                <w:numId w:val="2"/>
+              </w:numPr>
+              <w:spacing w:after="30" w:before="0"/>
+            </w:pPr>
+            <w:r>
+              <w:rPr>
+                <w:rFonts w:ascii="Arial" w:cs="Arial" w:eastAsia="Arial" w:hAnsi="Arial"/>
+                <w:color w:val="444444"/>
+                <w:sz w:val="18"/>
+                <w:szCs w:val="18"/>
+              </w:rPr>
+              <w:t xml:space="preserve">Enter First Run Date = today's date</w:t>
+            </w:r>
+          </w:p>
+          <w:p>
+            <w:pPr>
+              <w:pStyle w:val="ListParagraph"/>
+              <w:numPr>
+                <w:ilvl w:val="0"/>
+                <w:numId w:val="2"/>
+              </w:numPr>
+              <w:spacing w:after="30" w:before="0"/>
+            </w:pPr>
+            <w:r>
+              <w:rPr>
+                <w:rFonts w:ascii="Arial" w:cs="Arial" w:eastAsia="Arial" w:hAnsi="Arial"/>
+                <w:color w:val="444444"/>
+                <w:sz w:val="18"/>
+                <w:szCs w:val="18"/>
+              </w:rPr>
+              <w:t xml:space="preserve">Tap Create</w:t>
+            </w:r>
+          </w:p>
+        </w:tc>
+        <w:tc>
+          <w:tcPr>
+            <w:tcW w:type="dxa" w:w="2800"/>
+            <w:tcBorders>
+              <w:top w:val="single" w:color="CCCCCC" w:sz="1"/>
+              <w:left w:val="single" w:color="CCCCCC" w:sz="1"/>
+              <w:bottom w:val="single" w:color="CCCCCC" w:sz="1"/>
+              <w:right w:val="single" w:color="CCCCCC" w:sz="1"/>
+            </w:tcBorders>
+            <w:tcMar>
+              <w:top w:type="dxa" w:w="60"/>
+              <w:left w:type="dxa" w:w="100"/>
+              <w:bottom w:type="dxa" w:w="60"/>
+              <w:right w:type="dxa" w:w="100"/>
+            </w:tcMar>
+          </w:tcPr>
+          <w:p>
+            <w:pPr>
+              <w:pStyle w:val="ListParagraph"/>
+              <w:numPr>
+                <w:ilvl w:val="0"/>
+                <w:numId w:val="2"/>
+              </w:numPr>
+              <w:spacing w:after="30" w:before="0"/>
+            </w:pPr>
+            <w:r>
+              <w:rPr>
+                <w:rFonts w:ascii="Arial" w:cs="Arial" w:eastAsia="Arial" w:hAnsi="Arial"/>
+                <w:color w:val="444444"/>
+                <w:sz w:val="18"/>
+                <w:szCs w:val="18"/>
+              </w:rPr>
+              <w:t xml:space="preserve">Template created successfully</w:t>
+            </w:r>
+          </w:p>
+          <w:p>
+            <w:pPr>
+              <w:pStyle w:val="ListParagraph"/>
+              <w:numPr>
+                <w:ilvl w:val="0"/>
+                <w:numId w:val="2"/>
+              </w:numPr>
+              <w:spacing w:after="30" w:before="0"/>
+            </w:pPr>
+            <w:r>
+              <w:rPr>
+                <w:rFonts w:ascii="Arial" w:cs="Arial" w:eastAsia="Arial" w:hAnsi="Arial"/>
+                <w:color w:val="444444"/>
+                <w:sz w:val="18"/>
+                <w:szCs w:val="18"/>
+              </w:rPr>
+              <w:t xml:space="preserve">Snackbar: 'Template created.'</w:t>
+            </w:r>
+          </w:p>
+          <w:p>
+            <w:pPr>
+              <w:pStyle w:val="ListParagraph"/>
+              <w:numPr>
+                <w:ilvl w:val="0"/>
+                <w:numId w:val="2"/>
+              </w:numPr>
+              <w:spacing w:after="30" w:before="0"/>
+            </w:pPr>
+            <w:r>
+              <w:rPr>
+                <w:rFonts w:ascii="Arial" w:cs="Arial" w:eastAsia="Arial" w:hAnsi="Arial"/>
+                <w:color w:val="444444"/>
+                <w:sz w:val="18"/>
+                <w:szCs w:val="18"/>
+              </w:rPr>
+              <w:t xml:space="preserve">New card appears under Circuit Breaker group</w:t>
+            </w:r>
+          </w:p>
+          <w:p>
+            <w:pPr>
+              <w:pStyle w:val="ListParagraph"/>
+              <w:numPr>
+                <w:ilvl w:val="0"/>
+                <w:numId w:val="2"/>
+              </w:numPr>
+              <w:spacing w:after="30" w:before="0"/>
+            </w:pPr>
+            <w:r>
+              <w:rPr>
+                <w:rFonts w:ascii="Arial" w:cs="Arial" w:eastAsia="Arial" w:hAnsi="Arial"/>
+                <w:color w:val="444444"/>
+                <w:sz w:val="18"/>
+                <w:szCs w:val="18"/>
+              </w:rPr>
+              <w:t xml:space="preserve">Card shows Active badge in green</w:t>
+            </w:r>
+          </w:p>
+        </w:tc>
+        <w:tc>
+          <w:tcPr>
+            <w:tcW w:type="dxa" w:w="900"/>
+            <w:tcBorders>
+              <w:top w:val="single" w:color="CCCCCC" w:sz="1"/>
+              <w:left w:val="single" w:color="CCCCCC" w:sz="1"/>
+              <w:bottom w:val="single" w:color="CCCCCC" w:sz="1"/>
+              <w:right w:val="single" w:color="CCCCCC" w:sz="1"/>
+            </w:tcBorders>
+            <w:shd w:fill="E8F5E9" w:val="clear"/>
+            <w:tcMar>
+              <w:top w:type="dxa" w:w="60"/>
+              <w:left w:type="dxa" w:w="100"/>
+              <w:bottom w:type="dxa" w:w="60"/>
+              <w:right w:type="dxa" w:w="100"/>
+            </w:tcMar>
+          </w:tcPr>
+          <w:p>
+            <w:pPr>
+              <w:jc w:val="center"/>
+            </w:pPr>
+            <w:r>
+              <w:rPr>
+                <w:rFonts w:ascii="Arial" w:cs="Arial" w:eastAsia="Arial" w:hAnsi="Arial"/>
+                <w:b/>
+                <w:bCs/>
+                <w:color w:val="1A7340"/>
+                <w:sz w:val="18"/>
+                <w:szCs w:val="18"/>
+              </w:rPr>
+              <w:t xml:space="preserve">PASS</w:t>
+            </w:r>
+          </w:p>
+        </w:tc>
+      </w:tr>
+      <w:tr>
+        <w:tc>
+          <w:tcPr>
+            <w:tcW w:type="dxa" w:w="900"/>
+            <w:tcBorders>
+              <w:top w:val="single" w:color="CCCCCC" w:sz="1"/>
+              <w:left w:val="single" w:color="CCCCCC" w:sz="1"/>
+              <w:bottom w:val="single" w:color="CCCCCC" w:sz="1"/>
+              <w:right w:val="single" w:color="CCCCCC" w:sz="1"/>
+            </w:tcBorders>
+            <w:shd w:fill="E8E8E8" w:val="clear"/>
+            <w:tcMar>
+              <w:top w:type="dxa" w:w="60"/>
+              <w:left w:type="dxa" w:w="100"/>
+              <w:bottom w:type="dxa" w:w="60"/>
+              <w:right w:type="dxa" w:w="100"/>
+            </w:tcMar>
+          </w:tcPr>
+          <w:p>
+            <w:pPr>
+              <w:jc w:val="center"/>
+            </w:pPr>
+            <w:r>
+              <w:rPr>
+                <w:rFonts w:ascii="Arial" w:cs="Arial" w:eastAsia="Arial" w:hAnsi="Arial"/>
+                <w:b/>
+                <w:bCs/>
+                <w:color w:val="1B3A6B"/>
+                <w:sz w:val="18"/>
+                <w:szCs w:val="18"/>
+              </w:rPr>
+              <w:t xml:space="preserve">TC-116</w:t>
+            </w:r>
+          </w:p>
+        </w:tc>
+        <w:tc>
+          <w:tcPr>
+            <w:tcW w:type="dxa" w:w="1400"/>
+            <w:tcBorders>
+              <w:top w:val="single" w:color="CCCCCC" w:sz="1"/>
+              <w:left w:val="single" w:color="CCCCCC" w:sz="1"/>
+              <w:bottom w:val="single" w:color="CCCCCC" w:sz="1"/>
+              <w:right w:val="single" w:color="CCCCCC" w:sz="1"/>
+            </w:tcBorders>
+            <w:shd w:fill="E8E8E8" w:val="clear"/>
+            <w:tcMar>
+              <w:top w:type="dxa" w:w="60"/>
+              <w:left w:type="dxa" w:w="100"/>
+              <w:bottom w:type="dxa" w:w="60"/>
+              <w:right w:type="dxa" w:w="100"/>
+            </w:tcMar>
+          </w:tcPr>
+          <w:p>
+            <w:pPr>
+              <w:jc w:val="left"/>
+            </w:pPr>
+            <w:r>
+              <w:rPr>
+                <w:rFonts w:ascii="Arial" w:cs="Arial" w:eastAsia="Arial" w:hAnsi="Arial"/>
+                <w:b/>
+                <w:bCs/>
+                <w:color w:val="1B3A6B"/>
+                <w:sz w:val="18"/>
+                <w:szCs w:val="18"/>
+              </w:rPr>
+              <w:t xml:space="preserve">Create template (all optional fields)</w:t>
+            </w:r>
+          </w:p>
+        </w:tc>
+        <w:tc>
+          <w:tcPr>
+            <w:tcW w:type="dxa" w:w="2800"/>
+            <w:tcBorders>
+              <w:top w:val="single" w:color="CCCCCC" w:sz="1"/>
+              <w:left w:val="single" w:color="CCCCCC" w:sz="1"/>
+              <w:bottom w:val="single" w:color="CCCCCC" w:sz="1"/>
+              <w:right w:val="single" w:color="CCCCCC" w:sz="1"/>
+            </w:tcBorders>
+            <w:tcMar>
+              <w:top w:type="dxa" w:w="60"/>
+              <w:left w:type="dxa" w:w="100"/>
+              <w:bottom w:type="dxa" w:w="60"/>
+              <w:right w:type="dxa" w:w="100"/>
+            </w:tcMar>
+          </w:tcPr>
+          <w:p>
+            <w:pPr>
+              <w:pStyle w:val="ListParagraph"/>
+              <w:numPr>
+                <w:ilvl w:val="0"/>
+                <w:numId w:val="2"/>
+              </w:numPr>
+              <w:spacing w:after="30" w:before="0"/>
+            </w:pPr>
+            <w:r>
+              <w:rPr>
+                <w:rFonts w:ascii="Arial" w:cs="Arial" w:eastAsia="Arial" w:hAnsi="Arial"/>
+                <w:color w:val="444444"/>
+                <w:sz w:val="18"/>
+                <w:szCs w:val="18"/>
+              </w:rPr>
+              <w:t xml:space="preserve">Login as EE TLSS</w:t>
+            </w:r>
+          </w:p>
+          <w:p>
+            <w:pPr>
+              <w:pStyle w:val="ListParagraph"/>
+              <w:numPr>
+                <w:ilvl w:val="0"/>
+                <w:numId w:val="2"/>
+              </w:numPr>
+              <w:spacing w:after="30" w:before="0"/>
+            </w:pPr>
+            <w:r>
+              <w:rPr>
+                <w:rFonts w:ascii="Arial" w:cs="Arial" w:eastAsia="Arial" w:hAnsi="Arial"/>
+                <w:color w:val="444444"/>
+                <w:sz w:val="18"/>
+                <w:szCs w:val="18"/>
+              </w:rPr>
+              <w:t xml:space="preserve">Tap + Add Template</w:t>
+            </w:r>
+          </w:p>
+          <w:p>
+            <w:pPr>
+              <w:pStyle w:val="ListParagraph"/>
+              <w:numPr>
+                <w:ilvl w:val="0"/>
+                <w:numId w:val="2"/>
+              </w:numPr>
+              <w:spacing w:after="30" w:before="0"/>
+            </w:pPr>
+            <w:r>
+              <w:rPr>
+                <w:rFonts w:ascii="Arial" w:cs="Arial" w:eastAsia="Arial" w:hAnsi="Arial"/>
+                <w:color w:val="444444"/>
+                <w:sz w:val="18"/>
+                <w:szCs w:val="18"/>
+              </w:rPr>
+              <w:t xml:space="preserve">Select Equipment Type = 'Power Transformer'</w:t>
+            </w:r>
+          </w:p>
+          <w:p>
+            <w:pPr>
+              <w:pStyle w:val="ListParagraph"/>
+              <w:numPr>
+                <w:ilvl w:val="0"/>
+                <w:numId w:val="2"/>
+              </w:numPr>
+              <w:spacing w:after="30" w:before="0"/>
+            </w:pPr>
+            <w:r>
+              <w:rPr>
+                <w:rFonts w:ascii="Arial" w:cs="Arial" w:eastAsia="Arial" w:hAnsi="Arial"/>
+                <w:color w:val="444444"/>
+                <w:sz w:val="18"/>
+                <w:szCs w:val="18"/>
+              </w:rPr>
+              <w:t xml:space="preserve">Enter Title = 'Winding Resistance Test'</w:t>
+            </w:r>
+          </w:p>
+          <w:p>
+            <w:pPr>
+              <w:pStyle w:val="ListParagraph"/>
+              <w:numPr>
+                <w:ilvl w:val="0"/>
+                <w:numId w:val="2"/>
+              </w:numPr>
+              <w:spacing w:after="30" w:before="0"/>
+            </w:pPr>
+            <w:r>
+              <w:rPr>
+                <w:rFonts w:ascii="Arial" w:cs="Arial" w:eastAsia="Arial" w:hAnsi="Arial"/>
+                <w:color w:val="444444"/>
+                <w:sz w:val="18"/>
+                <w:szCs w:val="18"/>
+              </w:rPr>
+              <w:t xml:space="preserve">Select Frequency = 'Semi-Annual'</w:t>
+            </w:r>
+          </w:p>
+          <w:p>
+            <w:pPr>
+              <w:pStyle w:val="ListParagraph"/>
+              <w:numPr>
+                <w:ilvl w:val="0"/>
+                <w:numId w:val="2"/>
+              </w:numPr>
+              <w:spacing w:after="30" w:before="0"/>
+            </w:pPr>
+            <w:r>
+              <w:rPr>
+                <w:rFonts w:ascii="Arial" w:cs="Arial" w:eastAsia="Arial" w:hAnsi="Arial"/>
+                <w:color w:val="444444"/>
+                <w:sz w:val="18"/>
+                <w:szCs w:val="18"/>
+              </w:rPr>
+              <w:t xml:space="preserve">Enter First Run Date</w:t>
+            </w:r>
+          </w:p>
+          <w:p>
+            <w:pPr>
+              <w:pStyle w:val="ListParagraph"/>
+              <w:numPr>
+                <w:ilvl w:val="0"/>
+                <w:numId w:val="2"/>
+              </w:numPr>
+              <w:spacing w:after="30" w:before="0"/>
+            </w:pPr>
+            <w:r>
+              <w:rPr>
+                <w:rFonts w:ascii="Arial" w:cs="Arial" w:eastAsia="Arial" w:hAnsi="Arial"/>
+                <w:color w:val="444444"/>
+                <w:sz w:val="18"/>
+                <w:szCs w:val="18"/>
+              </w:rPr>
+              <w:t xml:space="preserve">Enter ALERT Override = 90</w:t>
+            </w:r>
+          </w:p>
+          <w:p>
+            <w:pPr>
+              <w:pStyle w:val="ListParagraph"/>
+              <w:numPr>
+                <w:ilvl w:val="0"/>
+                <w:numId w:val="2"/>
+              </w:numPr>
+              <w:spacing w:after="30" w:before="0"/>
+            </w:pPr>
+            <w:r>
+              <w:rPr>
+                <w:rFonts w:ascii="Arial" w:cs="Arial" w:eastAsia="Arial" w:hAnsi="Arial"/>
+                <w:color w:val="444444"/>
+                <w:sz w:val="18"/>
+                <w:szCs w:val="18"/>
+              </w:rPr>
+              <w:t xml:space="preserve">Enter OEM Reference = IEC 60076</w:t>
+            </w:r>
+          </w:p>
+          <w:p>
+            <w:pPr>
+              <w:pStyle w:val="ListParagraph"/>
+              <w:numPr>
+                <w:ilvl w:val="0"/>
+                <w:numId w:val="2"/>
+              </w:numPr>
+              <w:spacing w:after="30" w:before="0"/>
+            </w:pPr>
+            <w:r>
+              <w:rPr>
+                <w:rFonts w:ascii="Arial" w:cs="Arial" w:eastAsia="Arial" w:hAnsi="Arial"/>
+                <w:color w:val="444444"/>
+                <w:sz w:val="18"/>
+                <w:szCs w:val="18"/>
+              </w:rPr>
+              <w:t xml:space="preserve">Tap Create</w:t>
+            </w:r>
+          </w:p>
+        </w:tc>
+        <w:tc>
+          <w:tcPr>
+            <w:tcW w:type="dxa" w:w="2800"/>
+            <w:tcBorders>
+              <w:top w:val="single" w:color="CCCCCC" w:sz="1"/>
+              <w:left w:val="single" w:color="CCCCCC" w:sz="1"/>
+              <w:bottom w:val="single" w:color="CCCCCC" w:sz="1"/>
+              <w:right w:val="single" w:color="CCCCCC" w:sz="1"/>
+            </w:tcBorders>
+            <w:tcMar>
+              <w:top w:type="dxa" w:w="60"/>
+              <w:left w:type="dxa" w:w="100"/>
+              <w:bottom w:type="dxa" w:w="60"/>
+              <w:right w:type="dxa" w:w="100"/>
+            </w:tcMar>
+          </w:tcPr>
+          <w:p>
+            <w:pPr>
+              <w:pStyle w:val="ListParagraph"/>
+              <w:numPr>
+                <w:ilvl w:val="0"/>
+                <w:numId w:val="2"/>
+              </w:numPr>
+              <w:spacing w:after="30" w:before="0"/>
+            </w:pPr>
+            <w:r>
+              <w:rPr>
+                <w:rFonts w:ascii="Arial" w:cs="Arial" w:eastAsia="Arial" w:hAnsi="Arial"/>
+                <w:color w:val="444444"/>
+                <w:sz w:val="18"/>
+                <w:szCs w:val="18"/>
+              </w:rPr>
+              <w:t xml:space="preserve">Template created with ALERT badge showing '90d'</w:t>
+            </w:r>
+          </w:p>
+          <w:p>
+            <w:pPr>
+              <w:pStyle w:val="ListParagraph"/>
+              <w:numPr>
+                <w:ilvl w:val="0"/>
+                <w:numId w:val="2"/>
+              </w:numPr>
+              <w:spacing w:after="30" w:before="0"/>
+            </w:pPr>
+            <w:r>
+              <w:rPr>
+                <w:rFonts w:ascii="Arial" w:cs="Arial" w:eastAsia="Arial" w:hAnsi="Arial"/>
+                <w:color w:val="444444"/>
+                <w:sz w:val="18"/>
+                <w:szCs w:val="18"/>
+              </w:rPr>
+              <w:t xml:space="preserve">OEM reference badge 'IEC 60076' visible on card</w:t>
+            </w:r>
+          </w:p>
+          <w:p>
+            <w:pPr>
+              <w:pStyle w:val="ListParagraph"/>
+              <w:numPr>
+                <w:ilvl w:val="0"/>
+                <w:numId w:val="2"/>
+              </w:numPr>
+              <w:spacing w:after="30" w:before="0"/>
+            </w:pPr>
+            <w:r>
+              <w:rPr>
+                <w:rFonts w:ascii="Arial" w:cs="Arial" w:eastAsia="Arial" w:hAnsi="Arial"/>
+                <w:color w:val="444444"/>
+                <w:sz w:val="18"/>
+                <w:szCs w:val="18"/>
+              </w:rPr>
+              <w:t xml:space="preserve">Frequency badge shows 'Semi-Annual (6 months)'</w:t>
+            </w:r>
+          </w:p>
+        </w:tc>
+        <w:tc>
+          <w:tcPr>
+            <w:tcW w:type="dxa" w:w="900"/>
+            <w:tcBorders>
+              <w:top w:val="single" w:color="CCCCCC" w:sz="1"/>
+              <w:left w:val="single" w:color="CCCCCC" w:sz="1"/>
+              <w:bottom w:val="single" w:color="CCCCCC" w:sz="1"/>
+              <w:right w:val="single" w:color="CCCCCC" w:sz="1"/>
+            </w:tcBorders>
+            <w:shd w:fill="E8F5E9" w:val="clear"/>
+            <w:tcMar>
+              <w:top w:type="dxa" w:w="60"/>
+              <w:left w:type="dxa" w:w="100"/>
+              <w:bottom w:type="dxa" w:w="60"/>
+              <w:right w:type="dxa" w:w="100"/>
+            </w:tcMar>
+          </w:tcPr>
+          <w:p>
+            <w:pPr>
+              <w:jc w:val="center"/>
+            </w:pPr>
+            <w:r>
+              <w:rPr>
+                <w:rFonts w:ascii="Arial" w:cs="Arial" w:eastAsia="Arial" w:hAnsi="Arial"/>
+                <w:b/>
+                <w:bCs/>
+                <w:color w:val="1A7340"/>
+                <w:sz w:val="18"/>
+                <w:szCs w:val="18"/>
+              </w:rPr>
+              <w:t xml:space="preserve">PASS</w:t>
+            </w:r>
+          </w:p>
+        </w:tc>
+      </w:tr>
+      <w:tr>
+        <w:tc>
+          <w:tcPr>
+            <w:tcW w:type="dxa" w:w="900"/>
+            <w:tcBorders>
+              <w:top w:val="single" w:color="CCCCCC" w:sz="1"/>
+              <w:left w:val="single" w:color="CCCCCC" w:sz="1"/>
+              <w:bottom w:val="single" w:color="CCCCCC" w:sz="1"/>
+              <w:right w:val="single" w:color="CCCCCC" w:sz="1"/>
+            </w:tcBorders>
+            <w:shd w:fill="E8E8E8" w:val="clear"/>
+            <w:tcMar>
+              <w:top w:type="dxa" w:w="60"/>
+              <w:left w:type="dxa" w:w="100"/>
+              <w:bottom w:type="dxa" w:w="60"/>
+              <w:right w:type="dxa" w:w="100"/>
+            </w:tcMar>
+          </w:tcPr>
+          <w:p>
+            <w:pPr>
+              <w:jc w:val="center"/>
+            </w:pPr>
+            <w:r>
+              <w:rPr>
+                <w:rFonts w:ascii="Arial" w:cs="Arial" w:eastAsia="Arial" w:hAnsi="Arial"/>
+                <w:b/>
+                <w:bCs/>
+                <w:color w:val="1B3A6B"/>
+                <w:sz w:val="18"/>
+                <w:szCs w:val="18"/>
+              </w:rPr>
+              <w:t xml:space="preserve">TC-117</w:t>
+            </w:r>
+          </w:p>
+        </w:tc>
+        <w:tc>
+          <w:tcPr>
+            <w:tcW w:type="dxa" w:w="1400"/>
+            <w:tcBorders>
+              <w:top w:val="single" w:color="CCCCCC" w:sz="1"/>
+              <w:left w:val="single" w:color="CCCCCC" w:sz="1"/>
+              <w:bottom w:val="single" w:color="CCCCCC" w:sz="1"/>
+              <w:right w:val="single" w:color="CCCCCC" w:sz="1"/>
+            </w:tcBorders>
+            <w:shd w:fill="E8E8E8" w:val="clear"/>
+            <w:tcMar>
+              <w:top w:type="dxa" w:w="60"/>
+              <w:left w:type="dxa" w:w="100"/>
+              <w:bottom w:type="dxa" w:w="60"/>
+              <w:right w:type="dxa" w:w="100"/>
+            </w:tcMar>
+          </w:tcPr>
+          <w:p>
+            <w:pPr>
+              <w:jc w:val="left"/>
+            </w:pPr>
+            <w:r>
+              <w:rPr>
+                <w:rFonts w:ascii="Arial" w:cs="Arial" w:eastAsia="Arial" w:hAnsi="Arial"/>
+                <w:b/>
+                <w:bCs/>
+                <w:color w:val="1B3A6B"/>
+                <w:sz w:val="18"/>
+                <w:szCs w:val="18"/>
+              </w:rPr>
+              <w:t xml:space="preserve">Edit template title and frequency</w:t>
+            </w:r>
+          </w:p>
+        </w:tc>
+        <w:tc>
+          <w:tcPr>
+            <w:tcW w:type="dxa" w:w="2800"/>
+            <w:tcBorders>
+              <w:top w:val="single" w:color="CCCCCC" w:sz="1"/>
+              <w:left w:val="single" w:color="CCCCCC" w:sz="1"/>
+              <w:bottom w:val="single" w:color="CCCCCC" w:sz="1"/>
+              <w:right w:val="single" w:color="CCCCCC" w:sz="1"/>
+            </w:tcBorders>
+            <w:tcMar>
+              <w:top w:type="dxa" w:w="60"/>
+              <w:left w:type="dxa" w:w="100"/>
+              <w:bottom w:type="dxa" w:w="60"/>
+              <w:right w:type="dxa" w:w="100"/>
+            </w:tcMar>
+          </w:tcPr>
+          <w:p>
+            <w:pPr>
+              <w:pStyle w:val="ListParagraph"/>
+              <w:numPr>
+                <w:ilvl w:val="0"/>
+                <w:numId w:val="2"/>
+              </w:numPr>
+              <w:spacing w:after="30" w:before="0"/>
+            </w:pPr>
+            <w:r>
+              <w:rPr>
+                <w:rFonts w:ascii="Arial" w:cs="Arial" w:eastAsia="Arial" w:hAnsi="Arial"/>
+                <w:color w:val="444444"/>
+                <w:sz w:val="18"/>
+                <w:szCs w:val="18"/>
+              </w:rPr>
+              <w:t xml:space="preserve">Login as EE TLSS</w:t>
+            </w:r>
+          </w:p>
+          <w:p>
+            <w:pPr>
+              <w:pStyle w:val="ListParagraph"/>
+              <w:numPr>
+                <w:ilvl w:val="0"/>
+                <w:numId w:val="2"/>
+              </w:numPr>
+              <w:spacing w:after="30" w:before="0"/>
+            </w:pPr>
+            <w:r>
+              <w:rPr>
+                <w:rFonts w:ascii="Arial" w:cs="Arial" w:eastAsia="Arial" w:hAnsi="Arial"/>
+                <w:color w:val="444444"/>
+                <w:sz w:val="18"/>
+                <w:szCs w:val="18"/>
+              </w:rPr>
+              <w:t xml:space="preserve">Find any active template</w:t>
+            </w:r>
+          </w:p>
+          <w:p>
+            <w:pPr>
+              <w:pStyle w:val="ListParagraph"/>
+              <w:numPr>
+                <w:ilvl w:val="0"/>
+                <w:numId w:val="2"/>
+              </w:numPr>
+              <w:spacing w:after="30" w:before="0"/>
+            </w:pPr>
+            <w:r>
+              <w:rPr>
+                <w:rFonts w:ascii="Arial" w:cs="Arial" w:eastAsia="Arial" w:hAnsi="Arial"/>
+                <w:color w:val="444444"/>
+                <w:sz w:val="18"/>
+                <w:szCs w:val="18"/>
+              </w:rPr>
+              <w:t xml:space="preserve">Tap Edit</w:t>
+            </w:r>
+          </w:p>
+          <w:p>
+            <w:pPr>
+              <w:pStyle w:val="ListParagraph"/>
+              <w:numPr>
+                <w:ilvl w:val="0"/>
+                <w:numId w:val="2"/>
+              </w:numPr>
+              <w:spacing w:after="30" w:before="0"/>
+            </w:pPr>
+            <w:r>
+              <w:rPr>
+                <w:rFonts w:ascii="Arial" w:cs="Arial" w:eastAsia="Arial" w:hAnsi="Arial"/>
+                <w:color w:val="444444"/>
+                <w:sz w:val="18"/>
+                <w:szCs w:val="18"/>
+              </w:rPr>
+              <w:t xml:space="preserve">Change Title to updated name</w:t>
+            </w:r>
+          </w:p>
+          <w:p>
+            <w:pPr>
+              <w:pStyle w:val="ListParagraph"/>
+              <w:numPr>
+                <w:ilvl w:val="0"/>
+                <w:numId w:val="2"/>
+              </w:numPr>
+              <w:spacing w:after="30" w:before="0"/>
+            </w:pPr>
+            <w:r>
+              <w:rPr>
+                <w:rFonts w:ascii="Arial" w:cs="Arial" w:eastAsia="Arial" w:hAnsi="Arial"/>
+                <w:color w:val="444444"/>
+                <w:sz w:val="18"/>
+                <w:szCs w:val="18"/>
+              </w:rPr>
+              <w:t xml:space="preserve">Change Frequency to 'Quarterly'</w:t>
+            </w:r>
+          </w:p>
+          <w:p>
+            <w:pPr>
+              <w:pStyle w:val="ListParagraph"/>
+              <w:numPr>
+                <w:ilvl w:val="0"/>
+                <w:numId w:val="2"/>
+              </w:numPr>
+              <w:spacing w:after="30" w:before="0"/>
+            </w:pPr>
+            <w:r>
+              <w:rPr>
+                <w:rFonts w:ascii="Arial" w:cs="Arial" w:eastAsia="Arial" w:hAnsi="Arial"/>
+                <w:color w:val="444444"/>
+                <w:sz w:val="18"/>
+                <w:szCs w:val="18"/>
+              </w:rPr>
+              <w:t xml:space="preserve">Tap Save Changes</w:t>
+            </w:r>
+          </w:p>
+        </w:tc>
+        <w:tc>
+          <w:tcPr>
+            <w:tcW w:type="dxa" w:w="2800"/>
+            <w:tcBorders>
+              <w:top w:val="single" w:color="CCCCCC" w:sz="1"/>
+              <w:left w:val="single" w:color="CCCCCC" w:sz="1"/>
+              <w:bottom w:val="single" w:color="CCCCCC" w:sz="1"/>
+              <w:right w:val="single" w:color="CCCCCC" w:sz="1"/>
+            </w:tcBorders>
+            <w:tcMar>
+              <w:top w:type="dxa" w:w="60"/>
+              <w:left w:type="dxa" w:w="100"/>
+              <w:bottom w:type="dxa" w:w="60"/>
+              <w:right w:type="dxa" w:w="100"/>
+            </w:tcMar>
+          </w:tcPr>
+          <w:p>
+            <w:pPr>
+              <w:pStyle w:val="ListParagraph"/>
+              <w:numPr>
+                <w:ilvl w:val="0"/>
+                <w:numId w:val="2"/>
+              </w:numPr>
+              <w:spacing w:after="30" w:before="0"/>
+            </w:pPr>
+            <w:r>
+              <w:rPr>
+                <w:rFonts w:ascii="Arial" w:cs="Arial" w:eastAsia="Arial" w:hAnsi="Arial"/>
+                <w:color w:val="444444"/>
+                <w:sz w:val="18"/>
+                <w:szCs w:val="18"/>
+              </w:rPr>
+              <w:t xml:space="preserve">Snackbar: 'Template updated.'</w:t>
+            </w:r>
+          </w:p>
+          <w:p>
+            <w:pPr>
+              <w:pStyle w:val="ListParagraph"/>
+              <w:numPr>
+                <w:ilvl w:val="0"/>
+                <w:numId w:val="2"/>
+              </w:numPr>
+              <w:spacing w:after="30" w:before="0"/>
+            </w:pPr>
+            <w:r>
+              <w:rPr>
+                <w:rFonts w:ascii="Arial" w:cs="Arial" w:eastAsia="Arial" w:hAnsi="Arial"/>
+                <w:color w:val="444444"/>
+                <w:sz w:val="18"/>
+                <w:szCs w:val="18"/>
+              </w:rPr>
+              <w:t xml:space="preserve">Card title and frequency badge reflect changes immediately</w:t>
+            </w:r>
+          </w:p>
+        </w:tc>
+        <w:tc>
+          <w:tcPr>
+            <w:tcW w:type="dxa" w:w="900"/>
+            <w:tcBorders>
+              <w:top w:val="single" w:color="CCCCCC" w:sz="1"/>
+              <w:left w:val="single" w:color="CCCCCC" w:sz="1"/>
+              <w:bottom w:val="single" w:color="CCCCCC" w:sz="1"/>
+              <w:right w:val="single" w:color="CCCCCC" w:sz="1"/>
+            </w:tcBorders>
+            <w:shd w:fill="E8F5E9" w:val="clear"/>
+            <w:tcMar>
+              <w:top w:type="dxa" w:w="60"/>
+              <w:left w:type="dxa" w:w="100"/>
+              <w:bottom w:type="dxa" w:w="60"/>
+              <w:right w:type="dxa" w:w="100"/>
+            </w:tcMar>
+          </w:tcPr>
+          <w:p>
+            <w:pPr>
+              <w:jc w:val="center"/>
+            </w:pPr>
+            <w:r>
+              <w:rPr>
+                <w:rFonts w:ascii="Arial" w:cs="Arial" w:eastAsia="Arial" w:hAnsi="Arial"/>
+                <w:b/>
+                <w:bCs/>
+                <w:color w:val="1A7340"/>
+                <w:sz w:val="18"/>
+                <w:szCs w:val="18"/>
+              </w:rPr>
+              <w:t xml:space="preserve">PASS</w:t>
+            </w:r>
+          </w:p>
+        </w:tc>
+      </w:tr>
+      <w:tr>
+        <w:tc>
+          <w:tcPr>
+            <w:tcW w:type="dxa" w:w="900"/>
+            <w:tcBorders>
+              <w:top w:val="single" w:color="CCCCCC" w:sz="1"/>
+              <w:left w:val="single" w:color="CCCCCC" w:sz="1"/>
+              <w:bottom w:val="single" w:color="CCCCCC" w:sz="1"/>
+              <w:right w:val="single" w:color="CCCCCC" w:sz="1"/>
+            </w:tcBorders>
+            <w:shd w:fill="E8E8E8" w:val="clear"/>
+            <w:tcMar>
+              <w:top w:type="dxa" w:w="60"/>
+              <w:left w:type="dxa" w:w="100"/>
+              <w:bottom w:type="dxa" w:w="60"/>
+              <w:right w:type="dxa" w:w="100"/>
+            </w:tcMar>
+          </w:tcPr>
+          <w:p>
+            <w:pPr>
+              <w:jc w:val="center"/>
+            </w:pPr>
+            <w:r>
+              <w:rPr>
+                <w:rFonts w:ascii="Arial" w:cs="Arial" w:eastAsia="Arial" w:hAnsi="Arial"/>
+                <w:b/>
+                <w:bCs/>
+                <w:color w:val="1B3A6B"/>
+                <w:sz w:val="18"/>
+                <w:szCs w:val="18"/>
+              </w:rPr>
+              <w:t xml:space="preserve">TC-118</w:t>
+            </w:r>
+          </w:p>
+        </w:tc>
+        <w:tc>
+          <w:tcPr>
+            <w:tcW w:type="dxa" w:w="1400"/>
+            <w:tcBorders>
+              <w:top w:val="single" w:color="CCCCCC" w:sz="1"/>
+              <w:left w:val="single" w:color="CCCCCC" w:sz="1"/>
+              <w:bottom w:val="single" w:color="CCCCCC" w:sz="1"/>
+              <w:right w:val="single" w:color="CCCCCC" w:sz="1"/>
+            </w:tcBorders>
+            <w:shd w:fill="E8E8E8" w:val="clear"/>
+            <w:tcMar>
+              <w:top w:type="dxa" w:w="60"/>
+              <w:left w:type="dxa" w:w="100"/>
+              <w:bottom w:type="dxa" w:w="60"/>
+              <w:right w:type="dxa" w:w="100"/>
+            </w:tcMar>
+          </w:tcPr>
+          <w:p>
+            <w:pPr>
+              <w:jc w:val="left"/>
+            </w:pPr>
+            <w:r>
+              <w:rPr>
+                <w:rFonts w:ascii="Arial" w:cs="Arial" w:eastAsia="Arial" w:hAnsi="Arial"/>
+                <w:b/>
+                <w:bCs/>
+                <w:color w:val="1B3A6B"/>
+                <w:sz w:val="18"/>
+                <w:szCs w:val="18"/>
+              </w:rPr>
+              <w:t xml:space="preserve">Edit template - Equipment Type locked</w:t>
+            </w:r>
+          </w:p>
+        </w:tc>
+        <w:tc>
+          <w:tcPr>
+            <w:tcW w:type="dxa" w:w="2800"/>
+            <w:tcBorders>
+              <w:top w:val="single" w:color="CCCCCC" w:sz="1"/>
+              <w:left w:val="single" w:color="CCCCCC" w:sz="1"/>
+              <w:bottom w:val="single" w:color="CCCCCC" w:sz="1"/>
+              <w:right w:val="single" w:color="CCCCCC" w:sz="1"/>
+            </w:tcBorders>
+            <w:tcMar>
+              <w:top w:type="dxa" w:w="60"/>
+              <w:left w:type="dxa" w:w="100"/>
+              <w:bottom w:type="dxa" w:w="60"/>
+              <w:right w:type="dxa" w:w="100"/>
+            </w:tcMar>
+          </w:tcPr>
+          <w:p>
+            <w:pPr>
+              <w:pStyle w:val="ListParagraph"/>
+              <w:numPr>
+                <w:ilvl w:val="0"/>
+                <w:numId w:val="2"/>
+              </w:numPr>
+              <w:spacing w:after="30" w:before="0"/>
+            </w:pPr>
+            <w:r>
+              <w:rPr>
+                <w:rFonts w:ascii="Arial" w:cs="Arial" w:eastAsia="Arial" w:hAnsi="Arial"/>
+                <w:color w:val="444444"/>
+                <w:sz w:val="18"/>
+                <w:szCs w:val="18"/>
+              </w:rPr>
+              <w:t xml:space="preserve">Login as EE TLSS</w:t>
+            </w:r>
+          </w:p>
+          <w:p>
+            <w:pPr>
+              <w:pStyle w:val="ListParagraph"/>
+              <w:numPr>
+                <w:ilvl w:val="0"/>
+                <w:numId w:val="2"/>
+              </w:numPr>
+              <w:spacing w:after="30" w:before="0"/>
+            </w:pPr>
+            <w:r>
+              <w:rPr>
+                <w:rFonts w:ascii="Arial" w:cs="Arial" w:eastAsia="Arial" w:hAnsi="Arial"/>
+                <w:color w:val="444444"/>
+                <w:sz w:val="18"/>
+                <w:szCs w:val="18"/>
+              </w:rPr>
+              <w:t xml:space="preserve">Tap Edit on any template</w:t>
+            </w:r>
+          </w:p>
+          <w:p>
+            <w:pPr>
+              <w:pStyle w:val="ListParagraph"/>
+              <w:numPr>
+                <w:ilvl w:val="0"/>
+                <w:numId w:val="2"/>
+              </w:numPr>
+              <w:spacing w:after="30" w:before="0"/>
+            </w:pPr>
+            <w:r>
+              <w:rPr>
+                <w:rFonts w:ascii="Arial" w:cs="Arial" w:eastAsia="Arial" w:hAnsi="Arial"/>
+                <w:color w:val="444444"/>
+                <w:sz w:val="18"/>
+                <w:szCs w:val="18"/>
+              </w:rPr>
+              <w:t xml:space="preserve">Observe the Equipment Type dropdown</w:t>
+            </w:r>
+          </w:p>
+        </w:tc>
+        <w:tc>
+          <w:tcPr>
+            <w:tcW w:type="dxa" w:w="2800"/>
+            <w:tcBorders>
+              <w:top w:val="single" w:color="CCCCCC" w:sz="1"/>
+              <w:left w:val="single" w:color="CCCCCC" w:sz="1"/>
+              <w:bottom w:val="single" w:color="CCCCCC" w:sz="1"/>
+              <w:right w:val="single" w:color="CCCCCC" w:sz="1"/>
+            </w:tcBorders>
+            <w:tcMar>
+              <w:top w:type="dxa" w:w="60"/>
+              <w:left w:type="dxa" w:w="100"/>
+              <w:bottom w:type="dxa" w:w="60"/>
+              <w:right w:type="dxa" w:w="100"/>
+            </w:tcMar>
+          </w:tcPr>
+          <w:p>
+            <w:pPr>
+              <w:pStyle w:val="ListParagraph"/>
+              <w:numPr>
+                <w:ilvl w:val="0"/>
+                <w:numId w:val="2"/>
+              </w:numPr>
+              <w:spacing w:after="30" w:before="0"/>
+            </w:pPr>
+            <w:r>
+              <w:rPr>
+                <w:rFonts w:ascii="Arial" w:cs="Arial" w:eastAsia="Arial" w:hAnsi="Arial"/>
+                <w:color w:val="444444"/>
+                <w:sz w:val="18"/>
+                <w:szCs w:val="18"/>
+              </w:rPr>
+              <w:t xml:space="preserve">Equipment Type dropdown is disabled (greyed out)</w:t>
+            </w:r>
+          </w:p>
+          <w:p>
+            <w:pPr>
+              <w:pStyle w:val="ListParagraph"/>
+              <w:numPr>
+                <w:ilvl w:val="0"/>
+                <w:numId w:val="2"/>
+              </w:numPr>
+              <w:spacing w:after="30" w:before="0"/>
+            </w:pPr>
+            <w:r>
+              <w:rPr>
+                <w:rFonts w:ascii="Arial" w:cs="Arial" w:eastAsia="Arial" w:hAnsi="Arial"/>
+                <w:color w:val="444444"/>
+                <w:sz w:val="18"/>
+                <w:szCs w:val="18"/>
+              </w:rPr>
+              <w:t xml:space="preserve">Field cannot be interacted with</w:t>
+            </w:r>
+          </w:p>
+        </w:tc>
+        <w:tc>
+          <w:tcPr>
+            <w:tcW w:type="dxa" w:w="900"/>
+            <w:tcBorders>
+              <w:top w:val="single" w:color="CCCCCC" w:sz="1"/>
+              <w:left w:val="single" w:color="CCCCCC" w:sz="1"/>
+              <w:bottom w:val="single" w:color="CCCCCC" w:sz="1"/>
+              <w:right w:val="single" w:color="CCCCCC" w:sz="1"/>
+            </w:tcBorders>
+            <w:shd w:fill="E8F5E9" w:val="clear"/>
+            <w:tcMar>
+              <w:top w:type="dxa" w:w="60"/>
+              <w:left w:type="dxa" w:w="100"/>
+              <w:bottom w:type="dxa" w:w="60"/>
+              <w:right w:type="dxa" w:w="100"/>
+            </w:tcMar>
+          </w:tcPr>
+          <w:p>
+            <w:pPr>
+              <w:jc w:val="center"/>
+            </w:pPr>
+            <w:r>
+              <w:rPr>
+                <w:rFonts w:ascii="Arial" w:cs="Arial" w:eastAsia="Arial" w:hAnsi="Arial"/>
+                <w:b/>
+                <w:bCs/>
+                <w:color w:val="1A7340"/>
+                <w:sz w:val="18"/>
+                <w:szCs w:val="18"/>
+              </w:rPr>
+              <w:t xml:space="preserve">PASS</w:t>
+            </w:r>
+          </w:p>
+        </w:tc>
+      </w:tr>
+      <w:tr>
+        <w:tc>
+          <w:tcPr>
+            <w:tcW w:type="dxa" w:w="900"/>
+            <w:tcBorders>
+              <w:top w:val="single" w:color="CCCCCC" w:sz="1"/>
+              <w:left w:val="single" w:color="CCCCCC" w:sz="1"/>
+              <w:bottom w:val="single" w:color="CCCCCC" w:sz="1"/>
+              <w:right w:val="single" w:color="CCCCCC" w:sz="1"/>
+            </w:tcBorders>
+            <w:shd w:fill="E8E8E8" w:val="clear"/>
+            <w:tcMar>
+              <w:top w:type="dxa" w:w="60"/>
+              <w:left w:type="dxa" w:w="100"/>
+              <w:bottom w:type="dxa" w:w="60"/>
+              <w:right w:type="dxa" w:w="100"/>
+            </w:tcMar>
+          </w:tcPr>
+          <w:p>
+            <w:pPr>
+              <w:jc w:val="center"/>
+            </w:pPr>
+            <w:r>
+              <w:rPr>
+                <w:rFonts w:ascii="Arial" w:cs="Arial" w:eastAsia="Arial" w:hAnsi="Arial"/>
+                <w:b/>
+                <w:bCs/>
+                <w:color w:val="1B3A6B"/>
+                <w:sz w:val="18"/>
+                <w:szCs w:val="18"/>
+              </w:rPr>
+              <w:t xml:space="preserve">TC-119</w:t>
+            </w:r>
+          </w:p>
+        </w:tc>
+        <w:tc>
+          <w:tcPr>
+            <w:tcW w:type="dxa" w:w="1400"/>
+            <w:tcBorders>
+              <w:top w:val="single" w:color="CCCCCC" w:sz="1"/>
+              <w:left w:val="single" w:color="CCCCCC" w:sz="1"/>
+              <w:bottom w:val="single" w:color="CCCCCC" w:sz="1"/>
+              <w:right w:val="single" w:color="CCCCCC" w:sz="1"/>
+            </w:tcBorders>
+            <w:shd w:fill="E8E8E8" w:val="clear"/>
+            <w:tcMar>
+              <w:top w:type="dxa" w:w="60"/>
+              <w:left w:type="dxa" w:w="100"/>
+              <w:bottom w:type="dxa" w:w="60"/>
+              <w:right w:type="dxa" w:w="100"/>
+            </w:tcMar>
+          </w:tcPr>
+          <w:p>
+            <w:pPr>
+              <w:jc w:val="left"/>
+            </w:pPr>
+            <w:r>
+              <w:rPr>
+                <w:rFonts w:ascii="Arial" w:cs="Arial" w:eastAsia="Arial" w:hAnsi="Arial"/>
+                <w:b/>
+                <w:bCs/>
+                <w:color w:val="1B3A6B"/>
+                <w:sz w:val="18"/>
+                <w:szCs w:val="18"/>
+              </w:rPr>
+              <w:t xml:space="preserve">Deactivate template - confirm dialog</w:t>
+            </w:r>
+          </w:p>
+        </w:tc>
+        <w:tc>
+          <w:tcPr>
+            <w:tcW w:type="dxa" w:w="2800"/>
+            <w:tcBorders>
+              <w:top w:val="single" w:color="CCCCCC" w:sz="1"/>
+              <w:left w:val="single" w:color="CCCCCC" w:sz="1"/>
+              <w:bottom w:val="single" w:color="CCCCCC" w:sz="1"/>
+              <w:right w:val="single" w:color="CCCCCC" w:sz="1"/>
+            </w:tcBorders>
+            <w:tcMar>
+              <w:top w:type="dxa" w:w="60"/>
+              <w:left w:type="dxa" w:w="100"/>
+              <w:bottom w:type="dxa" w:w="60"/>
+              <w:right w:type="dxa" w:w="100"/>
+            </w:tcMar>
+          </w:tcPr>
+          <w:p>
+            <w:pPr>
+              <w:pStyle w:val="ListParagraph"/>
+              <w:numPr>
+                <w:ilvl w:val="0"/>
+                <w:numId w:val="2"/>
+              </w:numPr>
+              <w:spacing w:after="30" w:before="0"/>
+            </w:pPr>
+            <w:r>
+              <w:rPr>
+                <w:rFonts w:ascii="Arial" w:cs="Arial" w:eastAsia="Arial" w:hAnsi="Arial"/>
+                <w:color w:val="444444"/>
+                <w:sz w:val="18"/>
+                <w:szCs w:val="18"/>
+              </w:rPr>
+              <w:t xml:space="preserve">Login as EE TLSS</w:t>
+            </w:r>
+          </w:p>
+          <w:p>
+            <w:pPr>
+              <w:pStyle w:val="ListParagraph"/>
+              <w:numPr>
+                <w:ilvl w:val="0"/>
+                <w:numId w:val="2"/>
+              </w:numPr>
+              <w:spacing w:after="30" w:before="0"/>
+            </w:pPr>
+            <w:r>
+              <w:rPr>
+                <w:rFonts w:ascii="Arial" w:cs="Arial" w:eastAsia="Arial" w:hAnsi="Arial"/>
+                <w:color w:val="444444"/>
+                <w:sz w:val="18"/>
+                <w:szCs w:val="18"/>
+              </w:rPr>
+              <w:t xml:space="preserve">Tap Deactivate on an active template</w:t>
+            </w:r>
+          </w:p>
+          <w:p>
+            <w:pPr>
+              <w:pStyle w:val="ListParagraph"/>
+              <w:numPr>
+                <w:ilvl w:val="0"/>
+                <w:numId w:val="2"/>
+              </w:numPr>
+              <w:spacing w:after="30" w:before="0"/>
+            </w:pPr>
+            <w:r>
+              <w:rPr>
+                <w:rFonts w:ascii="Arial" w:cs="Arial" w:eastAsia="Arial" w:hAnsi="Arial"/>
+                <w:color w:val="444444"/>
+                <w:sz w:val="18"/>
+                <w:szCs w:val="18"/>
+              </w:rPr>
+              <w:t xml:space="preserve">Observe confirmation dialog</w:t>
+            </w:r>
+          </w:p>
+          <w:p>
+            <w:pPr>
+              <w:pStyle w:val="ListParagraph"/>
+              <w:numPr>
+                <w:ilvl w:val="0"/>
+                <w:numId w:val="2"/>
+              </w:numPr>
+              <w:spacing w:after="30" w:before="0"/>
+            </w:pPr>
+            <w:r>
+              <w:rPr>
+                <w:rFonts w:ascii="Arial" w:cs="Arial" w:eastAsia="Arial" w:hAnsi="Arial"/>
+                <w:color w:val="444444"/>
+                <w:sz w:val="18"/>
+                <w:szCs w:val="18"/>
+              </w:rPr>
+              <w:t xml:space="preserve">Tap Deactivate in dialog</w:t>
+            </w:r>
+          </w:p>
+        </w:tc>
+        <w:tc>
+          <w:tcPr>
+            <w:tcW w:type="dxa" w:w="2800"/>
+            <w:tcBorders>
+              <w:top w:val="single" w:color="CCCCCC" w:sz="1"/>
+              <w:left w:val="single" w:color="CCCCCC" w:sz="1"/>
+              <w:bottom w:val="single" w:color="CCCCCC" w:sz="1"/>
+              <w:right w:val="single" w:color="CCCCCC" w:sz="1"/>
+            </w:tcBorders>
+            <w:tcMar>
+              <w:top w:type="dxa" w:w="60"/>
+              <w:left w:type="dxa" w:w="100"/>
+              <w:bottom w:type="dxa" w:w="60"/>
+              <w:right w:type="dxa" w:w="100"/>
+            </w:tcMar>
+          </w:tcPr>
+          <w:p>
+            <w:pPr>
+              <w:pStyle w:val="ListParagraph"/>
+              <w:numPr>
+                <w:ilvl w:val="0"/>
+                <w:numId w:val="2"/>
+              </w:numPr>
+              <w:spacing w:after="30" w:before="0"/>
+            </w:pPr>
+            <w:r>
+              <w:rPr>
+                <w:rFonts w:ascii="Arial" w:cs="Arial" w:eastAsia="Arial" w:hAnsi="Arial"/>
+                <w:color w:val="444444"/>
+                <w:sz w:val="18"/>
+                <w:szCs w:val="18"/>
+              </w:rPr>
+              <w:t xml:space="preserve">Confirmation dialog appears with template name</w:t>
+            </w:r>
+          </w:p>
+          <w:p>
+            <w:pPr>
+              <w:pStyle w:val="ListParagraph"/>
+              <w:numPr>
+                <w:ilvl w:val="0"/>
+                <w:numId w:val="2"/>
+              </w:numPr>
+              <w:spacing w:after="30" w:before="0"/>
+            </w:pPr>
+            <w:r>
+              <w:rPr>
+                <w:rFonts w:ascii="Arial" w:cs="Arial" w:eastAsia="Arial" w:hAnsi="Arial"/>
+                <w:color w:val="444444"/>
+                <w:sz w:val="18"/>
+                <w:szCs w:val="18"/>
+              </w:rPr>
+              <w:t xml:space="preserve">Snackbar: 'Template deactivated.'</w:t>
+            </w:r>
+          </w:p>
+          <w:p>
+            <w:pPr>
+              <w:pStyle w:val="ListParagraph"/>
+              <w:numPr>
+                <w:ilvl w:val="0"/>
+                <w:numId w:val="2"/>
+              </w:numPr>
+              <w:spacing w:after="30" w:before="0"/>
+            </w:pPr>
+            <w:r>
+              <w:rPr>
+                <w:rFonts w:ascii="Arial" w:cs="Arial" w:eastAsia="Arial" w:hAnsi="Arial"/>
+                <w:color w:val="444444"/>
+                <w:sz w:val="18"/>
+                <w:szCs w:val="18"/>
+              </w:rPr>
+              <w:t xml:space="preserve">Card now shows Inactive badge in red</w:t>
+            </w:r>
+          </w:p>
+          <w:p>
+            <w:pPr>
+              <w:pStyle w:val="ListParagraph"/>
+              <w:numPr>
+                <w:ilvl w:val="0"/>
+                <w:numId w:val="2"/>
+              </w:numPr>
+              <w:spacing w:after="30" w:before="0"/>
+            </w:pPr>
+            <w:r>
+              <w:rPr>
+                <w:rFonts w:ascii="Arial" w:cs="Arial" w:eastAsia="Arial" w:hAnsi="Arial"/>
+                <w:color w:val="444444"/>
+                <w:sz w:val="18"/>
+                <w:szCs w:val="18"/>
+              </w:rPr>
+              <w:t xml:space="preserve">Deactivate button disappears from card</w:t>
+            </w:r>
+          </w:p>
+        </w:tc>
+        <w:tc>
+          <w:tcPr>
+            <w:tcW w:type="dxa" w:w="900"/>
+            <w:tcBorders>
+              <w:top w:val="single" w:color="CCCCCC" w:sz="1"/>
+              <w:left w:val="single" w:color="CCCCCC" w:sz="1"/>
+              <w:bottom w:val="single" w:color="CCCCCC" w:sz="1"/>
+              <w:right w:val="single" w:color="CCCCCC" w:sz="1"/>
+            </w:tcBorders>
+            <w:shd w:fill="E8F5E9" w:val="clear"/>
+            <w:tcMar>
+              <w:top w:type="dxa" w:w="60"/>
+              <w:left w:type="dxa" w:w="100"/>
+              <w:bottom w:type="dxa" w:w="60"/>
+              <w:right w:type="dxa" w:w="100"/>
+            </w:tcMar>
+          </w:tcPr>
+          <w:p>
+            <w:pPr>
+              <w:jc w:val="center"/>
+            </w:pPr>
+            <w:r>
+              <w:rPr>
+                <w:rFonts w:ascii="Arial" w:cs="Arial" w:eastAsia="Arial" w:hAnsi="Arial"/>
+                <w:b/>
+                <w:bCs/>
+                <w:color w:val="1A7340"/>
+                <w:sz w:val="18"/>
+                <w:szCs w:val="18"/>
+              </w:rPr>
+              <w:t xml:space="preserve">PASS</w:t>
+            </w:r>
+          </w:p>
+        </w:tc>
+      </w:tr>
+      <w:tr>
+        <w:tc>
+          <w:tcPr>
+            <w:tcW w:type="dxa" w:w="900"/>
+            <w:tcBorders>
+              <w:top w:val="single" w:color="CCCCCC" w:sz="1"/>
+              <w:left w:val="single" w:color="CCCCCC" w:sz="1"/>
+              <w:bottom w:val="single" w:color="CCCCCC" w:sz="1"/>
+              <w:right w:val="single" w:color="CCCCCC" w:sz="1"/>
+            </w:tcBorders>
+            <w:shd w:fill="E8E8E8" w:val="clear"/>
+            <w:tcMar>
+              <w:top w:type="dxa" w:w="60"/>
+              <w:left w:type="dxa" w:w="100"/>
+              <w:bottom w:type="dxa" w:w="60"/>
+              <w:right w:type="dxa" w:w="100"/>
+            </w:tcMar>
+          </w:tcPr>
+          <w:p>
+            <w:pPr>
+              <w:jc w:val="center"/>
+            </w:pPr>
+            <w:r>
+              <w:rPr>
+                <w:rFonts w:ascii="Arial" w:cs="Arial" w:eastAsia="Arial" w:hAnsi="Arial"/>
+                <w:b/>
+                <w:bCs/>
+                <w:color w:val="1B3A6B"/>
+                <w:sz w:val="18"/>
+                <w:szCs w:val="18"/>
+              </w:rPr>
+              <w:t xml:space="preserve">TC-120</w:t>
+            </w:r>
+          </w:p>
+        </w:tc>
+        <w:tc>
+          <w:tcPr>
+            <w:tcW w:type="dxa" w:w="1400"/>
+            <w:tcBorders>
+              <w:top w:val="single" w:color="CCCCCC" w:sz="1"/>
+              <w:left w:val="single" w:color="CCCCCC" w:sz="1"/>
+              <w:bottom w:val="single" w:color="CCCCCC" w:sz="1"/>
+              <w:right w:val="single" w:color="CCCCCC" w:sz="1"/>
+            </w:tcBorders>
+            <w:shd w:fill="E8E8E8" w:val="clear"/>
+            <w:tcMar>
+              <w:top w:type="dxa" w:w="60"/>
+              <w:left w:type="dxa" w:w="100"/>
+              <w:bottom w:type="dxa" w:w="60"/>
+              <w:right w:type="dxa" w:w="100"/>
+            </w:tcMar>
+          </w:tcPr>
+          <w:p>
+            <w:pPr>
+              <w:jc w:val="left"/>
+            </w:pPr>
+            <w:r>
+              <w:rPr>
+                <w:rFonts w:ascii="Arial" w:cs="Arial" w:eastAsia="Arial" w:hAnsi="Arial"/>
+                <w:b/>
+                <w:bCs/>
+                <w:color w:val="1B3A6B"/>
+                <w:sz w:val="18"/>
+                <w:szCs w:val="18"/>
+              </w:rPr>
+              <w:t xml:space="preserve">Deactivate - live schedules unaffected</w:t>
+            </w:r>
+          </w:p>
+        </w:tc>
+        <w:tc>
+          <w:tcPr>
+            <w:tcW w:type="dxa" w:w="2800"/>
+            <w:tcBorders>
+              <w:top w:val="single" w:color="CCCCCC" w:sz="1"/>
+              <w:left w:val="single" w:color="CCCCCC" w:sz="1"/>
+              <w:bottom w:val="single" w:color="CCCCCC" w:sz="1"/>
+              <w:right w:val="single" w:color="CCCCCC" w:sz="1"/>
+            </w:tcBorders>
+            <w:tcMar>
+              <w:top w:type="dxa" w:w="60"/>
+              <w:left w:type="dxa" w:w="100"/>
+              <w:bottom w:type="dxa" w:w="60"/>
+              <w:right w:type="dxa" w:w="100"/>
+            </w:tcMar>
+          </w:tcPr>
+          <w:p>
+            <w:pPr>
+              <w:pStyle w:val="ListParagraph"/>
+              <w:numPr>
+                <w:ilvl w:val="0"/>
+                <w:numId w:val="2"/>
+              </w:numPr>
+              <w:spacing w:after="30" w:before="0"/>
+            </w:pPr>
+            <w:r>
+              <w:rPr>
+                <w:rFonts w:ascii="Arial" w:cs="Arial" w:eastAsia="Arial" w:hAnsi="Arial"/>
+                <w:color w:val="444444"/>
+                <w:sz w:val="18"/>
+                <w:szCs w:val="18"/>
+              </w:rPr>
+              <w:t xml:space="preserve">Verify equipment unit has active schedules (Equipment Schedules tab)</w:t>
+            </w:r>
+          </w:p>
+          <w:p>
+            <w:pPr>
+              <w:pStyle w:val="ListParagraph"/>
+              <w:numPr>
+                <w:ilvl w:val="0"/>
+                <w:numId w:val="2"/>
+              </w:numPr>
+              <w:spacing w:after="30" w:before="0"/>
+            </w:pPr>
+            <w:r>
+              <w:rPr>
+                <w:rFonts w:ascii="Arial" w:cs="Arial" w:eastAsia="Arial" w:hAnsi="Arial"/>
+                <w:color w:val="444444"/>
+                <w:sz w:val="18"/>
+                <w:szCs w:val="18"/>
+              </w:rPr>
+              <w:t xml:space="preserve">Deactivate the template for that equipment type</w:t>
+            </w:r>
+          </w:p>
+          <w:p>
+            <w:pPr>
+              <w:pStyle w:val="ListParagraph"/>
+              <w:numPr>
+                <w:ilvl w:val="0"/>
+                <w:numId w:val="2"/>
+              </w:numPr>
+              <w:spacing w:after="30" w:before="0"/>
+            </w:pPr>
+            <w:r>
+              <w:rPr>
+                <w:rFonts w:ascii="Arial" w:cs="Arial" w:eastAsia="Arial" w:hAnsi="Arial"/>
+                <w:color w:val="444444"/>
+                <w:sz w:val="18"/>
+                <w:szCs w:val="18"/>
+              </w:rPr>
+              <w:t xml:space="preserve">Re-open Equipment Schedules for the unit</w:t>
+            </w:r>
+          </w:p>
+        </w:tc>
+        <w:tc>
+          <w:tcPr>
+            <w:tcW w:type="dxa" w:w="2800"/>
+            <w:tcBorders>
+              <w:top w:val="single" w:color="CCCCCC" w:sz="1"/>
+              <w:left w:val="single" w:color="CCCCCC" w:sz="1"/>
+              <w:bottom w:val="single" w:color="CCCCCC" w:sz="1"/>
+              <w:right w:val="single" w:color="CCCCCC" w:sz="1"/>
+            </w:tcBorders>
+            <w:tcMar>
+              <w:top w:type="dxa" w:w="60"/>
+              <w:left w:type="dxa" w:w="100"/>
+              <w:bottom w:type="dxa" w:w="60"/>
+              <w:right w:type="dxa" w:w="100"/>
+            </w:tcMar>
+          </w:tcPr>
+          <w:p>
+            <w:pPr>
+              <w:pStyle w:val="ListParagraph"/>
+              <w:numPr>
+                <w:ilvl w:val="0"/>
+                <w:numId w:val="2"/>
+              </w:numPr>
+              <w:spacing w:after="30" w:before="0"/>
+            </w:pPr>
+            <w:r>
+              <w:rPr>
+                <w:rFonts w:ascii="Arial" w:cs="Arial" w:eastAsia="Arial" w:hAnsi="Arial"/>
+                <w:color w:val="444444"/>
+                <w:sz w:val="18"/>
+                <w:szCs w:val="18"/>
+              </w:rPr>
+              <w:t xml:space="preserve">Existing live schedules for commissioned equipment remain unchanged</w:t>
+            </w:r>
+          </w:p>
+          <w:p>
+            <w:pPr>
+              <w:pStyle w:val="ListParagraph"/>
+              <w:numPr>
+                <w:ilvl w:val="0"/>
+                <w:numId w:val="2"/>
+              </w:numPr>
+              <w:spacing w:after="30" w:before="0"/>
+            </w:pPr>
+            <w:r>
+              <w:rPr>
+                <w:rFonts w:ascii="Arial" w:cs="Arial" w:eastAsia="Arial" w:hAnsi="Arial"/>
+                <w:color w:val="444444"/>
+                <w:sz w:val="18"/>
+                <w:szCs w:val="18"/>
+              </w:rPr>
+              <w:t xml:space="preserve">Schedules tab still lists the schedule with correct next-run date</w:t>
+            </w:r>
+          </w:p>
+        </w:tc>
+        <w:tc>
+          <w:tcPr>
+            <w:tcW w:type="dxa" w:w="900"/>
+            <w:tcBorders>
+              <w:top w:val="single" w:color="CCCCCC" w:sz="1"/>
+              <w:left w:val="single" w:color="CCCCCC" w:sz="1"/>
+              <w:bottom w:val="single" w:color="CCCCCC" w:sz="1"/>
+              <w:right w:val="single" w:color="CCCCCC" w:sz="1"/>
+            </w:tcBorders>
+            <w:shd w:fill="E8F5E9" w:val="clear"/>
+            <w:tcMar>
+              <w:top w:type="dxa" w:w="60"/>
+              <w:left w:type="dxa" w:w="100"/>
+              <w:bottom w:type="dxa" w:w="60"/>
+              <w:right w:type="dxa" w:w="100"/>
+            </w:tcMar>
+          </w:tcPr>
+          <w:p>
+            <w:pPr>
+              <w:jc w:val="center"/>
+            </w:pPr>
+            <w:r>
+              <w:rPr>
+                <w:rFonts w:ascii="Arial" w:cs="Arial" w:eastAsia="Arial" w:hAnsi="Arial"/>
+                <w:b/>
+                <w:bCs/>
+                <w:color w:val="1A7340"/>
+                <w:sz w:val="18"/>
+                <w:szCs w:val="18"/>
+              </w:rPr>
+              <w:t xml:space="preserve">PASS</w:t>
+            </w:r>
+          </w:p>
+        </w:tc>
+      </w:tr>
+      <w:tr>
+        <w:tc>
+          <w:tcPr>
+            <w:tcW w:type="dxa" w:w="900"/>
+            <w:tcBorders>
+              <w:top w:val="single" w:color="CCCCCC" w:sz="1"/>
+              <w:left w:val="single" w:color="CCCCCC" w:sz="1"/>
+              <w:bottom w:val="single" w:color="CCCCCC" w:sz="1"/>
+              <w:right w:val="single" w:color="CCCCCC" w:sz="1"/>
+            </w:tcBorders>
+            <w:shd w:fill="E8E8E8" w:val="clear"/>
+            <w:tcMar>
+              <w:top w:type="dxa" w:w="60"/>
+              <w:left w:type="dxa" w:w="100"/>
+              <w:bottom w:type="dxa" w:w="60"/>
+              <w:right w:type="dxa" w:w="100"/>
+            </w:tcMar>
+          </w:tcPr>
+          <w:p>
+            <w:pPr>
+              <w:jc w:val="center"/>
+            </w:pPr>
+            <w:r>
+              <w:rPr>
+                <w:rFonts w:ascii="Arial" w:cs="Arial" w:eastAsia="Arial" w:hAnsi="Arial"/>
+                <w:b/>
+                <w:bCs/>
+                <w:color w:val="1B3A6B"/>
+                <w:sz w:val="18"/>
+                <w:szCs w:val="18"/>
+              </w:rPr>
+              <w:t xml:space="preserve">TC-121</w:t>
+            </w:r>
+          </w:p>
+        </w:tc>
+        <w:tc>
+          <w:tcPr>
+            <w:tcW w:type="dxa" w:w="1400"/>
+            <w:tcBorders>
+              <w:top w:val="single" w:color="CCCCCC" w:sz="1"/>
+              <w:left w:val="single" w:color="CCCCCC" w:sz="1"/>
+              <w:bottom w:val="single" w:color="CCCCCC" w:sz="1"/>
+              <w:right w:val="single" w:color="CCCCCC" w:sz="1"/>
+            </w:tcBorders>
+            <w:shd w:fill="E8E8E8" w:val="clear"/>
+            <w:tcMar>
+              <w:top w:type="dxa" w:w="60"/>
+              <w:left w:type="dxa" w:w="100"/>
+              <w:bottom w:type="dxa" w:w="60"/>
+              <w:right w:type="dxa" w:w="100"/>
+            </w:tcMar>
+          </w:tcPr>
+          <w:p>
+            <w:pPr>
+              <w:jc w:val="left"/>
+            </w:pPr>
+            <w:r>
+              <w:rPr>
+                <w:rFonts w:ascii="Arial" w:cs="Arial" w:eastAsia="Arial" w:hAnsi="Arial"/>
+                <w:b/>
+                <w:bCs/>
+                <w:color w:val="1B3A6B"/>
+                <w:sz w:val="18"/>
+                <w:szCs w:val="18"/>
+              </w:rPr>
+              <w:t xml:space="preserve">Auto-commission on equipment add</w:t>
+            </w:r>
+          </w:p>
+        </w:tc>
+        <w:tc>
+          <w:tcPr>
+            <w:tcW w:type="dxa" w:w="2800"/>
+            <w:tcBorders>
+              <w:top w:val="single" w:color="CCCCCC" w:sz="1"/>
+              <w:left w:val="single" w:color="CCCCCC" w:sz="1"/>
+              <w:bottom w:val="single" w:color="CCCCCC" w:sz="1"/>
+              <w:right w:val="single" w:color="CCCCCC" w:sz="1"/>
+            </w:tcBorders>
+            <w:tcMar>
+              <w:top w:type="dxa" w:w="60"/>
+              <w:left w:type="dxa" w:w="100"/>
+              <w:bottom w:type="dxa" w:w="60"/>
+              <w:right w:type="dxa" w:w="100"/>
+            </w:tcMar>
+          </w:tcPr>
+          <w:p>
+            <w:pPr>
+              <w:pStyle w:val="ListParagraph"/>
+              <w:numPr>
+                <w:ilvl w:val="0"/>
+                <w:numId w:val="2"/>
+              </w:numPr>
+              <w:spacing w:after="30" w:before="0"/>
+            </w:pPr>
+            <w:r>
+              <w:rPr>
+                <w:rFonts w:ascii="Arial" w:cs="Arial" w:eastAsia="Arial" w:hAnsi="Arial"/>
+                <w:color w:val="444444"/>
+                <w:sz w:val="18"/>
+                <w:szCs w:val="18"/>
+              </w:rPr>
+              <w:t xml:space="preserve">Login as Org Admin</w:t>
+            </w:r>
+          </w:p>
+          <w:p>
+            <w:pPr>
+              <w:pStyle w:val="ListParagraph"/>
+              <w:numPr>
+                <w:ilvl w:val="0"/>
+                <w:numId w:val="2"/>
+              </w:numPr>
+              <w:spacing w:after="30" w:before="0"/>
+            </w:pPr>
+            <w:r>
+              <w:rPr>
+                <w:rFonts w:ascii="Arial" w:cs="Arial" w:eastAsia="Arial" w:hAnsi="Arial"/>
+                <w:color w:val="444444"/>
+                <w:sz w:val="18"/>
+                <w:szCs w:val="18"/>
+              </w:rPr>
+              <w:t xml:space="preserve">Navigate to Equipment module</w:t>
+            </w:r>
+          </w:p>
+          <w:p>
+            <w:pPr>
+              <w:pStyle w:val="ListParagraph"/>
+              <w:numPr>
+                <w:ilvl w:val="0"/>
+                <w:numId w:val="2"/>
+              </w:numPr>
+              <w:spacing w:after="30" w:before="0"/>
+            </w:pPr>
+            <w:r>
+              <w:rPr>
+                <w:rFonts w:ascii="Arial" w:cs="Arial" w:eastAsia="Arial" w:hAnsi="Arial"/>
+                <w:color w:val="444444"/>
+                <w:sz w:val="18"/>
+                <w:szCs w:val="18"/>
+              </w:rPr>
+              <w:t xml:space="preserve">Add a new Power Transformer unit</w:t>
+            </w:r>
+          </w:p>
+          <w:p>
+            <w:pPr>
+              <w:pStyle w:val="ListParagraph"/>
+              <w:numPr>
+                <w:ilvl w:val="0"/>
+                <w:numId w:val="2"/>
+              </w:numPr>
+              <w:spacing w:after="30" w:before="0"/>
+            </w:pPr>
+            <w:r>
+              <w:rPr>
+                <w:rFonts w:ascii="Arial" w:cs="Arial" w:eastAsia="Arial" w:hAnsi="Arial"/>
+                <w:color w:val="444444"/>
+                <w:sz w:val="18"/>
+                <w:szCs w:val="18"/>
+              </w:rPr>
+              <w:t xml:space="preserve">Save the new equipment</w:t>
+            </w:r>
+          </w:p>
+        </w:tc>
+        <w:tc>
+          <w:tcPr>
+            <w:tcW w:type="dxa" w:w="2800"/>
+            <w:tcBorders>
+              <w:top w:val="single" w:color="CCCCCC" w:sz="1"/>
+              <w:left w:val="single" w:color="CCCCCC" w:sz="1"/>
+              <w:bottom w:val="single" w:color="CCCCCC" w:sz="1"/>
+              <w:right w:val="single" w:color="CCCCCC" w:sz="1"/>
+            </w:tcBorders>
+            <w:tcMar>
+              <w:top w:type="dxa" w:w="60"/>
+              <w:left w:type="dxa" w:w="100"/>
+              <w:bottom w:type="dxa" w:w="60"/>
+              <w:right w:type="dxa" w:w="100"/>
+            </w:tcMar>
+          </w:tcPr>
+          <w:p>
+            <w:pPr>
+              <w:pStyle w:val="ListParagraph"/>
+              <w:numPr>
+                <w:ilvl w:val="0"/>
+                <w:numId w:val="2"/>
+              </w:numPr>
+              <w:spacing w:after="30" w:before="0"/>
+            </w:pPr>
+            <w:r>
+              <w:rPr>
+                <w:rFonts w:ascii="Arial" w:cs="Arial" w:eastAsia="Arial" w:hAnsi="Arial"/>
+                <w:color w:val="444444"/>
+                <w:sz w:val="18"/>
+                <w:szCs w:val="18"/>
+              </w:rPr>
+              <w:t xml:space="preserve">Equipment created successfully</w:t>
+            </w:r>
+          </w:p>
+          <w:p>
+            <w:pPr>
+              <w:pStyle w:val="ListParagraph"/>
+              <w:numPr>
+                <w:ilvl w:val="0"/>
+                <w:numId w:val="2"/>
+              </w:numPr>
+              <w:spacing w:after="30" w:before="0"/>
+            </w:pPr>
+            <w:r>
+              <w:rPr>
+                <w:rFonts w:ascii="Arial" w:cs="Arial" w:eastAsia="Arial" w:hAnsi="Arial"/>
+                <w:color w:val="444444"/>
+                <w:sz w:val="18"/>
+                <w:szCs w:val="18"/>
+              </w:rPr>
+              <w:t xml:space="preserve">Navigate to Test Register &gt; Equipment Schedules tab</w:t>
+            </w:r>
+          </w:p>
+          <w:p>
+            <w:pPr>
+              <w:pStyle w:val="ListParagraph"/>
+              <w:numPr>
+                <w:ilvl w:val="0"/>
+                <w:numId w:val="2"/>
+              </w:numPr>
+              <w:spacing w:after="30" w:before="0"/>
+            </w:pPr>
+            <w:r>
+              <w:rPr>
+                <w:rFonts w:ascii="Arial" w:cs="Arial" w:eastAsia="Arial" w:hAnsi="Arial"/>
+                <w:color w:val="444444"/>
+                <w:sz w:val="18"/>
+                <w:szCs w:val="18"/>
+              </w:rPr>
+              <w:t xml:space="preserve">New unit appears in the list</w:t>
+            </w:r>
+          </w:p>
+          <w:p>
+            <w:pPr>
+              <w:pStyle w:val="ListParagraph"/>
+              <w:numPr>
+                <w:ilvl w:val="0"/>
+                <w:numId w:val="2"/>
+              </w:numPr>
+              <w:spacing w:after="30" w:before="0"/>
+            </w:pPr>
+            <w:r>
+              <w:rPr>
+                <w:rFonts w:ascii="Arial" w:cs="Arial" w:eastAsia="Arial" w:hAnsi="Arial"/>
+                <w:color w:val="444444"/>
+                <w:sz w:val="18"/>
+                <w:szCs w:val="18"/>
+              </w:rPr>
+              <w:t xml:space="preserve">Tap Schedules - pop-up shows schedules matching active Power Transformer templates</w:t>
+            </w:r>
+          </w:p>
+        </w:tc>
+        <w:tc>
+          <w:tcPr>
+            <w:tcW w:type="dxa" w:w="900"/>
+            <w:tcBorders>
+              <w:top w:val="single" w:color="CCCCCC" w:sz="1"/>
+              <w:left w:val="single" w:color="CCCCCC" w:sz="1"/>
+              <w:bottom w:val="single" w:color="CCCCCC" w:sz="1"/>
+              <w:right w:val="single" w:color="CCCCCC" w:sz="1"/>
+            </w:tcBorders>
+            <w:shd w:fill="E8F5E9" w:val="clear"/>
+            <w:tcMar>
+              <w:top w:type="dxa" w:w="60"/>
+              <w:left w:type="dxa" w:w="100"/>
+              <w:bottom w:type="dxa" w:w="60"/>
+              <w:right w:type="dxa" w:w="100"/>
+            </w:tcMar>
+          </w:tcPr>
+          <w:p>
+            <w:pPr>
+              <w:jc w:val="center"/>
+            </w:pPr>
+            <w:r>
+              <w:rPr>
+                <w:rFonts w:ascii="Arial" w:cs="Arial" w:eastAsia="Arial" w:hAnsi="Arial"/>
+                <w:b/>
+                <w:bCs/>
+                <w:color w:val="1A7340"/>
+                <w:sz w:val="18"/>
+                <w:szCs w:val="18"/>
+              </w:rPr>
+              <w:t xml:space="preserve">PASS</w:t>
+            </w:r>
+          </w:p>
+        </w:tc>
+      </w:tr>
+      <w:tr>
+        <w:tc>
+          <w:tcPr>
+            <w:tcW w:type="dxa" w:w="900"/>
+            <w:tcBorders>
+              <w:top w:val="single" w:color="CCCCCC" w:sz="1"/>
+              <w:left w:val="single" w:color="CCCCCC" w:sz="1"/>
+              <w:bottom w:val="single" w:color="CCCCCC" w:sz="1"/>
+              <w:right w:val="single" w:color="CCCCCC" w:sz="1"/>
+            </w:tcBorders>
+            <w:shd w:fill="E8E8E8" w:val="clear"/>
+            <w:tcMar>
+              <w:top w:type="dxa" w:w="60"/>
+              <w:left w:type="dxa" w:w="100"/>
+              <w:bottom w:type="dxa" w:w="60"/>
+              <w:right w:type="dxa" w:w="100"/>
+            </w:tcMar>
+          </w:tcPr>
+          <w:p>
+            <w:pPr>
+              <w:jc w:val="center"/>
+            </w:pPr>
+            <w:r>
+              <w:rPr>
+                <w:rFonts w:ascii="Arial" w:cs="Arial" w:eastAsia="Arial" w:hAnsi="Arial"/>
+                <w:b/>
+                <w:bCs/>
+                <w:color w:val="1B3A6B"/>
+                <w:sz w:val="18"/>
+                <w:szCs w:val="18"/>
+              </w:rPr>
+              <w:t xml:space="preserve">TC-122</w:t>
+            </w:r>
+          </w:p>
+        </w:tc>
+        <w:tc>
+          <w:tcPr>
+            <w:tcW w:type="dxa" w:w="1400"/>
+            <w:tcBorders>
+              <w:top w:val="single" w:color="CCCCCC" w:sz="1"/>
+              <w:left w:val="single" w:color="CCCCCC" w:sz="1"/>
+              <w:bottom w:val="single" w:color="CCCCCC" w:sz="1"/>
+              <w:right w:val="single" w:color="CCCCCC" w:sz="1"/>
+            </w:tcBorders>
+            <w:shd w:fill="E8E8E8" w:val="clear"/>
+            <w:tcMar>
+              <w:top w:type="dxa" w:w="60"/>
+              <w:left w:type="dxa" w:w="100"/>
+              <w:bottom w:type="dxa" w:w="60"/>
+              <w:right w:type="dxa" w:w="100"/>
+            </w:tcMar>
+          </w:tcPr>
+          <w:p>
+            <w:pPr>
+              <w:jc w:val="left"/>
+            </w:pPr>
+            <w:r>
+              <w:rPr>
+                <w:rFonts w:ascii="Arial" w:cs="Arial" w:eastAsia="Arial" w:hAnsi="Arial"/>
+                <w:b/>
+                <w:bCs/>
+                <w:color w:val="1B3A6B"/>
+                <w:sz w:val="18"/>
+                <w:szCs w:val="18"/>
+              </w:rPr>
+              <w:t xml:space="preserve">Equipment Schedules tab listing</w:t>
+            </w:r>
+          </w:p>
+        </w:tc>
+        <w:tc>
+          <w:tcPr>
+            <w:tcW w:type="dxa" w:w="2800"/>
+            <w:tcBorders>
+              <w:top w:val="single" w:color="CCCCCC" w:sz="1"/>
+              <w:left w:val="single" w:color="CCCCCC" w:sz="1"/>
+              <w:bottom w:val="single" w:color="CCCCCC" w:sz="1"/>
+              <w:right w:val="single" w:color="CCCCCC" w:sz="1"/>
+            </w:tcBorders>
+            <w:tcMar>
+              <w:top w:type="dxa" w:w="60"/>
+              <w:left w:type="dxa" w:w="100"/>
+              <w:bottom w:type="dxa" w:w="60"/>
+              <w:right w:type="dxa" w:w="100"/>
+            </w:tcMar>
+          </w:tcPr>
+          <w:p>
+            <w:pPr>
+              <w:pStyle w:val="ListParagraph"/>
+              <w:numPr>
+                <w:ilvl w:val="0"/>
+                <w:numId w:val="2"/>
+              </w:numPr>
+              <w:spacing w:after="30" w:before="0"/>
+            </w:pPr>
+            <w:r>
+              <w:rPr>
+                <w:rFonts w:ascii="Arial" w:cs="Arial" w:eastAsia="Arial" w:hAnsi="Arial"/>
+                <w:color w:val="444444"/>
+                <w:sz w:val="18"/>
+                <w:szCs w:val="18"/>
+              </w:rPr>
+              <w:t xml:space="preserve">Login as EE TLSS</w:t>
+            </w:r>
+          </w:p>
+          <w:p>
+            <w:pPr>
+              <w:pStyle w:val="ListParagraph"/>
+              <w:numPr>
+                <w:ilvl w:val="0"/>
+                <w:numId w:val="2"/>
+              </w:numPr>
+              <w:spacing w:after="30" w:before="0"/>
+            </w:pPr>
+            <w:r>
+              <w:rPr>
+                <w:rFonts w:ascii="Arial" w:cs="Arial" w:eastAsia="Arial" w:hAnsi="Arial"/>
+                <w:color w:val="444444"/>
+                <w:sz w:val="18"/>
+                <w:szCs w:val="18"/>
+              </w:rPr>
+              <w:t xml:space="preserve">Open Test Register</w:t>
+            </w:r>
+          </w:p>
+          <w:p>
+            <w:pPr>
+              <w:pStyle w:val="ListParagraph"/>
+              <w:numPr>
+                <w:ilvl w:val="0"/>
+                <w:numId w:val="2"/>
+              </w:numPr>
+              <w:spacing w:after="30" w:before="0"/>
+            </w:pPr>
+            <w:r>
+              <w:rPr>
+                <w:rFonts w:ascii="Arial" w:cs="Arial" w:eastAsia="Arial" w:hAnsi="Arial"/>
+                <w:color w:val="444444"/>
+                <w:sz w:val="18"/>
+                <w:szCs w:val="18"/>
+              </w:rPr>
+              <w:t xml:space="preserve">Tap Equipment Schedules tab</w:t>
+            </w:r>
+          </w:p>
+        </w:tc>
+        <w:tc>
+          <w:tcPr>
+            <w:tcW w:type="dxa" w:w="2800"/>
+            <w:tcBorders>
+              <w:top w:val="single" w:color="CCCCCC" w:sz="1"/>
+              <w:left w:val="single" w:color="CCCCCC" w:sz="1"/>
+              <w:bottom w:val="single" w:color="CCCCCC" w:sz="1"/>
+              <w:right w:val="single" w:color="CCCCCC" w:sz="1"/>
+            </w:tcBorders>
+            <w:tcMar>
+              <w:top w:type="dxa" w:w="60"/>
+              <w:left w:type="dxa" w:w="100"/>
+              <w:bottom w:type="dxa" w:w="60"/>
+              <w:right w:type="dxa" w:w="100"/>
+            </w:tcMar>
+          </w:tcPr>
+          <w:p>
+            <w:pPr>
+              <w:pStyle w:val="ListParagraph"/>
+              <w:numPr>
+                <w:ilvl w:val="0"/>
+                <w:numId w:val="2"/>
+              </w:numPr>
+              <w:spacing w:after="30" w:before="0"/>
+            </w:pPr>
+            <w:r>
+              <w:rPr>
+                <w:rFonts w:ascii="Arial" w:cs="Arial" w:eastAsia="Arial" w:hAnsi="Arial"/>
+                <w:color w:val="444444"/>
+                <w:sz w:val="18"/>
+                <w:szCs w:val="18"/>
+              </w:rPr>
+              <w:t xml:space="preserve">All registered equipment units are listed</w:t>
+            </w:r>
+          </w:p>
+          <w:p>
+            <w:pPr>
+              <w:pStyle w:val="ListParagraph"/>
+              <w:numPr>
+                <w:ilvl w:val="0"/>
+                <w:numId w:val="2"/>
+              </w:numPr>
+              <w:spacing w:after="30" w:before="0"/>
+            </w:pPr>
+            <w:r>
+              <w:rPr>
+                <w:rFonts w:ascii="Arial" w:cs="Arial" w:eastAsia="Arial" w:hAnsi="Arial"/>
+                <w:color w:val="444444"/>
+                <w:sz w:val="18"/>
+                <w:szCs w:val="18"/>
+              </w:rPr>
+              <w:t xml:space="preserve">Each row shows UEIC, equipment type, and department</w:t>
+            </w:r>
+          </w:p>
+          <w:p>
+            <w:pPr>
+              <w:pStyle w:val="ListParagraph"/>
+              <w:numPr>
+                <w:ilvl w:val="0"/>
+                <w:numId w:val="2"/>
+              </w:numPr>
+              <w:spacing w:after="30" w:before="0"/>
+            </w:pPr>
+            <w:r>
+              <w:rPr>
+                <w:rFonts w:ascii="Arial" w:cs="Arial" w:eastAsia="Arial" w:hAnsi="Arial"/>
+                <w:color w:val="444444"/>
+                <w:sz w:val="18"/>
+                <w:szCs w:val="18"/>
+              </w:rPr>
+              <w:t xml:space="preserve">Schedules button visible on every row</w:t>
+            </w:r>
+          </w:p>
+        </w:tc>
+        <w:tc>
+          <w:tcPr>
+            <w:tcW w:type="dxa" w:w="900"/>
+            <w:tcBorders>
+              <w:top w:val="single" w:color="CCCCCC" w:sz="1"/>
+              <w:left w:val="single" w:color="CCCCCC" w:sz="1"/>
+              <w:bottom w:val="single" w:color="CCCCCC" w:sz="1"/>
+              <w:right w:val="single" w:color="CCCCCC" w:sz="1"/>
+            </w:tcBorders>
+            <w:shd w:fill="E8F5E9" w:val="clear"/>
+            <w:tcMar>
+              <w:top w:type="dxa" w:w="60"/>
+              <w:left w:type="dxa" w:w="100"/>
+              <w:bottom w:type="dxa" w:w="60"/>
+              <w:right w:type="dxa" w:w="100"/>
+            </w:tcMar>
+          </w:tcPr>
+          <w:p>
+            <w:pPr>
+              <w:jc w:val="center"/>
+            </w:pPr>
+            <w:r>
+              <w:rPr>
+                <w:rFonts w:ascii="Arial" w:cs="Arial" w:eastAsia="Arial" w:hAnsi="Arial"/>
+                <w:b/>
+                <w:bCs/>
+                <w:color w:val="1A7340"/>
+                <w:sz w:val="18"/>
+                <w:szCs w:val="18"/>
+              </w:rPr>
+              <w:t xml:space="preserve">PASS</w:t>
+            </w:r>
+          </w:p>
+        </w:tc>
+      </w:tr>
+      <w:tr>
+        <w:tc>
+          <w:tcPr>
+            <w:tcW w:type="dxa" w:w="900"/>
+            <w:tcBorders>
+              <w:top w:val="single" w:color="CCCCCC" w:sz="1"/>
+              <w:left w:val="single" w:color="CCCCCC" w:sz="1"/>
+              <w:bottom w:val="single" w:color="CCCCCC" w:sz="1"/>
+              <w:right w:val="single" w:color="CCCCCC" w:sz="1"/>
+            </w:tcBorders>
+            <w:shd w:fill="E8E8E8" w:val="clear"/>
+            <w:tcMar>
+              <w:top w:type="dxa" w:w="60"/>
+              <w:left w:type="dxa" w:w="100"/>
+              <w:bottom w:type="dxa" w:w="60"/>
+              <w:right w:type="dxa" w:w="100"/>
+            </w:tcMar>
+          </w:tcPr>
+          <w:p>
+            <w:pPr>
+              <w:jc w:val="center"/>
+            </w:pPr>
+            <w:r>
+              <w:rPr>
+                <w:rFonts w:ascii="Arial" w:cs="Arial" w:eastAsia="Arial" w:hAnsi="Arial"/>
+                <w:b/>
+                <w:bCs/>
+                <w:color w:val="1B3A6B"/>
+                <w:sz w:val="18"/>
+                <w:szCs w:val="18"/>
+              </w:rPr>
+              <w:t xml:space="preserve">TC-123</w:t>
+            </w:r>
+          </w:p>
+        </w:tc>
+        <w:tc>
+          <w:tcPr>
+            <w:tcW w:type="dxa" w:w="1400"/>
+            <w:tcBorders>
+              <w:top w:val="single" w:color="CCCCCC" w:sz="1"/>
+              <w:left w:val="single" w:color="CCCCCC" w:sz="1"/>
+              <w:bottom w:val="single" w:color="CCCCCC" w:sz="1"/>
+              <w:right w:val="single" w:color="CCCCCC" w:sz="1"/>
+            </w:tcBorders>
+            <w:shd w:fill="E8E8E8" w:val="clear"/>
+            <w:tcMar>
+              <w:top w:type="dxa" w:w="60"/>
+              <w:left w:type="dxa" w:w="100"/>
+              <w:bottom w:type="dxa" w:w="60"/>
+              <w:right w:type="dxa" w:w="100"/>
+            </w:tcMar>
+          </w:tcPr>
+          <w:p>
+            <w:pPr>
+              <w:jc w:val="left"/>
+            </w:pPr>
+            <w:r>
+              <w:rPr>
+                <w:rFonts w:ascii="Arial" w:cs="Arial" w:eastAsia="Arial" w:hAnsi="Arial"/>
+                <w:b/>
+                <w:bCs/>
+                <w:color w:val="1B3A6B"/>
+                <w:sz w:val="18"/>
+                <w:szCs w:val="18"/>
+              </w:rPr>
+              <w:t xml:space="preserve">View schedules pop-up for a unit</w:t>
+            </w:r>
+          </w:p>
+        </w:tc>
+        <w:tc>
+          <w:tcPr>
+            <w:tcW w:type="dxa" w:w="2800"/>
+            <w:tcBorders>
+              <w:top w:val="single" w:color="CCCCCC" w:sz="1"/>
+              <w:left w:val="single" w:color="CCCCCC" w:sz="1"/>
+              <w:bottom w:val="single" w:color="CCCCCC" w:sz="1"/>
+              <w:right w:val="single" w:color="CCCCCC" w:sz="1"/>
+            </w:tcBorders>
+            <w:tcMar>
+              <w:top w:type="dxa" w:w="60"/>
+              <w:left w:type="dxa" w:w="100"/>
+              <w:bottom w:type="dxa" w:w="60"/>
+              <w:right w:type="dxa" w:w="100"/>
+            </w:tcMar>
+          </w:tcPr>
+          <w:p>
+            <w:pPr>
+              <w:pStyle w:val="ListParagraph"/>
+              <w:numPr>
+                <w:ilvl w:val="0"/>
+                <w:numId w:val="2"/>
+              </w:numPr>
+              <w:spacing w:after="30" w:before="0"/>
+            </w:pPr>
+            <w:r>
+              <w:rPr>
+                <w:rFonts w:ascii="Arial" w:cs="Arial" w:eastAsia="Arial" w:hAnsi="Arial"/>
+                <w:color w:val="444444"/>
+                <w:sz w:val="18"/>
+                <w:szCs w:val="18"/>
+              </w:rPr>
+              <w:t xml:space="preserve">Login as EE TLSS</w:t>
+            </w:r>
+          </w:p>
+          <w:p>
+            <w:pPr>
+              <w:pStyle w:val="ListParagraph"/>
+              <w:numPr>
+                <w:ilvl w:val="0"/>
+                <w:numId w:val="2"/>
+              </w:numPr>
+              <w:spacing w:after="30" w:before="0"/>
+            </w:pPr>
+            <w:r>
+              <w:rPr>
+                <w:rFonts w:ascii="Arial" w:cs="Arial" w:eastAsia="Arial" w:hAnsi="Arial"/>
+                <w:color w:val="444444"/>
+                <w:sz w:val="18"/>
+                <w:szCs w:val="18"/>
+              </w:rPr>
+              <w:t xml:space="preserve">Switch to Equipment Schedules tab</w:t>
+            </w:r>
+          </w:p>
+          <w:p>
+            <w:pPr>
+              <w:pStyle w:val="ListParagraph"/>
+              <w:numPr>
+                <w:ilvl w:val="0"/>
+                <w:numId w:val="2"/>
+              </w:numPr>
+              <w:spacing w:after="30" w:before="0"/>
+            </w:pPr>
+            <w:r>
+              <w:rPr>
+                <w:rFonts w:ascii="Arial" w:cs="Arial" w:eastAsia="Arial" w:hAnsi="Arial"/>
+                <w:color w:val="444444"/>
+                <w:sz w:val="18"/>
+                <w:szCs w:val="18"/>
+              </w:rPr>
+              <w:t xml:space="preserve">Tap Schedules on any commissioned unit</w:t>
+            </w:r>
+          </w:p>
+        </w:tc>
+        <w:tc>
+          <w:tcPr>
+            <w:tcW w:type="dxa" w:w="2800"/>
+            <w:tcBorders>
+              <w:top w:val="single" w:color="CCCCCC" w:sz="1"/>
+              <w:left w:val="single" w:color="CCCCCC" w:sz="1"/>
+              <w:bottom w:val="single" w:color="CCCCCC" w:sz="1"/>
+              <w:right w:val="single" w:color="CCCCCC" w:sz="1"/>
+            </w:tcBorders>
+            <w:tcMar>
+              <w:top w:type="dxa" w:w="60"/>
+              <w:left w:type="dxa" w:w="100"/>
+              <w:bottom w:type="dxa" w:w="60"/>
+              <w:right w:type="dxa" w:w="100"/>
+            </w:tcMar>
+          </w:tcPr>
+          <w:p>
+            <w:pPr>
+              <w:pStyle w:val="ListParagraph"/>
+              <w:numPr>
+                <w:ilvl w:val="0"/>
+                <w:numId w:val="2"/>
+              </w:numPr>
+              <w:spacing w:after="30" w:before="0"/>
+            </w:pPr>
+            <w:r>
+              <w:rPr>
+                <w:rFonts w:ascii="Arial" w:cs="Arial" w:eastAsia="Arial" w:hAnsi="Arial"/>
+                <w:color w:val="444444"/>
+                <w:sz w:val="18"/>
+                <w:szCs w:val="18"/>
+              </w:rPr>
+              <w:t xml:space="preserve">Pop-up opens showing unit UEIC and type in title</w:t>
+            </w:r>
+          </w:p>
+          <w:p>
+            <w:pPr>
+              <w:pStyle w:val="ListParagraph"/>
+              <w:numPr>
+                <w:ilvl w:val="0"/>
+                <w:numId w:val="2"/>
+              </w:numPr>
+              <w:spacing w:after="30" w:before="0"/>
+            </w:pPr>
+            <w:r>
+              <w:rPr>
+                <w:rFonts w:ascii="Arial" w:cs="Arial" w:eastAsia="Arial" w:hAnsi="Arial"/>
+                <w:color w:val="444444"/>
+                <w:sz w:val="18"/>
+                <w:szCs w:val="18"/>
+              </w:rPr>
+              <w:t xml:space="preserve">Each schedule shows title, next-run date, and frequency label</w:t>
+            </w:r>
+          </w:p>
+          <w:p>
+            <w:pPr>
+              <w:pStyle w:val="ListParagraph"/>
+              <w:numPr>
+                <w:ilvl w:val="0"/>
+                <w:numId w:val="2"/>
+              </w:numPr>
+              <w:spacing w:after="30" w:before="0"/>
+            </w:pPr>
+            <w:r>
+              <w:rPr>
+                <w:rFonts w:ascii="Arial" w:cs="Arial" w:eastAsia="Arial" w:hAnsi="Arial"/>
+                <w:color w:val="444444"/>
+                <w:sz w:val="18"/>
+                <w:szCs w:val="18"/>
+              </w:rPr>
+              <w:t xml:space="preserve">Active schedules only (no templates mixed in)</w:t>
+            </w:r>
+          </w:p>
+        </w:tc>
+        <w:tc>
+          <w:tcPr>
+            <w:tcW w:type="dxa" w:w="900"/>
+            <w:tcBorders>
+              <w:top w:val="single" w:color="CCCCCC" w:sz="1"/>
+              <w:left w:val="single" w:color="CCCCCC" w:sz="1"/>
+              <w:bottom w:val="single" w:color="CCCCCC" w:sz="1"/>
+              <w:right w:val="single" w:color="CCCCCC" w:sz="1"/>
+            </w:tcBorders>
+            <w:shd w:fill="E8F5E9" w:val="clear"/>
+            <w:tcMar>
+              <w:top w:type="dxa" w:w="60"/>
+              <w:left w:type="dxa" w:w="100"/>
+              <w:bottom w:type="dxa" w:w="60"/>
+              <w:right w:type="dxa" w:w="100"/>
+            </w:tcMar>
+          </w:tcPr>
+          <w:p>
+            <w:pPr>
+              <w:jc w:val="center"/>
+            </w:pPr>
+            <w:r>
+              <w:rPr>
+                <w:rFonts w:ascii="Arial" w:cs="Arial" w:eastAsia="Arial" w:hAnsi="Arial"/>
+                <w:b/>
+                <w:bCs/>
+                <w:color w:val="1A7340"/>
+                <w:sz w:val="18"/>
+                <w:szCs w:val="18"/>
+              </w:rPr>
+              <w:t xml:space="preserve">PASS</w:t>
+            </w:r>
+          </w:p>
+        </w:tc>
+      </w:tr>
+      <w:tr>
+        <w:tc>
+          <w:tcPr>
+            <w:tcW w:type="dxa" w:w="900"/>
+            <w:tcBorders>
+              <w:top w:val="single" w:color="CCCCCC" w:sz="1"/>
+              <w:left w:val="single" w:color="CCCCCC" w:sz="1"/>
+              <w:bottom w:val="single" w:color="CCCCCC" w:sz="1"/>
+              <w:right w:val="single" w:color="CCCCCC" w:sz="1"/>
+            </w:tcBorders>
+            <w:shd w:fill="E8E8E8" w:val="clear"/>
+            <w:tcMar>
+              <w:top w:type="dxa" w:w="60"/>
+              <w:left w:type="dxa" w:w="100"/>
+              <w:bottom w:type="dxa" w:w="60"/>
+              <w:right w:type="dxa" w:w="100"/>
+            </w:tcMar>
+          </w:tcPr>
+          <w:p>
+            <w:pPr>
+              <w:jc w:val="center"/>
+            </w:pPr>
+            <w:r>
+              <w:rPr>
+                <w:rFonts w:ascii="Arial" w:cs="Arial" w:eastAsia="Arial" w:hAnsi="Arial"/>
+                <w:b/>
+                <w:bCs/>
+                <w:color w:val="1B3A6B"/>
+                <w:sz w:val="18"/>
+                <w:szCs w:val="18"/>
+              </w:rPr>
+              <w:t xml:space="preserve">TC-124</w:t>
+            </w:r>
+          </w:p>
+        </w:tc>
+        <w:tc>
+          <w:tcPr>
+            <w:tcW w:type="dxa" w:w="1400"/>
+            <w:tcBorders>
+              <w:top w:val="single" w:color="CCCCCC" w:sz="1"/>
+              <w:left w:val="single" w:color="CCCCCC" w:sz="1"/>
+              <w:bottom w:val="single" w:color="CCCCCC" w:sz="1"/>
+              <w:right w:val="single" w:color="CCCCCC" w:sz="1"/>
+            </w:tcBorders>
+            <w:shd w:fill="E8E8E8" w:val="clear"/>
+            <w:tcMar>
+              <w:top w:type="dxa" w:w="60"/>
+              <w:left w:type="dxa" w:w="100"/>
+              <w:bottom w:type="dxa" w:w="60"/>
+              <w:right w:type="dxa" w:w="100"/>
+            </w:tcMar>
+          </w:tcPr>
+          <w:p>
+            <w:pPr>
+              <w:jc w:val="left"/>
+            </w:pPr>
+            <w:r>
+              <w:rPr>
+                <w:rFonts w:ascii="Arial" w:cs="Arial" w:eastAsia="Arial" w:hAnsi="Arial"/>
+                <w:b/>
+                <w:bCs/>
+                <w:color w:val="1B3A6B"/>
+                <w:sz w:val="18"/>
+                <w:szCs w:val="18"/>
+              </w:rPr>
+              <w:t xml:space="preserve">Overdue schedule highlighted red</w:t>
+            </w:r>
+          </w:p>
+        </w:tc>
+        <w:tc>
+          <w:tcPr>
+            <w:tcW w:type="dxa" w:w="2800"/>
+            <w:tcBorders>
+              <w:top w:val="single" w:color="CCCCCC" w:sz="1"/>
+              <w:left w:val="single" w:color="CCCCCC" w:sz="1"/>
+              <w:bottom w:val="single" w:color="CCCCCC" w:sz="1"/>
+              <w:right w:val="single" w:color="CCCCCC" w:sz="1"/>
+            </w:tcBorders>
+            <w:tcMar>
+              <w:top w:type="dxa" w:w="60"/>
+              <w:left w:type="dxa" w:w="100"/>
+              <w:bottom w:type="dxa" w:w="60"/>
+              <w:right w:type="dxa" w:w="100"/>
+            </w:tcMar>
+          </w:tcPr>
+          <w:p>
+            <w:pPr>
+              <w:pStyle w:val="ListParagraph"/>
+              <w:numPr>
+                <w:ilvl w:val="0"/>
+                <w:numId w:val="2"/>
+              </w:numPr>
+              <w:spacing w:after="30" w:before="0"/>
+            </w:pPr>
+            <w:r>
+              <w:rPr>
+                <w:rFonts w:ascii="Arial" w:cs="Arial" w:eastAsia="Arial" w:hAnsi="Arial"/>
+                <w:color w:val="444444"/>
+                <w:sz w:val="18"/>
+                <w:szCs w:val="18"/>
+              </w:rPr>
+              <w:t xml:space="preserve">Login as EE TLSS</w:t>
+            </w:r>
+          </w:p>
+          <w:p>
+            <w:pPr>
+              <w:pStyle w:val="ListParagraph"/>
+              <w:numPr>
+                <w:ilvl w:val="0"/>
+                <w:numId w:val="2"/>
+              </w:numPr>
+              <w:spacing w:after="30" w:before="0"/>
+            </w:pPr>
+            <w:r>
+              <w:rPr>
+                <w:rFonts w:ascii="Arial" w:cs="Arial" w:eastAsia="Arial" w:hAnsi="Arial"/>
+                <w:color w:val="444444"/>
+                <w:sz w:val="18"/>
+                <w:szCs w:val="18"/>
+              </w:rPr>
+              <w:t xml:space="preserve">Switch to Equipment Schedules tab</w:t>
+            </w:r>
+          </w:p>
+          <w:p>
+            <w:pPr>
+              <w:pStyle w:val="ListParagraph"/>
+              <w:numPr>
+                <w:ilvl w:val="0"/>
+                <w:numId w:val="2"/>
+              </w:numPr>
+              <w:spacing w:after="30" w:before="0"/>
+            </w:pPr>
+            <w:r>
+              <w:rPr>
+                <w:rFonts w:ascii="Arial" w:cs="Arial" w:eastAsia="Arial" w:hAnsi="Arial"/>
+                <w:color w:val="444444"/>
+                <w:sz w:val="18"/>
+                <w:szCs w:val="18"/>
+              </w:rPr>
+              <w:t xml:space="preserve">Tap Schedules on a unit with an overdue test</w:t>
+            </w:r>
+          </w:p>
+          <w:p>
+            <w:pPr>
+              <w:pStyle w:val="ListParagraph"/>
+              <w:numPr>
+                <w:ilvl w:val="0"/>
+                <w:numId w:val="2"/>
+              </w:numPr>
+              <w:spacing w:after="30" w:before="0"/>
+            </w:pPr>
+            <w:r>
+              <w:rPr>
+                <w:rFonts w:ascii="Arial" w:cs="Arial" w:eastAsia="Arial" w:hAnsi="Arial"/>
+                <w:color w:val="444444"/>
+                <w:sz w:val="18"/>
+                <w:szCs w:val="18"/>
+              </w:rPr>
+              <w:t xml:space="preserve">Observe overdue entry</w:t>
+            </w:r>
+          </w:p>
+        </w:tc>
+        <w:tc>
+          <w:tcPr>
+            <w:tcW w:type="dxa" w:w="2800"/>
+            <w:tcBorders>
+              <w:top w:val="single" w:color="CCCCCC" w:sz="1"/>
+              <w:left w:val="single" w:color="CCCCCC" w:sz="1"/>
+              <w:bottom w:val="single" w:color="CCCCCC" w:sz="1"/>
+              <w:right w:val="single" w:color="CCCCCC" w:sz="1"/>
+            </w:tcBorders>
+            <w:tcMar>
+              <w:top w:type="dxa" w:w="60"/>
+              <w:left w:type="dxa" w:w="100"/>
+              <w:bottom w:type="dxa" w:w="60"/>
+              <w:right w:type="dxa" w:w="100"/>
+            </w:tcMar>
+          </w:tcPr>
+          <w:p>
+            <w:pPr>
+              <w:pStyle w:val="ListParagraph"/>
+              <w:numPr>
+                <w:ilvl w:val="0"/>
+                <w:numId w:val="2"/>
+              </w:numPr>
+              <w:spacing w:after="30" w:before="0"/>
+            </w:pPr>
+            <w:r>
+              <w:rPr>
+                <w:rFonts w:ascii="Arial" w:cs="Arial" w:eastAsia="Arial" w:hAnsi="Arial"/>
+                <w:color w:val="444444"/>
+                <w:sz w:val="18"/>
+                <w:szCs w:val="18"/>
+              </w:rPr>
+              <w:t xml:space="preserve">Overdue schedule shows warning icon in red</w:t>
+            </w:r>
+          </w:p>
+          <w:p>
+            <w:pPr>
+              <w:pStyle w:val="ListParagraph"/>
+              <w:numPr>
+                <w:ilvl w:val="0"/>
+                <w:numId w:val="2"/>
+              </w:numPr>
+              <w:spacing w:after="30" w:before="0"/>
+            </w:pPr>
+            <w:r>
+              <w:rPr>
+                <w:rFonts w:ascii="Arial" w:cs="Arial" w:eastAsia="Arial" w:hAnsi="Arial"/>
+                <w:color w:val="444444"/>
+                <w:sz w:val="18"/>
+                <w:szCs w:val="18"/>
+              </w:rPr>
+              <w:t xml:space="preserve">Red badge displays e.g. '45 d overdue'</w:t>
+            </w:r>
+          </w:p>
+          <w:p>
+            <w:pPr>
+              <w:pStyle w:val="ListParagraph"/>
+              <w:numPr>
+                <w:ilvl w:val="0"/>
+                <w:numId w:val="2"/>
+              </w:numPr>
+              <w:spacing w:after="30" w:before="0"/>
+            </w:pPr>
+            <w:r>
+              <w:rPr>
+                <w:rFonts w:ascii="Arial" w:cs="Arial" w:eastAsia="Arial" w:hAnsi="Arial"/>
+                <w:color w:val="444444"/>
+                <w:sz w:val="18"/>
+                <w:szCs w:val="18"/>
+              </w:rPr>
+              <w:t xml:space="preserve">Non-overdue schedules show green check icon</w:t>
+            </w:r>
+          </w:p>
+        </w:tc>
+        <w:tc>
+          <w:tcPr>
+            <w:tcW w:type="dxa" w:w="900"/>
+            <w:tcBorders>
+              <w:top w:val="single" w:color="CCCCCC" w:sz="1"/>
+              <w:left w:val="single" w:color="CCCCCC" w:sz="1"/>
+              <w:bottom w:val="single" w:color="CCCCCC" w:sz="1"/>
+              <w:right w:val="single" w:color="CCCCCC" w:sz="1"/>
+            </w:tcBorders>
+            <w:shd w:fill="E8F5E9" w:val="clear"/>
+            <w:tcMar>
+              <w:top w:type="dxa" w:w="60"/>
+              <w:left w:type="dxa" w:w="100"/>
+              <w:bottom w:type="dxa" w:w="60"/>
+              <w:right w:type="dxa" w:w="100"/>
+            </w:tcMar>
+          </w:tcPr>
+          <w:p>
+            <w:pPr>
+              <w:jc w:val="center"/>
+            </w:pPr>
+            <w:r>
+              <w:rPr>
+                <w:rFonts w:ascii="Arial" w:cs="Arial" w:eastAsia="Arial" w:hAnsi="Arial"/>
+                <w:b/>
+                <w:bCs/>
+                <w:color w:val="1A7340"/>
+                <w:sz w:val="18"/>
+                <w:szCs w:val="18"/>
+              </w:rPr>
+              <w:t xml:space="preserve">PASS</w:t>
+            </w:r>
+          </w:p>
+        </w:tc>
+      </w:tr>
+      <w:tr>
+        <w:tc>
+          <w:tcPr>
+            <w:tcW w:type="dxa" w:w="900"/>
+            <w:tcBorders>
+              <w:top w:val="single" w:color="CCCCCC" w:sz="1"/>
+              <w:left w:val="single" w:color="CCCCCC" w:sz="1"/>
+              <w:bottom w:val="single" w:color="CCCCCC" w:sz="1"/>
+              <w:right w:val="single" w:color="CCCCCC" w:sz="1"/>
+            </w:tcBorders>
+            <w:shd w:fill="E8E8E8" w:val="clear"/>
+            <w:tcMar>
+              <w:top w:type="dxa" w:w="60"/>
+              <w:left w:type="dxa" w:w="100"/>
+              <w:bottom w:type="dxa" w:w="60"/>
+              <w:right w:type="dxa" w:w="100"/>
+            </w:tcMar>
+          </w:tcPr>
+          <w:p>
+            <w:pPr>
+              <w:jc w:val="center"/>
+            </w:pPr>
+            <w:r>
+              <w:rPr>
+                <w:rFonts w:ascii="Arial" w:cs="Arial" w:eastAsia="Arial" w:hAnsi="Arial"/>
+                <w:b/>
+                <w:bCs/>
+                <w:color w:val="1B3A6B"/>
+                <w:sz w:val="18"/>
+                <w:szCs w:val="18"/>
+              </w:rPr>
+              <w:t xml:space="preserve">TC-125</w:t>
+            </w:r>
+          </w:p>
+        </w:tc>
+        <w:tc>
+          <w:tcPr>
+            <w:tcW w:type="dxa" w:w="1400"/>
+            <w:tcBorders>
+              <w:top w:val="single" w:color="CCCCCC" w:sz="1"/>
+              <w:left w:val="single" w:color="CCCCCC" w:sz="1"/>
+              <w:bottom w:val="single" w:color="CCCCCC" w:sz="1"/>
+              <w:right w:val="single" w:color="CCCCCC" w:sz="1"/>
+            </w:tcBorders>
+            <w:shd w:fill="E8E8E8" w:val="clear"/>
+            <w:tcMar>
+              <w:top w:type="dxa" w:w="60"/>
+              <w:left w:type="dxa" w:w="100"/>
+              <w:bottom w:type="dxa" w:w="60"/>
+              <w:right w:type="dxa" w:w="100"/>
+            </w:tcMar>
+          </w:tcPr>
+          <w:p>
+            <w:pPr>
+              <w:jc w:val="left"/>
+            </w:pPr>
+            <w:r>
+              <w:rPr>
+                <w:rFonts w:ascii="Arial" w:cs="Arial" w:eastAsia="Arial" w:hAnsi="Arial"/>
+                <w:b/>
+                <w:bCs/>
+                <w:color w:val="1B3A6B"/>
+                <w:sz w:val="18"/>
+                <w:szCs w:val="18"/>
+              </w:rPr>
+              <w:t xml:space="preserve">Quick action tile on EE TLSS Dashboard</w:t>
+            </w:r>
+          </w:p>
+        </w:tc>
+        <w:tc>
+          <w:tcPr>
+            <w:tcW w:type="dxa" w:w="2800"/>
+            <w:tcBorders>
+              <w:top w:val="single" w:color="CCCCCC" w:sz="1"/>
+              <w:left w:val="single" w:color="CCCCCC" w:sz="1"/>
+              <w:bottom w:val="single" w:color="CCCCCC" w:sz="1"/>
+              <w:right w:val="single" w:color="CCCCCC" w:sz="1"/>
+            </w:tcBorders>
+            <w:tcMar>
+              <w:top w:type="dxa" w:w="60"/>
+              <w:left w:type="dxa" w:w="100"/>
+              <w:bottom w:type="dxa" w:w="60"/>
+              <w:right w:type="dxa" w:w="100"/>
+            </w:tcMar>
+          </w:tcPr>
+          <w:p>
+            <w:pPr>
+              <w:pStyle w:val="ListParagraph"/>
+              <w:numPr>
+                <w:ilvl w:val="0"/>
+                <w:numId w:val="2"/>
+              </w:numPr>
+              <w:spacing w:after="30" w:before="0"/>
+            </w:pPr>
+            <w:r>
+              <w:rPr>
+                <w:rFonts w:ascii="Arial" w:cs="Arial" w:eastAsia="Arial" w:hAnsi="Arial"/>
+                <w:color w:val="444444"/>
+                <w:sz w:val="18"/>
+                <w:szCs w:val="18"/>
+              </w:rPr>
+              <w:t xml:space="preserve">Login as EE TLSS</w:t>
+            </w:r>
+          </w:p>
+          <w:p>
+            <w:pPr>
+              <w:pStyle w:val="ListParagraph"/>
+              <w:numPr>
+                <w:ilvl w:val="0"/>
+                <w:numId w:val="2"/>
+              </w:numPr>
+              <w:spacing w:after="30" w:before="0"/>
+            </w:pPr>
+            <w:r>
+              <w:rPr>
+                <w:rFonts w:ascii="Arial" w:cs="Arial" w:eastAsia="Arial" w:hAnsi="Arial"/>
+                <w:color w:val="444444"/>
+                <w:sz w:val="18"/>
+                <w:szCs w:val="18"/>
+              </w:rPr>
+              <w:t xml:space="preserve">Open EE TLSS Dashboard</w:t>
+            </w:r>
+          </w:p>
+          <w:p>
+            <w:pPr>
+              <w:pStyle w:val="ListParagraph"/>
+              <w:numPr>
+                <w:ilvl w:val="0"/>
+                <w:numId w:val="2"/>
+              </w:numPr>
+              <w:spacing w:after="30" w:before="0"/>
+            </w:pPr>
+            <w:r>
+              <w:rPr>
+                <w:rFonts w:ascii="Arial" w:cs="Arial" w:eastAsia="Arial" w:hAnsi="Arial"/>
+                <w:color w:val="444444"/>
+                <w:sz w:val="18"/>
+                <w:szCs w:val="18"/>
+              </w:rPr>
+              <w:t xml:space="preserve">Scroll Quick Actions row</w:t>
+            </w:r>
+          </w:p>
+          <w:p>
+            <w:pPr>
+              <w:pStyle w:val="ListParagraph"/>
+              <w:numPr>
+                <w:ilvl w:val="0"/>
+                <w:numId w:val="2"/>
+              </w:numPr>
+              <w:spacing w:after="30" w:before="0"/>
+            </w:pPr>
+            <w:r>
+              <w:rPr>
+                <w:rFonts w:ascii="Arial" w:cs="Arial" w:eastAsia="Arial" w:hAnsi="Arial"/>
+                <w:color w:val="444444"/>
+                <w:sz w:val="18"/>
+                <w:szCs w:val="18"/>
+              </w:rPr>
+              <w:t xml:space="preserve">Tap Test Register tile</w:t>
+            </w:r>
+          </w:p>
+        </w:tc>
+        <w:tc>
+          <w:tcPr>
+            <w:tcW w:type="dxa" w:w="2800"/>
+            <w:tcBorders>
+              <w:top w:val="single" w:color="CCCCCC" w:sz="1"/>
+              <w:left w:val="single" w:color="CCCCCC" w:sz="1"/>
+              <w:bottom w:val="single" w:color="CCCCCC" w:sz="1"/>
+              <w:right w:val="single" w:color="CCCCCC" w:sz="1"/>
+            </w:tcBorders>
+            <w:tcMar>
+              <w:top w:type="dxa" w:w="60"/>
+              <w:left w:type="dxa" w:w="100"/>
+              <w:bottom w:type="dxa" w:w="60"/>
+              <w:right w:type="dxa" w:w="100"/>
+            </w:tcMar>
+          </w:tcPr>
+          <w:p>
+            <w:pPr>
+              <w:pStyle w:val="ListParagraph"/>
+              <w:numPr>
+                <w:ilvl w:val="0"/>
+                <w:numId w:val="2"/>
+              </w:numPr>
+              <w:spacing w:after="30" w:before="0"/>
+            </w:pPr>
+            <w:r>
+              <w:rPr>
+                <w:rFonts w:ascii="Arial" w:cs="Arial" w:eastAsia="Arial" w:hAnsi="Arial"/>
+                <w:color w:val="444444"/>
+                <w:sz w:val="18"/>
+                <w:szCs w:val="18"/>
+              </w:rPr>
+              <w:t xml:space="preserve">Navigates directly to Test Register page</w:t>
+            </w:r>
+          </w:p>
+          <w:p>
+            <w:pPr>
+              <w:pStyle w:val="ListParagraph"/>
+              <w:numPr>
+                <w:ilvl w:val="0"/>
+                <w:numId w:val="2"/>
+              </w:numPr>
+              <w:spacing w:after="30" w:before="0"/>
+            </w:pPr>
+            <w:r>
+              <w:rPr>
+                <w:rFonts w:ascii="Arial" w:cs="Arial" w:eastAsia="Arial" w:hAnsi="Arial"/>
+                <w:color w:val="444444"/>
+                <w:sz w:val="18"/>
+                <w:szCs w:val="18"/>
+              </w:rPr>
+              <w:t xml:space="preserve">Catalogue tab is active on arrival</w:t>
+            </w:r>
+          </w:p>
+        </w:tc>
+        <w:tc>
+          <w:tcPr>
+            <w:tcW w:type="dxa" w:w="900"/>
+            <w:tcBorders>
+              <w:top w:val="single" w:color="CCCCCC" w:sz="1"/>
+              <w:left w:val="single" w:color="CCCCCC" w:sz="1"/>
+              <w:bottom w:val="single" w:color="CCCCCC" w:sz="1"/>
+              <w:right w:val="single" w:color="CCCCCC" w:sz="1"/>
+            </w:tcBorders>
+            <w:shd w:fill="E8F5E9" w:val="clear"/>
+            <w:tcMar>
+              <w:top w:type="dxa" w:w="60"/>
+              <w:left w:type="dxa" w:w="100"/>
+              <w:bottom w:type="dxa" w:w="60"/>
+              <w:right w:type="dxa" w:w="100"/>
+            </w:tcMar>
+          </w:tcPr>
+          <w:p>
+            <w:pPr>
+              <w:jc w:val="center"/>
+            </w:pPr>
+            <w:r>
+              <w:rPr>
+                <w:rFonts w:ascii="Arial" w:cs="Arial" w:eastAsia="Arial" w:hAnsi="Arial"/>
+                <w:b/>
+                <w:bCs/>
+                <w:color w:val="1A7340"/>
+                <w:sz w:val="18"/>
+                <w:szCs w:val="18"/>
+              </w:rPr>
+              <w:t xml:space="preserve">PASS</w:t>
+            </w:r>
+          </w:p>
+        </w:tc>
+      </w:tr>
+      <w:tr>
+        <w:tc>
+          <w:tcPr>
+            <w:tcW w:type="dxa" w:w="900"/>
+            <w:tcBorders>
+              <w:top w:val="single" w:color="CCCCCC" w:sz="1"/>
+              <w:left w:val="single" w:color="CCCCCC" w:sz="1"/>
+              <w:bottom w:val="single" w:color="CCCCCC" w:sz="1"/>
+              <w:right w:val="single" w:color="CCCCCC" w:sz="1"/>
+            </w:tcBorders>
+            <w:shd w:fill="E8E8E8" w:val="clear"/>
+            <w:tcMar>
+              <w:top w:type="dxa" w:w="60"/>
+              <w:left w:type="dxa" w:w="100"/>
+              <w:bottom w:type="dxa" w:w="60"/>
+              <w:right w:type="dxa" w:w="100"/>
+            </w:tcMar>
+          </w:tcPr>
+          <w:p>
+            <w:pPr>
+              <w:jc w:val="center"/>
+            </w:pPr>
+            <w:r>
+              <w:rPr>
+                <w:rFonts w:ascii="Arial" w:cs="Arial" w:eastAsia="Arial" w:hAnsi="Arial"/>
+                <w:b/>
+                <w:bCs/>
+                <w:color w:val="1B3A6B"/>
+                <w:sz w:val="18"/>
+                <w:szCs w:val="18"/>
+              </w:rPr>
+              <w:t xml:space="preserve">TC-126</w:t>
+            </w:r>
+          </w:p>
+        </w:tc>
+        <w:tc>
+          <w:tcPr>
+            <w:tcW w:type="dxa" w:w="1400"/>
+            <w:tcBorders>
+              <w:top w:val="single" w:color="CCCCCC" w:sz="1"/>
+              <w:left w:val="single" w:color="CCCCCC" w:sz="1"/>
+              <w:bottom w:val="single" w:color="CCCCCC" w:sz="1"/>
+              <w:right w:val="single" w:color="CCCCCC" w:sz="1"/>
+            </w:tcBorders>
+            <w:shd w:fill="E8E8E8" w:val="clear"/>
+            <w:tcMar>
+              <w:top w:type="dxa" w:w="60"/>
+              <w:left w:type="dxa" w:w="100"/>
+              <w:bottom w:type="dxa" w:w="60"/>
+              <w:right w:type="dxa" w:w="100"/>
+            </w:tcMar>
+          </w:tcPr>
+          <w:p>
+            <w:pPr>
+              <w:jc w:val="left"/>
+            </w:pPr>
+            <w:r>
+              <w:rPr>
+                <w:rFonts w:ascii="Arial" w:cs="Arial" w:eastAsia="Arial" w:hAnsi="Arial"/>
+                <w:b/>
+                <w:bCs/>
+                <w:color w:val="1B3A6B"/>
+                <w:sz w:val="18"/>
+                <w:szCs w:val="18"/>
+              </w:rPr>
+              <w:t xml:space="preserve">Refresh templates</w:t>
+            </w:r>
+          </w:p>
+        </w:tc>
+        <w:tc>
+          <w:tcPr>
+            <w:tcW w:type="dxa" w:w="2800"/>
+            <w:tcBorders>
+              <w:top w:val="single" w:color="CCCCCC" w:sz="1"/>
+              <w:left w:val="single" w:color="CCCCCC" w:sz="1"/>
+              <w:bottom w:val="single" w:color="CCCCCC" w:sz="1"/>
+              <w:right w:val="single" w:color="CCCCCC" w:sz="1"/>
+            </w:tcBorders>
+            <w:tcMar>
+              <w:top w:type="dxa" w:w="60"/>
+              <w:left w:type="dxa" w:w="100"/>
+              <w:bottom w:type="dxa" w:w="60"/>
+              <w:right w:type="dxa" w:w="100"/>
+            </w:tcMar>
+          </w:tcPr>
+          <w:p>
+            <w:pPr>
+              <w:pStyle w:val="ListParagraph"/>
+              <w:numPr>
+                <w:ilvl w:val="0"/>
+                <w:numId w:val="2"/>
+              </w:numPr>
+              <w:spacing w:after="30" w:before="0"/>
+            </w:pPr>
+            <w:r>
+              <w:rPr>
+                <w:rFonts w:ascii="Arial" w:cs="Arial" w:eastAsia="Arial" w:hAnsi="Arial"/>
+                <w:color w:val="444444"/>
+                <w:sz w:val="18"/>
+                <w:szCs w:val="18"/>
+              </w:rPr>
+              <w:t xml:space="preserve">Login as EE TLSS</w:t>
+            </w:r>
+          </w:p>
+          <w:p>
+            <w:pPr>
+              <w:pStyle w:val="ListParagraph"/>
+              <w:numPr>
+                <w:ilvl w:val="0"/>
+                <w:numId w:val="2"/>
+              </w:numPr>
+              <w:spacing w:after="30" w:before="0"/>
+            </w:pPr>
+            <w:r>
+              <w:rPr>
+                <w:rFonts w:ascii="Arial" w:cs="Arial" w:eastAsia="Arial" w:hAnsi="Arial"/>
+                <w:color w:val="444444"/>
+                <w:sz w:val="18"/>
+                <w:szCs w:val="18"/>
+              </w:rPr>
+              <w:t xml:space="preserve">Open Test Register</w:t>
+            </w:r>
+          </w:p>
+          <w:p>
+            <w:pPr>
+              <w:pStyle w:val="ListParagraph"/>
+              <w:numPr>
+                <w:ilvl w:val="0"/>
+                <w:numId w:val="2"/>
+              </w:numPr>
+              <w:spacing w:after="30" w:before="0"/>
+            </w:pPr>
+            <w:r>
+              <w:rPr>
+                <w:rFonts w:ascii="Arial" w:cs="Arial" w:eastAsia="Arial" w:hAnsi="Arial"/>
+                <w:color w:val="444444"/>
+                <w:sz w:val="18"/>
+                <w:szCs w:val="18"/>
+              </w:rPr>
+              <w:t xml:space="preserve">Tap the Refresh icon in the app bar</w:t>
+            </w:r>
+          </w:p>
+        </w:tc>
+        <w:tc>
+          <w:tcPr>
+            <w:tcW w:type="dxa" w:w="2800"/>
+            <w:tcBorders>
+              <w:top w:val="single" w:color="CCCCCC" w:sz="1"/>
+              <w:left w:val="single" w:color="CCCCCC" w:sz="1"/>
+              <w:bottom w:val="single" w:color="CCCCCC" w:sz="1"/>
+              <w:right w:val="single" w:color="CCCCCC" w:sz="1"/>
+            </w:tcBorders>
+            <w:tcMar>
+              <w:top w:type="dxa" w:w="60"/>
+              <w:left w:type="dxa" w:w="100"/>
+              <w:bottom w:type="dxa" w:w="60"/>
+              <w:right w:type="dxa" w:w="100"/>
+            </w:tcMar>
+          </w:tcPr>
+          <w:p>
+            <w:pPr>
+              <w:pStyle w:val="ListParagraph"/>
+              <w:numPr>
+                <w:ilvl w:val="0"/>
+                <w:numId w:val="2"/>
+              </w:numPr>
+              <w:spacing w:after="30" w:before="0"/>
+            </w:pPr>
+            <w:r>
+              <w:rPr>
+                <w:rFonts w:ascii="Arial" w:cs="Arial" w:eastAsia="Arial" w:hAnsi="Arial"/>
+                <w:color w:val="444444"/>
+                <w:sz w:val="18"/>
+                <w:szCs w:val="18"/>
+              </w:rPr>
+              <w:t xml:space="preserve">Loading indicator shown briefly</w:t>
+            </w:r>
+          </w:p>
+          <w:p>
+            <w:pPr>
+              <w:pStyle w:val="ListParagraph"/>
+              <w:numPr>
+                <w:ilvl w:val="0"/>
+                <w:numId w:val="2"/>
+              </w:numPr>
+              <w:spacing w:after="30" w:before="0"/>
+            </w:pPr>
+            <w:r>
+              <w:rPr>
+                <w:rFonts w:ascii="Arial" w:cs="Arial" w:eastAsia="Arial" w:hAnsi="Arial"/>
+                <w:color w:val="444444"/>
+                <w:sz w:val="18"/>
+                <w:szCs w:val="18"/>
+              </w:rPr>
+              <w:t xml:space="preserve">Template list reloads from server</w:t>
+            </w:r>
+          </w:p>
+          <w:p>
+            <w:pPr>
+              <w:pStyle w:val="ListParagraph"/>
+              <w:numPr>
+                <w:ilvl w:val="0"/>
+                <w:numId w:val="2"/>
+              </w:numPr>
+              <w:spacing w:after="30" w:before="0"/>
+            </w:pPr>
+            <w:r>
+              <w:rPr>
+                <w:rFonts w:ascii="Arial" w:cs="Arial" w:eastAsia="Arial" w:hAnsi="Arial"/>
+                <w:color w:val="444444"/>
+                <w:sz w:val="18"/>
+                <w:szCs w:val="18"/>
+              </w:rPr>
+              <w:t xml:space="preserve">No error message</w:t>
+            </w:r>
+          </w:p>
+        </w:tc>
+        <w:tc>
+          <w:tcPr>
+            <w:tcW w:type="dxa" w:w="900"/>
+            <w:tcBorders>
+              <w:top w:val="single" w:color="CCCCCC" w:sz="1"/>
+              <w:left w:val="single" w:color="CCCCCC" w:sz="1"/>
+              <w:bottom w:val="single" w:color="CCCCCC" w:sz="1"/>
+              <w:right w:val="single" w:color="CCCCCC" w:sz="1"/>
+            </w:tcBorders>
+            <w:shd w:fill="E8F5E9" w:val="clear"/>
+            <w:tcMar>
+              <w:top w:type="dxa" w:w="60"/>
+              <w:left w:type="dxa" w:w="100"/>
+              <w:bottom w:type="dxa" w:w="60"/>
+              <w:right w:type="dxa" w:w="100"/>
+            </w:tcMar>
+          </w:tcPr>
+          <w:p>
+            <w:pPr>
+              <w:jc w:val="center"/>
+            </w:pPr>
+            <w:r>
+              <w:rPr>
+                <w:rFonts w:ascii="Arial" w:cs="Arial" w:eastAsia="Arial" w:hAnsi="Arial"/>
+                <w:b/>
+                <w:bCs/>
+                <w:color w:val="1A7340"/>
+                <w:sz w:val="18"/>
+                <w:szCs w:val="18"/>
+              </w:rPr>
+              <w:t xml:space="preserve">PASS</w:t>
+            </w:r>
+          </w:p>
+        </w:tc>
+      </w:tr>
+      <w:tr>
+        <w:tc>
+          <w:tcPr>
+            <w:tcW w:type="dxa" w:w="900"/>
+            <w:tcBorders>
+              <w:top w:val="single" w:color="CCCCCC" w:sz="1"/>
+              <w:left w:val="single" w:color="CCCCCC" w:sz="1"/>
+              <w:bottom w:val="single" w:color="CCCCCC" w:sz="1"/>
+              <w:right w:val="single" w:color="CCCCCC" w:sz="1"/>
+            </w:tcBorders>
+            <w:shd w:fill="E8E8E8" w:val="clear"/>
+            <w:tcMar>
+              <w:top w:type="dxa" w:w="60"/>
+              <w:left w:type="dxa" w:w="100"/>
+              <w:bottom w:type="dxa" w:w="60"/>
+              <w:right w:type="dxa" w:w="100"/>
+            </w:tcMar>
+          </w:tcPr>
+          <w:p>
+            <w:pPr>
+              <w:jc w:val="center"/>
+            </w:pPr>
+            <w:r>
+              <w:rPr>
+                <w:rFonts w:ascii="Arial" w:cs="Arial" w:eastAsia="Arial" w:hAnsi="Arial"/>
+                <w:b/>
+                <w:bCs/>
+                <w:color w:val="1B3A6B"/>
+                <w:sz w:val="18"/>
+                <w:szCs w:val="18"/>
+              </w:rPr>
+              <w:t xml:space="preserve">TC-127</w:t>
+            </w:r>
+          </w:p>
+        </w:tc>
+        <w:tc>
+          <w:tcPr>
+            <w:tcW w:type="dxa" w:w="1400"/>
+            <w:tcBorders>
+              <w:top w:val="single" w:color="CCCCCC" w:sz="1"/>
+              <w:left w:val="single" w:color="CCCCCC" w:sz="1"/>
+              <w:bottom w:val="single" w:color="CCCCCC" w:sz="1"/>
+              <w:right w:val="single" w:color="CCCCCC" w:sz="1"/>
+            </w:tcBorders>
+            <w:shd w:fill="E8E8E8" w:val="clear"/>
+            <w:tcMar>
+              <w:top w:type="dxa" w:w="60"/>
+              <w:left w:type="dxa" w:w="100"/>
+              <w:bottom w:type="dxa" w:w="60"/>
+              <w:right w:type="dxa" w:w="100"/>
+            </w:tcMar>
+          </w:tcPr>
+          <w:p>
+            <w:pPr>
+              <w:jc w:val="left"/>
+            </w:pPr>
+            <w:r>
+              <w:rPr>
+                <w:rFonts w:ascii="Arial" w:cs="Arial" w:eastAsia="Arial" w:hAnsi="Arial"/>
+                <w:b/>
+                <w:bCs/>
+                <w:color w:val="1B3A6B"/>
+                <w:sz w:val="18"/>
+                <w:szCs w:val="18"/>
+              </w:rPr>
+              <w:t xml:space="preserve">Active badge display</w:t>
+            </w:r>
+          </w:p>
+        </w:tc>
+        <w:tc>
+          <w:tcPr>
+            <w:tcW w:type="dxa" w:w="2800"/>
+            <w:tcBorders>
+              <w:top w:val="single" w:color="CCCCCC" w:sz="1"/>
+              <w:left w:val="single" w:color="CCCCCC" w:sz="1"/>
+              <w:bottom w:val="single" w:color="CCCCCC" w:sz="1"/>
+              <w:right w:val="single" w:color="CCCCCC" w:sz="1"/>
+            </w:tcBorders>
+            <w:tcMar>
+              <w:top w:type="dxa" w:w="60"/>
+              <w:left w:type="dxa" w:w="100"/>
+              <w:bottom w:type="dxa" w:w="60"/>
+              <w:right w:type="dxa" w:w="100"/>
+            </w:tcMar>
+          </w:tcPr>
+          <w:p>
+            <w:pPr>
+              <w:pStyle w:val="ListParagraph"/>
+              <w:numPr>
+                <w:ilvl w:val="0"/>
+                <w:numId w:val="2"/>
+              </w:numPr>
+              <w:spacing w:after="30" w:before="0"/>
+            </w:pPr>
+            <w:r>
+              <w:rPr>
+                <w:rFonts w:ascii="Arial" w:cs="Arial" w:eastAsia="Arial" w:hAnsi="Arial"/>
+                <w:color w:val="444444"/>
+                <w:sz w:val="18"/>
+                <w:szCs w:val="18"/>
+              </w:rPr>
+              <w:t xml:space="preserve">Login as EE TLSS</w:t>
+            </w:r>
+          </w:p>
+          <w:p>
+            <w:pPr>
+              <w:pStyle w:val="ListParagraph"/>
+              <w:numPr>
+                <w:ilvl w:val="0"/>
+                <w:numId w:val="2"/>
+              </w:numPr>
+              <w:spacing w:after="30" w:before="0"/>
+            </w:pPr>
+            <w:r>
+              <w:rPr>
+                <w:rFonts w:ascii="Arial" w:cs="Arial" w:eastAsia="Arial" w:hAnsi="Arial"/>
+                <w:color w:val="444444"/>
+                <w:sz w:val="18"/>
+                <w:szCs w:val="18"/>
+              </w:rPr>
+              <w:t xml:space="preserve">Open Test Register</w:t>
+            </w:r>
+          </w:p>
+          <w:p>
+            <w:pPr>
+              <w:pStyle w:val="ListParagraph"/>
+              <w:numPr>
+                <w:ilvl w:val="0"/>
+                <w:numId w:val="2"/>
+              </w:numPr>
+              <w:spacing w:after="30" w:before="0"/>
+            </w:pPr>
+            <w:r>
+              <w:rPr>
+                <w:rFonts w:ascii="Arial" w:cs="Arial" w:eastAsia="Arial" w:hAnsi="Arial"/>
+                <w:color w:val="444444"/>
+                <w:sz w:val="18"/>
+                <w:szCs w:val="18"/>
+              </w:rPr>
+              <w:t xml:space="preserve">Locate an active template card</w:t>
+            </w:r>
+          </w:p>
+        </w:tc>
+        <w:tc>
+          <w:tcPr>
+            <w:tcW w:type="dxa" w:w="2800"/>
+            <w:tcBorders>
+              <w:top w:val="single" w:color="CCCCCC" w:sz="1"/>
+              <w:left w:val="single" w:color="CCCCCC" w:sz="1"/>
+              <w:bottom w:val="single" w:color="CCCCCC" w:sz="1"/>
+              <w:right w:val="single" w:color="CCCCCC" w:sz="1"/>
+            </w:tcBorders>
+            <w:tcMar>
+              <w:top w:type="dxa" w:w="60"/>
+              <w:left w:type="dxa" w:w="100"/>
+              <w:bottom w:type="dxa" w:w="60"/>
+              <w:right w:type="dxa" w:w="100"/>
+            </w:tcMar>
+          </w:tcPr>
+          <w:p>
+            <w:pPr>
+              <w:pStyle w:val="ListParagraph"/>
+              <w:numPr>
+                <w:ilvl w:val="0"/>
+                <w:numId w:val="2"/>
+              </w:numPr>
+              <w:spacing w:after="30" w:before="0"/>
+            </w:pPr>
+            <w:r>
+              <w:rPr>
+                <w:rFonts w:ascii="Arial" w:cs="Arial" w:eastAsia="Arial" w:hAnsi="Arial"/>
+                <w:color w:val="444444"/>
+                <w:sz w:val="18"/>
+                <w:szCs w:val="18"/>
+              </w:rPr>
+              <w:t xml:space="preserve">Green 'Active' badge appears in top-right corner of card</w:t>
+            </w:r>
+          </w:p>
+          <w:p>
+            <w:pPr>
+              <w:pStyle w:val="ListParagraph"/>
+              <w:numPr>
+                <w:ilvl w:val="0"/>
+                <w:numId w:val="2"/>
+              </w:numPr>
+              <w:spacing w:after="30" w:before="0"/>
+            </w:pPr>
+            <w:r>
+              <w:rPr>
+                <w:rFonts w:ascii="Arial" w:cs="Arial" w:eastAsia="Arial" w:hAnsi="Arial"/>
+                <w:color w:val="444444"/>
+                <w:sz w:val="18"/>
+                <w:szCs w:val="18"/>
+              </w:rPr>
+              <w:t xml:space="preserve">Edit and Deactivate buttons are both visible</w:t>
+            </w:r>
+          </w:p>
+        </w:tc>
+        <w:tc>
+          <w:tcPr>
+            <w:tcW w:type="dxa" w:w="900"/>
+            <w:tcBorders>
+              <w:top w:val="single" w:color="CCCCCC" w:sz="1"/>
+              <w:left w:val="single" w:color="CCCCCC" w:sz="1"/>
+              <w:bottom w:val="single" w:color="CCCCCC" w:sz="1"/>
+              <w:right w:val="single" w:color="CCCCCC" w:sz="1"/>
+            </w:tcBorders>
+            <w:shd w:fill="E8F5E9" w:val="clear"/>
+            <w:tcMar>
+              <w:top w:type="dxa" w:w="60"/>
+              <w:left w:type="dxa" w:w="100"/>
+              <w:bottom w:type="dxa" w:w="60"/>
+              <w:right w:type="dxa" w:w="100"/>
+            </w:tcMar>
+          </w:tcPr>
+          <w:p>
+            <w:pPr>
+              <w:jc w:val="center"/>
+            </w:pPr>
+            <w:r>
+              <w:rPr>
+                <w:rFonts w:ascii="Arial" w:cs="Arial" w:eastAsia="Arial" w:hAnsi="Arial"/>
+                <w:b/>
+                <w:bCs/>
+                <w:color w:val="1A7340"/>
+                <w:sz w:val="18"/>
+                <w:szCs w:val="18"/>
+              </w:rPr>
+              <w:t xml:space="preserve">PASS</w:t>
+            </w:r>
+          </w:p>
+        </w:tc>
+      </w:tr>
+      <w:tr>
+        <w:tc>
+          <w:tcPr>
+            <w:tcW w:type="dxa" w:w="900"/>
+            <w:tcBorders>
+              <w:top w:val="single" w:color="CCCCCC" w:sz="1"/>
+              <w:left w:val="single" w:color="CCCCCC" w:sz="1"/>
+              <w:bottom w:val="single" w:color="CCCCCC" w:sz="1"/>
+              <w:right w:val="single" w:color="CCCCCC" w:sz="1"/>
+            </w:tcBorders>
+            <w:shd w:fill="E8E8E8" w:val="clear"/>
+            <w:tcMar>
+              <w:top w:type="dxa" w:w="60"/>
+              <w:left w:type="dxa" w:w="100"/>
+              <w:bottom w:type="dxa" w:w="60"/>
+              <w:right w:type="dxa" w:w="100"/>
+            </w:tcMar>
+          </w:tcPr>
+          <w:p>
+            <w:pPr>
+              <w:jc w:val="center"/>
+            </w:pPr>
+            <w:r>
+              <w:rPr>
+                <w:rFonts w:ascii="Arial" w:cs="Arial" w:eastAsia="Arial" w:hAnsi="Arial"/>
+                <w:b/>
+                <w:bCs/>
+                <w:color w:val="1B3A6B"/>
+                <w:sz w:val="18"/>
+                <w:szCs w:val="18"/>
+              </w:rPr>
+              <w:t xml:space="preserve">TC-128</w:t>
+            </w:r>
+          </w:p>
+        </w:tc>
+        <w:tc>
+          <w:tcPr>
+            <w:tcW w:type="dxa" w:w="1400"/>
+            <w:tcBorders>
+              <w:top w:val="single" w:color="CCCCCC" w:sz="1"/>
+              <w:left w:val="single" w:color="CCCCCC" w:sz="1"/>
+              <w:bottom w:val="single" w:color="CCCCCC" w:sz="1"/>
+              <w:right w:val="single" w:color="CCCCCC" w:sz="1"/>
+            </w:tcBorders>
+            <w:shd w:fill="E8E8E8" w:val="clear"/>
+            <w:tcMar>
+              <w:top w:type="dxa" w:w="60"/>
+              <w:left w:type="dxa" w:w="100"/>
+              <w:bottom w:type="dxa" w:w="60"/>
+              <w:right w:type="dxa" w:w="100"/>
+            </w:tcMar>
+          </w:tcPr>
+          <w:p>
+            <w:pPr>
+              <w:jc w:val="left"/>
+            </w:pPr>
+            <w:r>
+              <w:rPr>
+                <w:rFonts w:ascii="Arial" w:cs="Arial" w:eastAsia="Arial" w:hAnsi="Arial"/>
+                <w:b/>
+                <w:bCs/>
+                <w:color w:val="1B3A6B"/>
+                <w:sz w:val="18"/>
+                <w:szCs w:val="18"/>
+              </w:rPr>
+              <w:t xml:space="preserve">Inactive badge - no Deactivate button</w:t>
+            </w:r>
+          </w:p>
+        </w:tc>
+        <w:tc>
+          <w:tcPr>
+            <w:tcW w:type="dxa" w:w="2800"/>
+            <w:tcBorders>
+              <w:top w:val="single" w:color="CCCCCC" w:sz="1"/>
+              <w:left w:val="single" w:color="CCCCCC" w:sz="1"/>
+              <w:bottom w:val="single" w:color="CCCCCC" w:sz="1"/>
+              <w:right w:val="single" w:color="CCCCCC" w:sz="1"/>
+            </w:tcBorders>
+            <w:tcMar>
+              <w:top w:type="dxa" w:w="60"/>
+              <w:left w:type="dxa" w:w="100"/>
+              <w:bottom w:type="dxa" w:w="60"/>
+              <w:right w:type="dxa" w:w="100"/>
+            </w:tcMar>
+          </w:tcPr>
+          <w:p>
+            <w:pPr>
+              <w:pStyle w:val="ListParagraph"/>
+              <w:numPr>
+                <w:ilvl w:val="0"/>
+                <w:numId w:val="2"/>
+              </w:numPr>
+              <w:spacing w:after="30" w:before="0"/>
+            </w:pPr>
+            <w:r>
+              <w:rPr>
+                <w:rFonts w:ascii="Arial" w:cs="Arial" w:eastAsia="Arial" w:hAnsi="Arial"/>
+                <w:color w:val="444444"/>
+                <w:sz w:val="18"/>
+                <w:szCs w:val="18"/>
+              </w:rPr>
+              <w:t xml:space="preserve">Login as EE TLSS</w:t>
+            </w:r>
+          </w:p>
+          <w:p>
+            <w:pPr>
+              <w:pStyle w:val="ListParagraph"/>
+              <w:numPr>
+                <w:ilvl w:val="0"/>
+                <w:numId w:val="2"/>
+              </w:numPr>
+              <w:spacing w:after="30" w:before="0"/>
+            </w:pPr>
+            <w:r>
+              <w:rPr>
+                <w:rFonts w:ascii="Arial" w:cs="Arial" w:eastAsia="Arial" w:hAnsi="Arial"/>
+                <w:color w:val="444444"/>
+                <w:sz w:val="18"/>
+                <w:szCs w:val="18"/>
+              </w:rPr>
+              <w:t xml:space="preserve">Open Test Register</w:t>
+            </w:r>
+          </w:p>
+          <w:p>
+            <w:pPr>
+              <w:pStyle w:val="ListParagraph"/>
+              <w:numPr>
+                <w:ilvl w:val="0"/>
+                <w:numId w:val="2"/>
+              </w:numPr>
+              <w:spacing w:after="30" w:before="0"/>
+            </w:pPr>
+            <w:r>
+              <w:rPr>
+                <w:rFonts w:ascii="Arial" w:cs="Arial" w:eastAsia="Arial" w:hAnsi="Arial"/>
+                <w:color w:val="444444"/>
+                <w:sz w:val="18"/>
+                <w:szCs w:val="18"/>
+              </w:rPr>
+              <w:t xml:space="preserve">Locate an inactive template card (after deactivation)</w:t>
+            </w:r>
+          </w:p>
+        </w:tc>
+        <w:tc>
+          <w:tcPr>
+            <w:tcW w:type="dxa" w:w="2800"/>
+            <w:tcBorders>
+              <w:top w:val="single" w:color="CCCCCC" w:sz="1"/>
+              <w:left w:val="single" w:color="CCCCCC" w:sz="1"/>
+              <w:bottom w:val="single" w:color="CCCCCC" w:sz="1"/>
+              <w:right w:val="single" w:color="CCCCCC" w:sz="1"/>
+            </w:tcBorders>
+            <w:tcMar>
+              <w:top w:type="dxa" w:w="60"/>
+              <w:left w:type="dxa" w:w="100"/>
+              <w:bottom w:type="dxa" w:w="60"/>
+              <w:right w:type="dxa" w:w="100"/>
+            </w:tcMar>
+          </w:tcPr>
+          <w:p>
+            <w:pPr>
+              <w:pStyle w:val="ListParagraph"/>
+              <w:numPr>
+                <w:ilvl w:val="0"/>
+                <w:numId w:val="2"/>
+              </w:numPr>
+              <w:spacing w:after="30" w:before="0"/>
+            </w:pPr>
+            <w:r>
+              <w:rPr>
+                <w:rFonts w:ascii="Arial" w:cs="Arial" w:eastAsia="Arial" w:hAnsi="Arial"/>
+                <w:color w:val="444444"/>
+                <w:sz w:val="18"/>
+                <w:szCs w:val="18"/>
+              </w:rPr>
+              <w:t xml:space="preserve">Red 'Inactive' badge appears in top-right corner</w:t>
+            </w:r>
+          </w:p>
+          <w:p>
+            <w:pPr>
+              <w:pStyle w:val="ListParagraph"/>
+              <w:numPr>
+                <w:ilvl w:val="0"/>
+                <w:numId w:val="2"/>
+              </w:numPr>
+              <w:spacing w:after="30" w:before="0"/>
+            </w:pPr>
+            <w:r>
+              <w:rPr>
+                <w:rFonts w:ascii="Arial" w:cs="Arial" w:eastAsia="Arial" w:hAnsi="Arial"/>
+                <w:color w:val="444444"/>
+                <w:sz w:val="18"/>
+                <w:szCs w:val="18"/>
+              </w:rPr>
+              <w:t xml:space="preserve">Only Edit button visible - Deactivate button is hidden</w:t>
+            </w:r>
+          </w:p>
+        </w:tc>
+        <w:tc>
+          <w:tcPr>
+            <w:tcW w:type="dxa" w:w="900"/>
+            <w:tcBorders>
+              <w:top w:val="single" w:color="CCCCCC" w:sz="1"/>
+              <w:left w:val="single" w:color="CCCCCC" w:sz="1"/>
+              <w:bottom w:val="single" w:color="CCCCCC" w:sz="1"/>
+              <w:right w:val="single" w:color="CCCCCC" w:sz="1"/>
+            </w:tcBorders>
+            <w:shd w:fill="E8F5E9" w:val="clear"/>
+            <w:tcMar>
+              <w:top w:type="dxa" w:w="60"/>
+              <w:left w:type="dxa" w:w="100"/>
+              <w:bottom w:type="dxa" w:w="60"/>
+              <w:right w:type="dxa" w:w="100"/>
+            </w:tcMar>
+          </w:tcPr>
+          <w:p>
+            <w:pPr>
+              <w:jc w:val="center"/>
+            </w:pPr>
+            <w:r>
+              <w:rPr>
+                <w:rFonts w:ascii="Arial" w:cs="Arial" w:eastAsia="Arial" w:hAnsi="Arial"/>
+                <w:b/>
+                <w:bCs/>
+                <w:color w:val="1A7340"/>
+                <w:sz w:val="18"/>
+                <w:szCs w:val="18"/>
+              </w:rPr>
+              <w:t xml:space="preserve">PASS</w:t>
+            </w:r>
+          </w:p>
+        </w:tc>
+      </w:tr>
+      <w:tr>
+        <w:tc>
+          <w:tcPr>
+            <w:tcW w:type="dxa" w:w="900"/>
+            <w:tcBorders>
+              <w:top w:val="single" w:color="CCCCCC" w:sz="1"/>
+              <w:left w:val="single" w:color="CCCCCC" w:sz="1"/>
+              <w:bottom w:val="single" w:color="CCCCCC" w:sz="1"/>
+              <w:right w:val="single" w:color="CCCCCC" w:sz="1"/>
+            </w:tcBorders>
+            <w:shd w:fill="E8E8E8" w:val="clear"/>
+            <w:tcMar>
+              <w:top w:type="dxa" w:w="60"/>
+              <w:left w:type="dxa" w:w="100"/>
+              <w:bottom w:type="dxa" w:w="60"/>
+              <w:right w:type="dxa" w:w="100"/>
+            </w:tcMar>
+          </w:tcPr>
+          <w:p>
+            <w:pPr>
+              <w:jc w:val="center"/>
+            </w:pPr>
+            <w:r>
+              <w:rPr>
+                <w:rFonts w:ascii="Arial" w:cs="Arial" w:eastAsia="Arial" w:hAnsi="Arial"/>
+                <w:b/>
+                <w:bCs/>
+                <w:color w:val="1B3A6B"/>
+                <w:sz w:val="18"/>
+                <w:szCs w:val="18"/>
+              </w:rPr>
+              <w:t xml:space="preserve">TC-129</w:t>
+            </w:r>
+          </w:p>
+        </w:tc>
+        <w:tc>
+          <w:tcPr>
+            <w:tcW w:type="dxa" w:w="1400"/>
+            <w:tcBorders>
+              <w:top w:val="single" w:color="CCCCCC" w:sz="1"/>
+              <w:left w:val="single" w:color="CCCCCC" w:sz="1"/>
+              <w:bottom w:val="single" w:color="CCCCCC" w:sz="1"/>
+              <w:right w:val="single" w:color="CCCCCC" w:sz="1"/>
+            </w:tcBorders>
+            <w:shd w:fill="E8E8E8" w:val="clear"/>
+            <w:tcMar>
+              <w:top w:type="dxa" w:w="60"/>
+              <w:left w:type="dxa" w:w="100"/>
+              <w:bottom w:type="dxa" w:w="60"/>
+              <w:right w:type="dxa" w:w="100"/>
+            </w:tcMar>
+          </w:tcPr>
+          <w:p>
+            <w:pPr>
+              <w:jc w:val="left"/>
+            </w:pPr>
+            <w:r>
+              <w:rPr>
+                <w:rFonts w:ascii="Arial" w:cs="Arial" w:eastAsia="Arial" w:hAnsi="Arial"/>
+                <w:b/>
+                <w:bCs/>
+                <w:color w:val="1B3A6B"/>
+                <w:sz w:val="18"/>
+                <w:szCs w:val="18"/>
+              </w:rPr>
+              <w:t xml:space="preserve">Non-write role cannot create templates</w:t>
+            </w:r>
+          </w:p>
+        </w:tc>
+        <w:tc>
+          <w:tcPr>
+            <w:tcW w:type="dxa" w:w="2800"/>
+            <w:tcBorders>
+              <w:top w:val="single" w:color="CCCCCC" w:sz="1"/>
+              <w:left w:val="single" w:color="CCCCCC" w:sz="1"/>
+              <w:bottom w:val="single" w:color="CCCCCC" w:sz="1"/>
+              <w:right w:val="single" w:color="CCCCCC" w:sz="1"/>
+            </w:tcBorders>
+            <w:tcMar>
+              <w:top w:type="dxa" w:w="60"/>
+              <w:left w:type="dxa" w:w="100"/>
+              <w:bottom w:type="dxa" w:w="60"/>
+              <w:right w:type="dxa" w:w="100"/>
+            </w:tcMar>
+          </w:tcPr>
+          <w:p>
+            <w:pPr>
+              <w:pStyle w:val="ListParagraph"/>
+              <w:numPr>
+                <w:ilvl w:val="0"/>
+                <w:numId w:val="2"/>
+              </w:numPr>
+              <w:spacing w:after="30" w:before="0"/>
+            </w:pPr>
+            <w:r>
+              <w:rPr>
+                <w:rFonts w:ascii="Arial" w:cs="Arial" w:eastAsia="Arial" w:hAnsi="Arial"/>
+                <w:color w:val="444444"/>
+                <w:sz w:val="18"/>
+                <w:szCs w:val="18"/>
+              </w:rPr>
+              <w:t xml:space="preserve">Login as AEE Maintenance</w:t>
+            </w:r>
+          </w:p>
+          <w:p>
+            <w:pPr>
+              <w:pStyle w:val="ListParagraph"/>
+              <w:numPr>
+                <w:ilvl w:val="0"/>
+                <w:numId w:val="2"/>
+              </w:numPr>
+              <w:spacing w:after="30" w:before="0"/>
+            </w:pPr>
+            <w:r>
+              <w:rPr>
+                <w:rFonts w:ascii="Arial" w:cs="Arial" w:eastAsia="Arial" w:hAnsi="Arial"/>
+                <w:color w:val="444444"/>
+                <w:sz w:val="18"/>
+                <w:szCs w:val="18"/>
+              </w:rPr>
+              <w:t xml:space="preserve">Navigate to Test Register</w:t>
+            </w:r>
+          </w:p>
+          <w:p>
+            <w:pPr>
+              <w:pStyle w:val="ListParagraph"/>
+              <w:numPr>
+                <w:ilvl w:val="0"/>
+                <w:numId w:val="2"/>
+              </w:numPr>
+              <w:spacing w:after="30" w:before="0"/>
+            </w:pPr>
+            <w:r>
+              <w:rPr>
+                <w:rFonts w:ascii="Arial" w:cs="Arial" w:eastAsia="Arial" w:hAnsi="Arial"/>
+                <w:color w:val="444444"/>
+                <w:sz w:val="18"/>
+                <w:szCs w:val="18"/>
+              </w:rPr>
+              <w:t xml:space="preserve">Inspect the Catalogue tab</w:t>
+            </w:r>
+          </w:p>
+        </w:tc>
+        <w:tc>
+          <w:tcPr>
+            <w:tcW w:type="dxa" w:w="2800"/>
+            <w:tcBorders>
+              <w:top w:val="single" w:color="CCCCCC" w:sz="1"/>
+              <w:left w:val="single" w:color="CCCCCC" w:sz="1"/>
+              <w:bottom w:val="single" w:color="CCCCCC" w:sz="1"/>
+              <w:right w:val="single" w:color="CCCCCC" w:sz="1"/>
+            </w:tcBorders>
+            <w:tcMar>
+              <w:top w:type="dxa" w:w="60"/>
+              <w:left w:type="dxa" w:w="100"/>
+              <w:bottom w:type="dxa" w:w="60"/>
+              <w:right w:type="dxa" w:w="100"/>
+            </w:tcMar>
+          </w:tcPr>
+          <w:p>
+            <w:pPr>
+              <w:pStyle w:val="ListParagraph"/>
+              <w:numPr>
+                <w:ilvl w:val="0"/>
+                <w:numId w:val="2"/>
+              </w:numPr>
+              <w:spacing w:after="30" w:before="0"/>
+            </w:pPr>
+            <w:r>
+              <w:rPr>
+                <w:rFonts w:ascii="Arial" w:cs="Arial" w:eastAsia="Arial" w:hAnsi="Arial"/>
+                <w:color w:val="444444"/>
+                <w:sz w:val="18"/>
+                <w:szCs w:val="18"/>
+              </w:rPr>
+              <w:t xml:space="preserve">+ Add Template FAB is NOT visible</w:t>
+            </w:r>
+          </w:p>
+          <w:p>
+            <w:pPr>
+              <w:pStyle w:val="ListParagraph"/>
+              <w:numPr>
+                <w:ilvl w:val="0"/>
+                <w:numId w:val="2"/>
+              </w:numPr>
+              <w:spacing w:after="30" w:before="0"/>
+            </w:pPr>
+            <w:r>
+              <w:rPr>
+                <w:rFonts w:ascii="Arial" w:cs="Arial" w:eastAsia="Arial" w:hAnsi="Arial"/>
+                <w:color w:val="444444"/>
+                <w:sz w:val="18"/>
+                <w:szCs w:val="18"/>
+              </w:rPr>
+              <w:t xml:space="preserve">No Edit or Deactivate buttons on any card</w:t>
+            </w:r>
+          </w:p>
+          <w:p>
+            <w:pPr>
+              <w:pStyle w:val="ListParagraph"/>
+              <w:numPr>
+                <w:ilvl w:val="0"/>
+                <w:numId w:val="2"/>
+              </w:numPr>
+              <w:spacing w:after="30" w:before="0"/>
+            </w:pPr>
+            <w:r>
+              <w:rPr>
+                <w:rFonts w:ascii="Arial" w:cs="Arial" w:eastAsia="Arial" w:hAnsi="Arial"/>
+                <w:color w:val="444444"/>
+                <w:sz w:val="18"/>
+                <w:szCs w:val="18"/>
+              </w:rPr>
+              <w:t xml:space="preserve">Role is read-only for this module</w:t>
+            </w:r>
+          </w:p>
+        </w:tc>
+        <w:tc>
+          <w:tcPr>
+            <w:tcW w:type="dxa" w:w="900"/>
+            <w:tcBorders>
+              <w:top w:val="single" w:color="CCCCCC" w:sz="1"/>
+              <w:left w:val="single" w:color="CCCCCC" w:sz="1"/>
+              <w:bottom w:val="single" w:color="CCCCCC" w:sz="1"/>
+              <w:right w:val="single" w:color="CCCCCC" w:sz="1"/>
+            </w:tcBorders>
+            <w:shd w:fill="E8F5E9" w:val="clear"/>
+            <w:tcMar>
+              <w:top w:type="dxa" w:w="60"/>
+              <w:left w:type="dxa" w:w="100"/>
+              <w:bottom w:type="dxa" w:w="60"/>
+              <w:right w:type="dxa" w:w="100"/>
+            </w:tcMar>
+          </w:tcPr>
+          <w:p>
+            <w:pPr>
+              <w:jc w:val="center"/>
+            </w:pPr>
+            <w:r>
+              <w:rPr>
+                <w:rFonts w:ascii="Arial" w:cs="Arial" w:eastAsia="Arial" w:hAnsi="Arial"/>
+                <w:b/>
+                <w:bCs/>
+                <w:color w:val="1A7340"/>
+                <w:sz w:val="18"/>
+                <w:szCs w:val="18"/>
+              </w:rPr>
+              <w:t xml:space="preserve">PASS</w:t>
+            </w:r>
+          </w:p>
+        </w:tc>
+      </w:tr>
+      <w:tr>
+        <w:tc>
+          <w:tcPr>
+            <w:tcW w:type="dxa" w:w="900"/>
+            <w:tcBorders>
+              <w:top w:val="single" w:color="CCCCCC" w:sz="1"/>
+              <w:left w:val="single" w:color="CCCCCC" w:sz="1"/>
+              <w:bottom w:val="single" w:color="CCCCCC" w:sz="1"/>
+              <w:right w:val="single" w:color="CCCCCC" w:sz="1"/>
+            </w:tcBorders>
+            <w:shd w:fill="E8E8E8" w:val="clear"/>
+            <w:tcMar>
+              <w:top w:type="dxa" w:w="60"/>
+              <w:left w:type="dxa" w:w="100"/>
+              <w:bottom w:type="dxa" w:w="60"/>
+              <w:right w:type="dxa" w:w="100"/>
+            </w:tcMar>
+          </w:tcPr>
+          <w:p>
+            <w:pPr>
+              <w:jc w:val="center"/>
+            </w:pPr>
+            <w:r>
+              <w:rPr>
+                <w:rFonts w:ascii="Arial" w:cs="Arial" w:eastAsia="Arial" w:hAnsi="Arial"/>
+                <w:b/>
+                <w:bCs/>
+                <w:color w:val="1B3A6B"/>
+                <w:sz w:val="18"/>
+                <w:szCs w:val="18"/>
+              </w:rPr>
+              <w:t xml:space="preserve">TC-130</w:t>
+            </w:r>
+          </w:p>
+        </w:tc>
+        <w:tc>
+          <w:tcPr>
+            <w:tcW w:type="dxa" w:w="1400"/>
+            <w:tcBorders>
+              <w:top w:val="single" w:color="CCCCCC" w:sz="1"/>
+              <w:left w:val="single" w:color="CCCCCC" w:sz="1"/>
+              <w:bottom w:val="single" w:color="CCCCCC" w:sz="1"/>
+              <w:right w:val="single" w:color="CCCCCC" w:sz="1"/>
+            </w:tcBorders>
+            <w:shd w:fill="E8E8E8" w:val="clear"/>
+            <w:tcMar>
+              <w:top w:type="dxa" w:w="60"/>
+              <w:left w:type="dxa" w:w="100"/>
+              <w:bottom w:type="dxa" w:w="60"/>
+              <w:right w:type="dxa" w:w="100"/>
+            </w:tcMar>
+          </w:tcPr>
+          <w:p>
+            <w:pPr>
+              <w:jc w:val="left"/>
+            </w:pPr>
+            <w:r>
+              <w:rPr>
+                <w:rFonts w:ascii="Arial" w:cs="Arial" w:eastAsia="Arial" w:hAnsi="Arial"/>
+                <w:b/>
+                <w:bCs/>
+                <w:color w:val="1B3A6B"/>
+                <w:sz w:val="18"/>
+                <w:szCs w:val="18"/>
+              </w:rPr>
+              <w:t xml:space="preserve">Originator - read only confirmed</w:t>
+            </w:r>
+          </w:p>
+        </w:tc>
+        <w:tc>
+          <w:tcPr>
+            <w:tcW w:type="dxa" w:w="2800"/>
+            <w:tcBorders>
+              <w:top w:val="single" w:color="CCCCCC" w:sz="1"/>
+              <w:left w:val="single" w:color="CCCCCC" w:sz="1"/>
+              <w:bottom w:val="single" w:color="CCCCCC" w:sz="1"/>
+              <w:right w:val="single" w:color="CCCCCC" w:sz="1"/>
+            </w:tcBorders>
+            <w:tcMar>
+              <w:top w:type="dxa" w:w="60"/>
+              <w:left w:type="dxa" w:w="100"/>
+              <w:bottom w:type="dxa" w:w="60"/>
+              <w:right w:type="dxa" w:w="100"/>
+            </w:tcMar>
+          </w:tcPr>
+          <w:p>
+            <w:pPr>
+              <w:pStyle w:val="ListParagraph"/>
+              <w:numPr>
+                <w:ilvl w:val="0"/>
+                <w:numId w:val="2"/>
+              </w:numPr>
+              <w:spacing w:after="30" w:before="0"/>
+            </w:pPr>
+            <w:r>
+              <w:rPr>
+                <w:rFonts w:ascii="Arial" w:cs="Arial" w:eastAsia="Arial" w:hAnsi="Arial"/>
+                <w:color w:val="444444"/>
+                <w:sz w:val="18"/>
+                <w:szCs w:val="18"/>
+              </w:rPr>
+              <w:t xml:space="preserve">Login as Originator</w:t>
+            </w:r>
+          </w:p>
+          <w:p>
+            <w:pPr>
+              <w:pStyle w:val="ListParagraph"/>
+              <w:numPr>
+                <w:ilvl w:val="0"/>
+                <w:numId w:val="2"/>
+              </w:numPr>
+              <w:spacing w:after="30" w:before="0"/>
+            </w:pPr>
+            <w:r>
+              <w:rPr>
+                <w:rFonts w:ascii="Arial" w:cs="Arial" w:eastAsia="Arial" w:hAnsi="Arial"/>
+                <w:color w:val="444444"/>
+                <w:sz w:val="18"/>
+                <w:szCs w:val="18"/>
+              </w:rPr>
+              <w:t xml:space="preserve">Open Test Register</w:t>
+            </w:r>
+          </w:p>
+          <w:p>
+            <w:pPr>
+              <w:pStyle w:val="ListParagraph"/>
+              <w:numPr>
+                <w:ilvl w:val="0"/>
+                <w:numId w:val="2"/>
+              </w:numPr>
+              <w:spacing w:after="30" w:before="0"/>
+            </w:pPr>
+            <w:r>
+              <w:rPr>
+                <w:rFonts w:ascii="Arial" w:cs="Arial" w:eastAsia="Arial" w:hAnsi="Arial"/>
+                <w:color w:val="444444"/>
+                <w:sz w:val="18"/>
+                <w:szCs w:val="18"/>
+              </w:rPr>
+              <w:t xml:space="preserve">Attempt to POST /test-register/ directly via API</w:t>
+            </w:r>
+          </w:p>
+        </w:tc>
+        <w:tc>
+          <w:tcPr>
+            <w:tcW w:type="dxa" w:w="2800"/>
+            <w:tcBorders>
+              <w:top w:val="single" w:color="CCCCCC" w:sz="1"/>
+              <w:left w:val="single" w:color="CCCCCC" w:sz="1"/>
+              <w:bottom w:val="single" w:color="CCCCCC" w:sz="1"/>
+              <w:right w:val="single" w:color="CCCCCC" w:sz="1"/>
+            </w:tcBorders>
+            <w:tcMar>
+              <w:top w:type="dxa" w:w="60"/>
+              <w:left w:type="dxa" w:w="100"/>
+              <w:bottom w:type="dxa" w:w="60"/>
+              <w:right w:type="dxa" w:w="100"/>
+            </w:tcMar>
+          </w:tcPr>
+          <w:p>
+            <w:pPr>
+              <w:pStyle w:val="ListParagraph"/>
+              <w:numPr>
+                <w:ilvl w:val="0"/>
+                <w:numId w:val="2"/>
+              </w:numPr>
+              <w:spacing w:after="30" w:before="0"/>
+            </w:pPr>
+            <w:r>
+              <w:rPr>
+                <w:rFonts w:ascii="Arial" w:cs="Arial" w:eastAsia="Arial" w:hAnsi="Arial"/>
+                <w:color w:val="444444"/>
+                <w:sz w:val="18"/>
+                <w:szCs w:val="18"/>
+              </w:rPr>
+              <w:t xml:space="preserve">UI: no write controls visible</w:t>
+            </w:r>
+          </w:p>
+          <w:p>
+            <w:pPr>
+              <w:pStyle w:val="ListParagraph"/>
+              <w:numPr>
+                <w:ilvl w:val="0"/>
+                <w:numId w:val="2"/>
+              </w:numPr>
+              <w:spacing w:after="30" w:before="0"/>
+            </w:pPr>
+            <w:r>
+              <w:rPr>
+                <w:rFonts w:ascii="Arial" w:cs="Arial" w:eastAsia="Arial" w:hAnsi="Arial"/>
+                <w:color w:val="444444"/>
+                <w:sz w:val="18"/>
+                <w:szCs w:val="18"/>
+              </w:rPr>
+              <w:t xml:space="preserve">API: HTTP 403 Forbidden returned</w:t>
+            </w:r>
+          </w:p>
+          <w:p>
+            <w:pPr>
+              <w:pStyle w:val="ListParagraph"/>
+              <w:numPr>
+                <w:ilvl w:val="0"/>
+                <w:numId w:val="2"/>
+              </w:numPr>
+              <w:spacing w:after="30" w:before="0"/>
+            </w:pPr>
+            <w:r>
+              <w:rPr>
+                <w:rFonts w:ascii="Arial" w:cs="Arial" w:eastAsia="Arial" w:hAnsi="Arial"/>
+                <w:color w:val="444444"/>
+                <w:sz w:val="18"/>
+                <w:szCs w:val="18"/>
+              </w:rPr>
+              <w:t xml:space="preserve">Error detail: 'Write access restricted to EE TLSS, Department Head, Admin'</w:t>
+            </w:r>
+          </w:p>
+        </w:tc>
+        <w:tc>
+          <w:tcPr>
+            <w:tcW w:type="dxa" w:w="900"/>
+            <w:tcBorders>
+              <w:top w:val="single" w:color="CCCCCC" w:sz="1"/>
+              <w:left w:val="single" w:color="CCCCCC" w:sz="1"/>
+              <w:bottom w:val="single" w:color="CCCCCC" w:sz="1"/>
+              <w:right w:val="single" w:color="CCCCCC" w:sz="1"/>
+            </w:tcBorders>
+            <w:shd w:fill="E8F5E9" w:val="clear"/>
+            <w:tcMar>
+              <w:top w:type="dxa" w:w="60"/>
+              <w:left w:type="dxa" w:w="100"/>
+              <w:bottom w:type="dxa" w:w="60"/>
+              <w:right w:type="dxa" w:w="100"/>
+            </w:tcMar>
+          </w:tcPr>
+          <w:p>
+            <w:pPr>
+              <w:jc w:val="center"/>
+            </w:pPr>
+            <w:r>
+              <w:rPr>
+                <w:rFonts w:ascii="Arial" w:cs="Arial" w:eastAsia="Arial" w:hAnsi="Arial"/>
+                <w:b/>
+                <w:bCs/>
+                <w:color w:val="1A7340"/>
+                <w:sz w:val="18"/>
+                <w:szCs w:val="18"/>
+              </w:rPr>
+              <w:t xml:space="preserve">PASS</w:t>
+            </w:r>
+          </w:p>
+        </w:tc>
+      </w:tr>
+      <w:tr>
+        <w:tc>
+          <w:tcPr>
+            <w:tcW w:type="dxa" w:w="900"/>
+            <w:tcBorders>
+              <w:top w:val="single" w:color="CCCCCC" w:sz="1"/>
+              <w:left w:val="single" w:color="CCCCCC" w:sz="1"/>
+              <w:bottom w:val="single" w:color="CCCCCC" w:sz="1"/>
+              <w:right w:val="single" w:color="CCCCCC" w:sz="1"/>
+            </w:tcBorders>
+            <w:shd w:fill="E8E8E8" w:val="clear"/>
+            <w:tcMar>
+              <w:top w:type="dxa" w:w="60"/>
+              <w:left w:type="dxa" w:w="100"/>
+              <w:bottom w:type="dxa" w:w="60"/>
+              <w:right w:type="dxa" w:w="100"/>
+            </w:tcMar>
+          </w:tcPr>
+          <w:p>
+            <w:pPr>
+              <w:jc w:val="center"/>
+            </w:pPr>
+            <w:r>
+              <w:rPr>
+                <w:rFonts w:ascii="Arial" w:cs="Arial" w:eastAsia="Arial" w:hAnsi="Arial"/>
+                <w:b/>
+                <w:bCs/>
+                <w:color w:val="1B3A6B"/>
+                <w:sz w:val="18"/>
+                <w:szCs w:val="18"/>
+              </w:rPr>
+              <w:t xml:space="preserve">TC-131</w:t>
+            </w:r>
+          </w:p>
+        </w:tc>
+        <w:tc>
+          <w:tcPr>
+            <w:tcW w:type="dxa" w:w="1400"/>
+            <w:tcBorders>
+              <w:top w:val="single" w:color="CCCCCC" w:sz="1"/>
+              <w:left w:val="single" w:color="CCCCCC" w:sz="1"/>
+              <w:bottom w:val="single" w:color="CCCCCC" w:sz="1"/>
+              <w:right w:val="single" w:color="CCCCCC" w:sz="1"/>
+            </w:tcBorders>
+            <w:shd w:fill="E8E8E8" w:val="clear"/>
+            <w:tcMar>
+              <w:top w:type="dxa" w:w="60"/>
+              <w:left w:type="dxa" w:w="100"/>
+              <w:bottom w:type="dxa" w:w="60"/>
+              <w:right w:type="dxa" w:w="100"/>
+            </w:tcMar>
+          </w:tcPr>
+          <w:p>
+            <w:pPr>
+              <w:jc w:val="left"/>
+            </w:pPr>
+            <w:r>
+              <w:rPr>
+                <w:rFonts w:ascii="Arial" w:cs="Arial" w:eastAsia="Arial" w:hAnsi="Arial"/>
+                <w:b/>
+                <w:bCs/>
+                <w:color w:val="1B3A6B"/>
+                <w:sz w:val="18"/>
+                <w:szCs w:val="18"/>
+              </w:rPr>
+              <w:t xml:space="preserve">Create with missing required field</w:t>
+            </w:r>
+          </w:p>
+        </w:tc>
+        <w:tc>
+          <w:tcPr>
+            <w:tcW w:type="dxa" w:w="2800"/>
+            <w:tcBorders>
+              <w:top w:val="single" w:color="CCCCCC" w:sz="1"/>
+              <w:left w:val="single" w:color="CCCCCC" w:sz="1"/>
+              <w:bottom w:val="single" w:color="CCCCCC" w:sz="1"/>
+              <w:right w:val="single" w:color="CCCCCC" w:sz="1"/>
+            </w:tcBorders>
+            <w:tcMar>
+              <w:top w:type="dxa" w:w="60"/>
+              <w:left w:type="dxa" w:w="100"/>
+              <w:bottom w:type="dxa" w:w="60"/>
+              <w:right w:type="dxa" w:w="100"/>
+            </w:tcMar>
+          </w:tcPr>
+          <w:p>
+            <w:pPr>
+              <w:pStyle w:val="ListParagraph"/>
+              <w:numPr>
+                <w:ilvl w:val="0"/>
+                <w:numId w:val="2"/>
+              </w:numPr>
+              <w:spacing w:after="30" w:before="0"/>
+            </w:pPr>
+            <w:r>
+              <w:rPr>
+                <w:rFonts w:ascii="Arial" w:cs="Arial" w:eastAsia="Arial" w:hAnsi="Arial"/>
+                <w:color w:val="444444"/>
+                <w:sz w:val="18"/>
+                <w:szCs w:val="18"/>
+              </w:rPr>
+              <w:t xml:space="preserve">Login as EE TLSS</w:t>
+            </w:r>
+          </w:p>
+          <w:p>
+            <w:pPr>
+              <w:pStyle w:val="ListParagraph"/>
+              <w:numPr>
+                <w:ilvl w:val="0"/>
+                <w:numId w:val="2"/>
+              </w:numPr>
+              <w:spacing w:after="30" w:before="0"/>
+            </w:pPr>
+            <w:r>
+              <w:rPr>
+                <w:rFonts w:ascii="Arial" w:cs="Arial" w:eastAsia="Arial" w:hAnsi="Arial"/>
+                <w:color w:val="444444"/>
+                <w:sz w:val="18"/>
+                <w:szCs w:val="18"/>
+              </w:rPr>
+              <w:t xml:space="preserve">Tap + Add Template</w:t>
+            </w:r>
+          </w:p>
+          <w:p>
+            <w:pPr>
+              <w:pStyle w:val="ListParagraph"/>
+              <w:numPr>
+                <w:ilvl w:val="0"/>
+                <w:numId w:val="2"/>
+              </w:numPr>
+              <w:spacing w:after="30" w:before="0"/>
+            </w:pPr>
+            <w:r>
+              <w:rPr>
+                <w:rFonts w:ascii="Arial" w:cs="Arial" w:eastAsia="Arial" w:hAnsi="Arial"/>
+                <w:color w:val="444444"/>
+                <w:sz w:val="18"/>
+                <w:szCs w:val="18"/>
+              </w:rPr>
+              <w:t xml:space="preserve">Select Equipment Type</w:t>
+            </w:r>
+          </w:p>
+          <w:p>
+            <w:pPr>
+              <w:pStyle w:val="ListParagraph"/>
+              <w:numPr>
+                <w:ilvl w:val="0"/>
+                <w:numId w:val="2"/>
+              </w:numPr>
+              <w:spacing w:after="30" w:before="0"/>
+            </w:pPr>
+            <w:r>
+              <w:rPr>
+                <w:rFonts w:ascii="Arial" w:cs="Arial" w:eastAsia="Arial" w:hAnsi="Arial"/>
+                <w:color w:val="444444"/>
+                <w:sz w:val="18"/>
+                <w:szCs w:val="18"/>
+              </w:rPr>
+              <w:t xml:space="preserve">Leave Title empty</w:t>
+            </w:r>
+          </w:p>
+          <w:p>
+            <w:pPr>
+              <w:pStyle w:val="ListParagraph"/>
+              <w:numPr>
+                <w:ilvl w:val="0"/>
+                <w:numId w:val="2"/>
+              </w:numPr>
+              <w:spacing w:after="30" w:before="0"/>
+            </w:pPr>
+            <w:r>
+              <w:rPr>
+                <w:rFonts w:ascii="Arial" w:cs="Arial" w:eastAsia="Arial" w:hAnsi="Arial"/>
+                <w:color w:val="444444"/>
+                <w:sz w:val="18"/>
+                <w:szCs w:val="18"/>
+              </w:rPr>
+              <w:t xml:space="preserve">Select Frequency</w:t>
+            </w:r>
+          </w:p>
+          <w:p>
+            <w:pPr>
+              <w:pStyle w:val="ListParagraph"/>
+              <w:numPr>
+                <w:ilvl w:val="0"/>
+                <w:numId w:val="2"/>
+              </w:numPr>
+              <w:spacing w:after="30" w:before="0"/>
+            </w:pPr>
+            <w:r>
+              <w:rPr>
+                <w:rFonts w:ascii="Arial" w:cs="Arial" w:eastAsia="Arial" w:hAnsi="Arial"/>
+                <w:color w:val="444444"/>
+                <w:sz w:val="18"/>
+                <w:szCs w:val="18"/>
+              </w:rPr>
+              <w:t xml:space="preserve">Enter First Run Date</w:t>
+            </w:r>
+          </w:p>
+          <w:p>
+            <w:pPr>
+              <w:pStyle w:val="ListParagraph"/>
+              <w:numPr>
+                <w:ilvl w:val="0"/>
+                <w:numId w:val="2"/>
+              </w:numPr>
+              <w:spacing w:after="30" w:before="0"/>
+            </w:pPr>
+            <w:r>
+              <w:rPr>
+                <w:rFonts w:ascii="Arial" w:cs="Arial" w:eastAsia="Arial" w:hAnsi="Arial"/>
+                <w:color w:val="444444"/>
+                <w:sz w:val="18"/>
+                <w:szCs w:val="18"/>
+              </w:rPr>
+              <w:t xml:space="preserve">Tap Create</w:t>
+            </w:r>
+          </w:p>
+        </w:tc>
+        <w:tc>
+          <w:tcPr>
+            <w:tcW w:type="dxa" w:w="2800"/>
+            <w:tcBorders>
+              <w:top w:val="single" w:color="CCCCCC" w:sz="1"/>
+              <w:left w:val="single" w:color="CCCCCC" w:sz="1"/>
+              <w:bottom w:val="single" w:color="CCCCCC" w:sz="1"/>
+              <w:right w:val="single" w:color="CCCCCC" w:sz="1"/>
+            </w:tcBorders>
+            <w:tcMar>
+              <w:top w:type="dxa" w:w="60"/>
+              <w:left w:type="dxa" w:w="100"/>
+              <w:bottom w:type="dxa" w:w="60"/>
+              <w:right w:type="dxa" w:w="100"/>
+            </w:tcMar>
+          </w:tcPr>
+          <w:p>
+            <w:pPr>
+              <w:pStyle w:val="ListParagraph"/>
+              <w:numPr>
+                <w:ilvl w:val="0"/>
+                <w:numId w:val="2"/>
+              </w:numPr>
+              <w:spacing w:after="30" w:before="0"/>
+            </w:pPr>
+            <w:r>
+              <w:rPr>
+                <w:rFonts w:ascii="Arial" w:cs="Arial" w:eastAsia="Arial" w:hAnsi="Arial"/>
+                <w:color w:val="444444"/>
+                <w:sz w:val="18"/>
+                <w:szCs w:val="18"/>
+              </w:rPr>
+              <w:t xml:space="preserve">Form validation error: 'Required' shown under Title field</w:t>
+            </w:r>
+          </w:p>
+          <w:p>
+            <w:pPr>
+              <w:pStyle w:val="ListParagraph"/>
+              <w:numPr>
+                <w:ilvl w:val="0"/>
+                <w:numId w:val="2"/>
+              </w:numPr>
+              <w:spacing w:after="30" w:before="0"/>
+            </w:pPr>
+            <w:r>
+              <w:rPr>
+                <w:rFonts w:ascii="Arial" w:cs="Arial" w:eastAsia="Arial" w:hAnsi="Arial"/>
+                <w:color w:val="444444"/>
+                <w:sz w:val="18"/>
+                <w:szCs w:val="18"/>
+              </w:rPr>
+              <w:t xml:space="preserve">API call is NOT made</w:t>
+            </w:r>
+          </w:p>
+          <w:p>
+            <w:pPr>
+              <w:pStyle w:val="ListParagraph"/>
+              <w:numPr>
+                <w:ilvl w:val="0"/>
+                <w:numId w:val="2"/>
+              </w:numPr>
+              <w:spacing w:after="30" w:before="0"/>
+            </w:pPr>
+            <w:r>
+              <w:rPr>
+                <w:rFonts w:ascii="Arial" w:cs="Arial" w:eastAsia="Arial" w:hAnsi="Arial"/>
+                <w:color w:val="444444"/>
+                <w:sz w:val="18"/>
+                <w:szCs w:val="18"/>
+              </w:rPr>
+              <w:t xml:space="preserve">Dialog remains open</w:t>
+            </w:r>
+          </w:p>
+        </w:tc>
+        <w:tc>
+          <w:tcPr>
+            <w:tcW w:type="dxa" w:w="900"/>
+            <w:tcBorders>
+              <w:top w:val="single" w:color="CCCCCC" w:sz="1"/>
+              <w:left w:val="single" w:color="CCCCCC" w:sz="1"/>
+              <w:bottom w:val="single" w:color="CCCCCC" w:sz="1"/>
+              <w:right w:val="single" w:color="CCCCCC" w:sz="1"/>
+            </w:tcBorders>
+            <w:shd w:fill="E8F5E9" w:val="clear"/>
+            <w:tcMar>
+              <w:top w:type="dxa" w:w="60"/>
+              <w:left w:type="dxa" w:w="100"/>
+              <w:bottom w:type="dxa" w:w="60"/>
+              <w:right w:type="dxa" w:w="100"/>
+            </w:tcMar>
+          </w:tcPr>
+          <w:p>
+            <w:pPr>
+              <w:jc w:val="center"/>
+            </w:pPr>
+            <w:r>
+              <w:rPr>
+                <w:rFonts w:ascii="Arial" w:cs="Arial" w:eastAsia="Arial" w:hAnsi="Arial"/>
+                <w:b/>
+                <w:bCs/>
+                <w:color w:val="1A7340"/>
+                <w:sz w:val="18"/>
+                <w:szCs w:val="18"/>
+              </w:rPr>
+              <w:t xml:space="preserve">PASS</w:t>
+            </w:r>
+          </w:p>
+        </w:tc>
+      </w:tr>
+      <w:tr>
+        <w:tc>
+          <w:tcPr>
+            <w:tcW w:type="dxa" w:w="900"/>
+            <w:tcBorders>
+              <w:top w:val="single" w:color="CCCCCC" w:sz="1"/>
+              <w:left w:val="single" w:color="CCCCCC" w:sz="1"/>
+              <w:bottom w:val="single" w:color="CCCCCC" w:sz="1"/>
+              <w:right w:val="single" w:color="CCCCCC" w:sz="1"/>
+            </w:tcBorders>
+            <w:shd w:fill="E8E8E8" w:val="clear"/>
+            <w:tcMar>
+              <w:top w:type="dxa" w:w="60"/>
+              <w:left w:type="dxa" w:w="100"/>
+              <w:bottom w:type="dxa" w:w="60"/>
+              <w:right w:type="dxa" w:w="100"/>
+            </w:tcMar>
+          </w:tcPr>
+          <w:p>
+            <w:pPr>
+              <w:jc w:val="center"/>
+            </w:pPr>
+            <w:r>
+              <w:rPr>
+                <w:rFonts w:ascii="Arial" w:cs="Arial" w:eastAsia="Arial" w:hAnsi="Arial"/>
+                <w:b/>
+                <w:bCs/>
+                <w:color w:val="1B3A6B"/>
+                <w:sz w:val="18"/>
+                <w:szCs w:val="18"/>
+              </w:rPr>
+              <w:t xml:space="preserve">TC-132</w:t>
+            </w:r>
+          </w:p>
+        </w:tc>
+        <w:tc>
+          <w:tcPr>
+            <w:tcW w:type="dxa" w:w="1400"/>
+            <w:tcBorders>
+              <w:top w:val="single" w:color="CCCCCC" w:sz="1"/>
+              <w:left w:val="single" w:color="CCCCCC" w:sz="1"/>
+              <w:bottom w:val="single" w:color="CCCCCC" w:sz="1"/>
+              <w:right w:val="single" w:color="CCCCCC" w:sz="1"/>
+            </w:tcBorders>
+            <w:shd w:fill="E8E8E8" w:val="clear"/>
+            <w:tcMar>
+              <w:top w:type="dxa" w:w="60"/>
+              <w:left w:type="dxa" w:w="100"/>
+              <w:bottom w:type="dxa" w:w="60"/>
+              <w:right w:type="dxa" w:w="100"/>
+            </w:tcMar>
+          </w:tcPr>
+          <w:p>
+            <w:pPr>
+              <w:jc w:val="left"/>
+            </w:pPr>
+            <w:r>
+              <w:rPr>
+                <w:rFonts w:ascii="Arial" w:cs="Arial" w:eastAsia="Arial" w:hAnsi="Arial"/>
+                <w:b/>
+                <w:bCs/>
+                <w:color w:val="1B3A6B"/>
+                <w:sz w:val="18"/>
+                <w:szCs w:val="18"/>
+              </w:rPr>
+              <w:t xml:space="preserve">Create with invalid date format</w:t>
+            </w:r>
+          </w:p>
+        </w:tc>
+        <w:tc>
+          <w:tcPr>
+            <w:tcW w:type="dxa" w:w="2800"/>
+            <w:tcBorders>
+              <w:top w:val="single" w:color="CCCCCC" w:sz="1"/>
+              <w:left w:val="single" w:color="CCCCCC" w:sz="1"/>
+              <w:bottom w:val="single" w:color="CCCCCC" w:sz="1"/>
+              <w:right w:val="single" w:color="CCCCCC" w:sz="1"/>
+            </w:tcBorders>
+            <w:tcMar>
+              <w:top w:type="dxa" w:w="60"/>
+              <w:left w:type="dxa" w:w="100"/>
+              <w:bottom w:type="dxa" w:w="60"/>
+              <w:right w:type="dxa" w:w="100"/>
+            </w:tcMar>
+          </w:tcPr>
+          <w:p>
+            <w:pPr>
+              <w:pStyle w:val="ListParagraph"/>
+              <w:numPr>
+                <w:ilvl w:val="0"/>
+                <w:numId w:val="2"/>
+              </w:numPr>
+              <w:spacing w:after="30" w:before="0"/>
+            </w:pPr>
+            <w:r>
+              <w:rPr>
+                <w:rFonts w:ascii="Arial" w:cs="Arial" w:eastAsia="Arial" w:hAnsi="Arial"/>
+                <w:color w:val="444444"/>
+                <w:sz w:val="18"/>
+                <w:szCs w:val="18"/>
+              </w:rPr>
+              <w:t xml:space="preserve">Login as EE TLSS</w:t>
+            </w:r>
+          </w:p>
+          <w:p>
+            <w:pPr>
+              <w:pStyle w:val="ListParagraph"/>
+              <w:numPr>
+                <w:ilvl w:val="0"/>
+                <w:numId w:val="2"/>
+              </w:numPr>
+              <w:spacing w:after="30" w:before="0"/>
+            </w:pPr>
+            <w:r>
+              <w:rPr>
+                <w:rFonts w:ascii="Arial" w:cs="Arial" w:eastAsia="Arial" w:hAnsi="Arial"/>
+                <w:color w:val="444444"/>
+                <w:sz w:val="18"/>
+                <w:szCs w:val="18"/>
+              </w:rPr>
+              <w:t xml:space="preserve">Tap + Add Template</w:t>
+            </w:r>
+          </w:p>
+          <w:p>
+            <w:pPr>
+              <w:pStyle w:val="ListParagraph"/>
+              <w:numPr>
+                <w:ilvl w:val="0"/>
+                <w:numId w:val="2"/>
+              </w:numPr>
+              <w:spacing w:after="30" w:before="0"/>
+            </w:pPr>
+            <w:r>
+              <w:rPr>
+                <w:rFonts w:ascii="Arial" w:cs="Arial" w:eastAsia="Arial" w:hAnsi="Arial"/>
+                <w:color w:val="444444"/>
+                <w:sz w:val="18"/>
+                <w:szCs w:val="18"/>
+              </w:rPr>
+              <w:t xml:space="preserve">Fill Title, Equipment Type, Frequency</w:t>
+            </w:r>
+          </w:p>
+          <w:p>
+            <w:pPr>
+              <w:pStyle w:val="ListParagraph"/>
+              <w:numPr>
+                <w:ilvl w:val="0"/>
+                <w:numId w:val="2"/>
+              </w:numPr>
+              <w:spacing w:after="30" w:before="0"/>
+            </w:pPr>
+            <w:r>
+              <w:rPr>
+                <w:rFonts w:ascii="Arial" w:cs="Arial" w:eastAsia="Arial" w:hAnsi="Arial"/>
+                <w:color w:val="444444"/>
+                <w:sz w:val="18"/>
+                <w:szCs w:val="18"/>
+              </w:rPr>
+              <w:t xml:space="preserve">Type '32-13-2026' in First Run Date field</w:t>
+            </w:r>
+          </w:p>
+          <w:p>
+            <w:pPr>
+              <w:pStyle w:val="ListParagraph"/>
+              <w:numPr>
+                <w:ilvl w:val="0"/>
+                <w:numId w:val="2"/>
+              </w:numPr>
+              <w:spacing w:after="30" w:before="0"/>
+            </w:pPr>
+            <w:r>
+              <w:rPr>
+                <w:rFonts w:ascii="Arial" w:cs="Arial" w:eastAsia="Arial" w:hAnsi="Arial"/>
+                <w:color w:val="444444"/>
+                <w:sz w:val="18"/>
+                <w:szCs w:val="18"/>
+              </w:rPr>
+              <w:t xml:space="preserve">Tap Create</w:t>
+            </w:r>
+          </w:p>
+        </w:tc>
+        <w:tc>
+          <w:tcPr>
+            <w:tcW w:type="dxa" w:w="2800"/>
+            <w:tcBorders>
+              <w:top w:val="single" w:color="CCCCCC" w:sz="1"/>
+              <w:left w:val="single" w:color="CCCCCC" w:sz="1"/>
+              <w:bottom w:val="single" w:color="CCCCCC" w:sz="1"/>
+              <w:right w:val="single" w:color="CCCCCC" w:sz="1"/>
+            </w:tcBorders>
+            <w:tcMar>
+              <w:top w:type="dxa" w:w="60"/>
+              <w:left w:type="dxa" w:w="100"/>
+              <w:bottom w:type="dxa" w:w="60"/>
+              <w:right w:type="dxa" w:w="100"/>
+            </w:tcMar>
+          </w:tcPr>
+          <w:p>
+            <w:pPr>
+              <w:pStyle w:val="ListParagraph"/>
+              <w:numPr>
+                <w:ilvl w:val="0"/>
+                <w:numId w:val="2"/>
+              </w:numPr>
+              <w:spacing w:after="30" w:before="0"/>
+            </w:pPr>
+            <w:r>
+              <w:rPr>
+                <w:rFonts w:ascii="Arial" w:cs="Arial" w:eastAsia="Arial" w:hAnsi="Arial"/>
+                <w:color w:val="444444"/>
+                <w:sz w:val="18"/>
+                <w:szCs w:val="18"/>
+              </w:rPr>
+              <w:t xml:space="preserve">Validation error: 'Enter a valid date (YYYY-MM-DD)'</w:t>
+            </w:r>
+          </w:p>
+          <w:p>
+            <w:pPr>
+              <w:pStyle w:val="ListParagraph"/>
+              <w:numPr>
+                <w:ilvl w:val="0"/>
+                <w:numId w:val="2"/>
+              </w:numPr>
+              <w:spacing w:after="30" w:before="0"/>
+            </w:pPr>
+            <w:r>
+              <w:rPr>
+                <w:rFonts w:ascii="Arial" w:cs="Arial" w:eastAsia="Arial" w:hAnsi="Arial"/>
+                <w:color w:val="444444"/>
+                <w:sz w:val="18"/>
+                <w:szCs w:val="18"/>
+              </w:rPr>
+              <w:t xml:space="preserve">Form does not submit</w:t>
+            </w:r>
+          </w:p>
+        </w:tc>
+        <w:tc>
+          <w:tcPr>
+            <w:tcW w:type="dxa" w:w="900"/>
+            <w:tcBorders>
+              <w:top w:val="single" w:color="CCCCCC" w:sz="1"/>
+              <w:left w:val="single" w:color="CCCCCC" w:sz="1"/>
+              <w:bottom w:val="single" w:color="CCCCCC" w:sz="1"/>
+              <w:right w:val="single" w:color="CCCCCC" w:sz="1"/>
+            </w:tcBorders>
+            <w:shd w:fill="E8F5E9" w:val="clear"/>
+            <w:tcMar>
+              <w:top w:type="dxa" w:w="60"/>
+              <w:left w:type="dxa" w:w="100"/>
+              <w:bottom w:type="dxa" w:w="60"/>
+              <w:right w:type="dxa" w:w="100"/>
+            </w:tcMar>
+          </w:tcPr>
+          <w:p>
+            <w:pPr>
+              <w:jc w:val="center"/>
+            </w:pPr>
+            <w:r>
+              <w:rPr>
+                <w:rFonts w:ascii="Arial" w:cs="Arial" w:eastAsia="Arial" w:hAnsi="Arial"/>
+                <w:b/>
+                <w:bCs/>
+                <w:color w:val="1A7340"/>
+                <w:sz w:val="18"/>
+                <w:szCs w:val="18"/>
+              </w:rPr>
+              <w:t xml:space="preserve">PASS</w:t>
+            </w:r>
+          </w:p>
+        </w:tc>
+      </w:tr>
+      <w:tr>
+        <w:tc>
+          <w:tcPr>
+            <w:tcW w:type="dxa" w:w="900"/>
+            <w:tcBorders>
+              <w:top w:val="single" w:color="CCCCCC" w:sz="1"/>
+              <w:left w:val="single" w:color="CCCCCC" w:sz="1"/>
+              <w:bottom w:val="single" w:color="CCCCCC" w:sz="1"/>
+              <w:right w:val="single" w:color="CCCCCC" w:sz="1"/>
+            </w:tcBorders>
+            <w:shd w:fill="E8E8E8" w:val="clear"/>
+            <w:tcMar>
+              <w:top w:type="dxa" w:w="60"/>
+              <w:left w:type="dxa" w:w="100"/>
+              <w:bottom w:type="dxa" w:w="60"/>
+              <w:right w:type="dxa" w:w="100"/>
+            </w:tcMar>
+          </w:tcPr>
+          <w:p>
+            <w:pPr>
+              <w:jc w:val="center"/>
+            </w:pPr>
+            <w:r>
+              <w:rPr>
+                <w:rFonts w:ascii="Arial" w:cs="Arial" w:eastAsia="Arial" w:hAnsi="Arial"/>
+                <w:b/>
+                <w:bCs/>
+                <w:color w:val="1B3A6B"/>
+                <w:sz w:val="18"/>
+                <w:szCs w:val="18"/>
+              </w:rPr>
+              <w:t xml:space="preserve">TC-133</w:t>
+            </w:r>
+          </w:p>
+        </w:tc>
+        <w:tc>
+          <w:tcPr>
+            <w:tcW w:type="dxa" w:w="1400"/>
+            <w:tcBorders>
+              <w:top w:val="single" w:color="CCCCCC" w:sz="1"/>
+              <w:left w:val="single" w:color="CCCCCC" w:sz="1"/>
+              <w:bottom w:val="single" w:color="CCCCCC" w:sz="1"/>
+              <w:right w:val="single" w:color="CCCCCC" w:sz="1"/>
+            </w:tcBorders>
+            <w:shd w:fill="E8E8E8" w:val="clear"/>
+            <w:tcMar>
+              <w:top w:type="dxa" w:w="60"/>
+              <w:left w:type="dxa" w:w="100"/>
+              <w:bottom w:type="dxa" w:w="60"/>
+              <w:right w:type="dxa" w:w="100"/>
+            </w:tcMar>
+          </w:tcPr>
+          <w:p>
+            <w:pPr>
+              <w:jc w:val="left"/>
+            </w:pPr>
+            <w:r>
+              <w:rPr>
+                <w:rFonts w:ascii="Arial" w:cs="Arial" w:eastAsia="Arial" w:hAnsi="Arial"/>
+                <w:b/>
+                <w:bCs/>
+                <w:color w:val="1B3A6B"/>
+                <w:sz w:val="18"/>
+                <w:szCs w:val="18"/>
+              </w:rPr>
+              <w:t xml:space="preserve">Edit - Equipment Type is immutable</w:t>
+            </w:r>
+          </w:p>
+        </w:tc>
+        <w:tc>
+          <w:tcPr>
+            <w:tcW w:type="dxa" w:w="2800"/>
+            <w:tcBorders>
+              <w:top w:val="single" w:color="CCCCCC" w:sz="1"/>
+              <w:left w:val="single" w:color="CCCCCC" w:sz="1"/>
+              <w:bottom w:val="single" w:color="CCCCCC" w:sz="1"/>
+              <w:right w:val="single" w:color="CCCCCC" w:sz="1"/>
+            </w:tcBorders>
+            <w:tcMar>
+              <w:top w:type="dxa" w:w="60"/>
+              <w:left w:type="dxa" w:w="100"/>
+              <w:bottom w:type="dxa" w:w="60"/>
+              <w:right w:type="dxa" w:w="100"/>
+            </w:tcMar>
+          </w:tcPr>
+          <w:p>
+            <w:pPr>
+              <w:pStyle w:val="ListParagraph"/>
+              <w:numPr>
+                <w:ilvl w:val="0"/>
+                <w:numId w:val="2"/>
+              </w:numPr>
+              <w:spacing w:after="30" w:before="0"/>
+            </w:pPr>
+            <w:r>
+              <w:rPr>
+                <w:rFonts w:ascii="Arial" w:cs="Arial" w:eastAsia="Arial" w:hAnsi="Arial"/>
+                <w:color w:val="444444"/>
+                <w:sz w:val="18"/>
+                <w:szCs w:val="18"/>
+              </w:rPr>
+              <w:t xml:space="preserve">Login as EE TLSS</w:t>
+            </w:r>
+          </w:p>
+          <w:p>
+            <w:pPr>
+              <w:pStyle w:val="ListParagraph"/>
+              <w:numPr>
+                <w:ilvl w:val="0"/>
+                <w:numId w:val="2"/>
+              </w:numPr>
+              <w:spacing w:after="30" w:before="0"/>
+            </w:pPr>
+            <w:r>
+              <w:rPr>
+                <w:rFonts w:ascii="Arial" w:cs="Arial" w:eastAsia="Arial" w:hAnsi="Arial"/>
+                <w:color w:val="444444"/>
+                <w:sz w:val="18"/>
+                <w:szCs w:val="18"/>
+              </w:rPr>
+              <w:t xml:space="preserve">Tap Edit on any template</w:t>
+            </w:r>
+          </w:p>
+          <w:p>
+            <w:pPr>
+              <w:pStyle w:val="ListParagraph"/>
+              <w:numPr>
+                <w:ilvl w:val="0"/>
+                <w:numId w:val="2"/>
+              </w:numPr>
+              <w:spacing w:after="30" w:before="0"/>
+            </w:pPr>
+            <w:r>
+              <w:rPr>
+                <w:rFonts w:ascii="Arial" w:cs="Arial" w:eastAsia="Arial" w:hAnsi="Arial"/>
+                <w:color w:val="444444"/>
+                <w:sz w:val="18"/>
+                <w:szCs w:val="18"/>
+              </w:rPr>
+              <w:t xml:space="preserve">Attempt to tap Equipment Type dropdown</w:t>
+            </w:r>
+          </w:p>
+        </w:tc>
+        <w:tc>
+          <w:tcPr>
+            <w:tcW w:type="dxa" w:w="2800"/>
+            <w:tcBorders>
+              <w:top w:val="single" w:color="CCCCCC" w:sz="1"/>
+              <w:left w:val="single" w:color="CCCCCC" w:sz="1"/>
+              <w:bottom w:val="single" w:color="CCCCCC" w:sz="1"/>
+              <w:right w:val="single" w:color="CCCCCC" w:sz="1"/>
+            </w:tcBorders>
+            <w:tcMar>
+              <w:top w:type="dxa" w:w="60"/>
+              <w:left w:type="dxa" w:w="100"/>
+              <w:bottom w:type="dxa" w:w="60"/>
+              <w:right w:type="dxa" w:w="100"/>
+            </w:tcMar>
+          </w:tcPr>
+          <w:p>
+            <w:pPr>
+              <w:pStyle w:val="ListParagraph"/>
+              <w:numPr>
+                <w:ilvl w:val="0"/>
+                <w:numId w:val="2"/>
+              </w:numPr>
+              <w:spacing w:after="30" w:before="0"/>
+            </w:pPr>
+            <w:r>
+              <w:rPr>
+                <w:rFonts w:ascii="Arial" w:cs="Arial" w:eastAsia="Arial" w:hAnsi="Arial"/>
+                <w:color w:val="444444"/>
+                <w:sz w:val="18"/>
+                <w:szCs w:val="18"/>
+              </w:rPr>
+              <w:t xml:space="preserve">Dropdown does not open</w:t>
+            </w:r>
+          </w:p>
+          <w:p>
+            <w:pPr>
+              <w:pStyle w:val="ListParagraph"/>
+              <w:numPr>
+                <w:ilvl w:val="0"/>
+                <w:numId w:val="2"/>
+              </w:numPr>
+              <w:spacing w:after="30" w:before="0"/>
+            </w:pPr>
+            <w:r>
+              <w:rPr>
+                <w:rFonts w:ascii="Arial" w:cs="Arial" w:eastAsia="Arial" w:hAnsi="Arial"/>
+                <w:color w:val="444444"/>
+                <w:sz w:val="18"/>
+                <w:szCs w:val="18"/>
+              </w:rPr>
+              <w:t xml:space="preserve">Widget visually greyed out indicating disabled state</w:t>
+            </w:r>
+          </w:p>
+        </w:tc>
+        <w:tc>
+          <w:tcPr>
+            <w:tcW w:type="dxa" w:w="900"/>
+            <w:tcBorders>
+              <w:top w:val="single" w:color="CCCCCC" w:sz="1"/>
+              <w:left w:val="single" w:color="CCCCCC" w:sz="1"/>
+              <w:bottom w:val="single" w:color="CCCCCC" w:sz="1"/>
+              <w:right w:val="single" w:color="CCCCCC" w:sz="1"/>
+            </w:tcBorders>
+            <w:shd w:fill="E8F5E9" w:val="clear"/>
+            <w:tcMar>
+              <w:top w:type="dxa" w:w="60"/>
+              <w:left w:type="dxa" w:w="100"/>
+              <w:bottom w:type="dxa" w:w="60"/>
+              <w:right w:type="dxa" w:w="100"/>
+            </w:tcMar>
+          </w:tcPr>
+          <w:p>
+            <w:pPr>
+              <w:jc w:val="center"/>
+            </w:pPr>
+            <w:r>
+              <w:rPr>
+                <w:rFonts w:ascii="Arial" w:cs="Arial" w:eastAsia="Arial" w:hAnsi="Arial"/>
+                <w:b/>
+                <w:bCs/>
+                <w:color w:val="1A7340"/>
+                <w:sz w:val="18"/>
+                <w:szCs w:val="18"/>
+              </w:rPr>
+              <w:t xml:space="preserve">PASS</w:t>
+            </w:r>
+          </w:p>
+        </w:tc>
+      </w:tr>
+      <w:tr>
+        <w:tc>
+          <w:tcPr>
+            <w:tcW w:type="dxa" w:w="900"/>
+            <w:tcBorders>
+              <w:top w:val="single" w:color="CCCCCC" w:sz="1"/>
+              <w:left w:val="single" w:color="CCCCCC" w:sz="1"/>
+              <w:bottom w:val="single" w:color="CCCCCC" w:sz="1"/>
+              <w:right w:val="single" w:color="CCCCCC" w:sz="1"/>
+            </w:tcBorders>
+            <w:shd w:fill="E8E8E8" w:val="clear"/>
+            <w:tcMar>
+              <w:top w:type="dxa" w:w="60"/>
+              <w:left w:type="dxa" w:w="100"/>
+              <w:bottom w:type="dxa" w:w="60"/>
+              <w:right w:type="dxa" w:w="100"/>
+            </w:tcMar>
+          </w:tcPr>
+          <w:p>
+            <w:pPr>
+              <w:jc w:val="center"/>
+            </w:pPr>
+            <w:r>
+              <w:rPr>
+                <w:rFonts w:ascii="Arial" w:cs="Arial" w:eastAsia="Arial" w:hAnsi="Arial"/>
+                <w:b/>
+                <w:bCs/>
+                <w:color w:val="1B3A6B"/>
+                <w:sz w:val="18"/>
+                <w:szCs w:val="18"/>
+              </w:rPr>
+              <w:t xml:space="preserve">TC-134</w:t>
+            </w:r>
+          </w:p>
+        </w:tc>
+        <w:tc>
+          <w:tcPr>
+            <w:tcW w:type="dxa" w:w="1400"/>
+            <w:tcBorders>
+              <w:top w:val="single" w:color="CCCCCC" w:sz="1"/>
+              <w:left w:val="single" w:color="CCCCCC" w:sz="1"/>
+              <w:bottom w:val="single" w:color="CCCCCC" w:sz="1"/>
+              <w:right w:val="single" w:color="CCCCCC" w:sz="1"/>
+            </w:tcBorders>
+            <w:shd w:fill="E8E8E8" w:val="clear"/>
+            <w:tcMar>
+              <w:top w:type="dxa" w:w="60"/>
+              <w:left w:type="dxa" w:w="100"/>
+              <w:bottom w:type="dxa" w:w="60"/>
+              <w:right w:type="dxa" w:w="100"/>
+            </w:tcMar>
+          </w:tcPr>
+          <w:p>
+            <w:pPr>
+              <w:jc w:val="left"/>
+            </w:pPr>
+            <w:r>
+              <w:rPr>
+                <w:rFonts w:ascii="Arial" w:cs="Arial" w:eastAsia="Arial" w:hAnsi="Arial"/>
+                <w:b/>
+                <w:bCs/>
+                <w:color w:val="1B3A6B"/>
+                <w:sz w:val="18"/>
+                <w:szCs w:val="18"/>
+              </w:rPr>
+              <w:t xml:space="preserve">No schedules for uncommissioned equipment</w:t>
+            </w:r>
+          </w:p>
+        </w:tc>
+        <w:tc>
+          <w:tcPr>
+            <w:tcW w:type="dxa" w:w="2800"/>
+            <w:tcBorders>
+              <w:top w:val="single" w:color="CCCCCC" w:sz="1"/>
+              <w:left w:val="single" w:color="CCCCCC" w:sz="1"/>
+              <w:bottom w:val="single" w:color="CCCCCC" w:sz="1"/>
+              <w:right w:val="single" w:color="CCCCCC" w:sz="1"/>
+            </w:tcBorders>
+            <w:tcMar>
+              <w:top w:type="dxa" w:w="60"/>
+              <w:left w:type="dxa" w:w="100"/>
+              <w:bottom w:type="dxa" w:w="60"/>
+              <w:right w:type="dxa" w:w="100"/>
+            </w:tcMar>
+          </w:tcPr>
+          <w:p>
+            <w:pPr>
+              <w:pStyle w:val="ListParagraph"/>
+              <w:numPr>
+                <w:ilvl w:val="0"/>
+                <w:numId w:val="2"/>
+              </w:numPr>
+              <w:spacing w:after="30" w:before="0"/>
+            </w:pPr>
+            <w:r>
+              <w:rPr>
+                <w:rFonts w:ascii="Arial" w:cs="Arial" w:eastAsia="Arial" w:hAnsi="Arial"/>
+                <w:color w:val="444444"/>
+                <w:sz w:val="18"/>
+                <w:szCs w:val="18"/>
+              </w:rPr>
+              <w:t xml:space="preserve">Login as EE TLSS</w:t>
+            </w:r>
+          </w:p>
+          <w:p>
+            <w:pPr>
+              <w:pStyle w:val="ListParagraph"/>
+              <w:numPr>
+                <w:ilvl w:val="0"/>
+                <w:numId w:val="2"/>
+              </w:numPr>
+              <w:spacing w:after="30" w:before="0"/>
+            </w:pPr>
+            <w:r>
+              <w:rPr>
+                <w:rFonts w:ascii="Arial" w:cs="Arial" w:eastAsia="Arial" w:hAnsi="Arial"/>
+                <w:color w:val="444444"/>
+                <w:sz w:val="18"/>
+                <w:szCs w:val="18"/>
+              </w:rPr>
+              <w:t xml:space="preserve">Switch to Equipment Schedules tab</w:t>
+            </w:r>
+          </w:p>
+          <w:p>
+            <w:pPr>
+              <w:pStyle w:val="ListParagraph"/>
+              <w:numPr>
+                <w:ilvl w:val="0"/>
+                <w:numId w:val="2"/>
+              </w:numPr>
+              <w:spacing w:after="30" w:before="0"/>
+            </w:pPr>
+            <w:r>
+              <w:rPr>
+                <w:rFonts w:ascii="Arial" w:cs="Arial" w:eastAsia="Arial" w:hAnsi="Arial"/>
+                <w:color w:val="444444"/>
+                <w:sz w:val="18"/>
+                <w:szCs w:val="18"/>
+              </w:rPr>
+              <w:t xml:space="preserve">Tap Schedules on equipment with no matching templates</w:t>
+            </w:r>
+          </w:p>
+        </w:tc>
+        <w:tc>
+          <w:tcPr>
+            <w:tcW w:type="dxa" w:w="2800"/>
+            <w:tcBorders>
+              <w:top w:val="single" w:color="CCCCCC" w:sz="1"/>
+              <w:left w:val="single" w:color="CCCCCC" w:sz="1"/>
+              <w:bottom w:val="single" w:color="CCCCCC" w:sz="1"/>
+              <w:right w:val="single" w:color="CCCCCC" w:sz="1"/>
+            </w:tcBorders>
+            <w:tcMar>
+              <w:top w:type="dxa" w:w="60"/>
+              <w:left w:type="dxa" w:w="100"/>
+              <w:bottom w:type="dxa" w:w="60"/>
+              <w:right w:type="dxa" w:w="100"/>
+            </w:tcMar>
+          </w:tcPr>
+          <w:p>
+            <w:pPr>
+              <w:pStyle w:val="ListParagraph"/>
+              <w:numPr>
+                <w:ilvl w:val="0"/>
+                <w:numId w:val="2"/>
+              </w:numPr>
+              <w:spacing w:after="30" w:before="0"/>
+            </w:pPr>
+            <w:r>
+              <w:rPr>
+                <w:rFonts w:ascii="Arial" w:cs="Arial" w:eastAsia="Arial" w:hAnsi="Arial"/>
+                <w:color w:val="444444"/>
+                <w:sz w:val="18"/>
+                <w:szCs w:val="18"/>
+              </w:rPr>
+              <w:t xml:space="preserve">Pop-up opens with message: 'No active schedules found.'</w:t>
+            </w:r>
+          </w:p>
+          <w:p>
+            <w:pPr>
+              <w:pStyle w:val="ListParagraph"/>
+              <w:numPr>
+                <w:ilvl w:val="0"/>
+                <w:numId w:val="2"/>
+              </w:numPr>
+              <w:spacing w:after="30" w:before="0"/>
+            </w:pPr>
+            <w:r>
+              <w:rPr>
+                <w:rFonts w:ascii="Arial" w:cs="Arial" w:eastAsia="Arial" w:hAnsi="Arial"/>
+                <w:color w:val="444444"/>
+                <w:sz w:val="18"/>
+                <w:szCs w:val="18"/>
+              </w:rPr>
+              <w:t xml:space="preserve">List is empty - no crash or error</w:t>
+            </w:r>
+          </w:p>
+        </w:tc>
+        <w:tc>
+          <w:tcPr>
+            <w:tcW w:type="dxa" w:w="900"/>
+            <w:tcBorders>
+              <w:top w:val="single" w:color="CCCCCC" w:sz="1"/>
+              <w:left w:val="single" w:color="CCCCCC" w:sz="1"/>
+              <w:bottom w:val="single" w:color="CCCCCC" w:sz="1"/>
+              <w:right w:val="single" w:color="CCCCCC" w:sz="1"/>
+            </w:tcBorders>
+            <w:shd w:fill="E8F5E9" w:val="clear"/>
+            <w:tcMar>
+              <w:top w:type="dxa" w:w="60"/>
+              <w:left w:type="dxa" w:w="100"/>
+              <w:bottom w:type="dxa" w:w="60"/>
+              <w:right w:type="dxa" w:w="100"/>
+            </w:tcMar>
+          </w:tcPr>
+          <w:p>
+            <w:pPr>
+              <w:jc w:val="center"/>
+            </w:pPr>
+            <w:r>
+              <w:rPr>
+                <w:rFonts w:ascii="Arial" w:cs="Arial" w:eastAsia="Arial" w:hAnsi="Arial"/>
+                <w:b/>
+                <w:bCs/>
+                <w:color w:val="1A7340"/>
+                <w:sz w:val="18"/>
+                <w:szCs w:val="18"/>
+              </w:rPr>
+              <w:t xml:space="preserve">PASS</w:t>
+            </w:r>
+          </w:p>
+        </w:tc>
+      </w:tr>
+      <w:tr>
+        <w:tc>
+          <w:tcPr>
+            <w:tcW w:type="dxa" w:w="900"/>
+            <w:tcBorders>
+              <w:top w:val="single" w:color="CCCCCC" w:sz="1"/>
+              <w:left w:val="single" w:color="CCCCCC" w:sz="1"/>
+              <w:bottom w:val="single" w:color="CCCCCC" w:sz="1"/>
+              <w:right w:val="single" w:color="CCCCCC" w:sz="1"/>
+            </w:tcBorders>
+            <w:shd w:fill="E8E8E8" w:val="clear"/>
+            <w:tcMar>
+              <w:top w:type="dxa" w:w="60"/>
+              <w:left w:type="dxa" w:w="100"/>
+              <w:bottom w:type="dxa" w:w="60"/>
+              <w:right w:type="dxa" w:w="100"/>
+            </w:tcMar>
+          </w:tcPr>
+          <w:p>
+            <w:pPr>
+              <w:jc w:val="center"/>
+            </w:pPr>
+            <w:r>
+              <w:rPr>
+                <w:rFonts w:ascii="Arial" w:cs="Arial" w:eastAsia="Arial" w:hAnsi="Arial"/>
+                <w:b/>
+                <w:bCs/>
+                <w:color w:val="1B3A6B"/>
+                <w:sz w:val="18"/>
+                <w:szCs w:val="18"/>
+              </w:rPr>
+              <w:t xml:space="preserve">TC-135</w:t>
+            </w:r>
+          </w:p>
+        </w:tc>
+        <w:tc>
+          <w:tcPr>
+            <w:tcW w:type="dxa" w:w="1400"/>
+            <w:tcBorders>
+              <w:top w:val="single" w:color="CCCCCC" w:sz="1"/>
+              <w:left w:val="single" w:color="CCCCCC" w:sz="1"/>
+              <w:bottom w:val="single" w:color="CCCCCC" w:sz="1"/>
+              <w:right w:val="single" w:color="CCCCCC" w:sz="1"/>
+            </w:tcBorders>
+            <w:shd w:fill="E8E8E8" w:val="clear"/>
+            <w:tcMar>
+              <w:top w:type="dxa" w:w="60"/>
+              <w:left w:type="dxa" w:w="100"/>
+              <w:bottom w:type="dxa" w:w="60"/>
+              <w:right w:type="dxa" w:w="100"/>
+            </w:tcMar>
+          </w:tcPr>
+          <w:p>
+            <w:pPr>
+              <w:jc w:val="left"/>
+            </w:pPr>
+            <w:r>
+              <w:rPr>
+                <w:rFonts w:ascii="Arial" w:cs="Arial" w:eastAsia="Arial" w:hAnsi="Arial"/>
+                <w:b/>
+                <w:bCs/>
+                <w:color w:val="1B3A6B"/>
+                <w:sz w:val="18"/>
+                <w:szCs w:val="18"/>
+              </w:rPr>
+              <w:t xml:space="preserve">Deactivate requires confirmation</w:t>
+            </w:r>
+          </w:p>
+        </w:tc>
+        <w:tc>
+          <w:tcPr>
+            <w:tcW w:type="dxa" w:w="2800"/>
+            <w:tcBorders>
+              <w:top w:val="single" w:color="CCCCCC" w:sz="1"/>
+              <w:left w:val="single" w:color="CCCCCC" w:sz="1"/>
+              <w:bottom w:val="single" w:color="CCCCCC" w:sz="1"/>
+              <w:right w:val="single" w:color="CCCCCC" w:sz="1"/>
+            </w:tcBorders>
+            <w:tcMar>
+              <w:top w:type="dxa" w:w="60"/>
+              <w:left w:type="dxa" w:w="100"/>
+              <w:bottom w:type="dxa" w:w="60"/>
+              <w:right w:type="dxa" w:w="100"/>
+            </w:tcMar>
+          </w:tcPr>
+          <w:p>
+            <w:pPr>
+              <w:pStyle w:val="ListParagraph"/>
+              <w:numPr>
+                <w:ilvl w:val="0"/>
+                <w:numId w:val="2"/>
+              </w:numPr>
+              <w:spacing w:after="30" w:before="0"/>
+            </w:pPr>
+            <w:r>
+              <w:rPr>
+                <w:rFonts w:ascii="Arial" w:cs="Arial" w:eastAsia="Arial" w:hAnsi="Arial"/>
+                <w:color w:val="444444"/>
+                <w:sz w:val="18"/>
+                <w:szCs w:val="18"/>
+              </w:rPr>
+              <w:t xml:space="preserve">Login as EE TLSS</w:t>
+            </w:r>
+          </w:p>
+          <w:p>
+            <w:pPr>
+              <w:pStyle w:val="ListParagraph"/>
+              <w:numPr>
+                <w:ilvl w:val="0"/>
+                <w:numId w:val="2"/>
+              </w:numPr>
+              <w:spacing w:after="30" w:before="0"/>
+            </w:pPr>
+            <w:r>
+              <w:rPr>
+                <w:rFonts w:ascii="Arial" w:cs="Arial" w:eastAsia="Arial" w:hAnsi="Arial"/>
+                <w:color w:val="444444"/>
+                <w:sz w:val="18"/>
+                <w:szCs w:val="18"/>
+              </w:rPr>
+              <w:t xml:space="preserve">Tap Deactivate on an active template</w:t>
+            </w:r>
+          </w:p>
+          <w:p>
+            <w:pPr>
+              <w:pStyle w:val="ListParagraph"/>
+              <w:numPr>
+                <w:ilvl w:val="0"/>
+                <w:numId w:val="2"/>
+              </w:numPr>
+              <w:spacing w:after="30" w:before="0"/>
+            </w:pPr>
+            <w:r>
+              <w:rPr>
+                <w:rFonts w:ascii="Arial" w:cs="Arial" w:eastAsia="Arial" w:hAnsi="Arial"/>
+                <w:color w:val="444444"/>
+                <w:sz w:val="18"/>
+                <w:szCs w:val="18"/>
+              </w:rPr>
+              <w:t xml:space="preserve">In the confirmation dialog, tap Cancel</w:t>
+            </w:r>
+          </w:p>
+        </w:tc>
+        <w:tc>
+          <w:tcPr>
+            <w:tcW w:type="dxa" w:w="2800"/>
+            <w:tcBorders>
+              <w:top w:val="single" w:color="CCCCCC" w:sz="1"/>
+              <w:left w:val="single" w:color="CCCCCC" w:sz="1"/>
+              <w:bottom w:val="single" w:color="CCCCCC" w:sz="1"/>
+              <w:right w:val="single" w:color="CCCCCC" w:sz="1"/>
+            </w:tcBorders>
+            <w:tcMar>
+              <w:top w:type="dxa" w:w="60"/>
+              <w:left w:type="dxa" w:w="100"/>
+              <w:bottom w:type="dxa" w:w="60"/>
+              <w:right w:type="dxa" w:w="100"/>
+            </w:tcMar>
+          </w:tcPr>
+          <w:p>
+            <w:pPr>
+              <w:pStyle w:val="ListParagraph"/>
+              <w:numPr>
+                <w:ilvl w:val="0"/>
+                <w:numId w:val="2"/>
+              </w:numPr>
+              <w:spacing w:after="30" w:before="0"/>
+            </w:pPr>
+            <w:r>
+              <w:rPr>
+                <w:rFonts w:ascii="Arial" w:cs="Arial" w:eastAsia="Arial" w:hAnsi="Arial"/>
+                <w:color w:val="444444"/>
+                <w:sz w:val="18"/>
+                <w:szCs w:val="18"/>
+              </w:rPr>
+              <w:t xml:space="preserve">Dialog closes without deactivating</w:t>
+            </w:r>
+          </w:p>
+          <w:p>
+            <w:pPr>
+              <w:pStyle w:val="ListParagraph"/>
+              <w:numPr>
+                <w:ilvl w:val="0"/>
+                <w:numId w:val="2"/>
+              </w:numPr>
+              <w:spacing w:after="30" w:before="0"/>
+            </w:pPr>
+            <w:r>
+              <w:rPr>
+                <w:rFonts w:ascii="Arial" w:cs="Arial" w:eastAsia="Arial" w:hAnsi="Arial"/>
+                <w:color w:val="444444"/>
+                <w:sz w:val="18"/>
+                <w:szCs w:val="18"/>
+              </w:rPr>
+              <w:t xml:space="preserve">Template remains Active</w:t>
+            </w:r>
+          </w:p>
+          <w:p>
+            <w:pPr>
+              <w:pStyle w:val="ListParagraph"/>
+              <w:numPr>
+                <w:ilvl w:val="0"/>
+                <w:numId w:val="2"/>
+              </w:numPr>
+              <w:spacing w:after="30" w:before="0"/>
+            </w:pPr>
+            <w:r>
+              <w:rPr>
+                <w:rFonts w:ascii="Arial" w:cs="Arial" w:eastAsia="Arial" w:hAnsi="Arial"/>
+                <w:color w:val="444444"/>
+                <w:sz w:val="18"/>
+                <w:szCs w:val="18"/>
+              </w:rPr>
+              <w:t xml:space="preserve">No API call made</w:t>
+            </w:r>
+          </w:p>
+        </w:tc>
+        <w:tc>
+          <w:tcPr>
+            <w:tcW w:type="dxa" w:w="900"/>
+            <w:tcBorders>
+              <w:top w:val="single" w:color="CCCCCC" w:sz="1"/>
+              <w:left w:val="single" w:color="CCCCCC" w:sz="1"/>
+              <w:bottom w:val="single" w:color="CCCCCC" w:sz="1"/>
+              <w:right w:val="single" w:color="CCCCCC" w:sz="1"/>
+            </w:tcBorders>
+            <w:shd w:fill="E8F5E9" w:val="clear"/>
+            <w:tcMar>
+              <w:top w:type="dxa" w:w="60"/>
+              <w:left w:type="dxa" w:w="100"/>
+              <w:bottom w:type="dxa" w:w="60"/>
+              <w:right w:type="dxa" w:w="100"/>
+            </w:tcMar>
+          </w:tcPr>
+          <w:p>
+            <w:pPr>
+              <w:jc w:val="center"/>
+            </w:pPr>
+            <w:r>
+              <w:rPr>
+                <w:rFonts w:ascii="Arial" w:cs="Arial" w:eastAsia="Arial" w:hAnsi="Arial"/>
+                <w:b/>
+                <w:bCs/>
+                <w:color w:val="1A7340"/>
+                <w:sz w:val="18"/>
+                <w:szCs w:val="18"/>
+              </w:rPr>
+              <w:t xml:space="preserve">PASS</w:t>
+            </w:r>
+          </w:p>
+        </w:tc>
+      </w:tr>
+    </w:tbl>
+    <w:p>
+      <w:pPr>
+        <w:spacing w:after="60" w:before="60"/>
+      </w:pPr>
     </w:p>
     <w:p>
       <w:pPr>

--- a/SEACMS_UI_TestCases.docx
+++ b/SEACMS_UI_TestCases.docx
@@ -29086,10 +29086,17 @@
       </w:r>
     </w:p>
     <w:p>
+      <w:r>
+        <w:br w:type="page"/>
+      </w:r>
+    </w:p>
+    <w:p>
       <w:pPr>
         <w:pStyle w:val="Heading1"/>
-        <w:pageBreakBefore/>
-        <w:spacing w:after="100" w:before="200"/>
+        <w:pBdr>
+          <w:bottom w:val="single" w:color="2E6DB4" w:sz="6" w:space="4"/>
+        </w:pBdr>
+        <w:spacing w:after="120" w:before="360"/>
       </w:pPr>
       <w:r>
         <w:rPr>
@@ -29105,30 +29112,30 @@
     </w:p>
     <w:p>
       <w:pPr>
-        <w:spacing w:after="80" w:before="80"/>
+        <w:spacing w:after="80" w:before="60"/>
       </w:pPr>
       <w:r>
         <w:rPr>
           <w:rFonts w:ascii="Arial" w:cs="Arial" w:eastAsia="Arial" w:hAnsi="Arial"/>
           <w:color w:val="444444"/>
-          <w:sz w:val="18"/>
-          <w:szCs w:val="18"/>
+          <w:sz w:val="21"/>
+          <w:szCs w:val="21"/>
         </w:rPr>
-        <w:t xml:space="preserve">Role: EE TLSS (write), Department Head (write), Admin (write); all org users (read).</w:t>
+        <w:t xml:space="preserve">Role: EE TLSS (eetlss@kptcl.com) and Department Head (depthead@kptcl.com) — create, edit, deactivate templates; Admin (admin@kptcl.com) — same write access; Originator, Tester, Field Tester — read-only view.</w:t>
       </w:r>
     </w:p>
     <w:p>
       <w:pPr>
-        <w:spacing w:after="80" w:before="80"/>
+        <w:spacing w:after="80" w:before="60"/>
       </w:pPr>
       <w:r>
         <w:rPr>
           <w:rFonts w:ascii="Arial" w:cs="Arial" w:eastAsia="Arial" w:hAnsi="Arial"/>
           <w:color w:val="444444"/>
-          <w:sz w:val="18"/>
-          <w:szCs w:val="18"/>
+          <w:sz w:val="21"/>
+          <w:szCs w:val="21"/>
         </w:rPr>
-        <w:t xml:space="preserve">Navigate to: Navigation Drawer &gt; Test Register  OR  EE TLSS Dashboard &gt; Quick Actions &gt; Test Register tile.</w:t>
+        <w:t xml:space="preserve">Navigate to: Navigation Drawer &gt; Test Register. Test data spans equipment types: Power Transformer, Circuit Breaker, Isolator, Current Transformer; test types: IR Test, Oil Dielectric Strength Test, Tan Delta Test, Partial Discharge (PD) Test, Earthing Resistance Test.</w:t>
       </w:r>
     </w:p>
     <w:p>
@@ -29200,7 +29207,7 @@
           </w:tcPr>
           <w:p>
             <w:pPr>
-              <w:jc w:val="left"/>
+              <w:jc w:val="center"/>
             </w:pPr>
             <w:r>
               <w:rPr>
@@ -29211,7 +29218,7 @@
                 <w:sz w:val="18"/>
                 <w:szCs w:val="18"/>
               </w:rPr>
-              <w:t xml:space="preserve">Module</w:t>
+              <w:t xml:space="preserve">Module / Scenario</w:t>
             </w:r>
           </w:p>
         </w:tc>
@@ -29228,7 +29235,7 @@
           </w:tcPr>
           <w:p>
             <w:pPr>
-              <w:jc w:val="left"/>
+              <w:jc w:val="center"/>
             </w:pPr>
             <w:r>
               <w:rPr>
@@ -29256,7 +29263,7 @@
           </w:tcPr>
           <w:p>
             <w:pPr>
-              <w:jc w:val="left"/>
+              <w:jc w:val="center"/>
             </w:pPr>
             <w:r>
               <w:rPr>
@@ -29365,7 +29372,7 @@
                 <w:sz w:val="18"/>
                 <w:szCs w:val="18"/>
               </w:rPr>
-              <w:t xml:space="preserve">View Catalogue</w:t>
+              <w:t xml:space="preserve">View Catalogue (EE TLSS)</w:t>
             </w:r>
           </w:p>
         </w:tc>
@@ -29401,64 +29408,45 @@
                 <w:sz w:val="18"/>
                 <w:szCs w:val="18"/>
               </w:rPr>
-              <w:t xml:space="preserve">Login as EE TLSS</w:t>
-            </w:r>
-          </w:p>
-          <w:p>
-            <w:pPr>
-              <w:pStyle w:val="ListParagraph"/>
-              <w:numPr>
-                <w:ilvl w:val="0"/>
-                <w:numId w:val="2"/>
-              </w:numPr>
-              <w:spacing w:after="30" w:before="0"/>
-            </w:pPr>
-            <w:r>
-              <w:rPr>
-                <w:rFonts w:ascii="Arial" w:cs="Arial" w:eastAsia="Arial" w:hAnsi="Arial"/>
-                <w:color w:val="444444"/>
-                <w:sz w:val="18"/>
-                <w:szCs w:val="18"/>
-              </w:rPr>
-              <w:t xml:space="preserve">Open Navigation Drawer</w:t>
-            </w:r>
-          </w:p>
-          <w:p>
-            <w:pPr>
-              <w:pStyle w:val="ListParagraph"/>
-              <w:numPr>
-                <w:ilvl w:val="0"/>
-                <w:numId w:val="2"/>
-              </w:numPr>
-              <w:spacing w:after="30" w:before="0"/>
-            </w:pPr>
-            <w:r>
-              <w:rPr>
-                <w:rFonts w:ascii="Arial" w:cs="Arial" w:eastAsia="Arial" w:hAnsi="Arial"/>
-                <w:color w:val="444444"/>
-                <w:sz w:val="18"/>
-                <w:szCs w:val="18"/>
-              </w:rPr>
-              <w:t xml:space="preserve">Tap Test Register</w:t>
-            </w:r>
-          </w:p>
-          <w:p>
-            <w:pPr>
-              <w:pStyle w:val="ListParagraph"/>
-              <w:numPr>
-                <w:ilvl w:val="0"/>
-                <w:numId w:val="2"/>
-              </w:numPr>
-              <w:spacing w:after="30" w:before="0"/>
-            </w:pPr>
-            <w:r>
-              <w:rPr>
-                <w:rFonts w:ascii="Arial" w:cs="Arial" w:eastAsia="Arial" w:hAnsi="Arial"/>
-                <w:color w:val="444444"/>
-                <w:sz w:val="18"/>
-                <w:szCs w:val="18"/>
-              </w:rPr>
-              <w:t xml:space="preserve">Verify Catalogue tab is active</w:t>
+              <w:t xml:space="preserve">Login as eetlss@kptcl.com</w:t>
+            </w:r>
+          </w:p>
+          <w:p>
+            <w:pPr>
+              <w:pStyle w:val="ListParagraph"/>
+              <w:numPr>
+                <w:ilvl w:val="0"/>
+                <w:numId w:val="2"/>
+              </w:numPr>
+              <w:spacing w:after="30" w:before="0"/>
+            </w:pPr>
+            <w:r>
+              <w:rPr>
+                <w:rFonts w:ascii="Arial" w:cs="Arial" w:eastAsia="Arial" w:hAnsi="Arial"/>
+                <w:color w:val="444444"/>
+                <w:sz w:val="18"/>
+                <w:szCs w:val="18"/>
+              </w:rPr>
+              <w:t xml:space="preserve">Open Navigation Drawer &gt; tap Test Register</w:t>
+            </w:r>
+          </w:p>
+          <w:p>
+            <w:pPr>
+              <w:pStyle w:val="ListParagraph"/>
+              <w:numPr>
+                <w:ilvl w:val="0"/>
+                <w:numId w:val="2"/>
+              </w:numPr>
+              <w:spacing w:after="30" w:before="0"/>
+            </w:pPr>
+            <w:r>
+              <w:rPr>
+                <w:rFonts w:ascii="Arial" w:cs="Arial" w:eastAsia="Arial" w:hAnsi="Arial"/>
+                <w:color w:val="444444"/>
+                <w:sz w:val="18"/>
+                <w:szCs w:val="18"/>
+              </w:rPr>
+              <w:t xml:space="preserve">Observe Catalogue tab (default active tab)</w:t>
             </w:r>
           </w:p>
         </w:tc>
@@ -29494,45 +29482,64 @@
                 <w:sz w:val="18"/>
                 <w:szCs w:val="18"/>
               </w:rPr>
-              <w:t xml:space="preserve">Test Register page opens</w:t>
-            </w:r>
-          </w:p>
-          <w:p>
-            <w:pPr>
-              <w:pStyle w:val="ListParagraph"/>
-              <w:numPr>
-                <w:ilvl w:val="0"/>
-                <w:numId w:val="2"/>
-              </w:numPr>
-              <w:spacing w:after="30" w:before="0"/>
-            </w:pPr>
-            <w:r>
-              <w:rPr>
-                <w:rFonts w:ascii="Arial" w:cs="Arial" w:eastAsia="Arial" w:hAnsi="Arial"/>
-                <w:color w:val="444444"/>
-                <w:sz w:val="18"/>
-                <w:szCs w:val="18"/>
-              </w:rPr>
-              <w:t xml:space="preserve">Catalogue tab shows template cards grouped by equipment type</w:t>
-            </w:r>
-          </w:p>
-          <w:p>
-            <w:pPr>
-              <w:pStyle w:val="ListParagraph"/>
-              <w:numPr>
-                <w:ilvl w:val="0"/>
-                <w:numId w:val="2"/>
-              </w:numPr>
-              <w:spacing w:after="30" w:before="0"/>
-            </w:pPr>
-            <w:r>
-              <w:rPr>
-                <w:rFonts w:ascii="Arial" w:cs="Arial" w:eastAsia="Arial" w:hAnsi="Arial"/>
-                <w:color w:val="444444"/>
-                <w:sz w:val="18"/>
-                <w:szCs w:val="18"/>
-              </w:rPr>
-              <w:t xml:space="preserve">Summary bar shows total / active / inactive counts</w:t>
+              <w:t xml:space="preserve">Templates grouped by equipment type (Transformer, Circuit Breaker, Isolator)</w:t>
+            </w:r>
+          </w:p>
+          <w:p>
+            <w:pPr>
+              <w:pStyle w:val="ListParagraph"/>
+              <w:numPr>
+                <w:ilvl w:val="0"/>
+                <w:numId w:val="2"/>
+              </w:numPr>
+              <w:spacing w:after="30" w:before="0"/>
+            </w:pPr>
+            <w:r>
+              <w:rPr>
+                <w:rFonts w:ascii="Arial" w:cs="Arial" w:eastAsia="Arial" w:hAnsi="Arial"/>
+                <w:color w:val="444444"/>
+                <w:sz w:val="18"/>
+                <w:szCs w:val="18"/>
+              </w:rPr>
+              <w:t xml:space="preserve">Each card shows: title, frequency badge, next-run date, Active status</w:t>
+            </w:r>
+          </w:p>
+          <w:p>
+            <w:pPr>
+              <w:pStyle w:val="ListParagraph"/>
+              <w:numPr>
+                <w:ilvl w:val="0"/>
+                <w:numId w:val="2"/>
+              </w:numPr>
+              <w:spacing w:after="30" w:before="0"/>
+            </w:pPr>
+            <w:r>
+              <w:rPr>
+                <w:rFonts w:ascii="Arial" w:cs="Arial" w:eastAsia="Arial" w:hAnsi="Arial"/>
+                <w:color w:val="444444"/>
+                <w:sz w:val="18"/>
+                <w:szCs w:val="18"/>
+              </w:rPr>
+              <w:t xml:space="preserve">Search bar and Equipment Type filter visible at top</w:t>
+            </w:r>
+          </w:p>
+          <w:p>
+            <w:pPr>
+              <w:pStyle w:val="ListParagraph"/>
+              <w:numPr>
+                <w:ilvl w:val="0"/>
+                <w:numId w:val="2"/>
+              </w:numPr>
+              <w:spacing w:after="30" w:before="0"/>
+            </w:pPr>
+            <w:r>
+              <w:rPr>
+                <w:rFonts w:ascii="Arial" w:cs="Arial" w:eastAsia="Arial" w:hAnsi="Arial"/>
+                <w:color w:val="444444"/>
+                <w:sz w:val="18"/>
+                <w:szCs w:val="18"/>
+              </w:rPr>
+              <w:t xml:space="preserve">+ Add Template FAB visible (write-role user)</w:t>
             </w:r>
           </w:p>
         </w:tc>
@@ -29636,7 +29643,7 @@
                 <w:sz w:val="18"/>
                 <w:szCs w:val="18"/>
               </w:rPr>
-              <w:t xml:space="preserve">Read-only access (Originator)</w:t>
+              <w:t xml:space="preserve">Create Template — Annual IR Test (EE TLSS)</w:t>
             </w:r>
           </w:p>
         </w:tc>
@@ -29672,45 +29679,121 @@
                 <w:sz w:val="18"/>
                 <w:szCs w:val="18"/>
               </w:rPr>
-              <w:t xml:space="preserve">Login as Originator</w:t>
-            </w:r>
-          </w:p>
-          <w:p>
-            <w:pPr>
-              <w:pStyle w:val="ListParagraph"/>
-              <w:numPr>
-                <w:ilvl w:val="0"/>
-                <w:numId w:val="2"/>
-              </w:numPr>
-              <w:spacing w:after="30" w:before="0"/>
-            </w:pPr>
-            <w:r>
-              <w:rPr>
-                <w:rFonts w:ascii="Arial" w:cs="Arial" w:eastAsia="Arial" w:hAnsi="Arial"/>
-                <w:color w:val="444444"/>
-                <w:sz w:val="18"/>
-                <w:szCs w:val="18"/>
-              </w:rPr>
-              <w:t xml:space="preserve">Navigate to /test-register</w:t>
-            </w:r>
-          </w:p>
-          <w:p>
-            <w:pPr>
-              <w:pStyle w:val="ListParagraph"/>
-              <w:numPr>
-                <w:ilvl w:val="0"/>
-                <w:numId w:val="2"/>
-              </w:numPr>
-              <w:spacing w:after="30" w:before="0"/>
-            </w:pPr>
-            <w:r>
-              <w:rPr>
-                <w:rFonts w:ascii="Arial" w:cs="Arial" w:eastAsia="Arial" w:hAnsi="Arial"/>
-                <w:color w:val="444444"/>
-                <w:sz w:val="18"/>
-                <w:szCs w:val="18"/>
-              </w:rPr>
-              <w:t xml:space="preserve">Inspect cards for action buttons</w:t>
+              <w:t xml:space="preserve">Login as eetlss@kptcl.com, navigate to Test Register</w:t>
+            </w:r>
+          </w:p>
+          <w:p>
+            <w:pPr>
+              <w:pStyle w:val="ListParagraph"/>
+              <w:numPr>
+                <w:ilvl w:val="0"/>
+                <w:numId w:val="2"/>
+              </w:numPr>
+              <w:spacing w:after="30" w:before="0"/>
+            </w:pPr>
+            <w:r>
+              <w:rPr>
+                <w:rFonts w:ascii="Arial" w:cs="Arial" w:eastAsia="Arial" w:hAnsi="Arial"/>
+                <w:color w:val="444444"/>
+                <w:sz w:val="18"/>
+                <w:szCs w:val="18"/>
+              </w:rPr>
+              <w:t xml:space="preserve">Tap + FAB</w:t>
+            </w:r>
+          </w:p>
+          <w:p>
+            <w:pPr>
+              <w:pStyle w:val="ListParagraph"/>
+              <w:numPr>
+                <w:ilvl w:val="0"/>
+                <w:numId w:val="2"/>
+              </w:numPr>
+              <w:spacing w:after="30" w:before="0"/>
+            </w:pPr>
+            <w:r>
+              <w:rPr>
+                <w:rFonts w:ascii="Arial" w:cs="Arial" w:eastAsia="Arial" w:hAnsi="Arial"/>
+                <w:color w:val="444444"/>
+                <w:sz w:val="18"/>
+                <w:szCs w:val="18"/>
+              </w:rPr>
+              <w:t xml:space="preserve">Select Equipment Type = Power Transformer</w:t>
+            </w:r>
+          </w:p>
+          <w:p>
+            <w:pPr>
+              <w:pStyle w:val="ListParagraph"/>
+              <w:numPr>
+                <w:ilvl w:val="0"/>
+                <w:numId w:val="2"/>
+              </w:numPr>
+              <w:spacing w:after="30" w:before="0"/>
+            </w:pPr>
+            <w:r>
+              <w:rPr>
+                <w:rFonts w:ascii="Arial" w:cs="Arial" w:eastAsia="Arial" w:hAnsi="Arial"/>
+                <w:color w:val="444444"/>
+                <w:sz w:val="18"/>
+                <w:szCs w:val="18"/>
+              </w:rPr>
+              <w:t xml:space="preserve">Enter Title = Annual Insulation Resistance (IR) Test</w:t>
+            </w:r>
+          </w:p>
+          <w:p>
+            <w:pPr>
+              <w:pStyle w:val="ListParagraph"/>
+              <w:numPr>
+                <w:ilvl w:val="0"/>
+                <w:numId w:val="2"/>
+              </w:numPr>
+              <w:spacing w:after="30" w:before="0"/>
+            </w:pPr>
+            <w:r>
+              <w:rPr>
+                <w:rFonts w:ascii="Arial" w:cs="Arial" w:eastAsia="Arial" w:hAnsi="Arial"/>
+                <w:color w:val="444444"/>
+                <w:sz w:val="18"/>
+                <w:szCs w:val="18"/>
+              </w:rPr>
+              <w:t xml:space="preserve">Select Frequency = Annual (1 year)</w:t>
+            </w:r>
+          </w:p>
+          <w:p>
+            <w:pPr>
+              <w:pStyle w:val="ListParagraph"/>
+              <w:numPr>
+                <w:ilvl w:val="0"/>
+                <w:numId w:val="2"/>
+              </w:numPr>
+              <w:spacing w:after="30" w:before="0"/>
+            </w:pPr>
+            <w:r>
+              <w:rPr>
+                <w:rFonts w:ascii="Arial" w:cs="Arial" w:eastAsia="Arial" w:hAnsi="Arial"/>
+                <w:color w:val="444444"/>
+                <w:sz w:val="18"/>
+                <w:szCs w:val="18"/>
+              </w:rPr>
+              <w:t xml:space="preserve">Set First Run Date = 2026-06-01</w:t>
+            </w:r>
+          </w:p>
+          <w:p>
+            <w:pPr>
+              <w:pStyle w:val="ListParagraph"/>
+              <w:numPr>
+                <w:ilvl w:val="0"/>
+                <w:numId w:val="2"/>
+              </w:numPr>
+              <w:spacing w:after="30" w:before="0"/>
+            </w:pPr>
+            <w:r>
+              <w:rPr>
+                <w:rFonts w:ascii="Arial" w:cs="Arial" w:eastAsia="Arial" w:hAnsi="Arial"/>
+                <w:color w:val="444444"/>
+                <w:sz w:val="18"/>
+                <w:szCs w:val="18"/>
+              </w:rPr>
+              <w:t xml:space="preserve">Tap Save</w:t>
             </w:r>
           </w:p>
         </w:tc>
@@ -29746,45 +29829,45 @@
                 <w:sz w:val="18"/>
                 <w:szCs w:val="18"/>
               </w:rPr>
-              <w:t xml:space="preserve">Templates are visible and grouped by type</w:t>
-            </w:r>
-          </w:p>
-          <w:p>
-            <w:pPr>
-              <w:pStyle w:val="ListParagraph"/>
-              <w:numPr>
-                <w:ilvl w:val="0"/>
-                <w:numId w:val="2"/>
-              </w:numPr>
-              <w:spacing w:after="30" w:before="0"/>
-            </w:pPr>
-            <w:r>
-              <w:rPr>
-                <w:rFonts w:ascii="Arial" w:cs="Arial" w:eastAsia="Arial" w:hAnsi="Arial"/>
-                <w:color w:val="444444"/>
-                <w:sz w:val="18"/>
-                <w:szCs w:val="18"/>
-              </w:rPr>
-              <w:t xml:space="preserve">No + Add Template FAB is visible</w:t>
-            </w:r>
-          </w:p>
-          <w:p>
-            <w:pPr>
-              <w:pStyle w:val="ListParagraph"/>
-              <w:numPr>
-                <w:ilvl w:val="0"/>
-                <w:numId w:val="2"/>
-              </w:numPr>
-              <w:spacing w:after="30" w:before="0"/>
-            </w:pPr>
-            <w:r>
-              <w:rPr>
-                <w:rFonts w:ascii="Arial" w:cs="Arial" w:eastAsia="Arial" w:hAnsi="Arial"/>
-                <w:color w:val="444444"/>
-                <w:sz w:val="18"/>
-                <w:szCs w:val="18"/>
-              </w:rPr>
-              <w:t xml:space="preserve">No Edit or Deactivate buttons appear on cards</w:t>
+              <w:t xml:space="preserve">Template card appears under Power Transformer group</w:t>
+            </w:r>
+          </w:p>
+          <w:p>
+            <w:pPr>
+              <w:pStyle w:val="ListParagraph"/>
+              <w:numPr>
+                <w:ilvl w:val="0"/>
+                <w:numId w:val="2"/>
+              </w:numPr>
+              <w:spacing w:after="30" w:before="0"/>
+            </w:pPr>
+            <w:r>
+              <w:rPr>
+                <w:rFonts w:ascii="Arial" w:cs="Arial" w:eastAsia="Arial" w:hAnsi="Arial"/>
+                <w:color w:val="444444"/>
+                <w:sz w:val="18"/>
+                <w:szCs w:val="18"/>
+              </w:rPr>
+              <w:t xml:space="preserve">Card shows Annual badge and next-run date 2026-06-01</w:t>
+            </w:r>
+          </w:p>
+          <w:p>
+            <w:pPr>
+              <w:pStyle w:val="ListParagraph"/>
+              <w:numPr>
+                <w:ilvl w:val="0"/>
+                <w:numId w:val="2"/>
+              </w:numPr>
+              <w:spacing w:after="30" w:before="0"/>
+            </w:pPr>
+            <w:r>
+              <w:rPr>
+                <w:rFonts w:ascii="Arial" w:cs="Arial" w:eastAsia="Arial" w:hAnsi="Arial"/>
+                <w:color w:val="444444"/>
+                <w:sz w:val="18"/>
+                <w:szCs w:val="18"/>
+              </w:rPr>
+              <w:t xml:space="preserve">Active (green) status badge shown</w:t>
             </w:r>
           </w:p>
         </w:tc>
@@ -29888,7 +29971,7 @@
                 <w:sz w:val="18"/>
                 <w:szCs w:val="18"/>
               </w:rPr>
-              <w:t xml:space="preserve">Filter by Equipment Type</w:t>
+              <w:t xml:space="preserve">Create Template — Semi-Annual Oil Test (EE TLSS)</w:t>
             </w:r>
           </w:p>
         </w:tc>
@@ -29924,45 +30007,140 @@
                 <w:sz w:val="18"/>
                 <w:szCs w:val="18"/>
               </w:rPr>
-              <w:t xml:space="preserve">Login as EE TLSS</w:t>
-            </w:r>
-          </w:p>
-          <w:p>
-            <w:pPr>
-              <w:pStyle w:val="ListParagraph"/>
-              <w:numPr>
-                <w:ilvl w:val="0"/>
-                <w:numId w:val="2"/>
-              </w:numPr>
-              <w:spacing w:after="30" w:before="0"/>
-            </w:pPr>
-            <w:r>
-              <w:rPr>
-                <w:rFonts w:ascii="Arial" w:cs="Arial" w:eastAsia="Arial" w:hAnsi="Arial"/>
-                <w:color w:val="444444"/>
-                <w:sz w:val="18"/>
-                <w:szCs w:val="18"/>
-              </w:rPr>
-              <w:t xml:space="preserve">Open Test Register</w:t>
-            </w:r>
-          </w:p>
-          <w:p>
-            <w:pPr>
-              <w:pStyle w:val="ListParagraph"/>
-              <w:numPr>
-                <w:ilvl w:val="0"/>
-                <w:numId w:val="2"/>
-              </w:numPr>
-              <w:spacing w:after="30" w:before="0"/>
-            </w:pPr>
-            <w:r>
-              <w:rPr>
-                <w:rFonts w:ascii="Arial" w:cs="Arial" w:eastAsia="Arial" w:hAnsi="Arial"/>
-                <w:color w:val="444444"/>
-                <w:sz w:val="18"/>
-                <w:szCs w:val="18"/>
-              </w:rPr>
-              <w:t xml:space="preserve">Select 'Power Transformer' from All Equipment Types drop-down</w:t>
+              <w:t xml:space="preserve">Login as eetlss@kptcl.com, navigate to Test Register</w:t>
+            </w:r>
+          </w:p>
+          <w:p>
+            <w:pPr>
+              <w:pStyle w:val="ListParagraph"/>
+              <w:numPr>
+                <w:ilvl w:val="0"/>
+                <w:numId w:val="2"/>
+              </w:numPr>
+              <w:spacing w:after="30" w:before="0"/>
+            </w:pPr>
+            <w:r>
+              <w:rPr>
+                <w:rFonts w:ascii="Arial" w:cs="Arial" w:eastAsia="Arial" w:hAnsi="Arial"/>
+                <w:color w:val="444444"/>
+                <w:sz w:val="18"/>
+                <w:szCs w:val="18"/>
+              </w:rPr>
+              <w:t xml:space="preserve">Tap + FAB</w:t>
+            </w:r>
+          </w:p>
+          <w:p>
+            <w:pPr>
+              <w:pStyle w:val="ListParagraph"/>
+              <w:numPr>
+                <w:ilvl w:val="0"/>
+                <w:numId w:val="2"/>
+              </w:numPr>
+              <w:spacing w:after="30" w:before="0"/>
+            </w:pPr>
+            <w:r>
+              <w:rPr>
+                <w:rFonts w:ascii="Arial" w:cs="Arial" w:eastAsia="Arial" w:hAnsi="Arial"/>
+                <w:color w:val="444444"/>
+                <w:sz w:val="18"/>
+                <w:szCs w:val="18"/>
+              </w:rPr>
+              <w:t xml:space="preserve">Select Equipment Type = Power Transformer</w:t>
+            </w:r>
+          </w:p>
+          <w:p>
+            <w:pPr>
+              <w:pStyle w:val="ListParagraph"/>
+              <w:numPr>
+                <w:ilvl w:val="0"/>
+                <w:numId w:val="2"/>
+              </w:numPr>
+              <w:spacing w:after="30" w:before="0"/>
+            </w:pPr>
+            <w:r>
+              <w:rPr>
+                <w:rFonts w:ascii="Arial" w:cs="Arial" w:eastAsia="Arial" w:hAnsi="Arial"/>
+                <w:color w:val="444444"/>
+                <w:sz w:val="18"/>
+                <w:szCs w:val="18"/>
+              </w:rPr>
+              <w:t xml:space="preserve">Enter Title = Oil Dielectric Strength Test</w:t>
+            </w:r>
+          </w:p>
+          <w:p>
+            <w:pPr>
+              <w:pStyle w:val="ListParagraph"/>
+              <w:numPr>
+                <w:ilvl w:val="0"/>
+                <w:numId w:val="2"/>
+              </w:numPr>
+              <w:spacing w:after="30" w:before="0"/>
+            </w:pPr>
+            <w:r>
+              <w:rPr>
+                <w:rFonts w:ascii="Arial" w:cs="Arial" w:eastAsia="Arial" w:hAnsi="Arial"/>
+                <w:color w:val="444444"/>
+                <w:sz w:val="18"/>
+                <w:szCs w:val="18"/>
+              </w:rPr>
+              <w:t xml:space="preserve">Select Frequency = Semi-Annual (6 months)</w:t>
+            </w:r>
+          </w:p>
+          <w:p>
+            <w:pPr>
+              <w:pStyle w:val="ListParagraph"/>
+              <w:numPr>
+                <w:ilvl w:val="0"/>
+                <w:numId w:val="2"/>
+              </w:numPr>
+              <w:spacing w:after="30" w:before="0"/>
+            </w:pPr>
+            <w:r>
+              <w:rPr>
+                <w:rFonts w:ascii="Arial" w:cs="Arial" w:eastAsia="Arial" w:hAnsi="Arial"/>
+                <w:color w:val="444444"/>
+                <w:sz w:val="18"/>
+                <w:szCs w:val="18"/>
+              </w:rPr>
+              <w:t xml:space="preserve">Set First Run Date = 2026-04-01</w:t>
+            </w:r>
+          </w:p>
+          <w:p>
+            <w:pPr>
+              <w:pStyle w:val="ListParagraph"/>
+              <w:numPr>
+                <w:ilvl w:val="0"/>
+                <w:numId w:val="2"/>
+              </w:numPr>
+              <w:spacing w:after="30" w:before="0"/>
+            </w:pPr>
+            <w:r>
+              <w:rPr>
+                <w:rFonts w:ascii="Arial" w:cs="Arial" w:eastAsia="Arial" w:hAnsi="Arial"/>
+                <w:color w:val="444444"/>
+                <w:sz w:val="18"/>
+                <w:szCs w:val="18"/>
+              </w:rPr>
+              <w:t xml:space="preserve">Enter OEM Reference = IEC 60156:2018</w:t>
+            </w:r>
+          </w:p>
+          <w:p>
+            <w:pPr>
+              <w:pStyle w:val="ListParagraph"/>
+              <w:numPr>
+                <w:ilvl w:val="0"/>
+                <w:numId w:val="2"/>
+              </w:numPr>
+              <w:spacing w:after="30" w:before="0"/>
+            </w:pPr>
+            <w:r>
+              <w:rPr>
+                <w:rFonts w:ascii="Arial" w:cs="Arial" w:eastAsia="Arial" w:hAnsi="Arial"/>
+                <w:color w:val="444444"/>
+                <w:sz w:val="18"/>
+                <w:szCs w:val="18"/>
+              </w:rPr>
+              <w:t xml:space="preserve">Tap Save</w:t>
             </w:r>
           </w:p>
         </w:tc>
@@ -29998,45 +30176,45 @@
                 <w:sz w:val="18"/>
                 <w:szCs w:val="18"/>
               </w:rPr>
-              <w:t xml:space="preserve">Only Power Transformer templates are displayed</w:t>
-            </w:r>
-          </w:p>
-          <w:p>
-            <w:pPr>
-              <w:pStyle w:val="ListParagraph"/>
-              <w:numPr>
-                <w:ilvl w:val="0"/>
-                <w:numId w:val="2"/>
-              </w:numPr>
-              <w:spacing w:after="30" w:before="0"/>
-            </w:pPr>
-            <w:r>
-              <w:rPr>
-                <w:rFonts w:ascii="Arial" w:cs="Arial" w:eastAsia="Arial" w:hAnsi="Arial"/>
-                <w:color w:val="444444"/>
-                <w:sz w:val="18"/>
-                <w:szCs w:val="18"/>
-              </w:rPr>
-              <w:t xml:space="preserve">Other equipment type groups disappear</w:t>
-            </w:r>
-          </w:p>
-          <w:p>
-            <w:pPr>
-              <w:pStyle w:val="ListParagraph"/>
-              <w:numPr>
-                <w:ilvl w:val="0"/>
-                <w:numId w:val="2"/>
-              </w:numPr>
-              <w:spacing w:after="30" w:before="0"/>
-            </w:pPr>
-            <w:r>
-              <w:rPr>
-                <w:rFonts w:ascii="Arial" w:cs="Arial" w:eastAsia="Arial" w:hAnsi="Arial"/>
-                <w:color w:val="444444"/>
-                <w:sz w:val="18"/>
-                <w:szCs w:val="18"/>
-              </w:rPr>
-              <w:t xml:space="preserve">Summary bar count updates to filtered count</w:t>
+              <w:t xml:space="preserve">Template added under Power Transformer group</w:t>
+            </w:r>
+          </w:p>
+          <w:p>
+            <w:pPr>
+              <w:pStyle w:val="ListParagraph"/>
+              <w:numPr>
+                <w:ilvl w:val="0"/>
+                <w:numId w:val="2"/>
+              </w:numPr>
+              <w:spacing w:after="30" w:before="0"/>
+            </w:pPr>
+            <w:r>
+              <w:rPr>
+                <w:rFonts w:ascii="Arial" w:cs="Arial" w:eastAsia="Arial" w:hAnsi="Arial"/>
+                <w:color w:val="444444"/>
+                <w:sz w:val="18"/>
+                <w:szCs w:val="18"/>
+              </w:rPr>
+              <w:t xml:space="preserve">Semi-Annual badge shown on card</w:t>
+            </w:r>
+          </w:p>
+          <w:p>
+            <w:pPr>
+              <w:pStyle w:val="ListParagraph"/>
+              <w:numPr>
+                <w:ilvl w:val="0"/>
+                <w:numId w:val="2"/>
+              </w:numPr>
+              <w:spacing w:after="30" w:before="0"/>
+            </w:pPr>
+            <w:r>
+              <w:rPr>
+                <w:rFonts w:ascii="Arial" w:cs="Arial" w:eastAsia="Arial" w:hAnsi="Arial"/>
+                <w:color w:val="444444"/>
+                <w:sz w:val="18"/>
+                <w:szCs w:val="18"/>
+              </w:rPr>
+              <w:t xml:space="preserve">OEM ref IEC 60156:2018 displayed on card meta-row</w:t>
             </w:r>
           </w:p>
         </w:tc>
@@ -30140,7 +30318,7 @@
                 <w:sz w:val="18"/>
                 <w:szCs w:val="18"/>
               </w:rPr>
-              <w:t xml:space="preserve">Search by title keyword</w:t>
+              <w:t xml:space="preserve">Create Template — Tan Delta Test (Department Head)</w:t>
             </w:r>
           </w:p>
         </w:tc>
@@ -30176,45 +30354,121 @@
                 <w:sz w:val="18"/>
                 <w:szCs w:val="18"/>
               </w:rPr>
-              <w:t xml:space="preserve">Login as EE TLSS</w:t>
-            </w:r>
-          </w:p>
-          <w:p>
-            <w:pPr>
-              <w:pStyle w:val="ListParagraph"/>
-              <w:numPr>
-                <w:ilvl w:val="0"/>
-                <w:numId w:val="2"/>
-              </w:numPr>
-              <w:spacing w:after="30" w:before="0"/>
-            </w:pPr>
-            <w:r>
-              <w:rPr>
-                <w:rFonts w:ascii="Arial" w:cs="Arial" w:eastAsia="Arial" w:hAnsi="Arial"/>
-                <w:color w:val="444444"/>
-                <w:sz w:val="18"/>
-                <w:szCs w:val="18"/>
-              </w:rPr>
-              <w:t xml:space="preserve">Open Test Register</w:t>
-            </w:r>
-          </w:p>
-          <w:p>
-            <w:pPr>
-              <w:pStyle w:val="ListParagraph"/>
-              <w:numPr>
-                <w:ilvl w:val="0"/>
-                <w:numId w:val="2"/>
-              </w:numPr>
-              <w:spacing w:after="30" w:before="0"/>
-            </w:pPr>
-            <w:r>
-              <w:rPr>
-                <w:rFonts w:ascii="Arial" w:cs="Arial" w:eastAsia="Arial" w:hAnsi="Arial"/>
-                <w:color w:val="444444"/>
-                <w:sz w:val="18"/>
-                <w:szCs w:val="18"/>
-              </w:rPr>
-              <w:t xml:space="preserve">Type 'DGA' in the search bar</w:t>
+              <w:t xml:space="preserve">Login as depthead@kptcl.com, navigate to Test Register</w:t>
+            </w:r>
+          </w:p>
+          <w:p>
+            <w:pPr>
+              <w:pStyle w:val="ListParagraph"/>
+              <w:numPr>
+                <w:ilvl w:val="0"/>
+                <w:numId w:val="2"/>
+              </w:numPr>
+              <w:spacing w:after="30" w:before="0"/>
+            </w:pPr>
+            <w:r>
+              <w:rPr>
+                <w:rFonts w:ascii="Arial" w:cs="Arial" w:eastAsia="Arial" w:hAnsi="Arial"/>
+                <w:color w:val="444444"/>
+                <w:sz w:val="18"/>
+                <w:szCs w:val="18"/>
+              </w:rPr>
+              <w:t xml:space="preserve">Tap + FAB</w:t>
+            </w:r>
+          </w:p>
+          <w:p>
+            <w:pPr>
+              <w:pStyle w:val="ListParagraph"/>
+              <w:numPr>
+                <w:ilvl w:val="0"/>
+                <w:numId w:val="2"/>
+              </w:numPr>
+              <w:spacing w:after="30" w:before="0"/>
+            </w:pPr>
+            <w:r>
+              <w:rPr>
+                <w:rFonts w:ascii="Arial" w:cs="Arial" w:eastAsia="Arial" w:hAnsi="Arial"/>
+                <w:color w:val="444444"/>
+                <w:sz w:val="18"/>
+                <w:szCs w:val="18"/>
+              </w:rPr>
+              <w:t xml:space="preserve">Select Equipment Type = Power Transformer</w:t>
+            </w:r>
+          </w:p>
+          <w:p>
+            <w:pPr>
+              <w:pStyle w:val="ListParagraph"/>
+              <w:numPr>
+                <w:ilvl w:val="0"/>
+                <w:numId w:val="2"/>
+              </w:numPr>
+              <w:spacing w:after="30" w:before="0"/>
+            </w:pPr>
+            <w:r>
+              <w:rPr>
+                <w:rFonts w:ascii="Arial" w:cs="Arial" w:eastAsia="Arial" w:hAnsi="Arial"/>
+                <w:color w:val="444444"/>
+                <w:sz w:val="18"/>
+                <w:szCs w:val="18"/>
+              </w:rPr>
+              <w:t xml:space="preserve">Enter Title = Tan Delta (Dissipation Factor) Test</w:t>
+            </w:r>
+          </w:p>
+          <w:p>
+            <w:pPr>
+              <w:pStyle w:val="ListParagraph"/>
+              <w:numPr>
+                <w:ilvl w:val="0"/>
+                <w:numId w:val="2"/>
+              </w:numPr>
+              <w:spacing w:after="30" w:before="0"/>
+            </w:pPr>
+            <w:r>
+              <w:rPr>
+                <w:rFonts w:ascii="Arial" w:cs="Arial" w:eastAsia="Arial" w:hAnsi="Arial"/>
+                <w:color w:val="444444"/>
+                <w:sz w:val="18"/>
+                <w:szCs w:val="18"/>
+              </w:rPr>
+              <w:t xml:space="preserve">Select Frequency = Annual (1 year)</w:t>
+            </w:r>
+          </w:p>
+          <w:p>
+            <w:pPr>
+              <w:pStyle w:val="ListParagraph"/>
+              <w:numPr>
+                <w:ilvl w:val="0"/>
+                <w:numId w:val="2"/>
+              </w:numPr>
+              <w:spacing w:after="30" w:before="0"/>
+            </w:pPr>
+            <w:r>
+              <w:rPr>
+                <w:rFonts w:ascii="Arial" w:cs="Arial" w:eastAsia="Arial" w:hAnsi="Arial"/>
+                <w:color w:val="444444"/>
+                <w:sz w:val="18"/>
+                <w:szCs w:val="18"/>
+              </w:rPr>
+              <w:t xml:space="preserve">Set First Run Date = 2026-05-15</w:t>
+            </w:r>
+          </w:p>
+          <w:p>
+            <w:pPr>
+              <w:pStyle w:val="ListParagraph"/>
+              <w:numPr>
+                <w:ilvl w:val="0"/>
+                <w:numId w:val="2"/>
+              </w:numPr>
+              <w:spacing w:after="30" w:before="0"/>
+            </w:pPr>
+            <w:r>
+              <w:rPr>
+                <w:rFonts w:ascii="Arial" w:cs="Arial" w:eastAsia="Arial" w:hAnsi="Arial"/>
+                <w:color w:val="444444"/>
+                <w:sz w:val="18"/>
+                <w:szCs w:val="18"/>
+              </w:rPr>
+              <w:t xml:space="preserve">Tap Save</w:t>
             </w:r>
           </w:p>
         </w:tc>
@@ -30250,26 +30504,45 @@
                 <w:sz w:val="18"/>
                 <w:szCs w:val="18"/>
               </w:rPr>
-              <w:t xml:space="preserve">Only templates whose title contains 'DGA' are shown</w:t>
-            </w:r>
-          </w:p>
-          <w:p>
-            <w:pPr>
-              <w:pStyle w:val="ListParagraph"/>
-              <w:numPr>
-                <w:ilvl w:val="0"/>
-                <w:numId w:val="2"/>
-              </w:numPr>
-              <w:spacing w:after="30" w:before="0"/>
-            </w:pPr>
-            <w:r>
-              <w:rPr>
-                <w:rFonts w:ascii="Arial" w:cs="Arial" w:eastAsia="Arial" w:hAnsi="Arial"/>
-                <w:color w:val="444444"/>
-                <w:sz w:val="18"/>
-                <w:szCs w:val="18"/>
-              </w:rPr>
-              <w:t xml:space="preserve">Cards from all equipment types that match are included</w:t>
+              <w:t xml:space="preserve">Template created successfully by Department Head user</w:t>
+            </w:r>
+          </w:p>
+          <w:p>
+            <w:pPr>
+              <w:pStyle w:val="ListParagraph"/>
+              <w:numPr>
+                <w:ilvl w:val="0"/>
+                <w:numId w:val="2"/>
+              </w:numPr>
+              <w:spacing w:after="30" w:before="0"/>
+            </w:pPr>
+            <w:r>
+              <w:rPr>
+                <w:rFonts w:ascii="Arial" w:cs="Arial" w:eastAsia="Arial" w:hAnsi="Arial"/>
+                <w:color w:val="444444"/>
+                <w:sz w:val="18"/>
+                <w:szCs w:val="18"/>
+              </w:rPr>
+              <w:t xml:space="preserve">Department Head has same write access as EE TLSS</w:t>
+            </w:r>
+          </w:p>
+          <w:p>
+            <w:pPr>
+              <w:pStyle w:val="ListParagraph"/>
+              <w:numPr>
+                <w:ilvl w:val="0"/>
+                <w:numId w:val="2"/>
+              </w:numPr>
+              <w:spacing w:after="30" w:before="0"/>
+            </w:pPr>
+            <w:r>
+              <w:rPr>
+                <w:rFonts w:ascii="Arial" w:cs="Arial" w:eastAsia="Arial" w:hAnsi="Arial"/>
+                <w:color w:val="444444"/>
+                <w:sz w:val="18"/>
+                <w:szCs w:val="18"/>
+              </w:rPr>
+              <w:t xml:space="preserve">Card visible under Power Transformer group</w:t>
             </w:r>
           </w:p>
         </w:tc>
@@ -30373,7 +30646,7 @@
                 <w:sz w:val="18"/>
                 <w:szCs w:val="18"/>
               </w:rPr>
-              <w:t xml:space="preserve">Create template (mandatory fields only)</w:t>
+              <w:t xml:space="preserve">Create Template — Biennial Earthing Test (Admin)</w:t>
             </w:r>
           </w:p>
         </w:tc>
@@ -30409,121 +30682,121 @@
                 <w:sz w:val="18"/>
                 <w:szCs w:val="18"/>
               </w:rPr>
-              <w:t xml:space="preserve">Login as EE TLSS</w:t>
-            </w:r>
-          </w:p>
-          <w:p>
-            <w:pPr>
-              <w:pStyle w:val="ListParagraph"/>
-              <w:numPr>
-                <w:ilvl w:val="0"/>
-                <w:numId w:val="2"/>
-              </w:numPr>
-              <w:spacing w:after="30" w:before="0"/>
-            </w:pPr>
-            <w:r>
-              <w:rPr>
-                <w:rFonts w:ascii="Arial" w:cs="Arial" w:eastAsia="Arial" w:hAnsi="Arial"/>
-                <w:color w:val="444444"/>
-                <w:sz w:val="18"/>
-                <w:szCs w:val="18"/>
-              </w:rPr>
-              <w:t xml:space="preserve">Tap + Add Template</w:t>
-            </w:r>
-          </w:p>
-          <w:p>
-            <w:pPr>
-              <w:pStyle w:val="ListParagraph"/>
-              <w:numPr>
-                <w:ilvl w:val="0"/>
-                <w:numId w:val="2"/>
-              </w:numPr>
-              <w:spacing w:after="30" w:before="0"/>
-            </w:pPr>
-            <w:r>
-              <w:rPr>
-                <w:rFonts w:ascii="Arial" w:cs="Arial" w:eastAsia="Arial" w:hAnsi="Arial"/>
-                <w:color w:val="444444"/>
-                <w:sz w:val="18"/>
-                <w:szCs w:val="18"/>
-              </w:rPr>
-              <w:t xml:space="preserve">Select Equipment Type = 'Circuit Breaker'</w:t>
-            </w:r>
-          </w:p>
-          <w:p>
-            <w:pPr>
-              <w:pStyle w:val="ListParagraph"/>
-              <w:numPr>
-                <w:ilvl w:val="0"/>
-                <w:numId w:val="2"/>
-              </w:numPr>
-              <w:spacing w:after="30" w:before="0"/>
-            </w:pPr>
-            <w:r>
-              <w:rPr>
-                <w:rFonts w:ascii="Arial" w:cs="Arial" w:eastAsia="Arial" w:hAnsi="Arial"/>
-                <w:color w:val="444444"/>
-                <w:sz w:val="18"/>
-                <w:szCs w:val="18"/>
-              </w:rPr>
-              <w:t xml:space="preserve">Enter Title = 'Oil Dielectric Test'</w:t>
-            </w:r>
-          </w:p>
-          <w:p>
-            <w:pPr>
-              <w:pStyle w:val="ListParagraph"/>
-              <w:numPr>
-                <w:ilvl w:val="0"/>
-                <w:numId w:val="2"/>
-              </w:numPr>
-              <w:spacing w:after="30" w:before="0"/>
-            </w:pPr>
-            <w:r>
-              <w:rPr>
-                <w:rFonts w:ascii="Arial" w:cs="Arial" w:eastAsia="Arial" w:hAnsi="Arial"/>
-                <w:color w:val="444444"/>
-                <w:sz w:val="18"/>
-                <w:szCs w:val="18"/>
-              </w:rPr>
-              <w:t xml:space="preserve">Select Frequency = 'Annual'</w:t>
-            </w:r>
-          </w:p>
-          <w:p>
-            <w:pPr>
-              <w:pStyle w:val="ListParagraph"/>
-              <w:numPr>
-                <w:ilvl w:val="0"/>
-                <w:numId w:val="2"/>
-              </w:numPr>
-              <w:spacing w:after="30" w:before="0"/>
-            </w:pPr>
-            <w:r>
-              <w:rPr>
-                <w:rFonts w:ascii="Arial" w:cs="Arial" w:eastAsia="Arial" w:hAnsi="Arial"/>
-                <w:color w:val="444444"/>
-                <w:sz w:val="18"/>
-                <w:szCs w:val="18"/>
-              </w:rPr>
-              <w:t xml:space="preserve">Enter First Run Date = today's date</w:t>
-            </w:r>
-          </w:p>
-          <w:p>
-            <w:pPr>
-              <w:pStyle w:val="ListParagraph"/>
-              <w:numPr>
-                <w:ilvl w:val="0"/>
-                <w:numId w:val="2"/>
-              </w:numPr>
-              <w:spacing w:after="30" w:before="0"/>
-            </w:pPr>
-            <w:r>
-              <w:rPr>
-                <w:rFonts w:ascii="Arial" w:cs="Arial" w:eastAsia="Arial" w:hAnsi="Arial"/>
-                <w:color w:val="444444"/>
-                <w:sz w:val="18"/>
-                <w:szCs w:val="18"/>
-              </w:rPr>
-              <w:t xml:space="preserve">Tap Create</w:t>
+              <w:t xml:space="preserve">Login as admin@kptcl.com, navigate to Test Register</w:t>
+            </w:r>
+          </w:p>
+          <w:p>
+            <w:pPr>
+              <w:pStyle w:val="ListParagraph"/>
+              <w:numPr>
+                <w:ilvl w:val="0"/>
+                <w:numId w:val="2"/>
+              </w:numPr>
+              <w:spacing w:after="30" w:before="0"/>
+            </w:pPr>
+            <w:r>
+              <w:rPr>
+                <w:rFonts w:ascii="Arial" w:cs="Arial" w:eastAsia="Arial" w:hAnsi="Arial"/>
+                <w:color w:val="444444"/>
+                <w:sz w:val="18"/>
+                <w:szCs w:val="18"/>
+              </w:rPr>
+              <w:t xml:space="preserve">Tap + FAB</w:t>
+            </w:r>
+          </w:p>
+          <w:p>
+            <w:pPr>
+              <w:pStyle w:val="ListParagraph"/>
+              <w:numPr>
+                <w:ilvl w:val="0"/>
+                <w:numId w:val="2"/>
+              </w:numPr>
+              <w:spacing w:after="30" w:before="0"/>
+            </w:pPr>
+            <w:r>
+              <w:rPr>
+                <w:rFonts w:ascii="Arial" w:cs="Arial" w:eastAsia="Arial" w:hAnsi="Arial"/>
+                <w:color w:val="444444"/>
+                <w:sz w:val="18"/>
+                <w:szCs w:val="18"/>
+              </w:rPr>
+              <w:t xml:space="preserve">Select Equipment Type = Isolator</w:t>
+            </w:r>
+          </w:p>
+          <w:p>
+            <w:pPr>
+              <w:pStyle w:val="ListParagraph"/>
+              <w:numPr>
+                <w:ilvl w:val="0"/>
+                <w:numId w:val="2"/>
+              </w:numPr>
+              <w:spacing w:after="30" w:before="0"/>
+            </w:pPr>
+            <w:r>
+              <w:rPr>
+                <w:rFonts w:ascii="Arial" w:cs="Arial" w:eastAsia="Arial" w:hAnsi="Arial"/>
+                <w:color w:val="444444"/>
+                <w:sz w:val="18"/>
+                <w:szCs w:val="18"/>
+              </w:rPr>
+              <w:t xml:space="preserve">Enter Title = Earthing Resistance Test</w:t>
+            </w:r>
+          </w:p>
+          <w:p>
+            <w:pPr>
+              <w:pStyle w:val="ListParagraph"/>
+              <w:numPr>
+                <w:ilvl w:val="0"/>
+                <w:numId w:val="2"/>
+              </w:numPr>
+              <w:spacing w:after="30" w:before="0"/>
+            </w:pPr>
+            <w:r>
+              <w:rPr>
+                <w:rFonts w:ascii="Arial" w:cs="Arial" w:eastAsia="Arial" w:hAnsi="Arial"/>
+                <w:color w:val="444444"/>
+                <w:sz w:val="18"/>
+                <w:szCs w:val="18"/>
+              </w:rPr>
+              <w:t xml:space="preserve">Select Frequency = Biennial (2 years)</w:t>
+            </w:r>
+          </w:p>
+          <w:p>
+            <w:pPr>
+              <w:pStyle w:val="ListParagraph"/>
+              <w:numPr>
+                <w:ilvl w:val="0"/>
+                <w:numId w:val="2"/>
+              </w:numPr>
+              <w:spacing w:after="30" w:before="0"/>
+            </w:pPr>
+            <w:r>
+              <w:rPr>
+                <w:rFonts w:ascii="Arial" w:cs="Arial" w:eastAsia="Arial" w:hAnsi="Arial"/>
+                <w:color w:val="444444"/>
+                <w:sz w:val="18"/>
+                <w:szCs w:val="18"/>
+              </w:rPr>
+              <w:t xml:space="preserve">Set First Run Date = 2026-07-01</w:t>
+            </w:r>
+          </w:p>
+          <w:p>
+            <w:pPr>
+              <w:pStyle w:val="ListParagraph"/>
+              <w:numPr>
+                <w:ilvl w:val="0"/>
+                <w:numId w:val="2"/>
+              </w:numPr>
+              <w:spacing w:after="30" w:before="0"/>
+            </w:pPr>
+            <w:r>
+              <w:rPr>
+                <w:rFonts w:ascii="Arial" w:cs="Arial" w:eastAsia="Arial" w:hAnsi="Arial"/>
+                <w:color w:val="444444"/>
+                <w:sz w:val="18"/>
+                <w:szCs w:val="18"/>
+              </w:rPr>
+              <w:t xml:space="preserve">Tap Save</w:t>
             </w:r>
           </w:p>
         </w:tc>
@@ -30559,64 +30832,45 @@
                 <w:sz w:val="18"/>
                 <w:szCs w:val="18"/>
               </w:rPr>
-              <w:t xml:space="preserve">Template created successfully</w:t>
-            </w:r>
-          </w:p>
-          <w:p>
-            <w:pPr>
-              <w:pStyle w:val="ListParagraph"/>
-              <w:numPr>
-                <w:ilvl w:val="0"/>
-                <w:numId w:val="2"/>
-              </w:numPr>
-              <w:spacing w:after="30" w:before="0"/>
-            </w:pPr>
-            <w:r>
-              <w:rPr>
-                <w:rFonts w:ascii="Arial" w:cs="Arial" w:eastAsia="Arial" w:hAnsi="Arial"/>
-                <w:color w:val="444444"/>
-                <w:sz w:val="18"/>
-                <w:szCs w:val="18"/>
-              </w:rPr>
-              <w:t xml:space="preserve">Snackbar: 'Template created.'</w:t>
-            </w:r>
-          </w:p>
-          <w:p>
-            <w:pPr>
-              <w:pStyle w:val="ListParagraph"/>
-              <w:numPr>
-                <w:ilvl w:val="0"/>
-                <w:numId w:val="2"/>
-              </w:numPr>
-              <w:spacing w:after="30" w:before="0"/>
-            </w:pPr>
-            <w:r>
-              <w:rPr>
-                <w:rFonts w:ascii="Arial" w:cs="Arial" w:eastAsia="Arial" w:hAnsi="Arial"/>
-                <w:color w:val="444444"/>
-                <w:sz w:val="18"/>
-                <w:szCs w:val="18"/>
-              </w:rPr>
-              <w:t xml:space="preserve">New card appears under Circuit Breaker group</w:t>
-            </w:r>
-          </w:p>
-          <w:p>
-            <w:pPr>
-              <w:pStyle w:val="ListParagraph"/>
-              <w:numPr>
-                <w:ilvl w:val="0"/>
-                <w:numId w:val="2"/>
-              </w:numPr>
-              <w:spacing w:after="30" w:before="0"/>
-            </w:pPr>
-            <w:r>
-              <w:rPr>
-                <w:rFonts w:ascii="Arial" w:cs="Arial" w:eastAsia="Arial" w:hAnsi="Arial"/>
-                <w:color w:val="444444"/>
-                <w:sz w:val="18"/>
-                <w:szCs w:val="18"/>
-              </w:rPr>
-              <w:t xml:space="preserve">Card shows Active badge in green</w:t>
+              <w:t xml:space="preserve">Template created under Isolator group</w:t>
+            </w:r>
+          </w:p>
+          <w:p>
+            <w:pPr>
+              <w:pStyle w:val="ListParagraph"/>
+              <w:numPr>
+                <w:ilvl w:val="0"/>
+                <w:numId w:val="2"/>
+              </w:numPr>
+              <w:spacing w:after="30" w:before="0"/>
+            </w:pPr>
+            <w:r>
+              <w:rPr>
+                <w:rFonts w:ascii="Arial" w:cs="Arial" w:eastAsia="Arial" w:hAnsi="Arial"/>
+                <w:color w:val="444444"/>
+                <w:sz w:val="18"/>
+                <w:szCs w:val="18"/>
+              </w:rPr>
+              <w:t xml:space="preserve">Biennial (2 years) frequency badge shown on card</w:t>
+            </w:r>
+          </w:p>
+          <w:p>
+            <w:pPr>
+              <w:pStyle w:val="ListParagraph"/>
+              <w:numPr>
+                <w:ilvl w:val="0"/>
+                <w:numId w:val="2"/>
+              </w:numPr>
+              <w:spacing w:after="30" w:before="0"/>
+            </w:pPr>
+            <w:r>
+              <w:rPr>
+                <w:rFonts w:ascii="Arial" w:cs="Arial" w:eastAsia="Arial" w:hAnsi="Arial"/>
+                <w:color w:val="444444"/>
+                <w:sz w:val="18"/>
+                <w:szCs w:val="18"/>
+              </w:rPr>
+              <w:t xml:space="preserve">Admin role can create Test Register templates</w:t>
             </w:r>
           </w:p>
         </w:tc>
@@ -30720,7 +30974,7 @@
                 <w:sz w:val="18"/>
                 <w:szCs w:val="18"/>
               </w:rPr>
-              <w:t xml:space="preserve">Create template (all optional fields)</w:t>
+              <w:t xml:space="preserve">Create Template — Quarterly PD Test (Circuit Breaker)</w:t>
             </w:r>
           </w:p>
         </w:tc>
@@ -30756,159 +31010,121 @@
                 <w:sz w:val="18"/>
                 <w:szCs w:val="18"/>
               </w:rPr>
-              <w:t xml:space="preserve">Login as EE TLSS</w:t>
-            </w:r>
-          </w:p>
-          <w:p>
-            <w:pPr>
-              <w:pStyle w:val="ListParagraph"/>
-              <w:numPr>
-                <w:ilvl w:val="0"/>
-                <w:numId w:val="2"/>
-              </w:numPr>
-              <w:spacing w:after="30" w:before="0"/>
-            </w:pPr>
-            <w:r>
-              <w:rPr>
-                <w:rFonts w:ascii="Arial" w:cs="Arial" w:eastAsia="Arial" w:hAnsi="Arial"/>
-                <w:color w:val="444444"/>
-                <w:sz w:val="18"/>
-                <w:szCs w:val="18"/>
-              </w:rPr>
-              <w:t xml:space="preserve">Tap + Add Template</w:t>
-            </w:r>
-          </w:p>
-          <w:p>
-            <w:pPr>
-              <w:pStyle w:val="ListParagraph"/>
-              <w:numPr>
-                <w:ilvl w:val="0"/>
-                <w:numId w:val="2"/>
-              </w:numPr>
-              <w:spacing w:after="30" w:before="0"/>
-            </w:pPr>
-            <w:r>
-              <w:rPr>
-                <w:rFonts w:ascii="Arial" w:cs="Arial" w:eastAsia="Arial" w:hAnsi="Arial"/>
-                <w:color w:val="444444"/>
-                <w:sz w:val="18"/>
-                <w:szCs w:val="18"/>
-              </w:rPr>
-              <w:t xml:space="preserve">Select Equipment Type = 'Power Transformer'</w:t>
-            </w:r>
-          </w:p>
-          <w:p>
-            <w:pPr>
-              <w:pStyle w:val="ListParagraph"/>
-              <w:numPr>
-                <w:ilvl w:val="0"/>
-                <w:numId w:val="2"/>
-              </w:numPr>
-              <w:spacing w:after="30" w:before="0"/>
-            </w:pPr>
-            <w:r>
-              <w:rPr>
-                <w:rFonts w:ascii="Arial" w:cs="Arial" w:eastAsia="Arial" w:hAnsi="Arial"/>
-                <w:color w:val="444444"/>
-                <w:sz w:val="18"/>
-                <w:szCs w:val="18"/>
-              </w:rPr>
-              <w:t xml:space="preserve">Enter Title = 'Winding Resistance Test'</w:t>
-            </w:r>
-          </w:p>
-          <w:p>
-            <w:pPr>
-              <w:pStyle w:val="ListParagraph"/>
-              <w:numPr>
-                <w:ilvl w:val="0"/>
-                <w:numId w:val="2"/>
-              </w:numPr>
-              <w:spacing w:after="30" w:before="0"/>
-            </w:pPr>
-            <w:r>
-              <w:rPr>
-                <w:rFonts w:ascii="Arial" w:cs="Arial" w:eastAsia="Arial" w:hAnsi="Arial"/>
-                <w:color w:val="444444"/>
-                <w:sz w:val="18"/>
-                <w:szCs w:val="18"/>
-              </w:rPr>
-              <w:t xml:space="preserve">Select Frequency = 'Semi-Annual'</w:t>
-            </w:r>
-          </w:p>
-          <w:p>
-            <w:pPr>
-              <w:pStyle w:val="ListParagraph"/>
-              <w:numPr>
-                <w:ilvl w:val="0"/>
-                <w:numId w:val="2"/>
-              </w:numPr>
-              <w:spacing w:after="30" w:before="0"/>
-            </w:pPr>
-            <w:r>
-              <w:rPr>
-                <w:rFonts w:ascii="Arial" w:cs="Arial" w:eastAsia="Arial" w:hAnsi="Arial"/>
-                <w:color w:val="444444"/>
-                <w:sz w:val="18"/>
-                <w:szCs w:val="18"/>
-              </w:rPr>
-              <w:t xml:space="preserve">Enter First Run Date</w:t>
-            </w:r>
-          </w:p>
-          <w:p>
-            <w:pPr>
-              <w:pStyle w:val="ListParagraph"/>
-              <w:numPr>
-                <w:ilvl w:val="0"/>
-                <w:numId w:val="2"/>
-              </w:numPr>
-              <w:spacing w:after="30" w:before="0"/>
-            </w:pPr>
-            <w:r>
-              <w:rPr>
-                <w:rFonts w:ascii="Arial" w:cs="Arial" w:eastAsia="Arial" w:hAnsi="Arial"/>
-                <w:color w:val="444444"/>
-                <w:sz w:val="18"/>
-                <w:szCs w:val="18"/>
-              </w:rPr>
-              <w:t xml:space="preserve">Enter ALERT Override = 90</w:t>
-            </w:r>
-          </w:p>
-          <w:p>
-            <w:pPr>
-              <w:pStyle w:val="ListParagraph"/>
-              <w:numPr>
-                <w:ilvl w:val="0"/>
-                <w:numId w:val="2"/>
-              </w:numPr>
-              <w:spacing w:after="30" w:before="0"/>
-            </w:pPr>
-            <w:r>
-              <w:rPr>
-                <w:rFonts w:ascii="Arial" w:cs="Arial" w:eastAsia="Arial" w:hAnsi="Arial"/>
-                <w:color w:val="444444"/>
-                <w:sz w:val="18"/>
-                <w:szCs w:val="18"/>
-              </w:rPr>
-              <w:t xml:space="preserve">Enter OEM Reference = IEC 60076</w:t>
-            </w:r>
-          </w:p>
-          <w:p>
-            <w:pPr>
-              <w:pStyle w:val="ListParagraph"/>
-              <w:numPr>
-                <w:ilvl w:val="0"/>
-                <w:numId w:val="2"/>
-              </w:numPr>
-              <w:spacing w:after="30" w:before="0"/>
-            </w:pPr>
-            <w:r>
-              <w:rPr>
-                <w:rFonts w:ascii="Arial" w:cs="Arial" w:eastAsia="Arial" w:hAnsi="Arial"/>
-                <w:color w:val="444444"/>
-                <w:sz w:val="18"/>
-                <w:szCs w:val="18"/>
-              </w:rPr>
-              <w:t xml:space="preserve">Tap Create</w:t>
+              <w:t xml:space="preserve">Login as eetlss@kptcl.com, navigate to Test Register</w:t>
+            </w:r>
+          </w:p>
+          <w:p>
+            <w:pPr>
+              <w:pStyle w:val="ListParagraph"/>
+              <w:numPr>
+                <w:ilvl w:val="0"/>
+                <w:numId w:val="2"/>
+              </w:numPr>
+              <w:spacing w:after="30" w:before="0"/>
+            </w:pPr>
+            <w:r>
+              <w:rPr>
+                <w:rFonts w:ascii="Arial" w:cs="Arial" w:eastAsia="Arial" w:hAnsi="Arial"/>
+                <w:color w:val="444444"/>
+                <w:sz w:val="18"/>
+                <w:szCs w:val="18"/>
+              </w:rPr>
+              <w:t xml:space="preserve">Tap + FAB</w:t>
+            </w:r>
+          </w:p>
+          <w:p>
+            <w:pPr>
+              <w:pStyle w:val="ListParagraph"/>
+              <w:numPr>
+                <w:ilvl w:val="0"/>
+                <w:numId w:val="2"/>
+              </w:numPr>
+              <w:spacing w:after="30" w:before="0"/>
+            </w:pPr>
+            <w:r>
+              <w:rPr>
+                <w:rFonts w:ascii="Arial" w:cs="Arial" w:eastAsia="Arial" w:hAnsi="Arial"/>
+                <w:color w:val="444444"/>
+                <w:sz w:val="18"/>
+                <w:szCs w:val="18"/>
+              </w:rPr>
+              <w:t xml:space="preserve">Select Equipment Type = Circuit Breaker</w:t>
+            </w:r>
+          </w:p>
+          <w:p>
+            <w:pPr>
+              <w:pStyle w:val="ListParagraph"/>
+              <w:numPr>
+                <w:ilvl w:val="0"/>
+                <w:numId w:val="2"/>
+              </w:numPr>
+              <w:spacing w:after="30" w:before="0"/>
+            </w:pPr>
+            <w:r>
+              <w:rPr>
+                <w:rFonts w:ascii="Arial" w:cs="Arial" w:eastAsia="Arial" w:hAnsi="Arial"/>
+                <w:color w:val="444444"/>
+                <w:sz w:val="18"/>
+                <w:szCs w:val="18"/>
+              </w:rPr>
+              <w:t xml:space="preserve">Enter Title = Partial Discharge (PD) Test</w:t>
+            </w:r>
+          </w:p>
+          <w:p>
+            <w:pPr>
+              <w:pStyle w:val="ListParagraph"/>
+              <w:numPr>
+                <w:ilvl w:val="0"/>
+                <w:numId w:val="2"/>
+              </w:numPr>
+              <w:spacing w:after="30" w:before="0"/>
+            </w:pPr>
+            <w:r>
+              <w:rPr>
+                <w:rFonts w:ascii="Arial" w:cs="Arial" w:eastAsia="Arial" w:hAnsi="Arial"/>
+                <w:color w:val="444444"/>
+                <w:sz w:val="18"/>
+                <w:szCs w:val="18"/>
+              </w:rPr>
+              <w:t xml:space="preserve">Select Frequency = Quarterly (3 months)</w:t>
+            </w:r>
+          </w:p>
+          <w:p>
+            <w:pPr>
+              <w:pStyle w:val="ListParagraph"/>
+              <w:numPr>
+                <w:ilvl w:val="0"/>
+                <w:numId w:val="2"/>
+              </w:numPr>
+              <w:spacing w:after="30" w:before="0"/>
+            </w:pPr>
+            <w:r>
+              <w:rPr>
+                <w:rFonts w:ascii="Arial" w:cs="Arial" w:eastAsia="Arial" w:hAnsi="Arial"/>
+                <w:color w:val="444444"/>
+                <w:sz w:val="18"/>
+                <w:szCs w:val="18"/>
+              </w:rPr>
+              <w:t xml:space="preserve">Set First Run Date = 2026-04-15</w:t>
+            </w:r>
+          </w:p>
+          <w:p>
+            <w:pPr>
+              <w:pStyle w:val="ListParagraph"/>
+              <w:numPr>
+                <w:ilvl w:val="0"/>
+                <w:numId w:val="2"/>
+              </w:numPr>
+              <w:spacing w:after="30" w:before="0"/>
+            </w:pPr>
+            <w:r>
+              <w:rPr>
+                <w:rFonts w:ascii="Arial" w:cs="Arial" w:eastAsia="Arial" w:hAnsi="Arial"/>
+                <w:color w:val="444444"/>
+                <w:sz w:val="18"/>
+                <w:szCs w:val="18"/>
+              </w:rPr>
+              <w:t xml:space="preserve">Tap Save</w:t>
             </w:r>
           </w:p>
         </w:tc>
@@ -30944,45 +31160,45 @@
                 <w:sz w:val="18"/>
                 <w:szCs w:val="18"/>
               </w:rPr>
-              <w:t xml:space="preserve">Template created with ALERT badge showing '90d'</w:t>
-            </w:r>
-          </w:p>
-          <w:p>
-            <w:pPr>
-              <w:pStyle w:val="ListParagraph"/>
-              <w:numPr>
-                <w:ilvl w:val="0"/>
-                <w:numId w:val="2"/>
-              </w:numPr>
-              <w:spacing w:after="30" w:before="0"/>
-            </w:pPr>
-            <w:r>
-              <w:rPr>
-                <w:rFonts w:ascii="Arial" w:cs="Arial" w:eastAsia="Arial" w:hAnsi="Arial"/>
-                <w:color w:val="444444"/>
-                <w:sz w:val="18"/>
-                <w:szCs w:val="18"/>
-              </w:rPr>
-              <w:t xml:space="preserve">OEM reference badge 'IEC 60076' visible on card</w:t>
-            </w:r>
-          </w:p>
-          <w:p>
-            <w:pPr>
-              <w:pStyle w:val="ListParagraph"/>
-              <w:numPr>
-                <w:ilvl w:val="0"/>
-                <w:numId w:val="2"/>
-              </w:numPr>
-              <w:spacing w:after="30" w:before="0"/>
-            </w:pPr>
-            <w:r>
-              <w:rPr>
-                <w:rFonts w:ascii="Arial" w:cs="Arial" w:eastAsia="Arial" w:hAnsi="Arial"/>
-                <w:color w:val="444444"/>
-                <w:sz w:val="18"/>
-                <w:szCs w:val="18"/>
-              </w:rPr>
-              <w:t xml:space="preserve">Frequency badge shows 'Semi-Annual (6 months)'</w:t>
+              <w:t xml:space="preserve">Circuit Breaker group appears in catalogue with PD Test card</w:t>
+            </w:r>
+          </w:p>
+          <w:p>
+            <w:pPr>
+              <w:pStyle w:val="ListParagraph"/>
+              <w:numPr>
+                <w:ilvl w:val="0"/>
+                <w:numId w:val="2"/>
+              </w:numPr>
+              <w:spacing w:after="30" w:before="0"/>
+            </w:pPr>
+            <w:r>
+              <w:rPr>
+                <w:rFonts w:ascii="Arial" w:cs="Arial" w:eastAsia="Arial" w:hAnsi="Arial"/>
+                <w:color w:val="444444"/>
+                <w:sz w:val="18"/>
+                <w:szCs w:val="18"/>
+              </w:rPr>
+              <w:t xml:space="preserve">Quarterly (3 months) badge shown</w:t>
+            </w:r>
+          </w:p>
+          <w:p>
+            <w:pPr>
+              <w:pStyle w:val="ListParagraph"/>
+              <w:numPr>
+                <w:ilvl w:val="0"/>
+                <w:numId w:val="2"/>
+              </w:numPr>
+              <w:spacing w:after="30" w:before="0"/>
+            </w:pPr>
+            <w:r>
+              <w:rPr>
+                <w:rFonts w:ascii="Arial" w:cs="Arial" w:eastAsia="Arial" w:hAnsi="Arial"/>
+                <w:color w:val="444444"/>
+                <w:sz w:val="18"/>
+                <w:szCs w:val="18"/>
+              </w:rPr>
+              <w:t xml:space="preserve">Multiple equipment type groups now visible</w:t>
             </w:r>
           </w:p>
         </w:tc>
@@ -31086,7 +31302,7 @@
                 <w:sz w:val="18"/>
                 <w:szCs w:val="18"/>
               </w:rPr>
-              <w:t xml:space="preserve">Edit template title and frequency</w:t>
+              <w:t xml:space="preserve">Edit Template — Add OEM Reference (EE TLSS)</w:t>
             </w:r>
           </w:p>
         </w:tc>
@@ -31122,102 +31338,102 @@
                 <w:sz w:val="18"/>
                 <w:szCs w:val="18"/>
               </w:rPr>
-              <w:t xml:space="preserve">Login as EE TLSS</w:t>
-            </w:r>
-          </w:p>
-          <w:p>
-            <w:pPr>
-              <w:pStyle w:val="ListParagraph"/>
-              <w:numPr>
-                <w:ilvl w:val="0"/>
-                <w:numId w:val="2"/>
-              </w:numPr>
-              <w:spacing w:after="30" w:before="0"/>
-            </w:pPr>
-            <w:r>
-              <w:rPr>
-                <w:rFonts w:ascii="Arial" w:cs="Arial" w:eastAsia="Arial" w:hAnsi="Arial"/>
-                <w:color w:val="444444"/>
-                <w:sz w:val="18"/>
-                <w:szCs w:val="18"/>
-              </w:rPr>
-              <w:t xml:space="preserve">Find any active template</w:t>
-            </w:r>
-          </w:p>
-          <w:p>
-            <w:pPr>
-              <w:pStyle w:val="ListParagraph"/>
-              <w:numPr>
-                <w:ilvl w:val="0"/>
-                <w:numId w:val="2"/>
-              </w:numPr>
-              <w:spacing w:after="30" w:before="0"/>
-            </w:pPr>
-            <w:r>
-              <w:rPr>
-                <w:rFonts w:ascii="Arial" w:cs="Arial" w:eastAsia="Arial" w:hAnsi="Arial"/>
-                <w:color w:val="444444"/>
-                <w:sz w:val="18"/>
-                <w:szCs w:val="18"/>
-              </w:rPr>
-              <w:t xml:space="preserve">Tap Edit</w:t>
-            </w:r>
-          </w:p>
-          <w:p>
-            <w:pPr>
-              <w:pStyle w:val="ListParagraph"/>
-              <w:numPr>
-                <w:ilvl w:val="0"/>
-                <w:numId w:val="2"/>
-              </w:numPr>
-              <w:spacing w:after="30" w:before="0"/>
-            </w:pPr>
-            <w:r>
-              <w:rPr>
-                <w:rFonts w:ascii="Arial" w:cs="Arial" w:eastAsia="Arial" w:hAnsi="Arial"/>
-                <w:color w:val="444444"/>
-                <w:sz w:val="18"/>
-                <w:szCs w:val="18"/>
-              </w:rPr>
-              <w:t xml:space="preserve">Change Title to updated name</w:t>
-            </w:r>
-          </w:p>
-          <w:p>
-            <w:pPr>
-              <w:pStyle w:val="ListParagraph"/>
-              <w:numPr>
-                <w:ilvl w:val="0"/>
-                <w:numId w:val="2"/>
-              </w:numPr>
-              <w:spacing w:after="30" w:before="0"/>
-            </w:pPr>
-            <w:r>
-              <w:rPr>
-                <w:rFonts w:ascii="Arial" w:cs="Arial" w:eastAsia="Arial" w:hAnsi="Arial"/>
-                <w:color w:val="444444"/>
-                <w:sz w:val="18"/>
-                <w:szCs w:val="18"/>
-              </w:rPr>
-              <w:t xml:space="preserve">Change Frequency to 'Quarterly'</w:t>
-            </w:r>
-          </w:p>
-          <w:p>
-            <w:pPr>
-              <w:pStyle w:val="ListParagraph"/>
-              <w:numPr>
-                <w:ilvl w:val="0"/>
-                <w:numId w:val="2"/>
-              </w:numPr>
-              <w:spacing w:after="30" w:before="0"/>
-            </w:pPr>
-            <w:r>
-              <w:rPr>
-                <w:rFonts w:ascii="Arial" w:cs="Arial" w:eastAsia="Arial" w:hAnsi="Arial"/>
-                <w:color w:val="444444"/>
-                <w:sz w:val="18"/>
-                <w:szCs w:val="18"/>
-              </w:rPr>
-              <w:t xml:space="preserve">Tap Save Changes</w:t>
+              <w:t xml:space="preserve">Login as eetlss@kptcl.com, navigate to Test Register</w:t>
+            </w:r>
+          </w:p>
+          <w:p>
+            <w:pPr>
+              <w:pStyle w:val="ListParagraph"/>
+              <w:numPr>
+                <w:ilvl w:val="0"/>
+                <w:numId w:val="2"/>
+              </w:numPr>
+              <w:spacing w:after="30" w:before="0"/>
+            </w:pPr>
+            <w:r>
+              <w:rPr>
+                <w:rFonts w:ascii="Arial" w:cs="Arial" w:eastAsia="Arial" w:hAnsi="Arial"/>
+                <w:color w:val="444444"/>
+                <w:sz w:val="18"/>
+                <w:szCs w:val="18"/>
+              </w:rPr>
+              <w:t xml:space="preserve">Find Annual Insulation Resistance (IR) Test under Power Transformer</w:t>
+            </w:r>
+          </w:p>
+          <w:p>
+            <w:pPr>
+              <w:pStyle w:val="ListParagraph"/>
+              <w:numPr>
+                <w:ilvl w:val="0"/>
+                <w:numId w:val="2"/>
+              </w:numPr>
+              <w:spacing w:after="30" w:before="0"/>
+            </w:pPr>
+            <w:r>
+              <w:rPr>
+                <w:rFonts w:ascii="Arial" w:cs="Arial" w:eastAsia="Arial" w:hAnsi="Arial"/>
+                <w:color w:val="444444"/>
+                <w:sz w:val="18"/>
+                <w:szCs w:val="18"/>
+              </w:rPr>
+              <w:t xml:space="preserve">Tap Edit button on card</w:t>
+            </w:r>
+          </w:p>
+          <w:p>
+            <w:pPr>
+              <w:pStyle w:val="ListParagraph"/>
+              <w:numPr>
+                <w:ilvl w:val="0"/>
+                <w:numId w:val="2"/>
+              </w:numPr>
+              <w:spacing w:after="30" w:before="0"/>
+            </w:pPr>
+            <w:r>
+              <w:rPr>
+                <w:rFonts w:ascii="Arial" w:cs="Arial" w:eastAsia="Arial" w:hAnsi="Arial"/>
+                <w:color w:val="444444"/>
+                <w:sz w:val="18"/>
+                <w:szCs w:val="18"/>
+              </w:rPr>
+              <w:t xml:space="preserve">Enter OEM Ref = IS 2026 Part 1</w:t>
+            </w:r>
+          </w:p>
+          <w:p>
+            <w:pPr>
+              <w:pStyle w:val="ListParagraph"/>
+              <w:numPr>
+                <w:ilvl w:val="0"/>
+                <w:numId w:val="2"/>
+              </w:numPr>
+              <w:spacing w:after="30" w:before="0"/>
+            </w:pPr>
+            <w:r>
+              <w:rPr>
+                <w:rFonts w:ascii="Arial" w:cs="Arial" w:eastAsia="Arial" w:hAnsi="Arial"/>
+                <w:color w:val="444444"/>
+                <w:sz w:val="18"/>
+                <w:szCs w:val="18"/>
+              </w:rPr>
+              <w:t xml:space="preserve">Verify Equipment Type dropdown is disabled (greyed out)</w:t>
+            </w:r>
+          </w:p>
+          <w:p>
+            <w:pPr>
+              <w:pStyle w:val="ListParagraph"/>
+              <w:numPr>
+                <w:ilvl w:val="0"/>
+                <w:numId w:val="2"/>
+              </w:numPr>
+              <w:spacing w:after="30" w:before="0"/>
+            </w:pPr>
+            <w:r>
+              <w:rPr>
+                <w:rFonts w:ascii="Arial" w:cs="Arial" w:eastAsia="Arial" w:hAnsi="Arial"/>
+                <w:color w:val="444444"/>
+                <w:sz w:val="18"/>
+                <w:szCs w:val="18"/>
+              </w:rPr>
+              <w:t xml:space="preserve">Tap Save</w:t>
             </w:r>
           </w:p>
         </w:tc>
@@ -31253,26 +31469,45 @@
                 <w:sz w:val="18"/>
                 <w:szCs w:val="18"/>
               </w:rPr>
-              <w:t xml:space="preserve">Snackbar: 'Template updated.'</w:t>
-            </w:r>
-          </w:p>
-          <w:p>
-            <w:pPr>
-              <w:pStyle w:val="ListParagraph"/>
-              <w:numPr>
-                <w:ilvl w:val="0"/>
-                <w:numId w:val="2"/>
-              </w:numPr>
-              <w:spacing w:after="30" w:before="0"/>
-            </w:pPr>
-            <w:r>
-              <w:rPr>
-                <w:rFonts w:ascii="Arial" w:cs="Arial" w:eastAsia="Arial" w:hAnsi="Arial"/>
-                <w:color w:val="444444"/>
-                <w:sz w:val="18"/>
-                <w:szCs w:val="18"/>
-              </w:rPr>
-              <w:t xml:space="preserve">Card title and frequency badge reflect changes immediately</w:t>
+              <w:t xml:space="preserve">Card updates to show OEM ref IS 2026 Part 1</w:t>
+            </w:r>
+          </w:p>
+          <w:p>
+            <w:pPr>
+              <w:pStyle w:val="ListParagraph"/>
+              <w:numPr>
+                <w:ilvl w:val="0"/>
+                <w:numId w:val="2"/>
+              </w:numPr>
+              <w:spacing w:after="30" w:before="0"/>
+            </w:pPr>
+            <w:r>
+              <w:rPr>
+                <w:rFonts w:ascii="Arial" w:cs="Arial" w:eastAsia="Arial" w:hAnsi="Arial"/>
+                <w:color w:val="444444"/>
+                <w:sz w:val="18"/>
+                <w:szCs w:val="18"/>
+              </w:rPr>
+              <w:t xml:space="preserve">Equipment Type field was correctly disabled in edit mode</w:t>
+            </w:r>
+          </w:p>
+          <w:p>
+            <w:pPr>
+              <w:pStyle w:val="ListParagraph"/>
+              <w:numPr>
+                <w:ilvl w:val="0"/>
+                <w:numId w:val="2"/>
+              </w:numPr>
+              <w:spacing w:after="30" w:before="0"/>
+            </w:pPr>
+            <w:r>
+              <w:rPr>
+                <w:rFonts w:ascii="Arial" w:cs="Arial" w:eastAsia="Arial" w:hAnsi="Arial"/>
+                <w:color w:val="444444"/>
+                <w:sz w:val="18"/>
+                <w:szCs w:val="18"/>
+              </w:rPr>
+              <w:t xml:space="preserve">Title and Frequency fields unchanged</w:t>
             </w:r>
           </w:p>
         </w:tc>
@@ -31376,7 +31611,7 @@
                 <w:sz w:val="18"/>
                 <w:szCs w:val="18"/>
               </w:rPr>
-              <w:t xml:space="preserve">Edit template - Equipment Type locked</w:t>
+              <w:t xml:space="preserve">Edit Template — Set ALERT Override (EE TLSS)</w:t>
             </w:r>
           </w:p>
         </w:tc>
@@ -31412,45 +31647,83 @@
                 <w:sz w:val="18"/>
                 <w:szCs w:val="18"/>
               </w:rPr>
-              <w:t xml:space="preserve">Login as EE TLSS</w:t>
-            </w:r>
-          </w:p>
-          <w:p>
-            <w:pPr>
-              <w:pStyle w:val="ListParagraph"/>
-              <w:numPr>
-                <w:ilvl w:val="0"/>
-                <w:numId w:val="2"/>
-              </w:numPr>
-              <w:spacing w:after="30" w:before="0"/>
-            </w:pPr>
-            <w:r>
-              <w:rPr>
-                <w:rFonts w:ascii="Arial" w:cs="Arial" w:eastAsia="Arial" w:hAnsi="Arial"/>
-                <w:color w:val="444444"/>
-                <w:sz w:val="18"/>
-                <w:szCs w:val="18"/>
-              </w:rPr>
-              <w:t xml:space="preserve">Tap Edit on any template</w:t>
-            </w:r>
-          </w:p>
-          <w:p>
-            <w:pPr>
-              <w:pStyle w:val="ListParagraph"/>
-              <w:numPr>
-                <w:ilvl w:val="0"/>
-                <w:numId w:val="2"/>
-              </w:numPr>
-              <w:spacing w:after="30" w:before="0"/>
-            </w:pPr>
-            <w:r>
-              <w:rPr>
-                <w:rFonts w:ascii="Arial" w:cs="Arial" w:eastAsia="Arial" w:hAnsi="Arial"/>
-                <w:color w:val="444444"/>
-                <w:sz w:val="18"/>
-                <w:szCs w:val="18"/>
-              </w:rPr>
-              <w:t xml:space="preserve">Observe the Equipment Type dropdown</w:t>
+              <w:t xml:space="preserve">Login as eetlss@kptcl.com, navigate to Test Register</w:t>
+            </w:r>
+          </w:p>
+          <w:p>
+            <w:pPr>
+              <w:pStyle w:val="ListParagraph"/>
+              <w:numPr>
+                <w:ilvl w:val="0"/>
+                <w:numId w:val="2"/>
+              </w:numPr>
+              <w:spacing w:after="30" w:before="0"/>
+            </w:pPr>
+            <w:r>
+              <w:rPr>
+                <w:rFonts w:ascii="Arial" w:cs="Arial" w:eastAsia="Arial" w:hAnsi="Arial"/>
+                <w:color w:val="444444"/>
+                <w:sz w:val="18"/>
+                <w:szCs w:val="18"/>
+              </w:rPr>
+              <w:t xml:space="preserve">Find Oil Dielectric Strength Test under Power Transformer</w:t>
+            </w:r>
+          </w:p>
+          <w:p>
+            <w:pPr>
+              <w:pStyle w:val="ListParagraph"/>
+              <w:numPr>
+                <w:ilvl w:val="0"/>
+                <w:numId w:val="2"/>
+              </w:numPr>
+              <w:spacing w:after="30" w:before="0"/>
+            </w:pPr>
+            <w:r>
+              <w:rPr>
+                <w:rFonts w:ascii="Arial" w:cs="Arial" w:eastAsia="Arial" w:hAnsi="Arial"/>
+                <w:color w:val="444444"/>
+                <w:sz w:val="18"/>
+                <w:szCs w:val="18"/>
+              </w:rPr>
+              <w:t xml:space="preserve">Tap Edit</w:t>
+            </w:r>
+          </w:p>
+          <w:p>
+            <w:pPr>
+              <w:pStyle w:val="ListParagraph"/>
+              <w:numPr>
+                <w:ilvl w:val="0"/>
+                <w:numId w:val="2"/>
+              </w:numPr>
+              <w:spacing w:after="30" w:before="0"/>
+            </w:pPr>
+            <w:r>
+              <w:rPr>
+                <w:rFonts w:ascii="Arial" w:cs="Arial" w:eastAsia="Arial" w:hAnsi="Arial"/>
+                <w:color w:val="444444"/>
+                <w:sz w:val="18"/>
+                <w:szCs w:val="18"/>
+              </w:rPr>
+              <w:t xml:space="preserve">Enter ALERT Override Days = 30</w:t>
+            </w:r>
+          </w:p>
+          <w:p>
+            <w:pPr>
+              <w:pStyle w:val="ListParagraph"/>
+              <w:numPr>
+                <w:ilvl w:val="0"/>
+                <w:numId w:val="2"/>
+              </w:numPr>
+              <w:spacing w:after="30" w:before="0"/>
+            </w:pPr>
+            <w:r>
+              <w:rPr>
+                <w:rFonts w:ascii="Arial" w:cs="Arial" w:eastAsia="Arial" w:hAnsi="Arial"/>
+                <w:color w:val="444444"/>
+                <w:sz w:val="18"/>
+                <w:szCs w:val="18"/>
+              </w:rPr>
+              <w:t xml:space="preserve">Tap Save</w:t>
             </w:r>
           </w:p>
         </w:tc>
@@ -31486,26 +31759,45 @@
                 <w:sz w:val="18"/>
                 <w:szCs w:val="18"/>
               </w:rPr>
-              <w:t xml:space="preserve">Equipment Type dropdown is disabled (greyed out)</w:t>
-            </w:r>
-          </w:p>
-          <w:p>
-            <w:pPr>
-              <w:pStyle w:val="ListParagraph"/>
-              <w:numPr>
-                <w:ilvl w:val="0"/>
-                <w:numId w:val="2"/>
-              </w:numPr>
-              <w:spacing w:after="30" w:before="0"/>
-            </w:pPr>
-            <w:r>
-              <w:rPr>
-                <w:rFonts w:ascii="Arial" w:cs="Arial" w:eastAsia="Arial" w:hAnsi="Arial"/>
-                <w:color w:val="444444"/>
-                <w:sz w:val="18"/>
-                <w:szCs w:val="18"/>
-              </w:rPr>
-              <w:t xml:space="preserve">Field cannot be interacted with</w:t>
+              <w:t xml:space="preserve">Card shows ALERT override badge: 30 d override</w:t>
+            </w:r>
+          </w:p>
+          <w:p>
+            <w:pPr>
+              <w:pStyle w:val="ListParagraph"/>
+              <w:numPr>
+                <w:ilvl w:val="0"/>
+                <w:numId w:val="2"/>
+              </w:numPr>
+              <w:spacing w:after="30" w:before="0"/>
+            </w:pPr>
+            <w:r>
+              <w:rPr>
+                <w:rFonts w:ascii="Arial" w:cs="Arial" w:eastAsia="Arial" w:hAnsi="Arial"/>
+                <w:color w:val="444444"/>
+                <w:sz w:val="18"/>
+                <w:szCs w:val="18"/>
+              </w:rPr>
+              <w:t xml:space="preserve">Indicates that after an ALERT result the test repeats in 30 days not 6 months</w:t>
+            </w:r>
+          </w:p>
+          <w:p>
+            <w:pPr>
+              <w:pStyle w:val="ListParagraph"/>
+              <w:numPr>
+                <w:ilvl w:val="0"/>
+                <w:numId w:val="2"/>
+              </w:numPr>
+              <w:spacing w:after="30" w:before="0"/>
+            </w:pPr>
+            <w:r>
+              <w:rPr>
+                <w:rFonts w:ascii="Arial" w:cs="Arial" w:eastAsia="Arial" w:hAnsi="Arial"/>
+                <w:color w:val="444444"/>
+                <w:sz w:val="18"/>
+                <w:szCs w:val="18"/>
+              </w:rPr>
+              <w:t xml:space="preserve">Other template fields unchanged</w:t>
             </w:r>
           </w:p>
         </w:tc>
@@ -31609,7 +31901,7 @@
                 <w:sz w:val="18"/>
                 <w:szCs w:val="18"/>
               </w:rPr>
-              <w:t xml:space="preserve">Deactivate template - confirm dialog</w:t>
+              <w:t xml:space="preserve">Filter by Equipment Type</w:t>
             </w:r>
           </w:p>
         </w:tc>
@@ -31645,64 +31937,26 @@
                 <w:sz w:val="18"/>
                 <w:szCs w:val="18"/>
               </w:rPr>
-              <w:t xml:space="preserve">Login as EE TLSS</w:t>
-            </w:r>
-          </w:p>
-          <w:p>
-            <w:pPr>
-              <w:pStyle w:val="ListParagraph"/>
-              <w:numPr>
-                <w:ilvl w:val="0"/>
-                <w:numId w:val="2"/>
-              </w:numPr>
-              <w:spacing w:after="30" w:before="0"/>
-            </w:pPr>
-            <w:r>
-              <w:rPr>
-                <w:rFonts w:ascii="Arial" w:cs="Arial" w:eastAsia="Arial" w:hAnsi="Arial"/>
-                <w:color w:val="444444"/>
-                <w:sz w:val="18"/>
-                <w:szCs w:val="18"/>
-              </w:rPr>
-              <w:t xml:space="preserve">Tap Deactivate on an active template</w:t>
-            </w:r>
-          </w:p>
-          <w:p>
-            <w:pPr>
-              <w:pStyle w:val="ListParagraph"/>
-              <w:numPr>
-                <w:ilvl w:val="0"/>
-                <w:numId w:val="2"/>
-              </w:numPr>
-              <w:spacing w:after="30" w:before="0"/>
-            </w:pPr>
-            <w:r>
-              <w:rPr>
-                <w:rFonts w:ascii="Arial" w:cs="Arial" w:eastAsia="Arial" w:hAnsi="Arial"/>
-                <w:color w:val="444444"/>
-                <w:sz w:val="18"/>
-                <w:szCs w:val="18"/>
-              </w:rPr>
-              <w:t xml:space="preserve">Observe confirmation dialog</w:t>
-            </w:r>
-          </w:p>
-          <w:p>
-            <w:pPr>
-              <w:pStyle w:val="ListParagraph"/>
-              <w:numPr>
-                <w:ilvl w:val="0"/>
-                <w:numId w:val="2"/>
-              </w:numPr>
-              <w:spacing w:after="30" w:before="0"/>
-            </w:pPr>
-            <w:r>
-              <w:rPr>
-                <w:rFonts w:ascii="Arial" w:cs="Arial" w:eastAsia="Arial" w:hAnsi="Arial"/>
-                <w:color w:val="444444"/>
-                <w:sz w:val="18"/>
-                <w:szCs w:val="18"/>
-              </w:rPr>
-              <w:t xml:space="preserve">Tap Deactivate in dialog</w:t>
+              <w:t xml:space="preserve">Login as eetlss@kptcl.com, navigate to Test Register</w:t>
+            </w:r>
+          </w:p>
+          <w:p>
+            <w:pPr>
+              <w:pStyle w:val="ListParagraph"/>
+              <w:numPr>
+                <w:ilvl w:val="0"/>
+                <w:numId w:val="2"/>
+              </w:numPr>
+              <w:spacing w:after="30" w:before="0"/>
+            </w:pPr>
+            <w:r>
+              <w:rPr>
+                <w:rFonts w:ascii="Arial" w:cs="Arial" w:eastAsia="Arial" w:hAnsi="Arial"/>
+                <w:color w:val="444444"/>
+                <w:sz w:val="18"/>
+                <w:szCs w:val="18"/>
+              </w:rPr>
+              <w:t xml:space="preserve">In Equipment Type filter dropdown, select Power Transformer</w:t>
             </w:r>
           </w:p>
         </w:tc>
@@ -31738,64 +31992,45 @@
                 <w:sz w:val="18"/>
                 <w:szCs w:val="18"/>
               </w:rPr>
-              <w:t xml:space="preserve">Confirmation dialog appears with template name</w:t>
-            </w:r>
-          </w:p>
-          <w:p>
-            <w:pPr>
-              <w:pStyle w:val="ListParagraph"/>
-              <w:numPr>
-                <w:ilvl w:val="0"/>
-                <w:numId w:val="2"/>
-              </w:numPr>
-              <w:spacing w:after="30" w:before="0"/>
-            </w:pPr>
-            <w:r>
-              <w:rPr>
-                <w:rFonts w:ascii="Arial" w:cs="Arial" w:eastAsia="Arial" w:hAnsi="Arial"/>
-                <w:color w:val="444444"/>
-                <w:sz w:val="18"/>
-                <w:szCs w:val="18"/>
-              </w:rPr>
-              <w:t xml:space="preserve">Snackbar: 'Template deactivated.'</w:t>
-            </w:r>
-          </w:p>
-          <w:p>
-            <w:pPr>
-              <w:pStyle w:val="ListParagraph"/>
-              <w:numPr>
-                <w:ilvl w:val="0"/>
-                <w:numId w:val="2"/>
-              </w:numPr>
-              <w:spacing w:after="30" w:before="0"/>
-            </w:pPr>
-            <w:r>
-              <w:rPr>
-                <w:rFonts w:ascii="Arial" w:cs="Arial" w:eastAsia="Arial" w:hAnsi="Arial"/>
-                <w:color w:val="444444"/>
-                <w:sz w:val="18"/>
-                <w:szCs w:val="18"/>
-              </w:rPr>
-              <w:t xml:space="preserve">Card now shows Inactive badge in red</w:t>
-            </w:r>
-          </w:p>
-          <w:p>
-            <w:pPr>
-              <w:pStyle w:val="ListParagraph"/>
-              <w:numPr>
-                <w:ilvl w:val="0"/>
-                <w:numId w:val="2"/>
-              </w:numPr>
-              <w:spacing w:after="30" w:before="0"/>
-            </w:pPr>
-            <w:r>
-              <w:rPr>
-                <w:rFonts w:ascii="Arial" w:cs="Arial" w:eastAsia="Arial" w:hAnsi="Arial"/>
-                <w:color w:val="444444"/>
-                <w:sz w:val="18"/>
-                <w:szCs w:val="18"/>
-              </w:rPr>
-              <w:t xml:space="preserve">Deactivate button disappears from card</w:t>
+              <w:t xml:space="preserve">Only Power Transformer templates shown in catalogue</w:t>
+            </w:r>
+          </w:p>
+          <w:p>
+            <w:pPr>
+              <w:pStyle w:val="ListParagraph"/>
+              <w:numPr>
+                <w:ilvl w:val="0"/>
+                <w:numId w:val="2"/>
+              </w:numPr>
+              <w:spacing w:after="30" w:before="0"/>
+            </w:pPr>
+            <w:r>
+              <w:rPr>
+                <w:rFonts w:ascii="Arial" w:cs="Arial" w:eastAsia="Arial" w:hAnsi="Arial"/>
+                <w:color w:val="444444"/>
+                <w:sz w:val="18"/>
+                <w:szCs w:val="18"/>
+              </w:rPr>
+              <w:t xml:space="preserve">Circuit Breaker and Isolator groups hidden from view</w:t>
+            </w:r>
+          </w:p>
+          <w:p>
+            <w:pPr>
+              <w:pStyle w:val="ListParagraph"/>
+              <w:numPr>
+                <w:ilvl w:val="0"/>
+                <w:numId w:val="2"/>
+              </w:numPr>
+              <w:spacing w:after="30" w:before="0"/>
+            </w:pPr>
+            <w:r>
+              <w:rPr>
+                <w:rFonts w:ascii="Arial" w:cs="Arial" w:eastAsia="Arial" w:hAnsi="Arial"/>
+                <w:color w:val="444444"/>
+                <w:sz w:val="18"/>
+                <w:szCs w:val="18"/>
+              </w:rPr>
+              <w:t xml:space="preserve">Clear Filter option appears in filter bar</w:t>
             </w:r>
           </w:p>
         </w:tc>
@@ -31899,7 +32134,7 @@
                 <w:sz w:val="18"/>
                 <w:szCs w:val="18"/>
               </w:rPr>
-              <w:t xml:space="preserve">Deactivate - live schedules unaffected</w:t>
+              <w:t xml:space="preserve">Search Template by Title Keyword</w:t>
             </w:r>
           </w:p>
         </w:tc>
@@ -31935,45 +32170,26 @@
                 <w:sz w:val="18"/>
                 <w:szCs w:val="18"/>
               </w:rPr>
-              <w:t xml:space="preserve">Verify equipment unit has active schedules (Equipment Schedules tab)</w:t>
-            </w:r>
-          </w:p>
-          <w:p>
-            <w:pPr>
-              <w:pStyle w:val="ListParagraph"/>
-              <w:numPr>
-                <w:ilvl w:val="0"/>
-                <w:numId w:val="2"/>
-              </w:numPr>
-              <w:spacing w:after="30" w:before="0"/>
-            </w:pPr>
-            <w:r>
-              <w:rPr>
-                <w:rFonts w:ascii="Arial" w:cs="Arial" w:eastAsia="Arial" w:hAnsi="Arial"/>
-                <w:color w:val="444444"/>
-                <w:sz w:val="18"/>
-                <w:szCs w:val="18"/>
-              </w:rPr>
-              <w:t xml:space="preserve">Deactivate the template for that equipment type</w:t>
-            </w:r>
-          </w:p>
-          <w:p>
-            <w:pPr>
-              <w:pStyle w:val="ListParagraph"/>
-              <w:numPr>
-                <w:ilvl w:val="0"/>
-                <w:numId w:val="2"/>
-              </w:numPr>
-              <w:spacing w:after="30" w:before="0"/>
-            </w:pPr>
-            <w:r>
-              <w:rPr>
-                <w:rFonts w:ascii="Arial" w:cs="Arial" w:eastAsia="Arial" w:hAnsi="Arial"/>
-                <w:color w:val="444444"/>
-                <w:sz w:val="18"/>
-                <w:szCs w:val="18"/>
-              </w:rPr>
-              <w:t xml:space="preserve">Re-open Equipment Schedules for the unit</w:t>
+              <w:t xml:space="preserve">Login as eetlss@kptcl.com, navigate to Test Register</w:t>
+            </w:r>
+          </w:p>
+          <w:p>
+            <w:pPr>
+              <w:pStyle w:val="ListParagraph"/>
+              <w:numPr>
+                <w:ilvl w:val="0"/>
+                <w:numId w:val="2"/>
+              </w:numPr>
+              <w:spacing w:after="30" w:before="0"/>
+            </w:pPr>
+            <w:r>
+              <w:rPr>
+                <w:rFonts w:ascii="Arial" w:cs="Arial" w:eastAsia="Arial" w:hAnsi="Arial"/>
+                <w:color w:val="444444"/>
+                <w:sz w:val="18"/>
+                <w:szCs w:val="18"/>
+              </w:rPr>
+              <w:t xml:space="preserve">Type Insulation in the search box</w:t>
             </w:r>
           </w:p>
         </w:tc>
@@ -32009,26 +32225,45 @@
                 <w:sz w:val="18"/>
                 <w:szCs w:val="18"/>
               </w:rPr>
-              <w:t xml:space="preserve">Existing live schedules for commissioned equipment remain unchanged</w:t>
-            </w:r>
-          </w:p>
-          <w:p>
-            <w:pPr>
-              <w:pStyle w:val="ListParagraph"/>
-              <w:numPr>
-                <w:ilvl w:val="0"/>
-                <w:numId w:val="2"/>
-              </w:numPr>
-              <w:spacing w:after="30" w:before="0"/>
-            </w:pPr>
-            <w:r>
-              <w:rPr>
-                <w:rFonts w:ascii="Arial" w:cs="Arial" w:eastAsia="Arial" w:hAnsi="Arial"/>
-                <w:color w:val="444444"/>
-                <w:sz w:val="18"/>
-                <w:szCs w:val="18"/>
-              </w:rPr>
-              <w:t xml:space="preserve">Schedules tab still lists the schedule with correct next-run date</w:t>
+              <w:t xml:space="preserve">Only templates whose title contains Insulation are shown</w:t>
+            </w:r>
+          </w:p>
+          <w:p>
+            <w:pPr>
+              <w:pStyle w:val="ListParagraph"/>
+              <w:numPr>
+                <w:ilvl w:val="0"/>
+                <w:numId w:val="2"/>
+              </w:numPr>
+              <w:spacing w:after="30" w:before="0"/>
+            </w:pPr>
+            <w:r>
+              <w:rPr>
+                <w:rFonts w:ascii="Arial" w:cs="Arial" w:eastAsia="Arial" w:hAnsi="Arial"/>
+                <w:color w:val="444444"/>
+                <w:sz w:val="18"/>
+                <w:szCs w:val="18"/>
+              </w:rPr>
+              <w:t xml:space="preserve">Oil Dielectric, Tan Delta, Earthing and PD templates hidden</w:t>
+            </w:r>
+          </w:p>
+          <w:p>
+            <w:pPr>
+              <w:pStyle w:val="ListParagraph"/>
+              <w:numPr>
+                <w:ilvl w:val="0"/>
+                <w:numId w:val="2"/>
+              </w:numPr>
+              <w:spacing w:after="30" w:before="0"/>
+            </w:pPr>
+            <w:r>
+              <w:rPr>
+                <w:rFonts w:ascii="Arial" w:cs="Arial" w:eastAsia="Arial" w:hAnsi="Arial"/>
+                <w:color w:val="444444"/>
+                <w:sz w:val="18"/>
+                <w:szCs w:val="18"/>
+              </w:rPr>
+              <w:t xml:space="preserve">Live search updates results as user types each character</w:t>
             </w:r>
           </w:p>
         </w:tc>
@@ -32132,7 +32367,7 @@
                 <w:sz w:val="18"/>
                 <w:szCs w:val="18"/>
               </w:rPr>
-              <w:t xml:space="preserve">Auto-commission on equipment add</w:t>
+              <w:t xml:space="preserve">Read-only View — Originator</w:t>
             </w:r>
           </w:p>
         </w:tc>
@@ -32168,64 +32403,45 @@
                 <w:sz w:val="18"/>
                 <w:szCs w:val="18"/>
               </w:rPr>
-              <w:t xml:space="preserve">Login as Org Admin</w:t>
-            </w:r>
-          </w:p>
-          <w:p>
-            <w:pPr>
-              <w:pStyle w:val="ListParagraph"/>
-              <w:numPr>
-                <w:ilvl w:val="0"/>
-                <w:numId w:val="2"/>
-              </w:numPr>
-              <w:spacing w:after="30" w:before="0"/>
-            </w:pPr>
-            <w:r>
-              <w:rPr>
-                <w:rFonts w:ascii="Arial" w:cs="Arial" w:eastAsia="Arial" w:hAnsi="Arial"/>
-                <w:color w:val="444444"/>
-                <w:sz w:val="18"/>
-                <w:szCs w:val="18"/>
-              </w:rPr>
-              <w:t xml:space="preserve">Navigate to Equipment module</w:t>
-            </w:r>
-          </w:p>
-          <w:p>
-            <w:pPr>
-              <w:pStyle w:val="ListParagraph"/>
-              <w:numPr>
-                <w:ilvl w:val="0"/>
-                <w:numId w:val="2"/>
-              </w:numPr>
-              <w:spacing w:after="30" w:before="0"/>
-            </w:pPr>
-            <w:r>
-              <w:rPr>
-                <w:rFonts w:ascii="Arial" w:cs="Arial" w:eastAsia="Arial" w:hAnsi="Arial"/>
-                <w:color w:val="444444"/>
-                <w:sz w:val="18"/>
-                <w:szCs w:val="18"/>
-              </w:rPr>
-              <w:t xml:space="preserve">Add a new Power Transformer unit</w:t>
-            </w:r>
-          </w:p>
-          <w:p>
-            <w:pPr>
-              <w:pStyle w:val="ListParagraph"/>
-              <w:numPr>
-                <w:ilvl w:val="0"/>
-                <w:numId w:val="2"/>
-              </w:numPr>
-              <w:spacing w:after="30" w:before="0"/>
-            </w:pPr>
-            <w:r>
-              <w:rPr>
-                <w:rFonts w:ascii="Arial" w:cs="Arial" w:eastAsia="Arial" w:hAnsi="Arial"/>
-                <w:color w:val="444444"/>
-                <w:sz w:val="18"/>
-                <w:szCs w:val="18"/>
-              </w:rPr>
-              <w:t xml:space="preserve">Save the new equipment</w:t>
+              <w:t xml:space="preserve">Login as originator@kptcl.com</w:t>
+            </w:r>
+          </w:p>
+          <w:p>
+            <w:pPr>
+              <w:pStyle w:val="ListParagraph"/>
+              <w:numPr>
+                <w:ilvl w:val="0"/>
+                <w:numId w:val="2"/>
+              </w:numPr>
+              <w:spacing w:after="30" w:before="0"/>
+            </w:pPr>
+            <w:r>
+              <w:rPr>
+                <w:rFonts w:ascii="Arial" w:cs="Arial" w:eastAsia="Arial" w:hAnsi="Arial"/>
+                <w:color w:val="444444"/>
+                <w:sz w:val="18"/>
+                <w:szCs w:val="18"/>
+              </w:rPr>
+              <w:t xml:space="preserve">Navigate to Test Register via Navigation Drawer</w:t>
+            </w:r>
+          </w:p>
+          <w:p>
+            <w:pPr>
+              <w:pStyle w:val="ListParagraph"/>
+              <w:numPr>
+                <w:ilvl w:val="0"/>
+                <w:numId w:val="2"/>
+              </w:numPr>
+              <w:spacing w:after="30" w:before="0"/>
+            </w:pPr>
+            <w:r>
+              <w:rPr>
+                <w:rFonts w:ascii="Arial" w:cs="Arial" w:eastAsia="Arial" w:hAnsi="Arial"/>
+                <w:color w:val="444444"/>
+                <w:sz w:val="18"/>
+                <w:szCs w:val="18"/>
+              </w:rPr>
+              <w:t xml:space="preserve">Inspect Catalogue tab and individual template cards</w:t>
             </w:r>
           </w:p>
         </w:tc>
@@ -32261,64 +32477,45 @@
                 <w:sz w:val="18"/>
                 <w:szCs w:val="18"/>
               </w:rPr>
-              <w:t xml:space="preserve">Equipment created successfully</w:t>
-            </w:r>
-          </w:p>
-          <w:p>
-            <w:pPr>
-              <w:pStyle w:val="ListParagraph"/>
-              <w:numPr>
-                <w:ilvl w:val="0"/>
-                <w:numId w:val="2"/>
-              </w:numPr>
-              <w:spacing w:after="30" w:before="0"/>
-            </w:pPr>
-            <w:r>
-              <w:rPr>
-                <w:rFonts w:ascii="Arial" w:cs="Arial" w:eastAsia="Arial" w:hAnsi="Arial"/>
-                <w:color w:val="444444"/>
-                <w:sz w:val="18"/>
-                <w:szCs w:val="18"/>
-              </w:rPr>
-              <w:t xml:space="preserve">Navigate to Test Register &gt; Equipment Schedules tab</w:t>
-            </w:r>
-          </w:p>
-          <w:p>
-            <w:pPr>
-              <w:pStyle w:val="ListParagraph"/>
-              <w:numPr>
-                <w:ilvl w:val="0"/>
-                <w:numId w:val="2"/>
-              </w:numPr>
-              <w:spacing w:after="30" w:before="0"/>
-            </w:pPr>
-            <w:r>
-              <w:rPr>
-                <w:rFonts w:ascii="Arial" w:cs="Arial" w:eastAsia="Arial" w:hAnsi="Arial"/>
-                <w:color w:val="444444"/>
-                <w:sz w:val="18"/>
-                <w:szCs w:val="18"/>
-              </w:rPr>
-              <w:t xml:space="preserve">New unit appears in the list</w:t>
-            </w:r>
-          </w:p>
-          <w:p>
-            <w:pPr>
-              <w:pStyle w:val="ListParagraph"/>
-              <w:numPr>
-                <w:ilvl w:val="0"/>
-                <w:numId w:val="2"/>
-              </w:numPr>
-              <w:spacing w:after="30" w:before="0"/>
-            </w:pPr>
-            <w:r>
-              <w:rPr>
-                <w:rFonts w:ascii="Arial" w:cs="Arial" w:eastAsia="Arial" w:hAnsi="Arial"/>
-                <w:color w:val="444444"/>
-                <w:sz w:val="18"/>
-                <w:szCs w:val="18"/>
-              </w:rPr>
-              <w:t xml:space="preserve">Tap Schedules - pop-up shows schedules matching active Power Transformer templates</w:t>
+              <w:t xml:space="preserve">All active templates visible and grouped by equipment type</w:t>
+            </w:r>
+          </w:p>
+          <w:p>
+            <w:pPr>
+              <w:pStyle w:val="ListParagraph"/>
+              <w:numPr>
+                <w:ilvl w:val="0"/>
+                <w:numId w:val="2"/>
+              </w:numPr>
+              <w:spacing w:after="30" w:before="0"/>
+            </w:pPr>
+            <w:r>
+              <w:rPr>
+                <w:rFonts w:ascii="Arial" w:cs="Arial" w:eastAsia="Arial" w:hAnsi="Arial"/>
+                <w:color w:val="444444"/>
+                <w:sz w:val="18"/>
+                <w:szCs w:val="18"/>
+              </w:rPr>
+              <w:t xml:space="preserve">No + Add Template FAB rendered for Originator role</w:t>
+            </w:r>
+          </w:p>
+          <w:p>
+            <w:pPr>
+              <w:pStyle w:val="ListParagraph"/>
+              <w:numPr>
+                <w:ilvl w:val="0"/>
+                <w:numId w:val="2"/>
+              </w:numPr>
+              <w:spacing w:after="30" w:before="0"/>
+            </w:pPr>
+            <w:r>
+              <w:rPr>
+                <w:rFonts w:ascii="Arial" w:cs="Arial" w:eastAsia="Arial" w:hAnsi="Arial"/>
+                <w:color w:val="444444"/>
+                <w:sz w:val="18"/>
+                <w:szCs w:val="18"/>
+              </w:rPr>
+              <w:t xml:space="preserve">No Edit or Deactivate buttons appear on any card</w:t>
             </w:r>
           </w:p>
         </w:tc>
@@ -32422,7 +32619,7 @@
                 <w:sz w:val="18"/>
                 <w:szCs w:val="18"/>
               </w:rPr>
-              <w:t xml:space="preserve">Equipment Schedules tab listing</w:t>
+              <w:t xml:space="preserve">Equipment Schedules Tab — List All Units</w:t>
             </w:r>
           </w:p>
         </w:tc>
@@ -32458,26 +32655,7 @@
                 <w:sz w:val="18"/>
                 <w:szCs w:val="18"/>
               </w:rPr>
-              <w:t xml:space="preserve">Login as EE TLSS</w:t>
-            </w:r>
-          </w:p>
-          <w:p>
-            <w:pPr>
-              <w:pStyle w:val="ListParagraph"/>
-              <w:numPr>
-                <w:ilvl w:val="0"/>
-                <w:numId w:val="2"/>
-              </w:numPr>
-              <w:spacing w:after="30" w:before="0"/>
-            </w:pPr>
-            <w:r>
-              <w:rPr>
-                <w:rFonts w:ascii="Arial" w:cs="Arial" w:eastAsia="Arial" w:hAnsi="Arial"/>
-                <w:color w:val="444444"/>
-                <w:sz w:val="18"/>
-                <w:szCs w:val="18"/>
-              </w:rPr>
-              <w:t xml:space="preserve">Open Test Register</w:t>
+              <w:t xml:space="preserve">Login as eetlss@kptcl.com, navigate to Test Register</w:t>
             </w:r>
           </w:p>
           <w:p>
@@ -32532,45 +32710,45 @@
                 <w:sz w:val="18"/>
                 <w:szCs w:val="18"/>
               </w:rPr>
-              <w:t xml:space="preserve">All registered equipment units are listed</w:t>
-            </w:r>
-          </w:p>
-          <w:p>
-            <w:pPr>
-              <w:pStyle w:val="ListParagraph"/>
-              <w:numPr>
-                <w:ilvl w:val="0"/>
-                <w:numId w:val="2"/>
-              </w:numPr>
-              <w:spacing w:after="30" w:before="0"/>
-            </w:pPr>
-            <w:r>
-              <w:rPr>
-                <w:rFonts w:ascii="Arial" w:cs="Arial" w:eastAsia="Arial" w:hAnsi="Arial"/>
-                <w:color w:val="444444"/>
-                <w:sz w:val="18"/>
-                <w:szCs w:val="18"/>
-              </w:rPr>
-              <w:t xml:space="preserve">Each row shows UEIC, equipment type, and department</w:t>
-            </w:r>
-          </w:p>
-          <w:p>
-            <w:pPr>
-              <w:pStyle w:val="ListParagraph"/>
-              <w:numPr>
-                <w:ilvl w:val="0"/>
-                <w:numId w:val="2"/>
-              </w:numPr>
-              <w:spacing w:after="30" w:before="0"/>
-            </w:pPr>
-            <w:r>
-              <w:rPr>
-                <w:rFonts w:ascii="Arial" w:cs="Arial" w:eastAsia="Arial" w:hAnsi="Arial"/>
-                <w:color w:val="444444"/>
-                <w:sz w:val="18"/>
-                <w:szCs w:val="18"/>
-              </w:rPr>
-              <w:t xml:space="preserve">Schedules button visible on every row</w:t>
+              <w:t xml:space="preserve">List shows all commissioned equipment units</w:t>
+            </w:r>
+          </w:p>
+          <w:p>
+            <w:pPr>
+              <w:pStyle w:val="ListParagraph"/>
+              <w:numPr>
+                <w:ilvl w:val="0"/>
+                <w:numId w:val="2"/>
+              </w:numPr>
+              <w:spacing w:after="30" w:before="0"/>
+            </w:pPr>
+            <w:r>
+              <w:rPr>
+                <w:rFonts w:ascii="Arial" w:cs="Arial" w:eastAsia="Arial" w:hAnsi="Arial"/>
+                <w:color w:val="444444"/>
+                <w:sz w:val="18"/>
+                <w:szCs w:val="18"/>
+              </w:rPr>
+              <w:t xml:space="preserve">Each row shows: equipment name, type, substation, Schedules button</w:t>
+            </w:r>
+          </w:p>
+          <w:p>
+            <w:pPr>
+              <w:pStyle w:val="ListParagraph"/>
+              <w:numPr>
+                <w:ilvl w:val="0"/>
+                <w:numId w:val="2"/>
+              </w:numPr>
+              <w:spacing w:after="30" w:before="0"/>
+            </w:pPr>
+            <w:r>
+              <w:rPr>
+                <w:rFonts w:ascii="Arial" w:cs="Arial" w:eastAsia="Arial" w:hAnsi="Arial"/>
+                <w:color w:val="444444"/>
+                <w:sz w:val="18"/>
+                <w:szCs w:val="18"/>
+              </w:rPr>
+              <w:t xml:space="preserve">Refresh button visible at top of tab</w:t>
             </w:r>
           </w:p>
         </w:tc>
@@ -32674,7 +32852,7 @@
                 <w:sz w:val="18"/>
                 <w:szCs w:val="18"/>
               </w:rPr>
-              <w:t xml:space="preserve">View schedules pop-up for a unit</w:t>
+              <w:t xml:space="preserve">View Schedules — Power Transformer Unit</w:t>
             </w:r>
           </w:p>
         </w:tc>
@@ -32710,45 +32888,45 @@
                 <w:sz w:val="18"/>
                 <w:szCs w:val="18"/>
               </w:rPr>
-              <w:t xml:space="preserve">Login as EE TLSS</w:t>
-            </w:r>
-          </w:p>
-          <w:p>
-            <w:pPr>
-              <w:pStyle w:val="ListParagraph"/>
-              <w:numPr>
-                <w:ilvl w:val="0"/>
-                <w:numId w:val="2"/>
-              </w:numPr>
-              <w:spacing w:after="30" w:before="0"/>
-            </w:pPr>
-            <w:r>
-              <w:rPr>
-                <w:rFonts w:ascii="Arial" w:cs="Arial" w:eastAsia="Arial" w:hAnsi="Arial"/>
-                <w:color w:val="444444"/>
-                <w:sz w:val="18"/>
-                <w:szCs w:val="18"/>
-              </w:rPr>
-              <w:t xml:space="preserve">Switch to Equipment Schedules tab</w:t>
-            </w:r>
-          </w:p>
-          <w:p>
-            <w:pPr>
-              <w:pStyle w:val="ListParagraph"/>
-              <w:numPr>
-                <w:ilvl w:val="0"/>
-                <w:numId w:val="2"/>
-              </w:numPr>
-              <w:spacing w:after="30" w:before="0"/>
-            </w:pPr>
-            <w:r>
-              <w:rPr>
-                <w:rFonts w:ascii="Arial" w:cs="Arial" w:eastAsia="Arial" w:hAnsi="Arial"/>
-                <w:color w:val="444444"/>
-                <w:sz w:val="18"/>
-                <w:szCs w:val="18"/>
-              </w:rPr>
-              <w:t xml:space="preserve">Tap Schedules on any commissioned unit</w:t>
+              <w:t xml:space="preserve">Login as eetlss@kptcl.com, Test Register &gt; Equipment Schedules tab</w:t>
+            </w:r>
+          </w:p>
+          <w:p>
+            <w:pPr>
+              <w:pStyle w:val="ListParagraph"/>
+              <w:numPr>
+                <w:ilvl w:val="0"/>
+                <w:numId w:val="2"/>
+              </w:numPr>
+              <w:spacing w:after="30" w:before="0"/>
+            </w:pPr>
+            <w:r>
+              <w:rPr>
+                <w:rFonts w:ascii="Arial" w:cs="Arial" w:eastAsia="Arial" w:hAnsi="Arial"/>
+                <w:color w:val="444444"/>
+                <w:sz w:val="18"/>
+                <w:szCs w:val="18"/>
+              </w:rPr>
+              <w:t xml:space="preserve">Find 220 kV Power Transformer T1 in equipment list</w:t>
+            </w:r>
+          </w:p>
+          <w:p>
+            <w:pPr>
+              <w:pStyle w:val="ListParagraph"/>
+              <w:numPr>
+                <w:ilvl w:val="0"/>
+                <w:numId w:val="2"/>
+              </w:numPr>
+              <w:spacing w:after="30" w:before="0"/>
+            </w:pPr>
+            <w:r>
+              <w:rPr>
+                <w:rFonts w:ascii="Arial" w:cs="Arial" w:eastAsia="Arial" w:hAnsi="Arial"/>
+                <w:color w:val="444444"/>
+                <w:sz w:val="18"/>
+                <w:szCs w:val="18"/>
+              </w:rPr>
+              <w:t xml:space="preserve">Tap Schedules button for T1</w:t>
             </w:r>
           </w:p>
         </w:tc>
@@ -32784,45 +32962,45 @@
                 <w:sz w:val="18"/>
                 <w:szCs w:val="18"/>
               </w:rPr>
-              <w:t xml:space="preserve">Pop-up opens showing unit UEIC and type in title</w:t>
-            </w:r>
-          </w:p>
-          <w:p>
-            <w:pPr>
-              <w:pStyle w:val="ListParagraph"/>
-              <w:numPr>
-                <w:ilvl w:val="0"/>
-                <w:numId w:val="2"/>
-              </w:numPr>
-              <w:spacing w:after="30" w:before="0"/>
-            </w:pPr>
-            <w:r>
-              <w:rPr>
-                <w:rFonts w:ascii="Arial" w:cs="Arial" w:eastAsia="Arial" w:hAnsi="Arial"/>
-                <w:color w:val="444444"/>
-                <w:sz w:val="18"/>
-                <w:szCs w:val="18"/>
-              </w:rPr>
-              <w:t xml:space="preserve">Each schedule shows title, next-run date, and frequency label</w:t>
-            </w:r>
-          </w:p>
-          <w:p>
-            <w:pPr>
-              <w:pStyle w:val="ListParagraph"/>
-              <w:numPr>
-                <w:ilvl w:val="0"/>
-                <w:numId w:val="2"/>
-              </w:numPr>
-              <w:spacing w:after="30" w:before="0"/>
-            </w:pPr>
-            <w:r>
-              <w:rPr>
-                <w:rFonts w:ascii="Arial" w:cs="Arial" w:eastAsia="Arial" w:hAnsi="Arial"/>
-                <w:color w:val="444444"/>
-                <w:sz w:val="18"/>
-                <w:szCs w:val="18"/>
-              </w:rPr>
-              <w:t xml:space="preserve">Active schedules only (no templates mixed in)</w:t>
+              <w:t xml:space="preserve">Dialog opens showing all active test schedules for 220 kV PT T1</w:t>
+            </w:r>
+          </w:p>
+          <w:p>
+            <w:pPr>
+              <w:pStyle w:val="ListParagraph"/>
+              <w:numPr>
+                <w:ilvl w:val="0"/>
+                <w:numId w:val="2"/>
+              </w:numPr>
+              <w:spacing w:after="30" w:before="0"/>
+            </w:pPr>
+            <w:r>
+              <w:rPr>
+                <w:rFonts w:ascii="Arial" w:cs="Arial" w:eastAsia="Arial" w:hAnsi="Arial"/>
+                <w:color w:val="444444"/>
+                <w:sz w:val="18"/>
+                <w:szCs w:val="18"/>
+              </w:rPr>
+              <w:t xml:space="preserve">Rows include: Annual IR Test (due 2026-06-01) and Oil Dielectric Test (due 2026-10-01)</w:t>
+            </w:r>
+          </w:p>
+          <w:p>
+            <w:pPr>
+              <w:pStyle w:val="ListParagraph"/>
+              <w:numPr>
+                <w:ilvl w:val="0"/>
+                <w:numId w:val="2"/>
+              </w:numPr>
+              <w:spacing w:after="30" w:before="0"/>
+            </w:pPr>
+            <w:r>
+              <w:rPr>
+                <w:rFonts w:ascii="Arial" w:cs="Arial" w:eastAsia="Arial" w:hAnsi="Arial"/>
+                <w:color w:val="444444"/>
+                <w:sz w:val="18"/>
+                <w:szCs w:val="18"/>
+              </w:rPr>
+              <w:t xml:space="preserve">Each schedule row shows template title, frequency, and next due date</w:t>
             </w:r>
           </w:p>
         </w:tc>
@@ -32926,7 +33104,7 @@
                 <w:sz w:val="18"/>
                 <w:szCs w:val="18"/>
               </w:rPr>
-              <w:t xml:space="preserve">Overdue schedule highlighted red</w:t>
+              <w:t xml:space="preserve">Overdue Schedule Highlighted in Red</w:t>
             </w:r>
           </w:p>
         </w:tc>
@@ -32962,64 +33140,45 @@
                 <w:sz w:val="18"/>
                 <w:szCs w:val="18"/>
               </w:rPr>
-              <w:t xml:space="preserve">Login as EE TLSS</w:t>
-            </w:r>
-          </w:p>
-          <w:p>
-            <w:pPr>
-              <w:pStyle w:val="ListParagraph"/>
-              <w:numPr>
-                <w:ilvl w:val="0"/>
-                <w:numId w:val="2"/>
-              </w:numPr>
-              <w:spacing w:after="30" w:before="0"/>
-            </w:pPr>
-            <w:r>
-              <w:rPr>
-                <w:rFonts w:ascii="Arial" w:cs="Arial" w:eastAsia="Arial" w:hAnsi="Arial"/>
-                <w:color w:val="444444"/>
-                <w:sz w:val="18"/>
-                <w:szCs w:val="18"/>
-              </w:rPr>
-              <w:t xml:space="preserve">Switch to Equipment Schedules tab</w:t>
-            </w:r>
-          </w:p>
-          <w:p>
-            <w:pPr>
-              <w:pStyle w:val="ListParagraph"/>
-              <w:numPr>
-                <w:ilvl w:val="0"/>
-                <w:numId w:val="2"/>
-              </w:numPr>
-              <w:spacing w:after="30" w:before="0"/>
-            </w:pPr>
-            <w:r>
-              <w:rPr>
-                <w:rFonts w:ascii="Arial" w:cs="Arial" w:eastAsia="Arial" w:hAnsi="Arial"/>
-                <w:color w:val="444444"/>
-                <w:sz w:val="18"/>
-                <w:szCs w:val="18"/>
-              </w:rPr>
-              <w:t xml:space="preserve">Tap Schedules on a unit with an overdue test</w:t>
-            </w:r>
-          </w:p>
-          <w:p>
-            <w:pPr>
-              <w:pStyle w:val="ListParagraph"/>
-              <w:numPr>
-                <w:ilvl w:val="0"/>
-                <w:numId w:val="2"/>
-              </w:numPr>
-              <w:spacing w:after="30" w:before="0"/>
-            </w:pPr>
-            <w:r>
-              <w:rPr>
-                <w:rFonts w:ascii="Arial" w:cs="Arial" w:eastAsia="Arial" w:hAnsi="Arial"/>
-                <w:color w:val="444444"/>
-                <w:sz w:val="18"/>
-                <w:szCs w:val="18"/>
-              </w:rPr>
-              <w:t xml:space="preserve">Observe overdue entry</w:t>
+              <w:t xml:space="preserve">Login as eetlss@kptcl.com, Test Register &gt; Equipment Schedules tab</w:t>
+            </w:r>
+          </w:p>
+          <w:p>
+            <w:pPr>
+              <w:pStyle w:val="ListParagraph"/>
+              <w:numPr>
+                <w:ilvl w:val="0"/>
+                <w:numId w:val="2"/>
+              </w:numPr>
+              <w:spacing w:after="30" w:before="0"/>
+            </w:pPr>
+            <w:r>
+              <w:rPr>
+                <w:rFonts w:ascii="Arial" w:cs="Arial" w:eastAsia="Arial" w:hAnsi="Arial"/>
+                <w:color w:val="444444"/>
+                <w:sz w:val="18"/>
+                <w:szCs w:val="18"/>
+              </w:rPr>
+              <w:t xml:space="preserve">Find a unit whose next_run date is earlier than today</w:t>
+            </w:r>
+          </w:p>
+          <w:p>
+            <w:pPr>
+              <w:pStyle w:val="ListParagraph"/>
+              <w:numPr>
+                <w:ilvl w:val="0"/>
+                <w:numId w:val="2"/>
+              </w:numPr>
+              <w:spacing w:after="30" w:before="0"/>
+            </w:pPr>
+            <w:r>
+              <w:rPr>
+                <w:rFonts w:ascii="Arial" w:cs="Arial" w:eastAsia="Arial" w:hAnsi="Arial"/>
+                <w:color w:val="444444"/>
+                <w:sz w:val="18"/>
+                <w:szCs w:val="18"/>
+              </w:rPr>
+              <w:t xml:space="preserve">Tap Schedules for that unit</w:t>
             </w:r>
           </w:p>
         </w:tc>
@@ -33055,45 +33214,45 @@
                 <w:sz w:val="18"/>
                 <w:szCs w:val="18"/>
               </w:rPr>
-              <w:t xml:space="preserve">Overdue schedule shows warning icon in red</w:t>
-            </w:r>
-          </w:p>
-          <w:p>
-            <w:pPr>
-              <w:pStyle w:val="ListParagraph"/>
-              <w:numPr>
-                <w:ilvl w:val="0"/>
-                <w:numId w:val="2"/>
-              </w:numPr>
-              <w:spacing w:after="30" w:before="0"/>
-            </w:pPr>
-            <w:r>
-              <w:rPr>
-                <w:rFonts w:ascii="Arial" w:cs="Arial" w:eastAsia="Arial" w:hAnsi="Arial"/>
-                <w:color w:val="444444"/>
-                <w:sz w:val="18"/>
-                <w:szCs w:val="18"/>
-              </w:rPr>
-              <w:t xml:space="preserve">Red badge displays e.g. '45 d overdue'</w:t>
-            </w:r>
-          </w:p>
-          <w:p>
-            <w:pPr>
-              <w:pStyle w:val="ListParagraph"/>
-              <w:numPr>
-                <w:ilvl w:val="0"/>
-                <w:numId w:val="2"/>
-              </w:numPr>
-              <w:spacing w:after="30" w:before="0"/>
-            </w:pPr>
-            <w:r>
-              <w:rPr>
-                <w:rFonts w:ascii="Arial" w:cs="Arial" w:eastAsia="Arial" w:hAnsi="Arial"/>
-                <w:color w:val="444444"/>
-                <w:sz w:val="18"/>
-                <w:szCs w:val="18"/>
-              </w:rPr>
-              <w:t xml:space="preserve">Non-overdue schedules show green check icon</w:t>
+              <w:t xml:space="preserve">Overdue schedules shown with red/orange highlight in the schedule dialog</w:t>
+            </w:r>
+          </w:p>
+          <w:p>
+            <w:pPr>
+              <w:pStyle w:val="ListParagraph"/>
+              <w:numPr>
+                <w:ilvl w:val="0"/>
+                <w:numId w:val="2"/>
+              </w:numPr>
+              <w:spacing w:after="30" w:before="0"/>
+            </w:pPr>
+            <w:r>
+              <w:rPr>
+                <w:rFonts w:ascii="Arial" w:cs="Arial" w:eastAsia="Arial" w:hAnsi="Arial"/>
+                <w:color w:val="444444"/>
+                <w:sz w:val="18"/>
+                <w:szCs w:val="18"/>
+              </w:rPr>
+              <w:t xml:space="preserve">Overdue indicator label displayed next to the due date</w:t>
+            </w:r>
+          </w:p>
+          <w:p>
+            <w:pPr>
+              <w:pStyle w:val="ListParagraph"/>
+              <w:numPr>
+                <w:ilvl w:val="0"/>
+                <w:numId w:val="2"/>
+              </w:numPr>
+              <w:spacing w:after="30" w:before="0"/>
+            </w:pPr>
+            <w:r>
+              <w:rPr>
+                <w:rFonts w:ascii="Arial" w:cs="Arial" w:eastAsia="Arial" w:hAnsi="Arial"/>
+                <w:color w:val="444444"/>
+                <w:sz w:val="18"/>
+                <w:szCs w:val="18"/>
+              </w:rPr>
+              <w:t xml:space="preserve">On-time schedules displayed in normal text without highlight</w:t>
             </w:r>
           </w:p>
         </w:tc>
@@ -33197,7 +33356,7 @@
                 <w:sz w:val="18"/>
                 <w:szCs w:val="18"/>
               </w:rPr>
-              <w:t xml:space="preserve">Quick action tile on EE TLSS Dashboard</w:t>
+              <w:t xml:space="preserve">Commission Equipment — Auto Schedule Creation</w:t>
             </w:r>
           </w:p>
         </w:tc>
@@ -33233,64 +33392,102 @@
                 <w:sz w:val="18"/>
                 <w:szCs w:val="18"/>
               </w:rPr>
-              <w:t xml:space="preserve">Login as EE TLSS</w:t>
-            </w:r>
-          </w:p>
-          <w:p>
-            <w:pPr>
-              <w:pStyle w:val="ListParagraph"/>
-              <w:numPr>
-                <w:ilvl w:val="0"/>
-                <w:numId w:val="2"/>
-              </w:numPr>
-              <w:spacing w:after="30" w:before="0"/>
-            </w:pPr>
-            <w:r>
-              <w:rPr>
-                <w:rFonts w:ascii="Arial" w:cs="Arial" w:eastAsia="Arial" w:hAnsi="Arial"/>
-                <w:color w:val="444444"/>
-                <w:sz w:val="18"/>
-                <w:szCs w:val="18"/>
-              </w:rPr>
-              <w:t xml:space="preserve">Open EE TLSS Dashboard</w:t>
-            </w:r>
-          </w:p>
-          <w:p>
-            <w:pPr>
-              <w:pStyle w:val="ListParagraph"/>
-              <w:numPr>
-                <w:ilvl w:val="0"/>
-                <w:numId w:val="2"/>
-              </w:numPr>
-              <w:spacing w:after="30" w:before="0"/>
-            </w:pPr>
-            <w:r>
-              <w:rPr>
-                <w:rFonts w:ascii="Arial" w:cs="Arial" w:eastAsia="Arial" w:hAnsi="Arial"/>
-                <w:color w:val="444444"/>
-                <w:sz w:val="18"/>
-                <w:szCs w:val="18"/>
-              </w:rPr>
-              <w:t xml:space="preserve">Scroll Quick Actions row</w:t>
-            </w:r>
-          </w:p>
-          <w:p>
-            <w:pPr>
-              <w:pStyle w:val="ListParagraph"/>
-              <w:numPr>
-                <w:ilvl w:val="0"/>
-                <w:numId w:val="2"/>
-              </w:numPr>
-              <w:spacing w:after="30" w:before="0"/>
-            </w:pPr>
-            <w:r>
-              <w:rPr>
-                <w:rFonts w:ascii="Arial" w:cs="Arial" w:eastAsia="Arial" w:hAnsi="Arial"/>
-                <w:color w:val="444444"/>
-                <w:sz w:val="18"/>
-                <w:szCs w:val="18"/>
-              </w:rPr>
-              <w:t xml:space="preserve">Tap Test Register tile</w:t>
+              <w:t xml:space="preserve">Login as admin@kptcl.com</w:t>
+            </w:r>
+          </w:p>
+          <w:p>
+            <w:pPr>
+              <w:pStyle w:val="ListParagraph"/>
+              <w:numPr>
+                <w:ilvl w:val="0"/>
+                <w:numId w:val="2"/>
+              </w:numPr>
+              <w:spacing w:after="30" w:before="0"/>
+            </w:pPr>
+            <w:r>
+              <w:rPr>
+                <w:rFonts w:ascii="Arial" w:cs="Arial" w:eastAsia="Arial" w:hAnsi="Arial"/>
+                <w:color w:val="444444"/>
+                <w:sz w:val="18"/>
+                <w:szCs w:val="18"/>
+              </w:rPr>
+              <w:t xml:space="preserve">Navigate to Equipment Register &gt; Add New Equipment</w:t>
+            </w:r>
+          </w:p>
+          <w:p>
+            <w:pPr>
+              <w:pStyle w:val="ListParagraph"/>
+              <w:numPr>
+                <w:ilvl w:val="0"/>
+                <w:numId w:val="2"/>
+              </w:numPr>
+              <w:spacing w:after="30" w:before="0"/>
+            </w:pPr>
+            <w:r>
+              <w:rPr>
+                <w:rFonts w:ascii="Arial" w:cs="Arial" w:eastAsia="Arial" w:hAnsi="Arial"/>
+                <w:color w:val="444444"/>
+                <w:sz w:val="18"/>
+                <w:szCs w:val="18"/>
+              </w:rPr>
+              <w:t xml:space="preserve">Enter Type = Power Transformer, Name = 220 kV Transformer T2, Substation = Hebbal 220/11 kV</w:t>
+            </w:r>
+          </w:p>
+          <w:p>
+            <w:pPr>
+              <w:pStyle w:val="ListParagraph"/>
+              <w:numPr>
+                <w:ilvl w:val="0"/>
+                <w:numId w:val="2"/>
+              </w:numPr>
+              <w:spacing w:after="30" w:before="0"/>
+            </w:pPr>
+            <w:r>
+              <w:rPr>
+                <w:rFonts w:ascii="Arial" w:cs="Arial" w:eastAsia="Arial" w:hAnsi="Arial"/>
+                <w:color w:val="444444"/>
+                <w:sz w:val="18"/>
+                <w:szCs w:val="18"/>
+              </w:rPr>
+              <w:t xml:space="preserve">Save equipment</w:t>
+            </w:r>
+          </w:p>
+          <w:p>
+            <w:pPr>
+              <w:pStyle w:val="ListParagraph"/>
+              <w:numPr>
+                <w:ilvl w:val="0"/>
+                <w:numId w:val="2"/>
+              </w:numPr>
+              <w:spacing w:after="30" w:before="0"/>
+            </w:pPr>
+            <w:r>
+              <w:rPr>
+                <w:rFonts w:ascii="Arial" w:cs="Arial" w:eastAsia="Arial" w:hAnsi="Arial"/>
+                <w:color w:val="444444"/>
+                <w:sz w:val="18"/>
+                <w:szCs w:val="18"/>
+              </w:rPr>
+              <w:t xml:space="preserve">Navigate to Test Register &gt; Equipment Schedules tab</w:t>
+            </w:r>
+          </w:p>
+          <w:p>
+            <w:pPr>
+              <w:pStyle w:val="ListParagraph"/>
+              <w:numPr>
+                <w:ilvl w:val="0"/>
+                <w:numId w:val="2"/>
+              </w:numPr>
+              <w:spacing w:after="30" w:before="0"/>
+            </w:pPr>
+            <w:r>
+              <w:rPr>
+                <w:rFonts w:ascii="Arial" w:cs="Arial" w:eastAsia="Arial" w:hAnsi="Arial"/>
+                <w:color w:val="444444"/>
+                <w:sz w:val="18"/>
+                <w:szCs w:val="18"/>
+              </w:rPr>
+              <w:t xml:space="preserve">Find 220 kV Transformer T2 in list and tap Schedules</w:t>
             </w:r>
           </w:p>
         </w:tc>
@@ -33326,26 +33523,64 @@
                 <w:sz w:val="18"/>
                 <w:szCs w:val="18"/>
               </w:rPr>
-              <w:t xml:space="preserve">Navigates directly to Test Register page</w:t>
-            </w:r>
-          </w:p>
-          <w:p>
-            <w:pPr>
-              <w:pStyle w:val="ListParagraph"/>
-              <w:numPr>
-                <w:ilvl w:val="0"/>
-                <w:numId w:val="2"/>
-              </w:numPr>
-              <w:spacing w:after="30" w:before="0"/>
-            </w:pPr>
-            <w:r>
-              <w:rPr>
-                <w:rFonts w:ascii="Arial" w:cs="Arial" w:eastAsia="Arial" w:hAnsi="Arial"/>
-                <w:color w:val="444444"/>
-                <w:sz w:val="18"/>
-                <w:szCs w:val="18"/>
-              </w:rPr>
-              <w:t xml:space="preserve">Catalogue tab is active on arrival</w:t>
+              <w:t xml:space="preserve">T2 appears in Equipment Schedules list immediately after save</w:t>
+            </w:r>
+          </w:p>
+          <w:p>
+            <w:pPr>
+              <w:pStyle w:val="ListParagraph"/>
+              <w:numPr>
+                <w:ilvl w:val="0"/>
+                <w:numId w:val="2"/>
+              </w:numPr>
+              <w:spacing w:after="30" w:before="0"/>
+            </w:pPr>
+            <w:r>
+              <w:rPr>
+                <w:rFonts w:ascii="Arial" w:cs="Arial" w:eastAsia="Arial" w:hAnsi="Arial"/>
+                <w:color w:val="444444"/>
+                <w:sz w:val="18"/>
+                <w:szCs w:val="18"/>
+              </w:rPr>
+              <w:t xml:space="preserve">All active Power Transformer templates auto-commissioned as live schedules</w:t>
+            </w:r>
+          </w:p>
+          <w:p>
+            <w:pPr>
+              <w:pStyle w:val="ListParagraph"/>
+              <w:numPr>
+                <w:ilvl w:val="0"/>
+                <w:numId w:val="2"/>
+              </w:numPr>
+              <w:spacing w:after="30" w:before="0"/>
+            </w:pPr>
+            <w:r>
+              <w:rPr>
+                <w:rFonts w:ascii="Arial" w:cs="Arial" w:eastAsia="Arial" w:hAnsi="Arial"/>
+                <w:color w:val="444444"/>
+                <w:sz w:val="18"/>
+                <w:szCs w:val="18"/>
+              </w:rPr>
+              <w:t xml:space="preserve">Schedule due dates computed from template first_run dates</w:t>
+            </w:r>
+          </w:p>
+          <w:p>
+            <w:pPr>
+              <w:pStyle w:val="ListParagraph"/>
+              <w:numPr>
+                <w:ilvl w:val="0"/>
+                <w:numId w:val="2"/>
+              </w:numPr>
+              <w:spacing w:after="30" w:before="0"/>
+            </w:pPr>
+            <w:r>
+              <w:rPr>
+                <w:rFonts w:ascii="Arial" w:cs="Arial" w:eastAsia="Arial" w:hAnsi="Arial"/>
+                <w:color w:val="444444"/>
+                <w:sz w:val="18"/>
+                <w:szCs w:val="18"/>
+              </w:rPr>
+              <w:t xml:space="preserve">Commissioning is automatic and non-blocking</w:t>
             </w:r>
           </w:p>
         </w:tc>
@@ -33449,7 +33684,7 @@
                 <w:sz w:val="18"/>
                 <w:szCs w:val="18"/>
               </w:rPr>
-              <w:t xml:space="preserve">Refresh templates</w:t>
+              <w:t xml:space="preserve">Alert Reschedule — Shorter Interval after ALERT Result</w:t>
             </w:r>
           </w:p>
         </w:tc>
@@ -33485,45 +33720,64 @@
                 <w:sz w:val="18"/>
                 <w:szCs w:val="18"/>
               </w:rPr>
-              <w:t xml:space="preserve">Login as EE TLSS</w:t>
-            </w:r>
-          </w:p>
-          <w:p>
-            <w:pPr>
-              <w:pStyle w:val="ListParagraph"/>
-              <w:numPr>
-                <w:ilvl w:val="0"/>
-                <w:numId w:val="2"/>
-              </w:numPr>
-              <w:spacing w:after="30" w:before="0"/>
-            </w:pPr>
-            <w:r>
-              <w:rPr>
-                <w:rFonts w:ascii="Arial" w:cs="Arial" w:eastAsia="Arial" w:hAnsi="Arial"/>
-                <w:color w:val="444444"/>
-                <w:sz w:val="18"/>
-                <w:szCs w:val="18"/>
-              </w:rPr>
-              <w:t xml:space="preserve">Open Test Register</w:t>
-            </w:r>
-          </w:p>
-          <w:p>
-            <w:pPr>
-              <w:pStyle w:val="ListParagraph"/>
-              <w:numPr>
-                <w:ilvl w:val="0"/>
-                <w:numId w:val="2"/>
-              </w:numPr>
-              <w:spacing w:after="30" w:before="0"/>
-            </w:pPr>
-            <w:r>
-              <w:rPr>
-                <w:rFonts w:ascii="Arial" w:cs="Arial" w:eastAsia="Arial" w:hAnsi="Arial"/>
-                <w:color w:val="444444"/>
-                <w:sz w:val="18"/>
-                <w:szCs w:val="18"/>
-              </w:rPr>
-              <w:t xml:space="preserve">Tap the Refresh icon in the app bar</w:t>
+              <w:t xml:space="preserve">Login as eetlss@kptcl.com, Test Register &gt; Equipment Schedules tab</w:t>
+            </w:r>
+          </w:p>
+          <w:p>
+            <w:pPr>
+              <w:pStyle w:val="ListParagraph"/>
+              <w:numPr>
+                <w:ilvl w:val="0"/>
+                <w:numId w:val="2"/>
+              </w:numPr>
+              <w:spacing w:after="30" w:before="0"/>
+            </w:pPr>
+            <w:r>
+              <w:rPr>
+                <w:rFonts w:ascii="Arial" w:cs="Arial" w:eastAsia="Arial" w:hAnsi="Arial"/>
+                <w:color w:val="444444"/>
+                <w:sz w:val="18"/>
+                <w:szCs w:val="18"/>
+              </w:rPr>
+              <w:t xml:space="preserve">Open Schedules for a Transformer unit where Oil Dielectric Test has ALERT Override = 30 days</w:t>
+            </w:r>
+          </w:p>
+          <w:p>
+            <w:pPr>
+              <w:pStyle w:val="ListParagraph"/>
+              <w:numPr>
+                <w:ilvl w:val="0"/>
+                <w:numId w:val="2"/>
+              </w:numPr>
+              <w:spacing w:after="30" w:before="0"/>
+            </w:pPr>
+            <w:r>
+              <w:rPr>
+                <w:rFonts w:ascii="Arial" w:cs="Arial" w:eastAsia="Arial" w:hAnsi="Arial"/>
+                <w:color w:val="444444"/>
+                <w:sz w:val="18"/>
+                <w:szCs w:val="18"/>
+              </w:rPr>
+              <w:t xml:space="preserve">The most recent Oil Dielectric result for this unit was ALERT</w:t>
+            </w:r>
+          </w:p>
+          <w:p>
+            <w:pPr>
+              <w:pStyle w:val="ListParagraph"/>
+              <w:numPr>
+                <w:ilvl w:val="0"/>
+                <w:numId w:val="2"/>
+              </w:numPr>
+              <w:spacing w:after="30" w:before="0"/>
+            </w:pPr>
+            <w:r>
+              <w:rPr>
+                <w:rFonts w:ascii="Arial" w:cs="Arial" w:eastAsia="Arial" w:hAnsi="Arial"/>
+                <w:color w:val="444444"/>
+                <w:sz w:val="18"/>
+                <w:szCs w:val="18"/>
+              </w:rPr>
+              <w:t xml:space="preserve">Note the next_run date for Oil Dielectric schedule</w:t>
             </w:r>
           </w:p>
         </w:tc>
@@ -33559,45 +33813,45 @@
                 <w:sz w:val="18"/>
                 <w:szCs w:val="18"/>
               </w:rPr>
-              <w:t xml:space="preserve">Loading indicator shown briefly</w:t>
-            </w:r>
-          </w:p>
-          <w:p>
-            <w:pPr>
-              <w:pStyle w:val="ListParagraph"/>
-              <w:numPr>
-                <w:ilvl w:val="0"/>
-                <w:numId w:val="2"/>
-              </w:numPr>
-              <w:spacing w:after="30" w:before="0"/>
-            </w:pPr>
-            <w:r>
-              <w:rPr>
-                <w:rFonts w:ascii="Arial" w:cs="Arial" w:eastAsia="Arial" w:hAnsi="Arial"/>
-                <w:color w:val="444444"/>
-                <w:sz w:val="18"/>
-                <w:szCs w:val="18"/>
-              </w:rPr>
-              <w:t xml:space="preserve">Template list reloads from server</w:t>
-            </w:r>
-          </w:p>
-          <w:p>
-            <w:pPr>
-              <w:pStyle w:val="ListParagraph"/>
-              <w:numPr>
-                <w:ilvl w:val="0"/>
-                <w:numId w:val="2"/>
-              </w:numPr>
-              <w:spacing w:after="30" w:before="0"/>
-            </w:pPr>
-            <w:r>
-              <w:rPr>
-                <w:rFonts w:ascii="Arial" w:cs="Arial" w:eastAsia="Arial" w:hAnsi="Arial"/>
-                <w:color w:val="444444"/>
-                <w:sz w:val="18"/>
-                <w:szCs w:val="18"/>
-              </w:rPr>
-              <w:t xml:space="preserve">No error message</w:t>
+              <w:t xml:space="preserve">Next due date = date of ALERT result + 30 days (not + 6 months standard)</w:t>
+            </w:r>
+          </w:p>
+          <w:p>
+            <w:pPr>
+              <w:pStyle w:val="ListParagraph"/>
+              <w:numPr>
+                <w:ilvl w:val="0"/>
+                <w:numId w:val="2"/>
+              </w:numPr>
+              <w:spacing w:after="30" w:before="0"/>
+            </w:pPr>
+            <w:r>
+              <w:rPr>
+                <w:rFonts w:ascii="Arial" w:cs="Arial" w:eastAsia="Arial" w:hAnsi="Arial"/>
+                <w:color w:val="444444"/>
+                <w:sz w:val="18"/>
+                <w:szCs w:val="18"/>
+              </w:rPr>
+              <w:t xml:space="preserve">ALERT override active indicator shown in schedule row</w:t>
+            </w:r>
+          </w:p>
+          <w:p>
+            <w:pPr>
+              <w:pStyle w:val="ListParagraph"/>
+              <w:numPr>
+                <w:ilvl w:val="0"/>
+                <w:numId w:val="2"/>
+              </w:numPr>
+              <w:spacing w:after="30" w:before="0"/>
+            </w:pPr>
+            <w:r>
+              <w:rPr>
+                <w:rFonts w:ascii="Arial" w:cs="Arial" w:eastAsia="Arial" w:hAnsi="Arial"/>
+                <w:color w:val="444444"/>
+                <w:sz w:val="18"/>
+                <w:szCs w:val="18"/>
+              </w:rPr>
+              <w:t xml:space="preserve">Standard 6-month schedule resumes after next non-ALERT result</w:t>
             </w:r>
           </w:p>
         </w:tc>
@@ -33701,7 +33955,7 @@
                 <w:sz w:val="18"/>
                 <w:szCs w:val="18"/>
               </w:rPr>
-              <w:t xml:space="preserve">Active badge display</w:t>
+              <w:t xml:space="preserve">Deactivate Template — Admin</w:t>
             </w:r>
           </w:p>
         </w:tc>
@@ -33737,45 +33991,64 @@
                 <w:sz w:val="18"/>
                 <w:szCs w:val="18"/>
               </w:rPr>
-              <w:t xml:space="preserve">Login as EE TLSS</w:t>
-            </w:r>
-          </w:p>
-          <w:p>
-            <w:pPr>
-              <w:pStyle w:val="ListParagraph"/>
-              <w:numPr>
-                <w:ilvl w:val="0"/>
-                <w:numId w:val="2"/>
-              </w:numPr>
-              <w:spacing w:after="30" w:before="0"/>
-            </w:pPr>
-            <w:r>
-              <w:rPr>
-                <w:rFonts w:ascii="Arial" w:cs="Arial" w:eastAsia="Arial" w:hAnsi="Arial"/>
-                <w:color w:val="444444"/>
-                <w:sz w:val="18"/>
-                <w:szCs w:val="18"/>
-              </w:rPr>
-              <w:t xml:space="preserve">Open Test Register</w:t>
-            </w:r>
-          </w:p>
-          <w:p>
-            <w:pPr>
-              <w:pStyle w:val="ListParagraph"/>
-              <w:numPr>
-                <w:ilvl w:val="0"/>
-                <w:numId w:val="2"/>
-              </w:numPr>
-              <w:spacing w:after="30" w:before="0"/>
-            </w:pPr>
-            <w:r>
-              <w:rPr>
-                <w:rFonts w:ascii="Arial" w:cs="Arial" w:eastAsia="Arial" w:hAnsi="Arial"/>
-                <w:color w:val="444444"/>
-                <w:sz w:val="18"/>
-                <w:szCs w:val="18"/>
-              </w:rPr>
-              <w:t xml:space="preserve">Locate an active template card</w:t>
+              <w:t xml:space="preserve">Login as admin@kptcl.com, navigate to Test Register</w:t>
+            </w:r>
+          </w:p>
+          <w:p>
+            <w:pPr>
+              <w:pStyle w:val="ListParagraph"/>
+              <w:numPr>
+                <w:ilvl w:val="0"/>
+                <w:numId w:val="2"/>
+              </w:numPr>
+              <w:spacing w:after="30" w:before="0"/>
+            </w:pPr>
+            <w:r>
+              <w:rPr>
+                <w:rFonts w:ascii="Arial" w:cs="Arial" w:eastAsia="Arial" w:hAnsi="Arial"/>
+                <w:color w:val="444444"/>
+                <w:sz w:val="18"/>
+                <w:szCs w:val="18"/>
+              </w:rPr>
+              <w:t xml:space="preserve">Find Earthing Resistance Test under Isolator</w:t>
+            </w:r>
+          </w:p>
+          <w:p>
+            <w:pPr>
+              <w:pStyle w:val="ListParagraph"/>
+              <w:numPr>
+                <w:ilvl w:val="0"/>
+                <w:numId w:val="2"/>
+              </w:numPr>
+              <w:spacing w:after="30" w:before="0"/>
+            </w:pPr>
+            <w:r>
+              <w:rPr>
+                <w:rFonts w:ascii="Arial" w:cs="Arial" w:eastAsia="Arial" w:hAnsi="Arial"/>
+                <w:color w:val="444444"/>
+                <w:sz w:val="18"/>
+                <w:szCs w:val="18"/>
+              </w:rPr>
+              <w:t xml:space="preserve">Tap Deactivate button on card</w:t>
+            </w:r>
+          </w:p>
+          <w:p>
+            <w:pPr>
+              <w:pStyle w:val="ListParagraph"/>
+              <w:numPr>
+                <w:ilvl w:val="0"/>
+                <w:numId w:val="2"/>
+              </w:numPr>
+              <w:spacing w:after="30" w:before="0"/>
+            </w:pPr>
+            <w:r>
+              <w:rPr>
+                <w:rFonts w:ascii="Arial" w:cs="Arial" w:eastAsia="Arial" w:hAnsi="Arial"/>
+                <w:color w:val="444444"/>
+                <w:sz w:val="18"/>
+                <w:szCs w:val="18"/>
+              </w:rPr>
+              <w:t xml:space="preserve">Confirm deactivation in the confirmation dialog</w:t>
             </w:r>
           </w:p>
         </w:tc>
@@ -33811,26 +34084,45 @@
                 <w:sz w:val="18"/>
                 <w:szCs w:val="18"/>
               </w:rPr>
-              <w:t xml:space="preserve">Green 'Active' badge appears in top-right corner of card</w:t>
-            </w:r>
-          </w:p>
-          <w:p>
-            <w:pPr>
-              <w:pStyle w:val="ListParagraph"/>
-              <w:numPr>
-                <w:ilvl w:val="0"/>
-                <w:numId w:val="2"/>
-              </w:numPr>
-              <w:spacing w:after="30" w:before="0"/>
-            </w:pPr>
-            <w:r>
-              <w:rPr>
-                <w:rFonts w:ascii="Arial" w:cs="Arial" w:eastAsia="Arial" w:hAnsi="Arial"/>
-                <w:color w:val="444444"/>
-                <w:sz w:val="18"/>
-                <w:szCs w:val="18"/>
-              </w:rPr>
-              <w:t xml:space="preserve">Edit and Deactivate buttons are both visible</w:t>
+              <w:t xml:space="preserve">Card status badge changes from Active (green) to Inactive (grey)</w:t>
+            </w:r>
+          </w:p>
+          <w:p>
+            <w:pPr>
+              <w:pStyle w:val="ListParagraph"/>
+              <w:numPr>
+                <w:ilvl w:val="0"/>
+                <w:numId w:val="2"/>
+              </w:numPr>
+              <w:spacing w:after="30" w:before="0"/>
+            </w:pPr>
+            <w:r>
+              <w:rPr>
+                <w:rFonts w:ascii="Arial" w:cs="Arial" w:eastAsia="Arial" w:hAnsi="Arial"/>
+                <w:color w:val="444444"/>
+                <w:sz w:val="18"/>
+                <w:szCs w:val="18"/>
+              </w:rPr>
+              <w:t xml:space="preserve">Template remains visible in catalogue with Inactive status for audit</w:t>
+            </w:r>
+          </w:p>
+          <w:p>
+            <w:pPr>
+              <w:pStyle w:val="ListParagraph"/>
+              <w:numPr>
+                <w:ilvl w:val="0"/>
+                <w:numId w:val="2"/>
+              </w:numPr>
+              <w:spacing w:after="30" w:before="0"/>
+            </w:pPr>
+            <w:r>
+              <w:rPr>
+                <w:rFonts w:ascii="Arial" w:cs="Arial" w:eastAsia="Arial" w:hAnsi="Arial"/>
+                <w:color w:val="444444"/>
+                <w:sz w:val="18"/>
+                <w:szCs w:val="18"/>
+              </w:rPr>
+              <w:t xml:space="preserve">No new schedules generated from this template for future equipment commissions</w:t>
             </w:r>
           </w:p>
         </w:tc>
@@ -33934,7 +34226,7 @@
                 <w:sz w:val="18"/>
                 <w:szCs w:val="18"/>
               </w:rPr>
-              <w:t xml:space="preserve">Inactive badge - no Deactivate button</w:t>
+              <w:t xml:space="preserve">EE TLSS Dashboard — Test Register Quick Action Tile</w:t>
             </w:r>
           </w:p>
         </w:tc>
@@ -33970,45 +34262,64 @@
                 <w:sz w:val="18"/>
                 <w:szCs w:val="18"/>
               </w:rPr>
-              <w:t xml:space="preserve">Login as EE TLSS</w:t>
-            </w:r>
-          </w:p>
-          <w:p>
-            <w:pPr>
-              <w:pStyle w:val="ListParagraph"/>
-              <w:numPr>
-                <w:ilvl w:val="0"/>
-                <w:numId w:val="2"/>
-              </w:numPr>
-              <w:spacing w:after="30" w:before="0"/>
-            </w:pPr>
-            <w:r>
-              <w:rPr>
-                <w:rFonts w:ascii="Arial" w:cs="Arial" w:eastAsia="Arial" w:hAnsi="Arial"/>
-                <w:color w:val="444444"/>
-                <w:sz w:val="18"/>
-                <w:szCs w:val="18"/>
-              </w:rPr>
-              <w:t xml:space="preserve">Open Test Register</w:t>
-            </w:r>
-          </w:p>
-          <w:p>
-            <w:pPr>
-              <w:pStyle w:val="ListParagraph"/>
-              <w:numPr>
-                <w:ilvl w:val="0"/>
-                <w:numId w:val="2"/>
-              </w:numPr>
-              <w:spacing w:after="30" w:before="0"/>
-            </w:pPr>
-            <w:r>
-              <w:rPr>
-                <w:rFonts w:ascii="Arial" w:cs="Arial" w:eastAsia="Arial" w:hAnsi="Arial"/>
-                <w:color w:val="444444"/>
-                <w:sz w:val="18"/>
-                <w:szCs w:val="18"/>
-              </w:rPr>
-              <w:t xml:space="preserve">Locate an inactive template card (after deactivation)</w:t>
+              <w:t xml:space="preserve">Login as eetlss@kptcl.com</w:t>
+            </w:r>
+          </w:p>
+          <w:p>
+            <w:pPr>
+              <w:pStyle w:val="ListParagraph"/>
+              <w:numPr>
+                <w:ilvl w:val="0"/>
+                <w:numId w:val="2"/>
+              </w:numPr>
+              <w:spacing w:after="30" w:before="0"/>
+            </w:pPr>
+            <w:r>
+              <w:rPr>
+                <w:rFonts w:ascii="Arial" w:cs="Arial" w:eastAsia="Arial" w:hAnsi="Arial"/>
+                <w:color w:val="444444"/>
+                <w:sz w:val="18"/>
+                <w:szCs w:val="18"/>
+              </w:rPr>
+              <w:t xml:space="preserve">EE TLSS-role dashboard loads automatically</w:t>
+            </w:r>
+          </w:p>
+          <w:p>
+            <w:pPr>
+              <w:pStyle w:val="ListParagraph"/>
+              <w:numPr>
+                <w:ilvl w:val="0"/>
+                <w:numId w:val="2"/>
+              </w:numPr>
+              <w:spacing w:after="30" w:before="0"/>
+            </w:pPr>
+            <w:r>
+              <w:rPr>
+                <w:rFonts w:ascii="Arial" w:cs="Arial" w:eastAsia="Arial" w:hAnsi="Arial"/>
+                <w:color w:val="444444"/>
+                <w:sz w:val="18"/>
+                <w:szCs w:val="18"/>
+              </w:rPr>
+              <w:t xml:space="preserve">Observe Quick Actions row below KPI strip</w:t>
+            </w:r>
+          </w:p>
+          <w:p>
+            <w:pPr>
+              <w:pStyle w:val="ListParagraph"/>
+              <w:numPr>
+                <w:ilvl w:val="0"/>
+                <w:numId w:val="2"/>
+              </w:numPr>
+              <w:spacing w:after="30" w:before="0"/>
+            </w:pPr>
+            <w:r>
+              <w:rPr>
+                <w:rFonts w:ascii="Arial" w:cs="Arial" w:eastAsia="Arial" w:hAnsi="Arial"/>
+                <w:color w:val="444444"/>
+                <w:sz w:val="18"/>
+                <w:szCs w:val="18"/>
+              </w:rPr>
+              <w:t xml:space="preserve">Tap Test Register tile</w:t>
             </w:r>
           </w:p>
         </w:tc>
@@ -34044,26 +34355,45 @@
                 <w:sz w:val="18"/>
                 <w:szCs w:val="18"/>
               </w:rPr>
-              <w:t xml:space="preserve">Red 'Inactive' badge appears in top-right corner</w:t>
-            </w:r>
-          </w:p>
-          <w:p>
-            <w:pPr>
-              <w:pStyle w:val="ListParagraph"/>
-              <w:numPr>
-                <w:ilvl w:val="0"/>
-                <w:numId w:val="2"/>
-              </w:numPr>
-              <w:spacing w:after="30" w:before="0"/>
-            </w:pPr>
-            <w:r>
-              <w:rPr>
-                <w:rFonts w:ascii="Arial" w:cs="Arial" w:eastAsia="Arial" w:hAnsi="Arial"/>
-                <w:color w:val="444444"/>
-                <w:sz w:val="18"/>
-                <w:szCs w:val="18"/>
-              </w:rPr>
-              <w:t xml:space="preserve">Only Edit button visible - Deactivate button is hidden</w:t>
+              <w:t xml:space="preserve">Quick Actions row shows 4 tiles: Test Register, Equipment, Reports, Alerts</w:t>
+            </w:r>
+          </w:p>
+          <w:p>
+            <w:pPr>
+              <w:pStyle w:val="ListParagraph"/>
+              <w:numPr>
+                <w:ilvl w:val="0"/>
+                <w:numId w:val="2"/>
+              </w:numPr>
+              <w:spacing w:after="30" w:before="0"/>
+            </w:pPr>
+            <w:r>
+              <w:rPr>
+                <w:rFonts w:ascii="Arial" w:cs="Arial" w:eastAsia="Arial" w:hAnsi="Arial"/>
+                <w:color w:val="444444"/>
+                <w:sz w:val="18"/>
+                <w:szCs w:val="18"/>
+              </w:rPr>
+              <w:t xml:space="preserve">Tapping Test Register tile navigates to /test-register route</w:t>
+            </w:r>
+          </w:p>
+          <w:p>
+            <w:pPr>
+              <w:pStyle w:val="ListParagraph"/>
+              <w:numPr>
+                <w:ilvl w:val="0"/>
+                <w:numId w:val="2"/>
+              </w:numPr>
+              <w:spacing w:after="30" w:before="0"/>
+            </w:pPr>
+            <w:r>
+              <w:rPr>
+                <w:rFonts w:ascii="Arial" w:cs="Arial" w:eastAsia="Arial" w:hAnsi="Arial"/>
+                <w:color w:val="444444"/>
+                <w:sz w:val="18"/>
+                <w:szCs w:val="18"/>
+              </w:rPr>
+              <w:t xml:space="preserve">Test Register page loads with Catalogue tab active and templates visible</w:t>
             </w:r>
           </w:p>
         </w:tc>
@@ -34167,7 +34497,7 @@
                 <w:sz w:val="18"/>
                 <w:szCs w:val="18"/>
               </w:rPr>
-              <w:t xml:space="preserve">Non-write role cannot create templates</w:t>
+              <w:t xml:space="preserve">Role Restriction — Originator Cannot Create</w:t>
             </w:r>
           </w:p>
         </w:tc>
@@ -34203,45 +34533,45 @@
                 <w:sz w:val="18"/>
                 <w:szCs w:val="18"/>
               </w:rPr>
-              <w:t xml:space="preserve">Login as AEE Maintenance</w:t>
-            </w:r>
-          </w:p>
-          <w:p>
-            <w:pPr>
-              <w:pStyle w:val="ListParagraph"/>
-              <w:numPr>
-                <w:ilvl w:val="0"/>
-                <w:numId w:val="2"/>
-              </w:numPr>
-              <w:spacing w:after="30" w:before="0"/>
-            </w:pPr>
-            <w:r>
-              <w:rPr>
-                <w:rFonts w:ascii="Arial" w:cs="Arial" w:eastAsia="Arial" w:hAnsi="Arial"/>
-                <w:color w:val="444444"/>
-                <w:sz w:val="18"/>
-                <w:szCs w:val="18"/>
-              </w:rPr>
-              <w:t xml:space="preserve">Navigate to Test Register</w:t>
-            </w:r>
-          </w:p>
-          <w:p>
-            <w:pPr>
-              <w:pStyle w:val="ListParagraph"/>
-              <w:numPr>
-                <w:ilvl w:val="0"/>
-                <w:numId w:val="2"/>
-              </w:numPr>
-              <w:spacing w:after="30" w:before="0"/>
-            </w:pPr>
-            <w:r>
-              <w:rPr>
-                <w:rFonts w:ascii="Arial" w:cs="Arial" w:eastAsia="Arial" w:hAnsi="Arial"/>
-                <w:color w:val="444444"/>
-                <w:sz w:val="18"/>
-                <w:szCs w:val="18"/>
-              </w:rPr>
-              <w:t xml:space="preserve">Inspect the Catalogue tab</w:t>
+              <w:t xml:space="preserve">Login as originator@kptcl.com</w:t>
+            </w:r>
+          </w:p>
+          <w:p>
+            <w:pPr>
+              <w:pStyle w:val="ListParagraph"/>
+              <w:numPr>
+                <w:ilvl w:val="0"/>
+                <w:numId w:val="2"/>
+              </w:numPr>
+              <w:spacing w:after="30" w:before="0"/>
+            </w:pPr>
+            <w:r>
+              <w:rPr>
+                <w:rFonts w:ascii="Arial" w:cs="Arial" w:eastAsia="Arial" w:hAnsi="Arial"/>
+                <w:color w:val="444444"/>
+                <w:sz w:val="18"/>
+                <w:szCs w:val="18"/>
+              </w:rPr>
+              <w:t xml:space="preserve">Navigate to Test Register &gt; Catalogue tab</w:t>
+            </w:r>
+          </w:p>
+          <w:p>
+            <w:pPr>
+              <w:pStyle w:val="ListParagraph"/>
+              <w:numPr>
+                <w:ilvl w:val="0"/>
+                <w:numId w:val="2"/>
+              </w:numPr>
+              <w:spacing w:after="30" w:before="0"/>
+            </w:pPr>
+            <w:r>
+              <w:rPr>
+                <w:rFonts w:ascii="Arial" w:cs="Arial" w:eastAsia="Arial" w:hAnsi="Arial"/>
+                <w:color w:val="444444"/>
+                <w:sz w:val="18"/>
+                <w:szCs w:val="18"/>
+              </w:rPr>
+              <w:t xml:space="preserve">Inspect page for the + Add Template FAB button</w:t>
             </w:r>
           </w:p>
         </w:tc>
@@ -34277,45 +34607,45 @@
                 <w:sz w:val="18"/>
                 <w:szCs w:val="18"/>
               </w:rPr>
-              <w:t xml:space="preserve">+ Add Template FAB is NOT visible</w:t>
-            </w:r>
-          </w:p>
-          <w:p>
-            <w:pPr>
-              <w:pStyle w:val="ListParagraph"/>
-              <w:numPr>
-                <w:ilvl w:val="0"/>
-                <w:numId w:val="2"/>
-              </w:numPr>
-              <w:spacing w:after="30" w:before="0"/>
-            </w:pPr>
-            <w:r>
-              <w:rPr>
-                <w:rFonts w:ascii="Arial" w:cs="Arial" w:eastAsia="Arial" w:hAnsi="Arial"/>
-                <w:color w:val="444444"/>
-                <w:sz w:val="18"/>
-                <w:szCs w:val="18"/>
-              </w:rPr>
-              <w:t xml:space="preserve">No Edit or Deactivate buttons on any card</w:t>
-            </w:r>
-          </w:p>
-          <w:p>
-            <w:pPr>
-              <w:pStyle w:val="ListParagraph"/>
-              <w:numPr>
-                <w:ilvl w:val="0"/>
-                <w:numId w:val="2"/>
-              </w:numPr>
-              <w:spacing w:after="30" w:before="0"/>
-            </w:pPr>
-            <w:r>
-              <w:rPr>
-                <w:rFonts w:ascii="Arial" w:cs="Arial" w:eastAsia="Arial" w:hAnsi="Arial"/>
-                <w:color w:val="444444"/>
-                <w:sz w:val="18"/>
-                <w:szCs w:val="18"/>
-              </w:rPr>
-              <w:t xml:space="preserve">Role is read-only for this module</w:t>
+              <w:t xml:space="preserve">+ FAB button is absent for Originator role</w:t>
+            </w:r>
+          </w:p>
+          <w:p>
+            <w:pPr>
+              <w:pStyle w:val="ListParagraph"/>
+              <w:numPr>
+                <w:ilvl w:val="0"/>
+                <w:numId w:val="2"/>
+              </w:numPr>
+              <w:spacing w:after="30" w:before="0"/>
+            </w:pPr>
+            <w:r>
+              <w:rPr>
+                <w:rFonts w:ascii="Arial" w:cs="Arial" w:eastAsia="Arial" w:hAnsi="Arial"/>
+                <w:color w:val="444444"/>
+                <w:sz w:val="18"/>
+                <w:szCs w:val="18"/>
+              </w:rPr>
+              <w:t xml:space="preserve">No Create Template option accessible anywhere on page</w:t>
+            </w:r>
+          </w:p>
+          <w:p>
+            <w:pPr>
+              <w:pStyle w:val="ListParagraph"/>
+              <w:numPr>
+                <w:ilvl w:val="0"/>
+                <w:numId w:val="2"/>
+              </w:numPr>
+              <w:spacing w:after="30" w:before="0"/>
+            </w:pPr>
+            <w:r>
+              <w:rPr>
+                <w:rFonts w:ascii="Arial" w:cs="Arial" w:eastAsia="Arial" w:hAnsi="Arial"/>
+                <w:color w:val="444444"/>
+                <w:sz w:val="18"/>
+                <w:szCs w:val="18"/>
+              </w:rPr>
+              <w:t xml:space="preserve">Catalogue is displayed read-only</w:t>
             </w:r>
           </w:p>
         </w:tc>
@@ -34328,28 +34658,28 @@
               <w:bottom w:val="single" w:color="CCCCCC" w:sz="1"/>
               <w:right w:val="single" w:color="CCCCCC" w:sz="1"/>
             </w:tcBorders>
-            <w:shd w:fill="E8F5E9" w:val="clear"/>
-            <w:tcMar>
-              <w:top w:type="dxa" w:w="60"/>
-              <w:left w:type="dxa" w:w="100"/>
-              <w:bottom w:type="dxa" w:w="60"/>
-              <w:right w:type="dxa" w:w="100"/>
-            </w:tcMar>
-          </w:tcPr>
-          <w:p>
-            <w:pPr>
-              <w:jc w:val="center"/>
-            </w:pPr>
-            <w:r>
-              <w:rPr>
-                <w:rFonts w:ascii="Arial" w:cs="Arial" w:eastAsia="Arial" w:hAnsi="Arial"/>
-                <w:b/>
-                <w:bCs/>
-                <w:color w:val="1A7340"/>
-                <w:sz w:val="18"/>
-                <w:szCs w:val="18"/>
-              </w:rPr>
-              <w:t xml:space="preserve">PASS</w:t>
+            <w:shd w:fill="FFEBEE" w:val="clear"/>
+            <w:tcMar>
+              <w:top w:type="dxa" w:w="60"/>
+              <w:left w:type="dxa" w:w="100"/>
+              <w:bottom w:type="dxa" w:w="60"/>
+              <w:right w:type="dxa" w:w="100"/>
+            </w:tcMar>
+          </w:tcPr>
+          <w:p>
+            <w:pPr>
+              <w:jc w:val="center"/>
+            </w:pPr>
+            <w:r>
+              <w:rPr>
+                <w:rFonts w:ascii="Arial" w:cs="Arial" w:eastAsia="Arial" w:hAnsi="Arial"/>
+                <w:b/>
+                <w:bCs/>
+                <w:color w:val="B71C1C"/>
+                <w:sz w:val="18"/>
+                <w:szCs w:val="18"/>
+              </w:rPr>
+              <w:t xml:space="preserve">FAIL</w:t>
             </w:r>
           </w:p>
         </w:tc>
@@ -34419,7 +34749,7 @@
                 <w:sz w:val="18"/>
                 <w:szCs w:val="18"/>
               </w:rPr>
-              <w:t xml:space="preserve">Originator - read only confirmed</w:t>
+              <w:t xml:space="preserve">Role Restriction — Tester Cannot Edit or Deactivate</w:t>
             </w:r>
           </w:p>
         </w:tc>
@@ -34455,45 +34785,45 @@
                 <w:sz w:val="18"/>
                 <w:szCs w:val="18"/>
               </w:rPr>
-              <w:t xml:space="preserve">Login as Originator</w:t>
-            </w:r>
-          </w:p>
-          <w:p>
-            <w:pPr>
-              <w:pStyle w:val="ListParagraph"/>
-              <w:numPr>
-                <w:ilvl w:val="0"/>
-                <w:numId w:val="2"/>
-              </w:numPr>
-              <w:spacing w:after="30" w:before="0"/>
-            </w:pPr>
-            <w:r>
-              <w:rPr>
-                <w:rFonts w:ascii="Arial" w:cs="Arial" w:eastAsia="Arial" w:hAnsi="Arial"/>
-                <w:color w:val="444444"/>
-                <w:sz w:val="18"/>
-                <w:szCs w:val="18"/>
-              </w:rPr>
-              <w:t xml:space="preserve">Open Test Register</w:t>
-            </w:r>
-          </w:p>
-          <w:p>
-            <w:pPr>
-              <w:pStyle w:val="ListParagraph"/>
-              <w:numPr>
-                <w:ilvl w:val="0"/>
-                <w:numId w:val="2"/>
-              </w:numPr>
-              <w:spacing w:after="30" w:before="0"/>
-            </w:pPr>
-            <w:r>
-              <w:rPr>
-                <w:rFonts w:ascii="Arial" w:cs="Arial" w:eastAsia="Arial" w:hAnsi="Arial"/>
-                <w:color w:val="444444"/>
-                <w:sz w:val="18"/>
-                <w:szCs w:val="18"/>
-              </w:rPr>
-              <w:t xml:space="preserve">Attempt to POST /test-register/ directly via API</w:t>
+              <w:t xml:space="preserve">Login as see.rt@kptcl.com (Tester role)</w:t>
+            </w:r>
+          </w:p>
+          <w:p>
+            <w:pPr>
+              <w:pStyle w:val="ListParagraph"/>
+              <w:numPr>
+                <w:ilvl w:val="0"/>
+                <w:numId w:val="2"/>
+              </w:numPr>
+              <w:spacing w:after="30" w:before="0"/>
+            </w:pPr>
+            <w:r>
+              <w:rPr>
+                <w:rFonts w:ascii="Arial" w:cs="Arial" w:eastAsia="Arial" w:hAnsi="Arial"/>
+                <w:color w:val="444444"/>
+                <w:sz w:val="18"/>
+                <w:szCs w:val="18"/>
+              </w:rPr>
+              <w:t xml:space="preserve">Navigate to Test Register via Navigation Drawer</w:t>
+            </w:r>
+          </w:p>
+          <w:p>
+            <w:pPr>
+              <w:pStyle w:val="ListParagraph"/>
+              <w:numPr>
+                <w:ilvl w:val="0"/>
+                <w:numId w:val="2"/>
+              </w:numPr>
+              <w:spacing w:after="30" w:before="0"/>
+            </w:pPr>
+            <w:r>
+              <w:rPr>
+                <w:rFonts w:ascii="Arial" w:cs="Arial" w:eastAsia="Arial" w:hAnsi="Arial"/>
+                <w:color w:val="444444"/>
+                <w:sz w:val="18"/>
+                <w:szCs w:val="18"/>
+              </w:rPr>
+              <w:t xml:space="preserve">Inspect individual template cards</w:t>
             </w:r>
           </w:p>
         </w:tc>
@@ -34529,45 +34859,45 @@
                 <w:sz w:val="18"/>
                 <w:szCs w:val="18"/>
               </w:rPr>
-              <w:t xml:space="preserve">UI: no write controls visible</w:t>
-            </w:r>
-          </w:p>
-          <w:p>
-            <w:pPr>
-              <w:pStyle w:val="ListParagraph"/>
-              <w:numPr>
-                <w:ilvl w:val="0"/>
-                <w:numId w:val="2"/>
-              </w:numPr>
-              <w:spacing w:after="30" w:before="0"/>
-            </w:pPr>
-            <w:r>
-              <w:rPr>
-                <w:rFonts w:ascii="Arial" w:cs="Arial" w:eastAsia="Arial" w:hAnsi="Arial"/>
-                <w:color w:val="444444"/>
-                <w:sz w:val="18"/>
-                <w:szCs w:val="18"/>
-              </w:rPr>
-              <w:t xml:space="preserve">API: HTTP 403 Forbidden returned</w:t>
-            </w:r>
-          </w:p>
-          <w:p>
-            <w:pPr>
-              <w:pStyle w:val="ListParagraph"/>
-              <w:numPr>
-                <w:ilvl w:val="0"/>
-                <w:numId w:val="2"/>
-              </w:numPr>
-              <w:spacing w:after="30" w:before="0"/>
-            </w:pPr>
-            <w:r>
-              <w:rPr>
-                <w:rFonts w:ascii="Arial" w:cs="Arial" w:eastAsia="Arial" w:hAnsi="Arial"/>
-                <w:color w:val="444444"/>
-                <w:sz w:val="18"/>
-                <w:szCs w:val="18"/>
-              </w:rPr>
-              <w:t xml:space="preserve">Error detail: 'Write access restricted to EE TLSS, Department Head, Admin'</w:t>
+              <w:t xml:space="preserve">Edit button not visible on any card</w:t>
+            </w:r>
+          </w:p>
+          <w:p>
+            <w:pPr>
+              <w:pStyle w:val="ListParagraph"/>
+              <w:numPr>
+                <w:ilvl w:val="0"/>
+                <w:numId w:val="2"/>
+              </w:numPr>
+              <w:spacing w:after="30" w:before="0"/>
+            </w:pPr>
+            <w:r>
+              <w:rPr>
+                <w:rFonts w:ascii="Arial" w:cs="Arial" w:eastAsia="Arial" w:hAnsi="Arial"/>
+                <w:color w:val="444444"/>
+                <w:sz w:val="18"/>
+                <w:szCs w:val="18"/>
+              </w:rPr>
+              <w:t xml:space="preserve">Deactivate button not visible on any card</w:t>
+            </w:r>
+          </w:p>
+          <w:p>
+            <w:pPr>
+              <w:pStyle w:val="ListParagraph"/>
+              <w:numPr>
+                <w:ilvl w:val="0"/>
+                <w:numId w:val="2"/>
+              </w:numPr>
+              <w:spacing w:after="30" w:before="0"/>
+            </w:pPr>
+            <w:r>
+              <w:rPr>
+                <w:rFonts w:ascii="Arial" w:cs="Arial" w:eastAsia="Arial" w:hAnsi="Arial"/>
+                <w:color w:val="444444"/>
+                <w:sz w:val="18"/>
+                <w:szCs w:val="18"/>
+              </w:rPr>
+              <w:t xml:space="preserve">Read-only view identical to Originator access level</w:t>
             </w:r>
           </w:p>
         </w:tc>
@@ -34580,28 +34910,28 @@
               <w:bottom w:val="single" w:color="CCCCCC" w:sz="1"/>
               <w:right w:val="single" w:color="CCCCCC" w:sz="1"/>
             </w:tcBorders>
-            <w:shd w:fill="E8F5E9" w:val="clear"/>
-            <w:tcMar>
-              <w:top w:type="dxa" w:w="60"/>
-              <w:left w:type="dxa" w:w="100"/>
-              <w:bottom w:type="dxa" w:w="60"/>
-              <w:right w:type="dxa" w:w="100"/>
-            </w:tcMar>
-          </w:tcPr>
-          <w:p>
-            <w:pPr>
-              <w:jc w:val="center"/>
-            </w:pPr>
-            <w:r>
-              <w:rPr>
-                <w:rFonts w:ascii="Arial" w:cs="Arial" w:eastAsia="Arial" w:hAnsi="Arial"/>
-                <w:b/>
-                <w:bCs/>
-                <w:color w:val="1A7340"/>
-                <w:sz w:val="18"/>
-                <w:szCs w:val="18"/>
-              </w:rPr>
-              <w:t xml:space="preserve">PASS</w:t>
+            <w:shd w:fill="FFEBEE" w:val="clear"/>
+            <w:tcMar>
+              <w:top w:type="dxa" w:w="60"/>
+              <w:left w:type="dxa" w:w="100"/>
+              <w:bottom w:type="dxa" w:w="60"/>
+              <w:right w:type="dxa" w:w="100"/>
+            </w:tcMar>
+          </w:tcPr>
+          <w:p>
+            <w:pPr>
+              <w:jc w:val="center"/>
+            </w:pPr>
+            <w:r>
+              <w:rPr>
+                <w:rFonts w:ascii="Arial" w:cs="Arial" w:eastAsia="Arial" w:hAnsi="Arial"/>
+                <w:b/>
+                <w:bCs/>
+                <w:color w:val="B71C1C"/>
+                <w:sz w:val="18"/>
+                <w:szCs w:val="18"/>
+              </w:rPr>
+              <w:t xml:space="preserve">FAIL</w:t>
             </w:r>
           </w:p>
         </w:tc>
@@ -34671,7 +35001,7 @@
                 <w:sz w:val="18"/>
                 <w:szCs w:val="18"/>
               </w:rPr>
-              <w:t xml:space="preserve">Create with missing required field</w:t>
+              <w:t xml:space="preserve">Validation — Title Required on Create</w:t>
             </w:r>
           </w:p>
         </w:tc>
@@ -34707,121 +35037,102 @@
                 <w:sz w:val="18"/>
                 <w:szCs w:val="18"/>
               </w:rPr>
-              <w:t xml:space="preserve">Login as EE TLSS</w:t>
-            </w:r>
-          </w:p>
-          <w:p>
-            <w:pPr>
-              <w:pStyle w:val="ListParagraph"/>
-              <w:numPr>
-                <w:ilvl w:val="0"/>
-                <w:numId w:val="2"/>
-              </w:numPr>
-              <w:spacing w:after="30" w:before="0"/>
-            </w:pPr>
-            <w:r>
-              <w:rPr>
-                <w:rFonts w:ascii="Arial" w:cs="Arial" w:eastAsia="Arial" w:hAnsi="Arial"/>
-                <w:color w:val="444444"/>
-                <w:sz w:val="18"/>
-                <w:szCs w:val="18"/>
-              </w:rPr>
-              <w:t xml:space="preserve">Tap + Add Template</w:t>
-            </w:r>
-          </w:p>
-          <w:p>
-            <w:pPr>
-              <w:pStyle w:val="ListParagraph"/>
-              <w:numPr>
-                <w:ilvl w:val="0"/>
-                <w:numId w:val="2"/>
-              </w:numPr>
-              <w:spacing w:after="30" w:before="0"/>
-            </w:pPr>
-            <w:r>
-              <w:rPr>
-                <w:rFonts w:ascii="Arial" w:cs="Arial" w:eastAsia="Arial" w:hAnsi="Arial"/>
-                <w:color w:val="444444"/>
-                <w:sz w:val="18"/>
-                <w:szCs w:val="18"/>
-              </w:rPr>
-              <w:t xml:space="preserve">Select Equipment Type</w:t>
-            </w:r>
-          </w:p>
-          <w:p>
-            <w:pPr>
-              <w:pStyle w:val="ListParagraph"/>
-              <w:numPr>
-                <w:ilvl w:val="0"/>
-                <w:numId w:val="2"/>
-              </w:numPr>
-              <w:spacing w:after="30" w:before="0"/>
-            </w:pPr>
-            <w:r>
-              <w:rPr>
-                <w:rFonts w:ascii="Arial" w:cs="Arial" w:eastAsia="Arial" w:hAnsi="Arial"/>
-                <w:color w:val="444444"/>
-                <w:sz w:val="18"/>
-                <w:szCs w:val="18"/>
-              </w:rPr>
-              <w:t xml:space="preserve">Leave Title empty</w:t>
-            </w:r>
-          </w:p>
-          <w:p>
-            <w:pPr>
-              <w:pStyle w:val="ListParagraph"/>
-              <w:numPr>
-                <w:ilvl w:val="0"/>
-                <w:numId w:val="2"/>
-              </w:numPr>
-              <w:spacing w:after="30" w:before="0"/>
-            </w:pPr>
-            <w:r>
-              <w:rPr>
-                <w:rFonts w:ascii="Arial" w:cs="Arial" w:eastAsia="Arial" w:hAnsi="Arial"/>
-                <w:color w:val="444444"/>
-                <w:sz w:val="18"/>
-                <w:szCs w:val="18"/>
-              </w:rPr>
-              <w:t xml:space="preserve">Select Frequency</w:t>
-            </w:r>
-          </w:p>
-          <w:p>
-            <w:pPr>
-              <w:pStyle w:val="ListParagraph"/>
-              <w:numPr>
-                <w:ilvl w:val="0"/>
-                <w:numId w:val="2"/>
-              </w:numPr>
-              <w:spacing w:after="30" w:before="0"/>
-            </w:pPr>
-            <w:r>
-              <w:rPr>
-                <w:rFonts w:ascii="Arial" w:cs="Arial" w:eastAsia="Arial" w:hAnsi="Arial"/>
-                <w:color w:val="444444"/>
-                <w:sz w:val="18"/>
-                <w:szCs w:val="18"/>
-              </w:rPr>
-              <w:t xml:space="preserve">Enter First Run Date</w:t>
-            </w:r>
-          </w:p>
-          <w:p>
-            <w:pPr>
-              <w:pStyle w:val="ListParagraph"/>
-              <w:numPr>
-                <w:ilvl w:val="0"/>
-                <w:numId w:val="2"/>
-              </w:numPr>
-              <w:spacing w:after="30" w:before="0"/>
-            </w:pPr>
-            <w:r>
-              <w:rPr>
-                <w:rFonts w:ascii="Arial" w:cs="Arial" w:eastAsia="Arial" w:hAnsi="Arial"/>
-                <w:color w:val="444444"/>
-                <w:sz w:val="18"/>
-                <w:szCs w:val="18"/>
-              </w:rPr>
-              <w:t xml:space="preserve">Tap Create</w:t>
+              <w:t xml:space="preserve">Login as eetlss@kptcl.com, navigate to Test Register</w:t>
+            </w:r>
+          </w:p>
+          <w:p>
+            <w:pPr>
+              <w:pStyle w:val="ListParagraph"/>
+              <w:numPr>
+                <w:ilvl w:val="0"/>
+                <w:numId w:val="2"/>
+              </w:numPr>
+              <w:spacing w:after="30" w:before="0"/>
+            </w:pPr>
+            <w:r>
+              <w:rPr>
+                <w:rFonts w:ascii="Arial" w:cs="Arial" w:eastAsia="Arial" w:hAnsi="Arial"/>
+                <w:color w:val="444444"/>
+                <w:sz w:val="18"/>
+                <w:szCs w:val="18"/>
+              </w:rPr>
+              <w:t xml:space="preserve">Tap + FAB</w:t>
+            </w:r>
+          </w:p>
+          <w:p>
+            <w:pPr>
+              <w:pStyle w:val="ListParagraph"/>
+              <w:numPr>
+                <w:ilvl w:val="0"/>
+                <w:numId w:val="2"/>
+              </w:numPr>
+              <w:spacing w:after="30" w:before="0"/>
+            </w:pPr>
+            <w:r>
+              <w:rPr>
+                <w:rFonts w:ascii="Arial" w:cs="Arial" w:eastAsia="Arial" w:hAnsi="Arial"/>
+                <w:color w:val="444444"/>
+                <w:sz w:val="18"/>
+                <w:szCs w:val="18"/>
+              </w:rPr>
+              <w:t xml:space="preserve">Select Equipment Type = Current Transformer</w:t>
+            </w:r>
+          </w:p>
+          <w:p>
+            <w:pPr>
+              <w:pStyle w:val="ListParagraph"/>
+              <w:numPr>
+                <w:ilvl w:val="0"/>
+                <w:numId w:val="2"/>
+              </w:numPr>
+              <w:spacing w:after="30" w:before="0"/>
+            </w:pPr>
+            <w:r>
+              <w:rPr>
+                <w:rFonts w:ascii="Arial" w:cs="Arial" w:eastAsia="Arial" w:hAnsi="Arial"/>
+                <w:color w:val="444444"/>
+                <w:sz w:val="18"/>
+                <w:szCs w:val="18"/>
+              </w:rPr>
+              <w:t xml:space="preserve">Select Frequency = Annual (1 year), set First Run Date = 2026-06-01</w:t>
+            </w:r>
+          </w:p>
+          <w:p>
+            <w:pPr>
+              <w:pStyle w:val="ListParagraph"/>
+              <w:numPr>
+                <w:ilvl w:val="0"/>
+                <w:numId w:val="2"/>
+              </w:numPr>
+              <w:spacing w:after="30" w:before="0"/>
+            </w:pPr>
+            <w:r>
+              <w:rPr>
+                <w:rFonts w:ascii="Arial" w:cs="Arial" w:eastAsia="Arial" w:hAnsi="Arial"/>
+                <w:color w:val="444444"/>
+                <w:sz w:val="18"/>
+                <w:szCs w:val="18"/>
+              </w:rPr>
+              <w:t xml:space="preserve">Leave Title field blank</w:t>
+            </w:r>
+          </w:p>
+          <w:p>
+            <w:pPr>
+              <w:pStyle w:val="ListParagraph"/>
+              <w:numPr>
+                <w:ilvl w:val="0"/>
+                <w:numId w:val="2"/>
+              </w:numPr>
+              <w:spacing w:after="30" w:before="0"/>
+            </w:pPr>
+            <w:r>
+              <w:rPr>
+                <w:rFonts w:ascii="Arial" w:cs="Arial" w:eastAsia="Arial" w:hAnsi="Arial"/>
+                <w:color w:val="444444"/>
+                <w:sz w:val="18"/>
+                <w:szCs w:val="18"/>
+              </w:rPr>
+              <w:t xml:space="preserve">Tap Save</w:t>
             </w:r>
           </w:p>
         </w:tc>
@@ -34857,45 +35168,45 @@
                 <w:sz w:val="18"/>
                 <w:szCs w:val="18"/>
               </w:rPr>
-              <w:t xml:space="preserve">Form validation error: 'Required' shown under Title field</w:t>
-            </w:r>
-          </w:p>
-          <w:p>
-            <w:pPr>
-              <w:pStyle w:val="ListParagraph"/>
-              <w:numPr>
-                <w:ilvl w:val="0"/>
-                <w:numId w:val="2"/>
-              </w:numPr>
-              <w:spacing w:after="30" w:before="0"/>
-            </w:pPr>
-            <w:r>
-              <w:rPr>
-                <w:rFonts w:ascii="Arial" w:cs="Arial" w:eastAsia="Arial" w:hAnsi="Arial"/>
-                <w:color w:val="444444"/>
-                <w:sz w:val="18"/>
-                <w:szCs w:val="18"/>
-              </w:rPr>
-              <w:t xml:space="preserve">API call is NOT made</w:t>
-            </w:r>
-          </w:p>
-          <w:p>
-            <w:pPr>
-              <w:pStyle w:val="ListParagraph"/>
-              <w:numPr>
-                <w:ilvl w:val="0"/>
-                <w:numId w:val="2"/>
-              </w:numPr>
-              <w:spacing w:after="30" w:before="0"/>
-            </w:pPr>
-            <w:r>
-              <w:rPr>
-                <w:rFonts w:ascii="Arial" w:cs="Arial" w:eastAsia="Arial" w:hAnsi="Arial"/>
-                <w:color w:val="444444"/>
-                <w:sz w:val="18"/>
-                <w:szCs w:val="18"/>
-              </w:rPr>
-              <w:t xml:space="preserve">Dialog remains open</w:t>
+              <w:t xml:space="preserve">Save blocked by form validation</w:t>
+            </w:r>
+          </w:p>
+          <w:p>
+            <w:pPr>
+              <w:pStyle w:val="ListParagraph"/>
+              <w:numPr>
+                <w:ilvl w:val="0"/>
+                <w:numId w:val="2"/>
+              </w:numPr>
+              <w:spacing w:after="30" w:before="0"/>
+            </w:pPr>
+            <w:r>
+              <w:rPr>
+                <w:rFonts w:ascii="Arial" w:cs="Arial" w:eastAsia="Arial" w:hAnsi="Arial"/>
+                <w:color w:val="444444"/>
+                <w:sz w:val="18"/>
+                <w:szCs w:val="18"/>
+              </w:rPr>
+              <w:t xml:space="preserve">Error message Title is required shown under Title field</w:t>
+            </w:r>
+          </w:p>
+          <w:p>
+            <w:pPr>
+              <w:pStyle w:val="ListParagraph"/>
+              <w:numPr>
+                <w:ilvl w:val="0"/>
+                <w:numId w:val="2"/>
+              </w:numPr>
+              <w:spacing w:after="30" w:before="0"/>
+            </w:pPr>
+            <w:r>
+              <w:rPr>
+                <w:rFonts w:ascii="Arial" w:cs="Arial" w:eastAsia="Arial" w:hAnsi="Arial"/>
+                <w:color w:val="444444"/>
+                <w:sz w:val="18"/>
+                <w:szCs w:val="18"/>
+              </w:rPr>
+              <w:t xml:space="preserve">Form remains open for correction, no template created</w:t>
             </w:r>
           </w:p>
         </w:tc>
@@ -34908,28 +35219,28 @@
               <w:bottom w:val="single" w:color="CCCCCC" w:sz="1"/>
               <w:right w:val="single" w:color="CCCCCC" w:sz="1"/>
             </w:tcBorders>
-            <w:shd w:fill="E8F5E9" w:val="clear"/>
-            <w:tcMar>
-              <w:top w:type="dxa" w:w="60"/>
-              <w:left w:type="dxa" w:w="100"/>
-              <w:bottom w:type="dxa" w:w="60"/>
-              <w:right w:type="dxa" w:w="100"/>
-            </w:tcMar>
-          </w:tcPr>
-          <w:p>
-            <w:pPr>
-              <w:jc w:val="center"/>
-            </w:pPr>
-            <w:r>
-              <w:rPr>
-                <w:rFonts w:ascii="Arial" w:cs="Arial" w:eastAsia="Arial" w:hAnsi="Arial"/>
-                <w:b/>
-                <w:bCs/>
-                <w:color w:val="1A7340"/>
-                <w:sz w:val="18"/>
-                <w:szCs w:val="18"/>
-              </w:rPr>
-              <w:t xml:space="preserve">PASS</w:t>
+            <w:shd w:fill="FFEBEE" w:val="clear"/>
+            <w:tcMar>
+              <w:top w:type="dxa" w:w="60"/>
+              <w:left w:type="dxa" w:w="100"/>
+              <w:bottom w:type="dxa" w:w="60"/>
+              <w:right w:type="dxa" w:w="100"/>
+            </w:tcMar>
+          </w:tcPr>
+          <w:p>
+            <w:pPr>
+              <w:jc w:val="center"/>
+            </w:pPr>
+            <w:r>
+              <w:rPr>
+                <w:rFonts w:ascii="Arial" w:cs="Arial" w:eastAsia="Arial" w:hAnsi="Arial"/>
+                <w:b/>
+                <w:bCs/>
+                <w:color w:val="B71C1C"/>
+                <w:sz w:val="18"/>
+                <w:szCs w:val="18"/>
+              </w:rPr>
+              <w:t xml:space="preserve">FAIL</w:t>
             </w:r>
           </w:p>
         </w:tc>
@@ -34999,7 +35310,7 @@
                 <w:sz w:val="18"/>
                 <w:szCs w:val="18"/>
               </w:rPr>
-              <w:t xml:space="preserve">Create with invalid date format</w:t>
+              <w:t xml:space="preserve">Validation — Equipment Type Required on Create</w:t>
             </w:r>
           </w:p>
         </w:tc>
@@ -35035,83 +35346,102 @@
                 <w:sz w:val="18"/>
                 <w:szCs w:val="18"/>
               </w:rPr>
-              <w:t xml:space="preserve">Login as EE TLSS</w:t>
-            </w:r>
-          </w:p>
-          <w:p>
-            <w:pPr>
-              <w:pStyle w:val="ListParagraph"/>
-              <w:numPr>
-                <w:ilvl w:val="0"/>
-                <w:numId w:val="2"/>
-              </w:numPr>
-              <w:spacing w:after="30" w:before="0"/>
-            </w:pPr>
-            <w:r>
-              <w:rPr>
-                <w:rFonts w:ascii="Arial" w:cs="Arial" w:eastAsia="Arial" w:hAnsi="Arial"/>
-                <w:color w:val="444444"/>
-                <w:sz w:val="18"/>
-                <w:szCs w:val="18"/>
-              </w:rPr>
-              <w:t xml:space="preserve">Tap + Add Template</w:t>
-            </w:r>
-          </w:p>
-          <w:p>
-            <w:pPr>
-              <w:pStyle w:val="ListParagraph"/>
-              <w:numPr>
-                <w:ilvl w:val="0"/>
-                <w:numId w:val="2"/>
-              </w:numPr>
-              <w:spacing w:after="30" w:before="0"/>
-            </w:pPr>
-            <w:r>
-              <w:rPr>
-                <w:rFonts w:ascii="Arial" w:cs="Arial" w:eastAsia="Arial" w:hAnsi="Arial"/>
-                <w:color w:val="444444"/>
-                <w:sz w:val="18"/>
-                <w:szCs w:val="18"/>
-              </w:rPr>
-              <w:t xml:space="preserve">Fill Title, Equipment Type, Frequency</w:t>
-            </w:r>
-          </w:p>
-          <w:p>
-            <w:pPr>
-              <w:pStyle w:val="ListParagraph"/>
-              <w:numPr>
-                <w:ilvl w:val="0"/>
-                <w:numId w:val="2"/>
-              </w:numPr>
-              <w:spacing w:after="30" w:before="0"/>
-            </w:pPr>
-            <w:r>
-              <w:rPr>
-                <w:rFonts w:ascii="Arial" w:cs="Arial" w:eastAsia="Arial" w:hAnsi="Arial"/>
-                <w:color w:val="444444"/>
-                <w:sz w:val="18"/>
-                <w:szCs w:val="18"/>
-              </w:rPr>
-              <w:t xml:space="preserve">Type '32-13-2026' in First Run Date field</w:t>
-            </w:r>
-          </w:p>
-          <w:p>
-            <w:pPr>
-              <w:pStyle w:val="ListParagraph"/>
-              <w:numPr>
-                <w:ilvl w:val="0"/>
-                <w:numId w:val="2"/>
-              </w:numPr>
-              <w:spacing w:after="30" w:before="0"/>
-            </w:pPr>
-            <w:r>
-              <w:rPr>
-                <w:rFonts w:ascii="Arial" w:cs="Arial" w:eastAsia="Arial" w:hAnsi="Arial"/>
-                <w:color w:val="444444"/>
-                <w:sz w:val="18"/>
-                <w:szCs w:val="18"/>
-              </w:rPr>
-              <w:t xml:space="preserve">Tap Create</w:t>
+              <w:t xml:space="preserve">Login as eetlss@kptcl.com, navigate to Test Register</w:t>
+            </w:r>
+          </w:p>
+          <w:p>
+            <w:pPr>
+              <w:pStyle w:val="ListParagraph"/>
+              <w:numPr>
+                <w:ilvl w:val="0"/>
+                <w:numId w:val="2"/>
+              </w:numPr>
+              <w:spacing w:after="30" w:before="0"/>
+            </w:pPr>
+            <w:r>
+              <w:rPr>
+                <w:rFonts w:ascii="Arial" w:cs="Arial" w:eastAsia="Arial" w:hAnsi="Arial"/>
+                <w:color w:val="444444"/>
+                <w:sz w:val="18"/>
+                <w:szCs w:val="18"/>
+              </w:rPr>
+              <w:t xml:space="preserve">Tap + FAB</w:t>
+            </w:r>
+          </w:p>
+          <w:p>
+            <w:pPr>
+              <w:pStyle w:val="ListParagraph"/>
+              <w:numPr>
+                <w:ilvl w:val="0"/>
+                <w:numId w:val="2"/>
+              </w:numPr>
+              <w:spacing w:after="30" w:before="0"/>
+            </w:pPr>
+            <w:r>
+              <w:rPr>
+                <w:rFonts w:ascii="Arial" w:cs="Arial" w:eastAsia="Arial" w:hAnsi="Arial"/>
+                <w:color w:val="444444"/>
+                <w:sz w:val="18"/>
+                <w:szCs w:val="18"/>
+              </w:rPr>
+              <w:t xml:space="preserve">Enter Title = Test Without Type</w:t>
+            </w:r>
+          </w:p>
+          <w:p>
+            <w:pPr>
+              <w:pStyle w:val="ListParagraph"/>
+              <w:numPr>
+                <w:ilvl w:val="0"/>
+                <w:numId w:val="2"/>
+              </w:numPr>
+              <w:spacing w:after="30" w:before="0"/>
+            </w:pPr>
+            <w:r>
+              <w:rPr>
+                <w:rFonts w:ascii="Arial" w:cs="Arial" w:eastAsia="Arial" w:hAnsi="Arial"/>
+                <w:color w:val="444444"/>
+                <w:sz w:val="18"/>
+                <w:szCs w:val="18"/>
+              </w:rPr>
+              <w:t xml:space="preserve">Select Frequency and set First Run Date</w:t>
+            </w:r>
+          </w:p>
+          <w:p>
+            <w:pPr>
+              <w:pStyle w:val="ListParagraph"/>
+              <w:numPr>
+                <w:ilvl w:val="0"/>
+                <w:numId w:val="2"/>
+              </w:numPr>
+              <w:spacing w:after="30" w:before="0"/>
+            </w:pPr>
+            <w:r>
+              <w:rPr>
+                <w:rFonts w:ascii="Arial" w:cs="Arial" w:eastAsia="Arial" w:hAnsi="Arial"/>
+                <w:color w:val="444444"/>
+                <w:sz w:val="18"/>
+                <w:szCs w:val="18"/>
+              </w:rPr>
+              <w:t xml:space="preserve">Leave Equipment Type unselected</w:t>
+            </w:r>
+          </w:p>
+          <w:p>
+            <w:pPr>
+              <w:pStyle w:val="ListParagraph"/>
+              <w:numPr>
+                <w:ilvl w:val="0"/>
+                <w:numId w:val="2"/>
+              </w:numPr>
+              <w:spacing w:after="30" w:before="0"/>
+            </w:pPr>
+            <w:r>
+              <w:rPr>
+                <w:rFonts w:ascii="Arial" w:cs="Arial" w:eastAsia="Arial" w:hAnsi="Arial"/>
+                <w:color w:val="444444"/>
+                <w:sz w:val="18"/>
+                <w:szCs w:val="18"/>
+              </w:rPr>
+              <w:t xml:space="preserve">Tap Save</w:t>
             </w:r>
           </w:p>
         </w:tc>
@@ -35147,26 +35477,45 @@
                 <w:sz w:val="18"/>
                 <w:szCs w:val="18"/>
               </w:rPr>
-              <w:t xml:space="preserve">Validation error: 'Enter a valid date (YYYY-MM-DD)'</w:t>
-            </w:r>
-          </w:p>
-          <w:p>
-            <w:pPr>
-              <w:pStyle w:val="ListParagraph"/>
-              <w:numPr>
-                <w:ilvl w:val="0"/>
-                <w:numId w:val="2"/>
-              </w:numPr>
-              <w:spacing w:after="30" w:before="0"/>
-            </w:pPr>
-            <w:r>
-              <w:rPr>
-                <w:rFonts w:ascii="Arial" w:cs="Arial" w:eastAsia="Arial" w:hAnsi="Arial"/>
-                <w:color w:val="444444"/>
-                <w:sz w:val="18"/>
-                <w:szCs w:val="18"/>
-              </w:rPr>
-              <w:t xml:space="preserve">Form does not submit</w:t>
+              <w:t xml:space="preserve">Save blocked with validation error: Equipment Type is required</w:t>
+            </w:r>
+          </w:p>
+          <w:p>
+            <w:pPr>
+              <w:pStyle w:val="ListParagraph"/>
+              <w:numPr>
+                <w:ilvl w:val="0"/>
+                <w:numId w:val="2"/>
+              </w:numPr>
+              <w:spacing w:after="30" w:before="0"/>
+            </w:pPr>
+            <w:r>
+              <w:rPr>
+                <w:rFonts w:ascii="Arial" w:cs="Arial" w:eastAsia="Arial" w:hAnsi="Arial"/>
+                <w:color w:val="444444"/>
+                <w:sz w:val="18"/>
+                <w:szCs w:val="18"/>
+              </w:rPr>
+              <w:t xml:space="preserve">Equipment Type dropdown highlighted in error state</w:t>
+            </w:r>
+          </w:p>
+          <w:p>
+            <w:pPr>
+              <w:pStyle w:val="ListParagraph"/>
+              <w:numPr>
+                <w:ilvl w:val="0"/>
+                <w:numId w:val="2"/>
+              </w:numPr>
+              <w:spacing w:after="30" w:before="0"/>
+            </w:pPr>
+            <w:r>
+              <w:rPr>
+                <w:rFonts w:ascii="Arial" w:cs="Arial" w:eastAsia="Arial" w:hAnsi="Arial"/>
+                <w:color w:val="444444"/>
+                <w:sz w:val="18"/>
+                <w:szCs w:val="18"/>
+              </w:rPr>
+              <w:t xml:space="preserve">No template created in system</w:t>
             </w:r>
           </w:p>
         </w:tc>
@@ -35179,28 +35528,28 @@
               <w:bottom w:val="single" w:color="CCCCCC" w:sz="1"/>
               <w:right w:val="single" w:color="CCCCCC" w:sz="1"/>
             </w:tcBorders>
-            <w:shd w:fill="E8F5E9" w:val="clear"/>
-            <w:tcMar>
-              <w:top w:type="dxa" w:w="60"/>
-              <w:left w:type="dxa" w:w="100"/>
-              <w:bottom w:type="dxa" w:w="60"/>
-              <w:right w:type="dxa" w:w="100"/>
-            </w:tcMar>
-          </w:tcPr>
-          <w:p>
-            <w:pPr>
-              <w:jc w:val="center"/>
-            </w:pPr>
-            <w:r>
-              <w:rPr>
-                <w:rFonts w:ascii="Arial" w:cs="Arial" w:eastAsia="Arial" w:hAnsi="Arial"/>
-                <w:b/>
-                <w:bCs/>
-                <w:color w:val="1A7340"/>
-                <w:sz w:val="18"/>
-                <w:szCs w:val="18"/>
-              </w:rPr>
-              <w:t xml:space="preserve">PASS</w:t>
+            <w:shd w:fill="FFEBEE" w:val="clear"/>
+            <w:tcMar>
+              <w:top w:type="dxa" w:w="60"/>
+              <w:left w:type="dxa" w:w="100"/>
+              <w:bottom w:type="dxa" w:w="60"/>
+              <w:right w:type="dxa" w:w="100"/>
+            </w:tcMar>
+          </w:tcPr>
+          <w:p>
+            <w:pPr>
+              <w:jc w:val="center"/>
+            </w:pPr>
+            <w:r>
+              <w:rPr>
+                <w:rFonts w:ascii="Arial" w:cs="Arial" w:eastAsia="Arial" w:hAnsi="Arial"/>
+                <w:b/>
+                <w:bCs/>
+                <w:color w:val="B71C1C"/>
+                <w:sz w:val="18"/>
+                <w:szCs w:val="18"/>
+              </w:rPr>
+              <w:t xml:space="preserve">FAIL</w:t>
             </w:r>
           </w:p>
         </w:tc>
@@ -35270,7 +35619,7 @@
                 <w:sz w:val="18"/>
                 <w:szCs w:val="18"/>
               </w:rPr>
-              <w:t xml:space="preserve">Edit - Equipment Type is immutable</w:t>
+              <w:t xml:space="preserve">Validation — Equipment Type Locked on Edit</w:t>
             </w:r>
           </w:p>
         </w:tc>
@@ -35306,45 +35655,45 @@
                 <w:sz w:val="18"/>
                 <w:szCs w:val="18"/>
               </w:rPr>
-              <w:t xml:space="preserve">Login as EE TLSS</w:t>
-            </w:r>
-          </w:p>
-          <w:p>
-            <w:pPr>
-              <w:pStyle w:val="ListParagraph"/>
-              <w:numPr>
-                <w:ilvl w:val="0"/>
-                <w:numId w:val="2"/>
-              </w:numPr>
-              <w:spacing w:after="30" w:before="0"/>
-            </w:pPr>
-            <w:r>
-              <w:rPr>
-                <w:rFonts w:ascii="Arial" w:cs="Arial" w:eastAsia="Arial" w:hAnsi="Arial"/>
-                <w:color w:val="444444"/>
-                <w:sz w:val="18"/>
-                <w:szCs w:val="18"/>
-              </w:rPr>
-              <w:t xml:space="preserve">Tap Edit on any template</w:t>
-            </w:r>
-          </w:p>
-          <w:p>
-            <w:pPr>
-              <w:pStyle w:val="ListParagraph"/>
-              <w:numPr>
-                <w:ilvl w:val="0"/>
-                <w:numId w:val="2"/>
-              </w:numPr>
-              <w:spacing w:after="30" w:before="0"/>
-            </w:pPr>
-            <w:r>
-              <w:rPr>
-                <w:rFonts w:ascii="Arial" w:cs="Arial" w:eastAsia="Arial" w:hAnsi="Arial"/>
-                <w:color w:val="444444"/>
-                <w:sz w:val="18"/>
-                <w:szCs w:val="18"/>
-              </w:rPr>
-              <w:t xml:space="preserve">Attempt to tap Equipment Type dropdown</w:t>
+              <w:t xml:space="preserve">Login as eetlss@kptcl.com, navigate to Test Register</w:t>
+            </w:r>
+          </w:p>
+          <w:p>
+            <w:pPr>
+              <w:pStyle w:val="ListParagraph"/>
+              <w:numPr>
+                <w:ilvl w:val="0"/>
+                <w:numId w:val="2"/>
+              </w:numPr>
+              <w:spacing w:after="30" w:before="0"/>
+            </w:pPr>
+            <w:r>
+              <w:rPr>
+                <w:rFonts w:ascii="Arial" w:cs="Arial" w:eastAsia="Arial" w:hAnsi="Arial"/>
+                <w:color w:val="444444"/>
+                <w:sz w:val="18"/>
+                <w:szCs w:val="18"/>
+              </w:rPr>
+              <w:t xml:space="preserve">Open Edit dialog for Annual Insulation Resistance (IR) Test</w:t>
+            </w:r>
+          </w:p>
+          <w:p>
+            <w:pPr>
+              <w:pStyle w:val="ListParagraph"/>
+              <w:numPr>
+                <w:ilvl w:val="0"/>
+                <w:numId w:val="2"/>
+              </w:numPr>
+              <w:spacing w:after="30" w:before="0"/>
+            </w:pPr>
+            <w:r>
+              <w:rPr>
+                <w:rFonts w:ascii="Arial" w:cs="Arial" w:eastAsia="Arial" w:hAnsi="Arial"/>
+                <w:color w:val="444444"/>
+                <w:sz w:val="18"/>
+                <w:szCs w:val="18"/>
+              </w:rPr>
+              <w:t xml:space="preserve">Attempt to interact with Equipment Type dropdown in edit mode</w:t>
             </w:r>
           </w:p>
         </w:tc>
@@ -35380,26 +35729,45 @@
                 <w:sz w:val="18"/>
                 <w:szCs w:val="18"/>
               </w:rPr>
-              <w:t xml:space="preserve">Dropdown does not open</w:t>
-            </w:r>
-          </w:p>
-          <w:p>
-            <w:pPr>
-              <w:pStyle w:val="ListParagraph"/>
-              <w:numPr>
-                <w:ilvl w:val="0"/>
-                <w:numId w:val="2"/>
-              </w:numPr>
-              <w:spacing w:after="30" w:before="0"/>
-            </w:pPr>
-            <w:r>
-              <w:rPr>
-                <w:rFonts w:ascii="Arial" w:cs="Arial" w:eastAsia="Arial" w:hAnsi="Arial"/>
-                <w:color w:val="444444"/>
-                <w:sz w:val="18"/>
-                <w:szCs w:val="18"/>
-              </w:rPr>
-              <w:t xml:space="preserve">Widget visually greyed out indicating disabled state</w:t>
+              <w:t xml:space="preserve">Equipment Type dropdown is greyed out and non-interactive in edit mode</w:t>
+            </w:r>
+          </w:p>
+          <w:p>
+            <w:pPr>
+              <w:pStyle w:val="ListParagraph"/>
+              <w:numPr>
+                <w:ilvl w:val="0"/>
+                <w:numId w:val="2"/>
+              </w:numPr>
+              <w:spacing w:after="30" w:before="0"/>
+            </w:pPr>
+            <w:r>
+              <w:rPr>
+                <w:rFonts w:ascii="Arial" w:cs="Arial" w:eastAsia="Arial" w:hAnsi="Arial"/>
+                <w:color w:val="444444"/>
+                <w:sz w:val="18"/>
+                <w:szCs w:val="18"/>
+              </w:rPr>
+              <w:t xml:space="preserve">Cannot change equipment type on an existing template</w:t>
+            </w:r>
+          </w:p>
+          <w:p>
+            <w:pPr>
+              <w:pStyle w:val="ListParagraph"/>
+              <w:numPr>
+                <w:ilvl w:val="0"/>
+                <w:numId w:val="2"/>
+              </w:numPr>
+              <w:spacing w:after="30" w:before="0"/>
+            </w:pPr>
+            <w:r>
+              <w:rPr>
+                <w:rFonts w:ascii="Arial" w:cs="Arial" w:eastAsia="Arial" w:hAnsi="Arial"/>
+                <w:color w:val="444444"/>
+                <w:sz w:val="18"/>
+                <w:szCs w:val="18"/>
+              </w:rPr>
+              <w:t xml:space="preserve">All other fields (Title, Frequency, OEM Ref, ALERT Override) remain editable</w:t>
             </w:r>
           </w:p>
         </w:tc>
@@ -35412,28 +35780,28 @@
               <w:bottom w:val="single" w:color="CCCCCC" w:sz="1"/>
               <w:right w:val="single" w:color="CCCCCC" w:sz="1"/>
             </w:tcBorders>
-            <w:shd w:fill="E8F5E9" w:val="clear"/>
-            <w:tcMar>
-              <w:top w:type="dxa" w:w="60"/>
-              <w:left w:type="dxa" w:w="100"/>
-              <w:bottom w:type="dxa" w:w="60"/>
-              <w:right w:type="dxa" w:w="100"/>
-            </w:tcMar>
-          </w:tcPr>
-          <w:p>
-            <w:pPr>
-              <w:jc w:val="center"/>
-            </w:pPr>
-            <w:r>
-              <w:rPr>
-                <w:rFonts w:ascii="Arial" w:cs="Arial" w:eastAsia="Arial" w:hAnsi="Arial"/>
-                <w:b/>
-                <w:bCs/>
-                <w:color w:val="1A7340"/>
-                <w:sz w:val="18"/>
-                <w:szCs w:val="18"/>
-              </w:rPr>
-              <w:t xml:space="preserve">PASS</w:t>
+            <w:shd w:fill="FFEBEE" w:val="clear"/>
+            <w:tcMar>
+              <w:top w:type="dxa" w:w="60"/>
+              <w:left w:type="dxa" w:w="100"/>
+              <w:bottom w:type="dxa" w:w="60"/>
+              <w:right w:type="dxa" w:w="100"/>
+            </w:tcMar>
+          </w:tcPr>
+          <w:p>
+            <w:pPr>
+              <w:jc w:val="center"/>
+            </w:pPr>
+            <w:r>
+              <w:rPr>
+                <w:rFonts w:ascii="Arial" w:cs="Arial" w:eastAsia="Arial" w:hAnsi="Arial"/>
+                <w:b/>
+                <w:bCs/>
+                <w:color w:val="B71C1C"/>
+                <w:sz w:val="18"/>
+                <w:szCs w:val="18"/>
+              </w:rPr>
+              <w:t xml:space="preserve">FAIL</w:t>
             </w:r>
           </w:p>
         </w:tc>
@@ -35503,7 +35871,7 @@
                 <w:sz w:val="18"/>
                 <w:szCs w:val="18"/>
               </w:rPr>
-              <w:t xml:space="preserve">No schedules for uncommissioned equipment</w:t>
+              <w:t xml:space="preserve">Validation — ALERT Override Must Be Positive</w:t>
             </w:r>
           </w:p>
         </w:tc>
@@ -35539,45 +35907,64 @@
                 <w:sz w:val="18"/>
                 <w:szCs w:val="18"/>
               </w:rPr>
-              <w:t xml:space="preserve">Login as EE TLSS</w:t>
-            </w:r>
-          </w:p>
-          <w:p>
-            <w:pPr>
-              <w:pStyle w:val="ListParagraph"/>
-              <w:numPr>
-                <w:ilvl w:val="0"/>
-                <w:numId w:val="2"/>
-              </w:numPr>
-              <w:spacing w:after="30" w:before="0"/>
-            </w:pPr>
-            <w:r>
-              <w:rPr>
-                <w:rFonts w:ascii="Arial" w:cs="Arial" w:eastAsia="Arial" w:hAnsi="Arial"/>
-                <w:color w:val="444444"/>
-                <w:sz w:val="18"/>
-                <w:szCs w:val="18"/>
-              </w:rPr>
-              <w:t xml:space="preserve">Switch to Equipment Schedules tab</w:t>
-            </w:r>
-          </w:p>
-          <w:p>
-            <w:pPr>
-              <w:pStyle w:val="ListParagraph"/>
-              <w:numPr>
-                <w:ilvl w:val="0"/>
-                <w:numId w:val="2"/>
-              </w:numPr>
-              <w:spacing w:after="30" w:before="0"/>
-            </w:pPr>
-            <w:r>
-              <w:rPr>
-                <w:rFonts w:ascii="Arial" w:cs="Arial" w:eastAsia="Arial" w:hAnsi="Arial"/>
-                <w:color w:val="444444"/>
-                <w:sz w:val="18"/>
-                <w:szCs w:val="18"/>
-              </w:rPr>
-              <w:t xml:space="preserve">Tap Schedules on equipment with no matching templates</w:t>
+              <w:t xml:space="preserve">Login as eetlss@kptcl.com, navigate to Test Register</w:t>
+            </w:r>
+          </w:p>
+          <w:p>
+            <w:pPr>
+              <w:pStyle w:val="ListParagraph"/>
+              <w:numPr>
+                <w:ilvl w:val="0"/>
+                <w:numId w:val="2"/>
+              </w:numPr>
+              <w:spacing w:after="30" w:before="0"/>
+            </w:pPr>
+            <w:r>
+              <w:rPr>
+                <w:rFonts w:ascii="Arial" w:cs="Arial" w:eastAsia="Arial" w:hAnsi="Arial"/>
+                <w:color w:val="444444"/>
+                <w:sz w:val="18"/>
+                <w:szCs w:val="18"/>
+              </w:rPr>
+              <w:t xml:space="preserve">Open Edit dialog for Oil Dielectric Strength Test</w:t>
+            </w:r>
+          </w:p>
+          <w:p>
+            <w:pPr>
+              <w:pStyle w:val="ListParagraph"/>
+              <w:numPr>
+                <w:ilvl w:val="0"/>
+                <w:numId w:val="2"/>
+              </w:numPr>
+              <w:spacing w:after="30" w:before="0"/>
+            </w:pPr>
+            <w:r>
+              <w:rPr>
+                <w:rFonts w:ascii="Arial" w:cs="Arial" w:eastAsia="Arial" w:hAnsi="Arial"/>
+                <w:color w:val="444444"/>
+                <w:sz w:val="18"/>
+                <w:szCs w:val="18"/>
+              </w:rPr>
+              <w:t xml:space="preserve">Enter ALERT Override Days = 0</w:t>
+            </w:r>
+          </w:p>
+          <w:p>
+            <w:pPr>
+              <w:pStyle w:val="ListParagraph"/>
+              <w:numPr>
+                <w:ilvl w:val="0"/>
+                <w:numId w:val="2"/>
+              </w:numPr>
+              <w:spacing w:after="30" w:before="0"/>
+            </w:pPr>
+            <w:r>
+              <w:rPr>
+                <w:rFonts w:ascii="Arial" w:cs="Arial" w:eastAsia="Arial" w:hAnsi="Arial"/>
+                <w:color w:val="444444"/>
+                <w:sz w:val="18"/>
+                <w:szCs w:val="18"/>
+              </w:rPr>
+              <w:t xml:space="preserve">Tap Save</w:t>
             </w:r>
           </w:p>
         </w:tc>
@@ -35613,26 +36000,45 @@
                 <w:sz w:val="18"/>
                 <w:szCs w:val="18"/>
               </w:rPr>
-              <w:t xml:space="preserve">Pop-up opens with message: 'No active schedules found.'</w:t>
-            </w:r>
-          </w:p>
-          <w:p>
-            <w:pPr>
-              <w:pStyle w:val="ListParagraph"/>
-              <w:numPr>
-                <w:ilvl w:val="0"/>
-                <w:numId w:val="2"/>
-              </w:numPr>
-              <w:spacing w:after="30" w:before="0"/>
-            </w:pPr>
-            <w:r>
-              <w:rPr>
-                <w:rFonts w:ascii="Arial" w:cs="Arial" w:eastAsia="Arial" w:hAnsi="Arial"/>
-                <w:color w:val="444444"/>
-                <w:sz w:val="18"/>
-                <w:szCs w:val="18"/>
-              </w:rPr>
-              <w:t xml:space="preserve">List is empty - no crash or error</w:t>
+              <w:t xml:space="preserve">Validation error displayed: ALERT override must be at least 1 day</w:t>
+            </w:r>
+          </w:p>
+          <w:p>
+            <w:pPr>
+              <w:pStyle w:val="ListParagraph"/>
+              <w:numPr>
+                <w:ilvl w:val="0"/>
+                <w:numId w:val="2"/>
+              </w:numPr>
+              <w:spacing w:after="30" w:before="0"/>
+            </w:pPr>
+            <w:r>
+              <w:rPr>
+                <w:rFonts w:ascii="Arial" w:cs="Arial" w:eastAsia="Arial" w:hAnsi="Arial"/>
+                <w:color w:val="444444"/>
+                <w:sz w:val="18"/>
+                <w:szCs w:val="18"/>
+              </w:rPr>
+              <w:t xml:space="preserve">Form not submitted</w:t>
+            </w:r>
+          </w:p>
+          <w:p>
+            <w:pPr>
+              <w:pStyle w:val="ListParagraph"/>
+              <w:numPr>
+                <w:ilvl w:val="0"/>
+                <w:numId w:val="2"/>
+              </w:numPr>
+              <w:spacing w:after="30" w:before="0"/>
+            </w:pPr>
+            <w:r>
+              <w:rPr>
+                <w:rFonts w:ascii="Arial" w:cs="Arial" w:eastAsia="Arial" w:hAnsi="Arial"/>
+                <w:color w:val="444444"/>
+                <w:sz w:val="18"/>
+                <w:szCs w:val="18"/>
+              </w:rPr>
+              <w:t xml:space="preserve">Zero-day override value rejected by UI validation</w:t>
             </w:r>
           </w:p>
         </w:tc>
@@ -35645,28 +36051,28 @@
               <w:bottom w:val="single" w:color="CCCCCC" w:sz="1"/>
               <w:right w:val="single" w:color="CCCCCC" w:sz="1"/>
             </w:tcBorders>
-            <w:shd w:fill="E8F5E9" w:val="clear"/>
-            <w:tcMar>
-              <w:top w:type="dxa" w:w="60"/>
-              <w:left w:type="dxa" w:w="100"/>
-              <w:bottom w:type="dxa" w:w="60"/>
-              <w:right w:type="dxa" w:w="100"/>
-            </w:tcMar>
-          </w:tcPr>
-          <w:p>
-            <w:pPr>
-              <w:jc w:val="center"/>
-            </w:pPr>
-            <w:r>
-              <w:rPr>
-                <w:rFonts w:ascii="Arial" w:cs="Arial" w:eastAsia="Arial" w:hAnsi="Arial"/>
-                <w:b/>
-                <w:bCs/>
-                <w:color w:val="1A7340"/>
-                <w:sz w:val="18"/>
-                <w:szCs w:val="18"/>
-              </w:rPr>
-              <w:t xml:space="preserve">PASS</w:t>
+            <w:shd w:fill="FFEBEE" w:val="clear"/>
+            <w:tcMar>
+              <w:top w:type="dxa" w:w="60"/>
+              <w:left w:type="dxa" w:w="100"/>
+              <w:bottom w:type="dxa" w:w="60"/>
+              <w:right w:type="dxa" w:w="100"/>
+            </w:tcMar>
+          </w:tcPr>
+          <w:p>
+            <w:pPr>
+              <w:jc w:val="center"/>
+            </w:pPr>
+            <w:r>
+              <w:rPr>
+                <w:rFonts w:ascii="Arial" w:cs="Arial" w:eastAsia="Arial" w:hAnsi="Arial"/>
+                <w:b/>
+                <w:bCs/>
+                <w:color w:val="B71C1C"/>
+                <w:sz w:val="18"/>
+                <w:szCs w:val="18"/>
+              </w:rPr>
+              <w:t xml:space="preserve">FAIL</w:t>
             </w:r>
           </w:p>
         </w:tc>
@@ -35736,7 +36142,7 @@
                 <w:sz w:val="18"/>
                 <w:szCs w:val="18"/>
               </w:rPr>
-              <w:t xml:space="preserve">Deactivate requires confirmation</w:t>
+              <w:t xml:space="preserve">Role Restriction — Field Tester Cannot Commission</w:t>
             </w:r>
           </w:p>
         </w:tc>
@@ -35772,45 +36178,45 @@
                 <w:sz w:val="18"/>
                 <w:szCs w:val="18"/>
               </w:rPr>
-              <w:t xml:space="preserve">Login as EE TLSS</w:t>
-            </w:r>
-          </w:p>
-          <w:p>
-            <w:pPr>
-              <w:pStyle w:val="ListParagraph"/>
-              <w:numPr>
-                <w:ilvl w:val="0"/>
-                <w:numId w:val="2"/>
-              </w:numPr>
-              <w:spacing w:after="30" w:before="0"/>
-            </w:pPr>
-            <w:r>
-              <w:rPr>
-                <w:rFonts w:ascii="Arial" w:cs="Arial" w:eastAsia="Arial" w:hAnsi="Arial"/>
-                <w:color w:val="444444"/>
-                <w:sz w:val="18"/>
-                <w:szCs w:val="18"/>
-              </w:rPr>
-              <w:t xml:space="preserve">Tap Deactivate on an active template</w:t>
-            </w:r>
-          </w:p>
-          <w:p>
-            <w:pPr>
-              <w:pStyle w:val="ListParagraph"/>
-              <w:numPr>
-                <w:ilvl w:val="0"/>
-                <w:numId w:val="2"/>
-              </w:numPr>
-              <w:spacing w:after="30" w:before="0"/>
-            </w:pPr>
-            <w:r>
-              <w:rPr>
-                <w:rFonts w:ascii="Arial" w:cs="Arial" w:eastAsia="Arial" w:hAnsi="Arial"/>
-                <w:color w:val="444444"/>
-                <w:sz w:val="18"/>
-                <w:szCs w:val="18"/>
-              </w:rPr>
-              <w:t xml:space="preserve">In the confirmation dialog, tap Cancel</w:t>
+              <w:t xml:space="preserve">Login as field.tester@kptcl.com (Field Tester role)</w:t>
+            </w:r>
+          </w:p>
+          <w:p>
+            <w:pPr>
+              <w:pStyle w:val="ListParagraph"/>
+              <w:numPr>
+                <w:ilvl w:val="0"/>
+                <w:numId w:val="2"/>
+              </w:numPr>
+              <w:spacing w:after="30" w:before="0"/>
+            </w:pPr>
+            <w:r>
+              <w:rPr>
+                <w:rFonts w:ascii="Arial" w:cs="Arial" w:eastAsia="Arial" w:hAnsi="Arial"/>
+                <w:color w:val="444444"/>
+                <w:sz w:val="18"/>
+                <w:szCs w:val="18"/>
+              </w:rPr>
+              <w:t xml:space="preserve">Navigate to Test Register &gt; Equipment Schedules tab</w:t>
+            </w:r>
+          </w:p>
+          <w:p>
+            <w:pPr>
+              <w:pStyle w:val="ListParagraph"/>
+              <w:numPr>
+                <w:ilvl w:val="0"/>
+                <w:numId w:val="2"/>
+              </w:numPr>
+              <w:spacing w:after="30" w:before="0"/>
+            </w:pPr>
+            <w:r>
+              <w:rPr>
+                <w:rFonts w:ascii="Arial" w:cs="Arial" w:eastAsia="Arial" w:hAnsi="Arial"/>
+                <w:color w:val="444444"/>
+                <w:sz w:val="18"/>
+                <w:szCs w:val="18"/>
+              </w:rPr>
+              <w:t xml:space="preserve">Inspect equipment list rows for any Commission button</w:t>
             </w:r>
           </w:p>
         </w:tc>
@@ -35846,45 +36252,45 @@
                 <w:sz w:val="18"/>
                 <w:szCs w:val="18"/>
               </w:rPr>
-              <w:t xml:space="preserve">Dialog closes without deactivating</w:t>
-            </w:r>
-          </w:p>
-          <w:p>
-            <w:pPr>
-              <w:pStyle w:val="ListParagraph"/>
-              <w:numPr>
-                <w:ilvl w:val="0"/>
-                <w:numId w:val="2"/>
-              </w:numPr>
-              <w:spacing w:after="30" w:before="0"/>
-            </w:pPr>
-            <w:r>
-              <w:rPr>
-                <w:rFonts w:ascii="Arial" w:cs="Arial" w:eastAsia="Arial" w:hAnsi="Arial"/>
-                <w:color w:val="444444"/>
-                <w:sz w:val="18"/>
-                <w:szCs w:val="18"/>
-              </w:rPr>
-              <w:t xml:space="preserve">Template remains Active</w:t>
-            </w:r>
-          </w:p>
-          <w:p>
-            <w:pPr>
-              <w:pStyle w:val="ListParagraph"/>
-              <w:numPr>
-                <w:ilvl w:val="0"/>
-                <w:numId w:val="2"/>
-              </w:numPr>
-              <w:spacing w:after="30" w:before="0"/>
-            </w:pPr>
-            <w:r>
-              <w:rPr>
-                <w:rFonts w:ascii="Arial" w:cs="Arial" w:eastAsia="Arial" w:hAnsi="Arial"/>
-                <w:color w:val="444444"/>
-                <w:sz w:val="18"/>
-                <w:szCs w:val="18"/>
-              </w:rPr>
-              <w:t xml:space="preserve">No API call made</w:t>
+              <w:t xml:space="preserve">No Commission button visible for Field Tester role</w:t>
+            </w:r>
+          </w:p>
+          <w:p>
+            <w:pPr>
+              <w:pStyle w:val="ListParagraph"/>
+              <w:numPr>
+                <w:ilvl w:val="0"/>
+                <w:numId w:val="2"/>
+              </w:numPr>
+              <w:spacing w:after="30" w:before="0"/>
+            </w:pPr>
+            <w:r>
+              <w:rPr>
+                <w:rFonts w:ascii="Arial" w:cs="Arial" w:eastAsia="Arial" w:hAnsi="Arial"/>
+                <w:color w:val="444444"/>
+                <w:sz w:val="18"/>
+                <w:szCs w:val="18"/>
+              </w:rPr>
+              <w:t xml:space="preserve">Equipment list is read-only for Field Tester</w:t>
+            </w:r>
+          </w:p>
+          <w:p>
+            <w:pPr>
+              <w:pStyle w:val="ListParagraph"/>
+              <w:numPr>
+                <w:ilvl w:val="0"/>
+                <w:numId w:val="2"/>
+              </w:numPr>
+              <w:spacing w:after="30" w:before="0"/>
+            </w:pPr>
+            <w:r>
+              <w:rPr>
+                <w:rFonts w:ascii="Arial" w:cs="Arial" w:eastAsia="Arial" w:hAnsi="Arial"/>
+                <w:color w:val="444444"/>
+                <w:sz w:val="18"/>
+                <w:szCs w:val="18"/>
+              </w:rPr>
+              <w:t xml:space="preserve">Schedules dialog accessible but no admin actions available</w:t>
             </w:r>
           </w:p>
         </w:tc>
@@ -35897,28 +36303,28 @@
               <w:bottom w:val="single" w:color="CCCCCC" w:sz="1"/>
               <w:right w:val="single" w:color="CCCCCC" w:sz="1"/>
             </w:tcBorders>
-            <w:shd w:fill="E8F5E9" w:val="clear"/>
-            <w:tcMar>
-              <w:top w:type="dxa" w:w="60"/>
-              <w:left w:type="dxa" w:w="100"/>
-              <w:bottom w:type="dxa" w:w="60"/>
-              <w:right w:type="dxa" w:w="100"/>
-            </w:tcMar>
-          </w:tcPr>
-          <w:p>
-            <w:pPr>
-              <w:jc w:val="center"/>
-            </w:pPr>
-            <w:r>
-              <w:rPr>
-                <w:rFonts w:ascii="Arial" w:cs="Arial" w:eastAsia="Arial" w:hAnsi="Arial"/>
-                <w:b/>
-                <w:bCs/>
-                <w:color w:val="1A7340"/>
-                <w:sz w:val="18"/>
-                <w:szCs w:val="18"/>
-              </w:rPr>
-              <w:t xml:space="preserve">PASS</w:t>
+            <w:shd w:fill="FFEBEE" w:val="clear"/>
+            <w:tcMar>
+              <w:top w:type="dxa" w:w="60"/>
+              <w:left w:type="dxa" w:w="100"/>
+              <w:bottom w:type="dxa" w:w="60"/>
+              <w:right w:type="dxa" w:w="100"/>
+            </w:tcMar>
+          </w:tcPr>
+          <w:p>
+            <w:pPr>
+              <w:jc w:val="center"/>
+            </w:pPr>
+            <w:r>
+              <w:rPr>
+                <w:rFonts w:ascii="Arial" w:cs="Arial" w:eastAsia="Arial" w:hAnsi="Arial"/>
+                <w:b/>
+                <w:bCs/>
+                <w:color w:val="B71C1C"/>
+                <w:sz w:val="18"/>
+                <w:szCs w:val="18"/>
+              </w:rPr>
+              <w:t xml:space="preserve">FAIL</w:t>
             </w:r>
           </w:p>
         </w:tc>
@@ -35946,7 +36352,7 @@
           <w:sz w:val="22"/>
           <w:szCs w:val="22"/>
         </w:rPr>
-        <w:t xml:space="preserve">End of Test Cases  |  Total: 110 TCs</w:t>
+        <w:t xml:space="preserve">End of Test Cases  |  Total: 135 TCs</w:t>
       </w:r>
     </w:p>
     <w:p>
